--- a/tests/韦德安初稿1.docx
+++ b/tests/韦德安初稿1.docx
@@ -4,28 +4,8 @@
   <w:body>
     <w:p>
       <w:pPr>
-        <w:shd w:val="clear" w:color="auto" w:fill="FFFFFF" w:themeFill="background1"/>
-        <w:tabs>
-          <w:tab w:val="left" w:pos="916"/>
-          <w:tab w:val="left" w:pos="1832"/>
-          <w:tab w:val="left" w:pos="2748"/>
-          <w:tab w:val="left" w:pos="3664"/>
-          <w:tab w:val="left" w:pos="4580"/>
-          <w:tab w:val="left" w:pos="5496"/>
-          <w:tab w:val="left" w:pos="6412"/>
-          <w:tab w:val="left" w:pos="7328"/>
-          <w:tab w:val="left" w:pos="8244"/>
-          <w:tab w:val="left" w:pos="9160"/>
-          <w:tab w:val="left" w:pos="10076"/>
-          <w:tab w:val="left" w:pos="10992"/>
-          <w:tab w:val="left" w:pos="11908"/>
-          <w:tab w:val="left" w:pos="12824"/>
-          <w:tab w:val="left" w:pos="13740"/>
-          <w:tab w:val="left" w:pos="14656"/>
-        </w:tabs>
-        <w:spacing w:after="240" w:line="240" w:lineRule="auto"/>
-        <w:rPr>
-          <w:rFonts w:ascii="Courier New" w:eastAsia="Times New Roman" w:hAnsi="Courier New" w:cs="Courier New"/>
+        <w:rPr>
+          <w:rFonts w:ascii="Microsoft YaHei" w:eastAsia="Microsoft YaHei" w:hAnsi="Microsoft YaHei" w:cs="Microsoft YaHei"/>
           <w:sz w:val="24"/>
           <w:szCs w:val="24"/>
           <w:lang w:eastAsia="zh-CN"/>
@@ -34,99 +14,27 @@
       <w:proofErr w:type="gramStart"/>
       <w:r>
         <w:rPr>
-          <w:rFonts w:ascii="Microsoft YaHei" w:eastAsia="Microsoft YaHei" w:hAnsi="Microsoft YaHei" w:cs="Microsoft YaHei"/>
-          <w:sz w:val="24"/>
-          <w:szCs w:val="24"/>
-          <w:lang w:eastAsia="zh-CN"/>
-        </w:rPr>
-        <w:t>韦</w:t>
-      </w:r>
-      <w:r>
-        <w:rPr>
-          <w:rFonts w:ascii="Yu Gothic UI" w:eastAsia="Yu Gothic UI" w:hAnsi="Yu Gothic UI" w:cs="Yu Gothic UI"/>
-          <w:sz w:val="24"/>
-          <w:szCs w:val="24"/>
-          <w:lang w:eastAsia="zh-CN"/>
-        </w:rPr>
-        <w:t>广</w:t>
-      </w:r>
-      <w:r>
-        <w:rPr>
-          <w:rFonts w:ascii="Microsoft YaHei" w:eastAsia="Microsoft YaHei" w:hAnsi="Microsoft YaHei" w:cs="Microsoft YaHei"/>
-          <w:sz w:val="24"/>
-          <w:szCs w:val="24"/>
-          <w:lang w:eastAsia="zh-CN"/>
-        </w:rPr>
-        <w:t>钦</w:t>
+          <w:rFonts w:ascii="Microsoft YaHei" w:eastAsia="Microsoft YaHei" w:hAnsi="Microsoft YaHei" w:cs="Microsoft YaHei" w:hint="eastAsia"/>
+          <w:sz w:val="24"/>
+          <w:szCs w:val="24"/>
+          <w:lang w:eastAsia="zh-CN"/>
+        </w:rPr>
+        <w:t>韦广钦</w:t>
       </w:r>
       <w:proofErr w:type="gramEnd"/>
       <w:r>
         <w:rPr>
-          <w:rFonts w:ascii="Yu Gothic UI" w:eastAsia="Yu Gothic UI" w:hAnsi="Yu Gothic UI" w:cs="Yu Gothic UI"/>
-          <w:sz w:val="24"/>
-          <w:szCs w:val="24"/>
-          <w:lang w:eastAsia="zh-CN"/>
-        </w:rPr>
-        <w:t>，</w:t>
-      </w:r>
-      <w:r>
-        <w:rPr>
-          <w:rFonts w:ascii="Microsoft YaHei" w:eastAsia="Microsoft YaHei" w:hAnsi="Microsoft YaHei" w:cs="Microsoft YaHei"/>
-          <w:sz w:val="24"/>
-          <w:szCs w:val="24"/>
-          <w:lang w:eastAsia="zh-CN"/>
-        </w:rPr>
-        <w:t>韦</w:t>
-      </w:r>
-      <w:r>
-        <w:rPr>
-          <w:rFonts w:ascii="Yu Gothic UI" w:eastAsia="Yu Gothic UI" w:hAnsi="Yu Gothic UI" w:cs="Yu Gothic UI"/>
-          <w:sz w:val="24"/>
-          <w:szCs w:val="24"/>
-          <w:lang w:eastAsia="zh-CN"/>
-        </w:rPr>
-        <w:t>广</w:t>
-      </w:r>
-      <w:r>
-        <w:rPr>
-          <w:rFonts w:ascii="Microsoft YaHei" w:eastAsia="Microsoft YaHei" w:hAnsi="Microsoft YaHei" w:cs="Microsoft YaHei"/>
-          <w:sz w:val="24"/>
-          <w:szCs w:val="24"/>
-          <w:lang w:eastAsia="zh-CN"/>
-        </w:rPr>
-        <w:t>钺</w:t>
-      </w:r>
-      <w:r>
-        <w:rPr>
-          <w:rFonts w:ascii="Yu Gothic UI" w:eastAsia="Yu Gothic UI" w:hAnsi="Yu Gothic UI" w:cs="Yu Gothic UI"/>
-          <w:sz w:val="24"/>
-          <w:szCs w:val="24"/>
-          <w:lang w:eastAsia="zh-CN"/>
-        </w:rPr>
-        <w:t>，</w:t>
-      </w:r>
-      <w:r>
-        <w:rPr>
-          <w:rFonts w:ascii="Microsoft YaHei" w:eastAsia="Microsoft YaHei" w:hAnsi="Microsoft YaHei" w:cs="Microsoft YaHei"/>
-          <w:sz w:val="24"/>
-          <w:szCs w:val="24"/>
-          <w:lang w:eastAsia="zh-CN"/>
-        </w:rPr>
-        <w:t>韦</w:t>
-      </w:r>
-      <w:r>
-        <w:rPr>
-          <w:rFonts w:ascii="Yu Gothic UI" w:eastAsia="Yu Gothic UI" w:hAnsi="Yu Gothic UI" w:cs="Yu Gothic UI"/>
-          <w:sz w:val="24"/>
-          <w:szCs w:val="24"/>
-          <w:lang w:eastAsia="zh-CN"/>
-        </w:rPr>
-        <w:t>广</w:t>
+          <w:rFonts w:ascii="Microsoft YaHei" w:eastAsia="Microsoft YaHei" w:hAnsi="Microsoft YaHei" w:cs="Microsoft YaHei" w:hint="eastAsia"/>
+          <w:sz w:val="24"/>
+          <w:szCs w:val="24"/>
+          <w:lang w:eastAsia="zh-CN"/>
+        </w:rPr>
+        <w:t>，韦广钱，韦广</w:t>
       </w:r>
       <w:proofErr w:type="gramStart"/>
       <w:r>
         <w:rPr>
-          <w:rFonts w:ascii="Microsoft YaHei" w:eastAsia="Microsoft YaHei" w:hAnsi="Microsoft YaHei" w:cs="Microsoft YaHei"/>
+          <w:rFonts w:ascii="Microsoft YaHei" w:eastAsia="Microsoft YaHei" w:hAnsi="Microsoft YaHei" w:cs="Microsoft YaHei" w:hint="eastAsia"/>
           <w:sz w:val="24"/>
           <w:szCs w:val="24"/>
           <w:lang w:eastAsia="zh-CN"/>
@@ -136,4306 +44,4393 @@
       <w:proofErr w:type="gramEnd"/>
       <w:r>
         <w:rPr>
-          <w:rFonts w:ascii="Yu Gothic UI" w:eastAsia="Yu Gothic UI" w:hAnsi="Yu Gothic UI" w:cs="Yu Gothic UI"/>
-          <w:sz w:val="24"/>
-          <w:szCs w:val="24"/>
-          <w:lang w:eastAsia="zh-CN"/>
-        </w:rPr>
-        <w:t>支系族人</w:t>
-      </w:r>
-      <w:r>
-        <w:rPr>
-          <w:rFonts w:ascii="Microsoft YaHei" w:eastAsia="Microsoft YaHei" w:hAnsi="Microsoft YaHei" w:cs="Microsoft YaHei"/>
-          <w:sz w:val="24"/>
-          <w:szCs w:val="24"/>
-          <w:lang w:eastAsia="zh-CN"/>
-        </w:rPr>
-        <w:t>简历</w:t>
-      </w:r>
-      <w:r>
-        <w:rPr>
-          <w:rFonts w:ascii="Yu Gothic UI" w:eastAsia="Yu Gothic UI" w:hAnsi="Yu Gothic UI" w:cs="Yu Gothic UI"/>
-          <w:sz w:val="24"/>
-          <w:szCs w:val="24"/>
-          <w:lang w:eastAsia="zh-CN"/>
-        </w:rPr>
-        <w:t>初稿</w:t>
-      </w:r>
-      <w:r>
-        <w:rPr>
-          <w:rFonts w:ascii="Courier New" w:eastAsia="Times New Roman" w:hAnsi="Courier New" w:cs="Courier New"/>
-          <w:sz w:val="24"/>
-          <w:szCs w:val="24"/>
-          <w:lang w:eastAsia="zh-CN"/>
-        </w:rPr>
-        <w:br/>
-      </w:r>
-      <w:proofErr w:type="gramStart"/>
-      <w:r>
-        <w:rPr>
-          <w:rFonts w:ascii="Microsoft YaHei" w:eastAsia="Microsoft YaHei" w:hAnsi="Microsoft YaHei" w:cs="Microsoft YaHei" w:hint="eastAsia"/>
-          <w:sz w:val="24"/>
-          <w:szCs w:val="24"/>
-          <w:lang w:eastAsia="zh-CN"/>
-        </w:rPr>
-        <w:t>韦广钦</w:t>
-      </w:r>
-      <w:proofErr w:type="gramEnd"/>
-      <w:r>
-        <w:rPr>
-          <w:rFonts w:ascii="Microsoft YaHei" w:eastAsia="Microsoft YaHei" w:hAnsi="Microsoft YaHei" w:cs="Microsoft YaHei" w:hint="eastAsia"/>
-          <w:sz w:val="24"/>
-          <w:szCs w:val="24"/>
-          <w:lang w:eastAsia="zh-CN"/>
-        </w:rPr>
-        <w:t>，生于新屋居住，</w:t>
-      </w:r>
-      <w:proofErr w:type="gramStart"/>
-      <w:r>
-        <w:rPr>
-          <w:rFonts w:ascii="Microsoft YaHei" w:eastAsia="Microsoft YaHei" w:hAnsi="Microsoft YaHei" w:cs="Microsoft YaHei" w:hint="eastAsia"/>
-          <w:sz w:val="24"/>
-          <w:szCs w:val="24"/>
-          <w:lang w:eastAsia="zh-CN"/>
-        </w:rPr>
-        <w:t>娶妻陈</w:t>
-      </w:r>
-      <w:proofErr w:type="gramEnd"/>
-      <w:r>
-        <w:rPr>
-          <w:rFonts w:ascii="Courier New" w:eastAsia="Times New Roman" w:hAnsi="Courier New" w:cs="Courier New"/>
-          <w:sz w:val="24"/>
-          <w:szCs w:val="24"/>
-          <w:lang w:eastAsia="zh-CN"/>
-        </w:rPr>
-        <w:t>.</w:t>
-      </w:r>
-      <w:r>
-        <w:rPr>
-          <w:rFonts w:ascii="Microsoft YaHei" w:eastAsia="Microsoft YaHei" w:hAnsi="Microsoft YaHei" w:cs="Microsoft YaHei" w:hint="eastAsia"/>
-          <w:sz w:val="24"/>
-          <w:szCs w:val="24"/>
-          <w:lang w:eastAsia="zh-CN"/>
-        </w:rPr>
-        <w:t>邓氏。育一子：</w:t>
-      </w:r>
-      <w:proofErr w:type="gramStart"/>
-      <w:r>
-        <w:rPr>
-          <w:rFonts w:ascii="Microsoft YaHei" w:eastAsia="Microsoft YaHei" w:hAnsi="Microsoft YaHei" w:cs="Microsoft YaHei" w:hint="eastAsia"/>
-          <w:sz w:val="24"/>
-          <w:szCs w:val="24"/>
-          <w:lang w:eastAsia="zh-CN"/>
-        </w:rPr>
-        <w:t>韦</w:t>
-      </w:r>
-      <w:proofErr w:type="gramEnd"/>
-      <w:r>
-        <w:rPr>
-          <w:rFonts w:ascii="Microsoft YaHei" w:eastAsia="Microsoft YaHei" w:hAnsi="Microsoft YaHei" w:cs="Microsoft YaHei" w:hint="eastAsia"/>
-          <w:sz w:val="24"/>
-          <w:szCs w:val="24"/>
-          <w:lang w:eastAsia="zh-CN"/>
-        </w:rPr>
-        <w:t>长兴；育</w:t>
-      </w:r>
-      <w:proofErr w:type="gramStart"/>
-      <w:r>
-        <w:rPr>
-          <w:rFonts w:ascii="Microsoft YaHei" w:eastAsia="Microsoft YaHei" w:hAnsi="Microsoft YaHei" w:cs="Microsoft YaHei" w:hint="eastAsia"/>
-          <w:sz w:val="24"/>
-          <w:szCs w:val="24"/>
-          <w:lang w:eastAsia="zh-CN"/>
-        </w:rPr>
-        <w:t>一</w:t>
-      </w:r>
-      <w:proofErr w:type="gramEnd"/>
-      <w:r>
-        <w:rPr>
-          <w:rFonts w:ascii="Microsoft YaHei" w:eastAsia="Microsoft YaHei" w:hAnsi="Microsoft YaHei" w:cs="Microsoft YaHei" w:hint="eastAsia"/>
-          <w:sz w:val="24"/>
-          <w:szCs w:val="24"/>
-          <w:lang w:eastAsia="zh-CN"/>
-        </w:rPr>
-        <w:t>女：</w:t>
-      </w:r>
-      <w:proofErr w:type="gramStart"/>
-      <w:r>
-        <w:rPr>
-          <w:rFonts w:ascii="Microsoft YaHei" w:eastAsia="Microsoft YaHei" w:hAnsi="Microsoft YaHei" w:cs="Microsoft YaHei" w:hint="eastAsia"/>
-          <w:sz w:val="24"/>
-          <w:szCs w:val="24"/>
-          <w:lang w:eastAsia="zh-CN"/>
-        </w:rPr>
-        <w:t>韦春香</w:t>
-      </w:r>
-      <w:proofErr w:type="gramEnd"/>
-      <w:r>
-        <w:rPr>
-          <w:rFonts w:ascii="Microsoft YaHei" w:eastAsia="Microsoft YaHei" w:hAnsi="Microsoft YaHei" w:cs="Microsoft YaHei" w:hint="eastAsia"/>
-          <w:sz w:val="24"/>
-          <w:szCs w:val="24"/>
-          <w:lang w:eastAsia="zh-CN"/>
-        </w:rPr>
-        <w:t>，</w:t>
-      </w:r>
-      <w:proofErr w:type="gramStart"/>
-      <w:r>
-        <w:rPr>
-          <w:rFonts w:ascii="Microsoft YaHei" w:eastAsia="Microsoft YaHei" w:hAnsi="Microsoft YaHei" w:cs="Microsoft YaHei" w:hint="eastAsia"/>
-          <w:sz w:val="24"/>
-          <w:szCs w:val="24"/>
-          <w:lang w:eastAsia="zh-CN"/>
-        </w:rPr>
-        <w:t>交代马府发</w:t>
-      </w:r>
-      <w:proofErr w:type="gramEnd"/>
-      <w:r>
-        <w:rPr>
-          <w:rFonts w:ascii="Microsoft YaHei" w:eastAsia="Microsoft YaHei" w:hAnsi="Microsoft YaHei" w:cs="Microsoft YaHei" w:hint="eastAsia"/>
-          <w:sz w:val="24"/>
-          <w:szCs w:val="24"/>
-          <w:lang w:eastAsia="zh-CN"/>
-        </w:rPr>
-        <w:t>德，居住半山；育一子：马寸兹；育</w:t>
-      </w:r>
-      <w:proofErr w:type="gramStart"/>
-      <w:r>
-        <w:rPr>
-          <w:rFonts w:ascii="Microsoft YaHei" w:eastAsia="Microsoft YaHei" w:hAnsi="Microsoft YaHei" w:cs="Microsoft YaHei" w:hint="eastAsia"/>
-          <w:sz w:val="24"/>
-          <w:szCs w:val="24"/>
-          <w:lang w:eastAsia="zh-CN"/>
-        </w:rPr>
-        <w:t>一</w:t>
-      </w:r>
-      <w:proofErr w:type="gramEnd"/>
-      <w:r>
-        <w:rPr>
-          <w:rFonts w:ascii="Microsoft YaHei" w:eastAsia="Microsoft YaHei" w:hAnsi="Microsoft YaHei" w:cs="Microsoft YaHei" w:hint="eastAsia"/>
-          <w:sz w:val="24"/>
-          <w:szCs w:val="24"/>
-          <w:lang w:eastAsia="zh-CN"/>
-        </w:rPr>
-        <w:t>女：马兹兰。</w:t>
-      </w:r>
-      <w:proofErr w:type="gramStart"/>
-      <w:r>
-        <w:rPr>
-          <w:rFonts w:ascii="Microsoft YaHei" w:eastAsia="Microsoft YaHei" w:hAnsi="Microsoft YaHei" w:cs="Microsoft YaHei" w:hint="eastAsia"/>
-          <w:sz w:val="24"/>
-          <w:szCs w:val="24"/>
-          <w:lang w:eastAsia="zh-CN"/>
-        </w:rPr>
-        <w:t>韦广钦</w:t>
-      </w:r>
-      <w:proofErr w:type="gramEnd"/>
-      <w:r>
-        <w:rPr>
-          <w:rFonts w:ascii="Microsoft YaHei" w:eastAsia="Microsoft YaHei" w:hAnsi="Microsoft YaHei" w:cs="Microsoft YaHei" w:hint="eastAsia"/>
-          <w:sz w:val="24"/>
-          <w:szCs w:val="24"/>
-          <w:lang w:eastAsia="zh-CN"/>
-        </w:rPr>
-        <w:t>死后葬于大园子，</w:t>
-      </w:r>
-      <w:proofErr w:type="gramStart"/>
-      <w:r>
-        <w:rPr>
-          <w:rFonts w:ascii="Microsoft YaHei" w:eastAsia="Microsoft YaHei" w:hAnsi="Microsoft YaHei" w:cs="Microsoft YaHei" w:hint="eastAsia"/>
-          <w:sz w:val="24"/>
-          <w:szCs w:val="24"/>
-          <w:lang w:eastAsia="zh-CN"/>
-        </w:rPr>
-        <w:t>单坟两所</w:t>
-      </w:r>
-      <w:proofErr w:type="gramEnd"/>
-      <w:r>
-        <w:rPr>
-          <w:rFonts w:ascii="Microsoft YaHei" w:eastAsia="Microsoft YaHei" w:hAnsi="Microsoft YaHei" w:cs="Microsoft YaHei" w:hint="eastAsia"/>
-          <w:sz w:val="24"/>
-          <w:szCs w:val="24"/>
-          <w:lang w:eastAsia="zh-CN"/>
-        </w:rPr>
-        <w:t>无碑。</w:t>
-      </w:r>
-      <w:r>
-        <w:rPr>
-          <w:rFonts w:ascii="Courier New" w:eastAsia="Times New Roman" w:hAnsi="Courier New" w:cs="Courier New"/>
-          <w:sz w:val="24"/>
-          <w:szCs w:val="24"/>
-          <w:lang w:eastAsia="zh-CN"/>
-        </w:rPr>
-        <w:br/>
-      </w:r>
-      <w:proofErr w:type="gramStart"/>
-      <w:r>
-        <w:rPr>
-          <w:rFonts w:ascii="Microsoft YaHei" w:eastAsia="Microsoft YaHei" w:hAnsi="Microsoft YaHei" w:cs="Microsoft YaHei" w:hint="eastAsia"/>
-          <w:sz w:val="24"/>
-          <w:szCs w:val="24"/>
-          <w:lang w:eastAsia="zh-CN"/>
-        </w:rPr>
-        <w:t>韦</w:t>
-      </w:r>
-      <w:proofErr w:type="gramEnd"/>
-      <w:r>
-        <w:rPr>
-          <w:rFonts w:ascii="Microsoft YaHei" w:eastAsia="Microsoft YaHei" w:hAnsi="Microsoft YaHei" w:cs="Microsoft YaHei" w:hint="eastAsia"/>
-          <w:sz w:val="24"/>
-          <w:szCs w:val="24"/>
-          <w:lang w:eastAsia="zh-CN"/>
-        </w:rPr>
-        <w:t>长兴，生于新屋居住，</w:t>
-      </w:r>
-      <w:proofErr w:type="gramStart"/>
-      <w:r>
-        <w:rPr>
-          <w:rFonts w:ascii="Microsoft YaHei" w:eastAsia="Microsoft YaHei" w:hAnsi="Microsoft YaHei" w:cs="Microsoft YaHei" w:hint="eastAsia"/>
-          <w:sz w:val="24"/>
-          <w:szCs w:val="24"/>
-          <w:lang w:eastAsia="zh-CN"/>
-        </w:rPr>
-        <w:t>娶妻马</w:t>
-      </w:r>
-      <w:proofErr w:type="gramEnd"/>
-      <w:r>
-        <w:rPr>
-          <w:rFonts w:ascii="Microsoft YaHei" w:eastAsia="Microsoft YaHei" w:hAnsi="Microsoft YaHei" w:cs="Microsoft YaHei" w:hint="eastAsia"/>
-          <w:sz w:val="24"/>
-          <w:szCs w:val="24"/>
-          <w:lang w:eastAsia="zh-CN"/>
-        </w:rPr>
-        <w:t>德英，</w:t>
-      </w:r>
-      <w:proofErr w:type="gramStart"/>
-      <w:r>
-        <w:rPr>
-          <w:rFonts w:ascii="Microsoft YaHei" w:eastAsia="Microsoft YaHei" w:hAnsi="Microsoft YaHei" w:cs="Microsoft YaHei" w:hint="eastAsia"/>
-          <w:sz w:val="24"/>
-          <w:szCs w:val="24"/>
-          <w:lang w:eastAsia="zh-CN"/>
-        </w:rPr>
-        <w:t>育二子</w:t>
-      </w:r>
-      <w:proofErr w:type="gramEnd"/>
-      <w:r>
-        <w:rPr>
-          <w:rFonts w:ascii="Microsoft YaHei" w:eastAsia="Microsoft YaHei" w:hAnsi="Microsoft YaHei" w:cs="Microsoft YaHei" w:hint="eastAsia"/>
-          <w:sz w:val="24"/>
-          <w:szCs w:val="24"/>
-          <w:lang w:eastAsia="zh-CN"/>
-        </w:rPr>
-        <w:t>：</w:t>
-      </w:r>
-      <w:proofErr w:type="gramStart"/>
-      <w:r>
-        <w:rPr>
-          <w:rFonts w:ascii="Microsoft YaHei" w:eastAsia="Microsoft YaHei" w:hAnsi="Microsoft YaHei" w:cs="Microsoft YaHei" w:hint="eastAsia"/>
-          <w:sz w:val="24"/>
-          <w:szCs w:val="24"/>
-          <w:lang w:eastAsia="zh-CN"/>
-        </w:rPr>
-        <w:t>韦荣富</w:t>
-      </w:r>
-      <w:proofErr w:type="gramEnd"/>
-      <w:r>
-        <w:rPr>
-          <w:rFonts w:ascii="Microsoft YaHei" w:eastAsia="Microsoft YaHei" w:hAnsi="Microsoft YaHei" w:cs="Microsoft YaHei" w:hint="eastAsia"/>
-          <w:sz w:val="24"/>
-          <w:szCs w:val="24"/>
-          <w:lang w:eastAsia="zh-CN"/>
-        </w:rPr>
-        <w:t>，</w:t>
-      </w:r>
-      <w:proofErr w:type="gramStart"/>
-      <w:r>
-        <w:rPr>
-          <w:rFonts w:ascii="Microsoft YaHei" w:eastAsia="Microsoft YaHei" w:hAnsi="Microsoft YaHei" w:cs="Microsoft YaHei" w:hint="eastAsia"/>
-          <w:sz w:val="24"/>
-          <w:szCs w:val="24"/>
-          <w:lang w:eastAsia="zh-CN"/>
-        </w:rPr>
-        <w:t>韦荣胜</w:t>
-      </w:r>
-      <w:proofErr w:type="gramEnd"/>
-      <w:r>
-        <w:rPr>
-          <w:rFonts w:ascii="Microsoft YaHei" w:eastAsia="Microsoft YaHei" w:hAnsi="Microsoft YaHei" w:cs="Microsoft YaHei" w:hint="eastAsia"/>
-          <w:sz w:val="24"/>
-          <w:szCs w:val="24"/>
-          <w:lang w:eastAsia="zh-CN"/>
-        </w:rPr>
-        <w:t>。</w:t>
-      </w:r>
-      <w:proofErr w:type="gramStart"/>
-      <w:r>
-        <w:rPr>
-          <w:rFonts w:ascii="Microsoft YaHei" w:eastAsia="Microsoft YaHei" w:hAnsi="Microsoft YaHei" w:cs="Microsoft YaHei" w:hint="eastAsia"/>
-          <w:sz w:val="24"/>
-          <w:szCs w:val="24"/>
-          <w:lang w:eastAsia="zh-CN"/>
-        </w:rPr>
-        <w:t>韦</w:t>
-      </w:r>
-      <w:proofErr w:type="gramEnd"/>
-      <w:r>
-        <w:rPr>
-          <w:rFonts w:ascii="Microsoft YaHei" w:eastAsia="Microsoft YaHei" w:hAnsi="Microsoft YaHei" w:cs="Microsoft YaHei" w:hint="eastAsia"/>
-          <w:sz w:val="24"/>
-          <w:szCs w:val="24"/>
-          <w:lang w:eastAsia="zh-CN"/>
-        </w:rPr>
-        <w:t>长兴死后葬于大园子，</w:t>
-      </w:r>
-      <w:proofErr w:type="gramStart"/>
-      <w:r>
-        <w:rPr>
-          <w:rFonts w:ascii="Microsoft YaHei" w:eastAsia="Microsoft YaHei" w:hAnsi="Microsoft YaHei" w:cs="Microsoft YaHei" w:hint="eastAsia"/>
-          <w:sz w:val="24"/>
-          <w:szCs w:val="24"/>
-          <w:lang w:eastAsia="zh-CN"/>
-        </w:rPr>
-        <w:t>单坟无</w:t>
-      </w:r>
-      <w:proofErr w:type="gramEnd"/>
-      <w:r>
-        <w:rPr>
-          <w:rFonts w:ascii="Microsoft YaHei" w:eastAsia="Microsoft YaHei" w:hAnsi="Microsoft YaHei" w:cs="Microsoft YaHei" w:hint="eastAsia"/>
-          <w:sz w:val="24"/>
-          <w:szCs w:val="24"/>
-          <w:lang w:eastAsia="zh-CN"/>
-        </w:rPr>
-        <w:t>碑。</w:t>
-      </w:r>
-      <w:r>
-        <w:rPr>
-          <w:rFonts w:ascii="Courier New" w:eastAsia="Times New Roman" w:hAnsi="Courier New" w:cs="Courier New"/>
-          <w:sz w:val="24"/>
-          <w:szCs w:val="24"/>
-          <w:lang w:eastAsia="zh-CN"/>
-        </w:rPr>
-        <w:br/>
-      </w:r>
-      <w:proofErr w:type="gramStart"/>
-      <w:r>
-        <w:rPr>
-          <w:rFonts w:ascii="Microsoft YaHei" w:eastAsia="Microsoft YaHei" w:hAnsi="Microsoft YaHei" w:cs="Microsoft YaHei" w:hint="eastAsia"/>
-          <w:sz w:val="24"/>
-          <w:szCs w:val="24"/>
-          <w:lang w:eastAsia="zh-CN"/>
-        </w:rPr>
-        <w:t>韦荣富</w:t>
-      </w:r>
-      <w:proofErr w:type="gramEnd"/>
-      <w:r>
-        <w:rPr>
-          <w:rFonts w:ascii="Microsoft YaHei" w:eastAsia="Microsoft YaHei" w:hAnsi="Microsoft YaHei" w:cs="Microsoft YaHei" w:hint="eastAsia"/>
-          <w:sz w:val="24"/>
-          <w:szCs w:val="24"/>
-          <w:lang w:eastAsia="zh-CN"/>
-        </w:rPr>
-        <w:t>，生于新屋居住，娶妻谭成志，</w:t>
-      </w:r>
-      <w:proofErr w:type="gramStart"/>
-      <w:r>
-        <w:rPr>
-          <w:rFonts w:ascii="Microsoft YaHei" w:eastAsia="Microsoft YaHei" w:hAnsi="Microsoft YaHei" w:cs="Microsoft YaHei" w:hint="eastAsia"/>
-          <w:sz w:val="24"/>
-          <w:szCs w:val="24"/>
-          <w:lang w:eastAsia="zh-CN"/>
-        </w:rPr>
-        <w:t>育三子</w:t>
-      </w:r>
-      <w:proofErr w:type="gramEnd"/>
-      <w:r>
-        <w:rPr>
-          <w:rFonts w:ascii="Microsoft YaHei" w:eastAsia="Microsoft YaHei" w:hAnsi="Microsoft YaHei" w:cs="Microsoft YaHei" w:hint="eastAsia"/>
-          <w:sz w:val="24"/>
-          <w:szCs w:val="24"/>
-          <w:lang w:eastAsia="zh-CN"/>
-        </w:rPr>
-        <w:t>：韦华权，韦华东；</w:t>
-      </w:r>
-      <w:proofErr w:type="gramStart"/>
-      <w:r>
-        <w:rPr>
-          <w:rFonts w:ascii="Microsoft YaHei" w:eastAsia="Microsoft YaHei" w:hAnsi="Microsoft YaHei" w:cs="Microsoft YaHei" w:hint="eastAsia"/>
-          <w:sz w:val="24"/>
-          <w:szCs w:val="24"/>
-          <w:lang w:eastAsia="zh-CN"/>
-        </w:rPr>
-        <w:t>育二女</w:t>
-      </w:r>
-      <w:proofErr w:type="gramEnd"/>
-      <w:r>
-        <w:rPr>
-          <w:rFonts w:ascii="Microsoft YaHei" w:eastAsia="Microsoft YaHei" w:hAnsi="Microsoft YaHei" w:cs="Microsoft YaHei" w:hint="eastAsia"/>
-          <w:sz w:val="24"/>
-          <w:szCs w:val="24"/>
-          <w:lang w:eastAsia="zh-CN"/>
-        </w:rPr>
-        <w:t>：韦华梅，</w:t>
-      </w:r>
-      <w:proofErr w:type="gramStart"/>
-      <w:r>
-        <w:rPr>
-          <w:rFonts w:ascii="Microsoft YaHei" w:eastAsia="Microsoft YaHei" w:hAnsi="Microsoft YaHei" w:cs="Microsoft YaHei" w:hint="eastAsia"/>
-          <w:sz w:val="24"/>
-          <w:szCs w:val="24"/>
-          <w:lang w:eastAsia="zh-CN"/>
-        </w:rPr>
-        <w:t>韦小红</w:t>
-      </w:r>
-      <w:proofErr w:type="gramEnd"/>
-      <w:r>
-        <w:rPr>
-          <w:rFonts w:ascii="Microsoft YaHei" w:eastAsia="Microsoft YaHei" w:hAnsi="Microsoft YaHei" w:cs="Microsoft YaHei" w:hint="eastAsia"/>
-          <w:sz w:val="24"/>
-          <w:szCs w:val="24"/>
-          <w:lang w:eastAsia="zh-CN"/>
-        </w:rPr>
-        <w:t>。韦华梅</w:t>
-      </w:r>
-      <w:proofErr w:type="gramStart"/>
-      <w:r>
-        <w:rPr>
-          <w:rFonts w:ascii="Microsoft YaHei" w:eastAsia="Microsoft YaHei" w:hAnsi="Microsoft YaHei" w:cs="Microsoft YaHei" w:hint="eastAsia"/>
-          <w:sz w:val="24"/>
-          <w:szCs w:val="24"/>
-          <w:lang w:eastAsia="zh-CN"/>
-        </w:rPr>
-        <w:t>交代马府荣成</w:t>
-      </w:r>
-      <w:proofErr w:type="gramEnd"/>
-      <w:r>
-        <w:rPr>
-          <w:rFonts w:ascii="Microsoft YaHei" w:eastAsia="Microsoft YaHei" w:hAnsi="Microsoft YaHei" w:cs="Microsoft YaHei" w:hint="eastAsia"/>
-          <w:sz w:val="24"/>
-          <w:szCs w:val="24"/>
-          <w:lang w:eastAsia="zh-CN"/>
-        </w:rPr>
-        <w:t>，居住【偏里</w:t>
-      </w:r>
-      <w:r>
-        <w:rPr>
-          <w:rFonts w:ascii="Courier New" w:eastAsia="Times New Roman" w:hAnsi="Courier New" w:cs="Courier New"/>
-          <w:sz w:val="24"/>
-          <w:szCs w:val="24"/>
-          <w:lang w:eastAsia="zh-CN"/>
-        </w:rPr>
-        <w:t>**</w:t>
-      </w:r>
-      <w:r>
-        <w:rPr>
-          <w:rFonts w:ascii="Microsoft YaHei" w:eastAsia="Microsoft YaHei" w:hAnsi="Microsoft YaHei" w:cs="Microsoft YaHei" w:hint="eastAsia"/>
-          <w:sz w:val="24"/>
-          <w:szCs w:val="24"/>
-          <w:lang w:eastAsia="zh-CN"/>
-        </w:rPr>
-        <w:t>】，育一子：马奉林；育</w:t>
-      </w:r>
-      <w:proofErr w:type="gramStart"/>
-      <w:r>
-        <w:rPr>
-          <w:rFonts w:ascii="Microsoft YaHei" w:eastAsia="Microsoft YaHei" w:hAnsi="Microsoft YaHei" w:cs="Microsoft YaHei" w:hint="eastAsia"/>
-          <w:sz w:val="24"/>
-          <w:szCs w:val="24"/>
-          <w:lang w:eastAsia="zh-CN"/>
-        </w:rPr>
-        <w:t>一</w:t>
-      </w:r>
-      <w:proofErr w:type="gramEnd"/>
-      <w:r>
-        <w:rPr>
-          <w:rFonts w:ascii="Microsoft YaHei" w:eastAsia="Microsoft YaHei" w:hAnsi="Microsoft YaHei" w:cs="Microsoft YaHei" w:hint="eastAsia"/>
-          <w:sz w:val="24"/>
-          <w:szCs w:val="24"/>
-          <w:lang w:eastAsia="zh-CN"/>
-        </w:rPr>
-        <w:t>女：马学芳。</w:t>
-      </w:r>
-      <w:proofErr w:type="gramStart"/>
-      <w:r>
-        <w:rPr>
-          <w:rFonts w:ascii="Microsoft YaHei" w:eastAsia="Microsoft YaHei" w:hAnsi="Microsoft YaHei" w:cs="Microsoft YaHei" w:hint="eastAsia"/>
-          <w:sz w:val="24"/>
-          <w:szCs w:val="24"/>
-          <w:lang w:eastAsia="zh-CN"/>
-        </w:rPr>
-        <w:t>韦小红</w:t>
-      </w:r>
-      <w:proofErr w:type="gramEnd"/>
-      <w:r>
-        <w:rPr>
-          <w:rFonts w:ascii="Microsoft YaHei" w:eastAsia="Microsoft YaHei" w:hAnsi="Microsoft YaHei" w:cs="Microsoft YaHei" w:hint="eastAsia"/>
-          <w:sz w:val="24"/>
-          <w:szCs w:val="24"/>
-          <w:lang w:eastAsia="zh-CN"/>
-        </w:rPr>
-        <w:t>交代冉府启富，居住高谷庄，</w:t>
-      </w:r>
-      <w:proofErr w:type="gramStart"/>
-      <w:r>
-        <w:rPr>
-          <w:rFonts w:ascii="Microsoft YaHei" w:eastAsia="Microsoft YaHei" w:hAnsi="Microsoft YaHei" w:cs="Microsoft YaHei" w:hint="eastAsia"/>
-          <w:sz w:val="24"/>
-          <w:szCs w:val="24"/>
-          <w:lang w:eastAsia="zh-CN"/>
-        </w:rPr>
-        <w:t>育二子</w:t>
-      </w:r>
-      <w:proofErr w:type="gramEnd"/>
-      <w:r>
-        <w:rPr>
-          <w:rFonts w:ascii="Microsoft YaHei" w:eastAsia="Microsoft YaHei" w:hAnsi="Microsoft YaHei" w:cs="Microsoft YaHei" w:hint="eastAsia"/>
-          <w:sz w:val="24"/>
-          <w:szCs w:val="24"/>
-          <w:lang w:eastAsia="zh-CN"/>
-        </w:rPr>
-        <w:t>：冉宏力，冉宏飞。</w:t>
-      </w:r>
-      <w:r>
-        <w:rPr>
-          <w:rFonts w:ascii="Courier New" w:eastAsia="Times New Roman" w:hAnsi="Courier New" w:cs="Courier New"/>
-          <w:sz w:val="24"/>
-          <w:szCs w:val="24"/>
-          <w:lang w:eastAsia="zh-CN"/>
-        </w:rPr>
-        <w:br/>
-      </w:r>
-      <w:proofErr w:type="gramStart"/>
-      <w:r>
-        <w:rPr>
-          <w:rFonts w:ascii="Microsoft YaHei" w:eastAsia="Microsoft YaHei" w:hAnsi="Microsoft YaHei" w:cs="Microsoft YaHei" w:hint="eastAsia"/>
-          <w:sz w:val="24"/>
-          <w:szCs w:val="24"/>
-          <w:lang w:eastAsia="zh-CN"/>
-        </w:rPr>
-        <w:t>韦荣富</w:t>
-      </w:r>
-      <w:proofErr w:type="gramEnd"/>
-      <w:r>
-        <w:rPr>
-          <w:rFonts w:ascii="Microsoft YaHei" w:eastAsia="Microsoft YaHei" w:hAnsi="Microsoft YaHei" w:cs="Microsoft YaHei" w:hint="eastAsia"/>
-          <w:sz w:val="24"/>
-          <w:szCs w:val="24"/>
-          <w:lang w:eastAsia="zh-CN"/>
-        </w:rPr>
-        <w:t>死后葬于新屋后田坎，</w:t>
-      </w:r>
-      <w:proofErr w:type="gramStart"/>
-      <w:r>
-        <w:rPr>
-          <w:rFonts w:ascii="Microsoft YaHei" w:eastAsia="Microsoft YaHei" w:hAnsi="Microsoft YaHei" w:cs="Microsoft YaHei" w:hint="eastAsia"/>
-          <w:sz w:val="24"/>
-          <w:szCs w:val="24"/>
-          <w:lang w:eastAsia="zh-CN"/>
-        </w:rPr>
-        <w:t>共坟有碑</w:t>
-      </w:r>
-      <w:proofErr w:type="gramEnd"/>
-      <w:r>
-        <w:rPr>
-          <w:rFonts w:ascii="Microsoft YaHei" w:eastAsia="Microsoft YaHei" w:hAnsi="Microsoft YaHei" w:cs="Microsoft YaHei" w:hint="eastAsia"/>
-          <w:sz w:val="24"/>
-          <w:szCs w:val="24"/>
-          <w:lang w:eastAsia="zh-CN"/>
-        </w:rPr>
-        <w:t>可查。</w:t>
-      </w:r>
-      <w:r>
-        <w:rPr>
-          <w:rFonts w:ascii="Courier New" w:eastAsia="Times New Roman" w:hAnsi="Courier New" w:cs="Courier New"/>
-          <w:sz w:val="24"/>
-          <w:szCs w:val="24"/>
-          <w:lang w:eastAsia="zh-CN"/>
-        </w:rPr>
-        <w:br/>
-      </w:r>
-      <w:r>
-        <w:rPr>
-          <w:rFonts w:ascii="Microsoft YaHei" w:eastAsia="Microsoft YaHei" w:hAnsi="Microsoft YaHei" w:cs="Microsoft YaHei" w:hint="eastAsia"/>
-          <w:sz w:val="24"/>
-          <w:szCs w:val="24"/>
-          <w:lang w:eastAsia="zh-CN"/>
-        </w:rPr>
-        <w:t>韦华权，生于新屋居住，娶妻田朝琼，</w:t>
-      </w:r>
-      <w:proofErr w:type="gramStart"/>
-      <w:r>
-        <w:rPr>
-          <w:rFonts w:ascii="Microsoft YaHei" w:eastAsia="Microsoft YaHei" w:hAnsi="Microsoft YaHei" w:cs="Microsoft YaHei" w:hint="eastAsia"/>
-          <w:sz w:val="24"/>
-          <w:szCs w:val="24"/>
-          <w:lang w:eastAsia="zh-CN"/>
-        </w:rPr>
-        <w:t>育二子</w:t>
-      </w:r>
-      <w:proofErr w:type="gramEnd"/>
-      <w:r>
-        <w:rPr>
-          <w:rFonts w:ascii="Microsoft YaHei" w:eastAsia="Microsoft YaHei" w:hAnsi="Microsoft YaHei" w:cs="Microsoft YaHei" w:hint="eastAsia"/>
-          <w:sz w:val="24"/>
-          <w:szCs w:val="24"/>
-          <w:lang w:eastAsia="zh-CN"/>
-        </w:rPr>
-        <w:t>：</w:t>
-      </w:r>
-      <w:proofErr w:type="gramStart"/>
-      <w:r>
-        <w:rPr>
-          <w:rFonts w:ascii="Microsoft YaHei" w:eastAsia="Microsoft YaHei" w:hAnsi="Microsoft YaHei" w:cs="Microsoft YaHei" w:hint="eastAsia"/>
-          <w:sz w:val="24"/>
-          <w:szCs w:val="24"/>
-          <w:lang w:eastAsia="zh-CN"/>
-        </w:rPr>
-        <w:t>韦</w:t>
-      </w:r>
-      <w:proofErr w:type="gramEnd"/>
-      <w:r>
-        <w:rPr>
-          <w:rFonts w:ascii="Microsoft YaHei" w:eastAsia="Microsoft YaHei" w:hAnsi="Microsoft YaHei" w:cs="Microsoft YaHei" w:hint="eastAsia"/>
-          <w:sz w:val="24"/>
-          <w:szCs w:val="24"/>
-          <w:lang w:eastAsia="zh-CN"/>
-        </w:rPr>
-        <w:t>太平，韦太祥。</w:t>
-      </w:r>
-      <w:r>
-        <w:rPr>
-          <w:rFonts w:ascii="Courier New" w:eastAsia="Times New Roman" w:hAnsi="Courier New" w:cs="Courier New"/>
-          <w:sz w:val="24"/>
-          <w:szCs w:val="24"/>
-          <w:lang w:eastAsia="zh-CN"/>
-        </w:rPr>
-        <w:br/>
-      </w:r>
-      <w:proofErr w:type="gramStart"/>
-      <w:r>
-        <w:rPr>
-          <w:rFonts w:ascii="Microsoft YaHei" w:eastAsia="Microsoft YaHei" w:hAnsi="Microsoft YaHei" w:cs="Microsoft YaHei" w:hint="eastAsia"/>
-          <w:sz w:val="24"/>
-          <w:szCs w:val="24"/>
-          <w:lang w:eastAsia="zh-CN"/>
-        </w:rPr>
-        <w:t>韦</w:t>
-      </w:r>
-      <w:proofErr w:type="gramEnd"/>
-      <w:r>
-        <w:rPr>
-          <w:rFonts w:ascii="Microsoft YaHei" w:eastAsia="Microsoft YaHei" w:hAnsi="Microsoft YaHei" w:cs="Microsoft YaHei" w:hint="eastAsia"/>
-          <w:sz w:val="24"/>
-          <w:szCs w:val="24"/>
-          <w:lang w:eastAsia="zh-CN"/>
-        </w:rPr>
-        <w:t>太平，生于新屋居住，娶妻李鑫琼，育一子：韦胜航。</w:t>
-      </w:r>
-      <w:r>
-        <w:rPr>
-          <w:rFonts w:ascii="Courier New" w:eastAsia="Times New Roman" w:hAnsi="Courier New" w:cs="Courier New"/>
-          <w:sz w:val="24"/>
-          <w:szCs w:val="24"/>
-          <w:lang w:eastAsia="zh-CN"/>
-        </w:rPr>
-        <w:br/>
-      </w:r>
-      <w:r>
-        <w:rPr>
-          <w:rFonts w:ascii="Microsoft YaHei" w:eastAsia="Microsoft YaHei" w:hAnsi="Microsoft YaHei" w:cs="Microsoft YaHei" w:hint="eastAsia"/>
-          <w:sz w:val="24"/>
-          <w:szCs w:val="24"/>
-          <w:lang w:eastAsia="zh-CN"/>
-        </w:rPr>
-        <w:t>韦胜航，生于新屋居住，华丰小学五年级学生。</w:t>
-      </w:r>
-      <w:r>
-        <w:rPr>
-          <w:rFonts w:ascii="Courier New" w:eastAsia="Times New Roman" w:hAnsi="Courier New" w:cs="Courier New"/>
-          <w:sz w:val="24"/>
-          <w:szCs w:val="24"/>
-          <w:lang w:eastAsia="zh-CN"/>
-        </w:rPr>
-        <w:br/>
-      </w:r>
-      <w:r>
-        <w:rPr>
-          <w:rFonts w:ascii="Microsoft YaHei" w:eastAsia="Microsoft YaHei" w:hAnsi="Microsoft YaHei" w:cs="Microsoft YaHei" w:hint="eastAsia"/>
-          <w:sz w:val="24"/>
-          <w:szCs w:val="24"/>
-          <w:lang w:eastAsia="zh-CN"/>
-        </w:rPr>
-        <w:t>韦太祥，生于新屋，大学本科学历，族编委成员，分支主编，居住重庆龙头寺，科技公司上班。</w:t>
-      </w:r>
-      <w:r>
-        <w:rPr>
-          <w:rFonts w:ascii="Courier New" w:eastAsia="Times New Roman" w:hAnsi="Courier New" w:cs="Courier New"/>
-          <w:sz w:val="24"/>
-          <w:szCs w:val="24"/>
-          <w:lang w:eastAsia="zh-CN"/>
-        </w:rPr>
-        <w:br/>
-      </w:r>
-      <w:proofErr w:type="gramStart"/>
-      <w:r>
-        <w:rPr>
-          <w:rFonts w:ascii="Microsoft YaHei" w:eastAsia="Microsoft YaHei" w:hAnsi="Microsoft YaHei" w:cs="Microsoft YaHei" w:hint="eastAsia"/>
-          <w:sz w:val="24"/>
-          <w:szCs w:val="24"/>
-          <w:lang w:eastAsia="zh-CN"/>
-        </w:rPr>
-        <w:t>韦</w:t>
-      </w:r>
-      <w:proofErr w:type="gramEnd"/>
-      <w:r>
-        <w:rPr>
-          <w:rFonts w:ascii="Microsoft YaHei" w:eastAsia="Microsoft YaHei" w:hAnsi="Microsoft YaHei" w:cs="Microsoft YaHei" w:hint="eastAsia"/>
-          <w:sz w:val="24"/>
-          <w:szCs w:val="24"/>
-          <w:lang w:eastAsia="zh-CN"/>
-        </w:rPr>
-        <w:t>华东，生于新屋居住新屋，好望山，娶妻冉启群，育</w:t>
-      </w:r>
-      <w:proofErr w:type="gramStart"/>
-      <w:r>
-        <w:rPr>
-          <w:rFonts w:ascii="Microsoft YaHei" w:eastAsia="Microsoft YaHei" w:hAnsi="Microsoft YaHei" w:cs="Microsoft YaHei" w:hint="eastAsia"/>
-          <w:sz w:val="24"/>
-          <w:szCs w:val="24"/>
-          <w:lang w:eastAsia="zh-CN"/>
-        </w:rPr>
-        <w:t>一</w:t>
-      </w:r>
-      <w:proofErr w:type="gramEnd"/>
-      <w:r>
-        <w:rPr>
-          <w:rFonts w:ascii="Microsoft YaHei" w:eastAsia="Microsoft YaHei" w:hAnsi="Microsoft YaHei" w:cs="Microsoft YaHei" w:hint="eastAsia"/>
-          <w:sz w:val="24"/>
-          <w:szCs w:val="24"/>
-          <w:lang w:eastAsia="zh-CN"/>
-        </w:rPr>
-        <w:t>女：</w:t>
-      </w:r>
-      <w:proofErr w:type="gramStart"/>
-      <w:r>
-        <w:rPr>
-          <w:rFonts w:ascii="Microsoft YaHei" w:eastAsia="Microsoft YaHei" w:hAnsi="Microsoft YaHei" w:cs="Microsoft YaHei" w:hint="eastAsia"/>
-          <w:sz w:val="24"/>
-          <w:szCs w:val="24"/>
-          <w:lang w:eastAsia="zh-CN"/>
-        </w:rPr>
-        <w:t>韦津萍</w:t>
-      </w:r>
-      <w:proofErr w:type="gramEnd"/>
-      <w:r>
-        <w:rPr>
-          <w:rFonts w:ascii="Microsoft YaHei" w:eastAsia="Microsoft YaHei" w:hAnsi="Microsoft YaHei" w:cs="Microsoft YaHei" w:hint="eastAsia"/>
-          <w:sz w:val="24"/>
-          <w:szCs w:val="24"/>
-          <w:lang w:eastAsia="zh-CN"/>
-        </w:rPr>
-        <w:t>，巴南护理学校毕业，石柱县人民医院护士。交代刘府波，居住好望山。育一子：刘宸锐；育</w:t>
-      </w:r>
-      <w:proofErr w:type="gramStart"/>
-      <w:r>
-        <w:rPr>
-          <w:rFonts w:ascii="Microsoft YaHei" w:eastAsia="Microsoft YaHei" w:hAnsi="Microsoft YaHei" w:cs="Microsoft YaHei" w:hint="eastAsia"/>
-          <w:sz w:val="24"/>
-          <w:szCs w:val="24"/>
-          <w:lang w:eastAsia="zh-CN"/>
-        </w:rPr>
-        <w:t>一</w:t>
-      </w:r>
-      <w:proofErr w:type="gramEnd"/>
-      <w:r>
-        <w:rPr>
-          <w:rFonts w:ascii="Microsoft YaHei" w:eastAsia="Microsoft YaHei" w:hAnsi="Microsoft YaHei" w:cs="Microsoft YaHei" w:hint="eastAsia"/>
-          <w:sz w:val="24"/>
-          <w:szCs w:val="24"/>
-          <w:lang w:eastAsia="zh-CN"/>
-        </w:rPr>
-        <w:t>女：刘汐妍。</w:t>
-      </w:r>
-      <w:r>
-        <w:rPr>
-          <w:rFonts w:ascii="Courier New" w:eastAsia="Times New Roman" w:hAnsi="Courier New" w:cs="Courier New"/>
-          <w:sz w:val="24"/>
-          <w:szCs w:val="24"/>
-          <w:lang w:eastAsia="zh-CN"/>
-        </w:rPr>
-        <w:br/>
-      </w:r>
-      <w:proofErr w:type="gramStart"/>
-      <w:r>
-        <w:rPr>
-          <w:rFonts w:ascii="Microsoft YaHei" w:eastAsia="Microsoft YaHei" w:hAnsi="Microsoft YaHei" w:cs="Microsoft YaHei" w:hint="eastAsia"/>
-          <w:sz w:val="24"/>
-          <w:szCs w:val="24"/>
-          <w:lang w:eastAsia="zh-CN"/>
-        </w:rPr>
-        <w:t>韦荣胜</w:t>
-      </w:r>
-      <w:proofErr w:type="gramEnd"/>
-      <w:r>
-        <w:rPr>
-          <w:rFonts w:ascii="Microsoft YaHei" w:eastAsia="Microsoft YaHei" w:hAnsi="Microsoft YaHei" w:cs="Microsoft YaHei" w:hint="eastAsia"/>
-          <w:sz w:val="24"/>
-          <w:szCs w:val="24"/>
-          <w:lang w:eastAsia="zh-CN"/>
-        </w:rPr>
-        <w:t>，生于新屋居住，</w:t>
-      </w:r>
-      <w:proofErr w:type="gramStart"/>
-      <w:r>
-        <w:rPr>
-          <w:rFonts w:ascii="Microsoft YaHei" w:eastAsia="Microsoft YaHei" w:hAnsi="Microsoft YaHei" w:cs="Microsoft YaHei" w:hint="eastAsia"/>
-          <w:sz w:val="24"/>
-          <w:szCs w:val="24"/>
-          <w:lang w:eastAsia="zh-CN"/>
-        </w:rPr>
-        <w:t>娶妻张</w:t>
-      </w:r>
-      <w:proofErr w:type="gramEnd"/>
-      <w:r>
-        <w:rPr>
-          <w:rFonts w:ascii="Microsoft YaHei" w:eastAsia="Microsoft YaHei" w:hAnsi="Microsoft YaHei" w:cs="Microsoft YaHei" w:hint="eastAsia"/>
-          <w:sz w:val="24"/>
-          <w:szCs w:val="24"/>
-          <w:lang w:eastAsia="zh-CN"/>
-        </w:rPr>
-        <w:t>国美，育一子：韦华平；育</w:t>
-      </w:r>
-      <w:proofErr w:type="gramStart"/>
-      <w:r>
-        <w:rPr>
-          <w:rFonts w:ascii="Microsoft YaHei" w:eastAsia="Microsoft YaHei" w:hAnsi="Microsoft YaHei" w:cs="Microsoft YaHei" w:hint="eastAsia"/>
-          <w:sz w:val="24"/>
-          <w:szCs w:val="24"/>
-          <w:lang w:eastAsia="zh-CN"/>
-        </w:rPr>
-        <w:t>一</w:t>
-      </w:r>
-      <w:proofErr w:type="gramEnd"/>
-      <w:r>
-        <w:rPr>
-          <w:rFonts w:ascii="Microsoft YaHei" w:eastAsia="Microsoft YaHei" w:hAnsi="Microsoft YaHei" w:cs="Microsoft YaHei" w:hint="eastAsia"/>
-          <w:sz w:val="24"/>
-          <w:szCs w:val="24"/>
-          <w:lang w:eastAsia="zh-CN"/>
-        </w:rPr>
-        <w:t>女：</w:t>
-      </w:r>
-      <w:proofErr w:type="gramStart"/>
-      <w:r>
-        <w:rPr>
-          <w:rFonts w:ascii="Microsoft YaHei" w:eastAsia="Microsoft YaHei" w:hAnsi="Microsoft YaHei" w:cs="Microsoft YaHei" w:hint="eastAsia"/>
-          <w:sz w:val="24"/>
-          <w:szCs w:val="24"/>
-          <w:lang w:eastAsia="zh-CN"/>
-        </w:rPr>
-        <w:t>韦</w:t>
-      </w:r>
-      <w:proofErr w:type="gramEnd"/>
-      <w:r>
-        <w:rPr>
-          <w:rFonts w:ascii="Microsoft YaHei" w:eastAsia="Microsoft YaHei" w:hAnsi="Microsoft YaHei" w:cs="Microsoft YaHei" w:hint="eastAsia"/>
-          <w:sz w:val="24"/>
-          <w:szCs w:val="24"/>
-          <w:lang w:eastAsia="zh-CN"/>
-        </w:rPr>
-        <w:t>华美，交代</w:t>
-      </w:r>
-      <w:proofErr w:type="gramStart"/>
-      <w:r>
-        <w:rPr>
-          <w:rFonts w:ascii="Microsoft YaHei" w:eastAsia="Microsoft YaHei" w:hAnsi="Microsoft YaHei" w:cs="Microsoft YaHei" w:hint="eastAsia"/>
-          <w:sz w:val="24"/>
-          <w:szCs w:val="24"/>
-          <w:lang w:eastAsia="zh-CN"/>
-        </w:rPr>
-        <w:t>游府代华</w:t>
-      </w:r>
-      <w:proofErr w:type="gramEnd"/>
-      <w:r>
-        <w:rPr>
-          <w:rFonts w:ascii="Microsoft YaHei" w:eastAsia="Microsoft YaHei" w:hAnsi="Microsoft YaHei" w:cs="Microsoft YaHei" w:hint="eastAsia"/>
-          <w:sz w:val="24"/>
-          <w:szCs w:val="24"/>
-          <w:lang w:eastAsia="zh-CN"/>
-        </w:rPr>
-        <w:t>，居住下杉木山岭，育一子：游艺勇；育</w:t>
-      </w:r>
-      <w:proofErr w:type="gramStart"/>
-      <w:r>
-        <w:rPr>
-          <w:rFonts w:ascii="Microsoft YaHei" w:eastAsia="Microsoft YaHei" w:hAnsi="Microsoft YaHei" w:cs="Microsoft YaHei" w:hint="eastAsia"/>
-          <w:sz w:val="24"/>
-          <w:szCs w:val="24"/>
-          <w:lang w:eastAsia="zh-CN"/>
-        </w:rPr>
-        <w:t>一</w:t>
-      </w:r>
-      <w:proofErr w:type="gramEnd"/>
-      <w:r>
-        <w:rPr>
-          <w:rFonts w:ascii="Microsoft YaHei" w:eastAsia="Microsoft YaHei" w:hAnsi="Microsoft YaHei" w:cs="Microsoft YaHei" w:hint="eastAsia"/>
-          <w:sz w:val="24"/>
-          <w:szCs w:val="24"/>
-          <w:lang w:eastAsia="zh-CN"/>
-        </w:rPr>
-        <w:t>女：</w:t>
-      </w:r>
-      <w:proofErr w:type="gramStart"/>
-      <w:r>
-        <w:rPr>
-          <w:rFonts w:ascii="Microsoft YaHei" w:eastAsia="Microsoft YaHei" w:hAnsi="Microsoft YaHei" w:cs="Microsoft YaHei" w:hint="eastAsia"/>
-          <w:sz w:val="24"/>
-          <w:szCs w:val="24"/>
-          <w:lang w:eastAsia="zh-CN"/>
-        </w:rPr>
-        <w:t>游颖飞</w:t>
-      </w:r>
-      <w:proofErr w:type="gramEnd"/>
-      <w:r>
-        <w:rPr>
-          <w:rFonts w:ascii="Microsoft YaHei" w:eastAsia="Microsoft YaHei" w:hAnsi="Microsoft YaHei" w:cs="Microsoft YaHei" w:hint="eastAsia"/>
-          <w:sz w:val="24"/>
-          <w:szCs w:val="24"/>
-          <w:lang w:eastAsia="zh-CN"/>
-        </w:rPr>
-        <w:t>。</w:t>
-      </w:r>
-      <w:r>
-        <w:rPr>
-          <w:rFonts w:ascii="Courier New" w:eastAsia="Times New Roman" w:hAnsi="Courier New" w:cs="Courier New"/>
-          <w:sz w:val="24"/>
-          <w:szCs w:val="24"/>
-          <w:lang w:eastAsia="zh-CN"/>
-        </w:rPr>
-        <w:br/>
-      </w:r>
-      <w:r>
-        <w:rPr>
-          <w:rFonts w:ascii="Microsoft YaHei" w:eastAsia="Microsoft YaHei" w:hAnsi="Microsoft YaHei" w:cs="Microsoft YaHei" w:hint="eastAsia"/>
-          <w:sz w:val="24"/>
-          <w:szCs w:val="24"/>
-          <w:lang w:eastAsia="zh-CN"/>
-        </w:rPr>
-        <w:t>韦华平，生于新屋居住，娶妻辜根会，育一子：韦海益，育</w:t>
-      </w:r>
-      <w:proofErr w:type="gramStart"/>
-      <w:r>
-        <w:rPr>
-          <w:rFonts w:ascii="Microsoft YaHei" w:eastAsia="Microsoft YaHei" w:hAnsi="Microsoft YaHei" w:cs="Microsoft YaHei" w:hint="eastAsia"/>
-          <w:sz w:val="24"/>
-          <w:szCs w:val="24"/>
-          <w:lang w:eastAsia="zh-CN"/>
-        </w:rPr>
-        <w:t>一</w:t>
-      </w:r>
-      <w:proofErr w:type="gramEnd"/>
-      <w:r>
-        <w:rPr>
-          <w:rFonts w:ascii="Microsoft YaHei" w:eastAsia="Microsoft YaHei" w:hAnsi="Microsoft YaHei" w:cs="Microsoft YaHei" w:hint="eastAsia"/>
-          <w:sz w:val="24"/>
-          <w:szCs w:val="24"/>
-          <w:lang w:eastAsia="zh-CN"/>
-        </w:rPr>
-        <w:t>女：韦海莉。</w:t>
-      </w:r>
-      <w:r>
-        <w:rPr>
-          <w:rFonts w:ascii="Courier New" w:eastAsia="Times New Roman" w:hAnsi="Courier New" w:cs="Courier New"/>
-          <w:sz w:val="24"/>
-          <w:szCs w:val="24"/>
-          <w:lang w:eastAsia="zh-CN"/>
-        </w:rPr>
-        <w:br/>
-      </w:r>
-      <w:r>
-        <w:rPr>
-          <w:rFonts w:ascii="Microsoft YaHei" w:eastAsia="Microsoft YaHei" w:hAnsi="Microsoft YaHei" w:cs="Microsoft YaHei" w:hint="eastAsia"/>
-          <w:sz w:val="24"/>
-          <w:szCs w:val="24"/>
-          <w:lang w:eastAsia="zh-CN"/>
-        </w:rPr>
-        <w:t>韦华平死后葬于大园子，</w:t>
-      </w:r>
-      <w:proofErr w:type="gramStart"/>
-      <w:r>
-        <w:rPr>
-          <w:rFonts w:ascii="Microsoft YaHei" w:eastAsia="Microsoft YaHei" w:hAnsi="Microsoft YaHei" w:cs="Microsoft YaHei" w:hint="eastAsia"/>
-          <w:sz w:val="24"/>
-          <w:szCs w:val="24"/>
-          <w:lang w:eastAsia="zh-CN"/>
-        </w:rPr>
-        <w:t>单坟有碑</w:t>
-      </w:r>
-      <w:proofErr w:type="gramEnd"/>
-      <w:r>
-        <w:rPr>
-          <w:rFonts w:ascii="Microsoft YaHei" w:eastAsia="Microsoft YaHei" w:hAnsi="Microsoft YaHei" w:cs="Microsoft YaHei" w:hint="eastAsia"/>
-          <w:sz w:val="24"/>
-          <w:szCs w:val="24"/>
-          <w:lang w:eastAsia="zh-CN"/>
-        </w:rPr>
-        <w:t>可查。</w:t>
-      </w:r>
-      <w:r>
-        <w:rPr>
-          <w:rFonts w:ascii="Courier New" w:eastAsia="Times New Roman" w:hAnsi="Courier New" w:cs="Courier New"/>
-          <w:sz w:val="24"/>
-          <w:szCs w:val="24"/>
-          <w:lang w:eastAsia="zh-CN"/>
-        </w:rPr>
-        <w:br/>
-      </w:r>
-      <w:r>
-        <w:rPr>
-          <w:rFonts w:ascii="Microsoft YaHei" w:eastAsia="Microsoft YaHei" w:hAnsi="Microsoft YaHei" w:cs="Microsoft YaHei" w:hint="eastAsia"/>
-          <w:sz w:val="24"/>
-          <w:szCs w:val="24"/>
-          <w:lang w:eastAsia="zh-CN"/>
-        </w:rPr>
-        <w:t>韦海益，生于新屋居住，大专学历，重庆上班。</w:t>
-      </w:r>
-      <w:r>
-        <w:rPr>
-          <w:rFonts w:ascii="Courier New" w:eastAsia="Times New Roman" w:hAnsi="Courier New" w:cs="Courier New"/>
-          <w:sz w:val="24"/>
-          <w:szCs w:val="24"/>
-          <w:lang w:eastAsia="zh-CN"/>
-        </w:rPr>
-        <w:br/>
-      </w:r>
-      <w:r>
-        <w:rPr>
-          <w:rFonts w:ascii="Microsoft YaHei" w:eastAsia="Microsoft YaHei" w:hAnsi="Microsoft YaHei" w:cs="Microsoft YaHei" w:hint="eastAsia"/>
-          <w:sz w:val="24"/>
-          <w:szCs w:val="24"/>
-          <w:lang w:eastAsia="zh-CN"/>
-        </w:rPr>
-        <w:t>韦广钺，生于新屋居住，娶妻谭氏，马明淑，</w:t>
-      </w:r>
-      <w:proofErr w:type="gramStart"/>
-      <w:r>
-        <w:rPr>
-          <w:rFonts w:ascii="Microsoft YaHei" w:eastAsia="Microsoft YaHei" w:hAnsi="Microsoft YaHei" w:cs="Microsoft YaHei" w:hint="eastAsia"/>
-          <w:sz w:val="24"/>
-          <w:szCs w:val="24"/>
-          <w:lang w:eastAsia="zh-CN"/>
-        </w:rPr>
-        <w:t>育三子</w:t>
-      </w:r>
-      <w:proofErr w:type="gramEnd"/>
-      <w:r>
-        <w:rPr>
-          <w:rFonts w:ascii="Microsoft YaHei" w:eastAsia="Microsoft YaHei" w:hAnsi="Microsoft YaHei" w:cs="Microsoft YaHei" w:hint="eastAsia"/>
-          <w:sz w:val="24"/>
-          <w:szCs w:val="24"/>
-          <w:lang w:eastAsia="zh-CN"/>
-        </w:rPr>
-        <w:t>：韦康兴，韦龙兴，</w:t>
-      </w:r>
-      <w:proofErr w:type="gramStart"/>
-      <w:r>
-        <w:rPr>
-          <w:rFonts w:ascii="Microsoft YaHei" w:eastAsia="Microsoft YaHei" w:hAnsi="Microsoft YaHei" w:cs="Microsoft YaHei" w:hint="eastAsia"/>
-          <w:sz w:val="24"/>
-          <w:szCs w:val="24"/>
-          <w:lang w:eastAsia="zh-CN"/>
-        </w:rPr>
-        <w:t>韦奉兴</w:t>
-      </w:r>
-      <w:proofErr w:type="gramEnd"/>
-      <w:r>
-        <w:rPr>
-          <w:rFonts w:ascii="Microsoft YaHei" w:eastAsia="Microsoft YaHei" w:hAnsi="Microsoft YaHei" w:cs="Microsoft YaHei" w:hint="eastAsia"/>
-          <w:sz w:val="24"/>
-          <w:szCs w:val="24"/>
-          <w:lang w:eastAsia="zh-CN"/>
-        </w:rPr>
-        <w:t>。</w:t>
-      </w:r>
-      <w:proofErr w:type="gramStart"/>
-      <w:r>
-        <w:rPr>
-          <w:rFonts w:ascii="Microsoft YaHei" w:eastAsia="Microsoft YaHei" w:hAnsi="Microsoft YaHei" w:cs="Microsoft YaHei" w:hint="eastAsia"/>
-          <w:sz w:val="24"/>
-          <w:szCs w:val="24"/>
-          <w:lang w:eastAsia="zh-CN"/>
-        </w:rPr>
-        <w:t>育二女</w:t>
-      </w:r>
-      <w:proofErr w:type="gramEnd"/>
-      <w:r>
-        <w:rPr>
-          <w:rFonts w:ascii="Microsoft YaHei" w:eastAsia="Microsoft YaHei" w:hAnsi="Microsoft YaHei" w:cs="Microsoft YaHei" w:hint="eastAsia"/>
-          <w:sz w:val="24"/>
-          <w:szCs w:val="24"/>
-          <w:lang w:eastAsia="zh-CN"/>
-        </w:rPr>
-        <w:t>：韦发珍，</w:t>
-      </w:r>
-      <w:proofErr w:type="gramStart"/>
-      <w:r>
-        <w:rPr>
-          <w:rFonts w:ascii="Microsoft YaHei" w:eastAsia="Microsoft YaHei" w:hAnsi="Microsoft YaHei" w:cs="Microsoft YaHei" w:hint="eastAsia"/>
-          <w:sz w:val="24"/>
-          <w:szCs w:val="24"/>
-          <w:lang w:eastAsia="zh-CN"/>
-        </w:rPr>
-        <w:t>韦兴杰</w:t>
-      </w:r>
-      <w:proofErr w:type="gramEnd"/>
-      <w:r>
-        <w:rPr>
-          <w:rFonts w:ascii="Microsoft YaHei" w:eastAsia="Microsoft YaHei" w:hAnsi="Microsoft YaHei" w:cs="Microsoft YaHei" w:hint="eastAsia"/>
-          <w:sz w:val="24"/>
-          <w:szCs w:val="24"/>
-          <w:lang w:eastAsia="zh-CN"/>
-        </w:rPr>
-        <w:t>。韦发珍交代罗府应富，居住白阳坝、高谷庄，育一子：罗继明；育</w:t>
-      </w:r>
-      <w:proofErr w:type="gramStart"/>
-      <w:r>
-        <w:rPr>
-          <w:rFonts w:ascii="Microsoft YaHei" w:eastAsia="Microsoft YaHei" w:hAnsi="Microsoft YaHei" w:cs="Microsoft YaHei" w:hint="eastAsia"/>
-          <w:sz w:val="24"/>
-          <w:szCs w:val="24"/>
-          <w:lang w:eastAsia="zh-CN"/>
-        </w:rPr>
-        <w:t>一</w:t>
-      </w:r>
-      <w:proofErr w:type="gramEnd"/>
-      <w:r>
-        <w:rPr>
-          <w:rFonts w:ascii="Microsoft YaHei" w:eastAsia="Microsoft YaHei" w:hAnsi="Microsoft YaHei" w:cs="Microsoft YaHei" w:hint="eastAsia"/>
-          <w:sz w:val="24"/>
-          <w:szCs w:val="24"/>
-          <w:lang w:eastAsia="zh-CN"/>
-        </w:rPr>
-        <w:t>女：罗继香。</w:t>
-      </w:r>
-      <w:proofErr w:type="gramStart"/>
-      <w:r>
-        <w:rPr>
-          <w:rFonts w:ascii="Microsoft YaHei" w:eastAsia="Microsoft YaHei" w:hAnsi="Microsoft YaHei" w:cs="Microsoft YaHei" w:hint="eastAsia"/>
-          <w:sz w:val="24"/>
-          <w:szCs w:val="24"/>
-          <w:lang w:eastAsia="zh-CN"/>
-        </w:rPr>
-        <w:t>韦兴杰</w:t>
-      </w:r>
-      <w:proofErr w:type="gramEnd"/>
-      <w:r>
-        <w:rPr>
-          <w:rFonts w:ascii="Microsoft YaHei" w:eastAsia="Microsoft YaHei" w:hAnsi="Microsoft YaHei" w:cs="Microsoft YaHei" w:hint="eastAsia"/>
-          <w:sz w:val="24"/>
-          <w:szCs w:val="24"/>
-          <w:lang w:eastAsia="zh-CN"/>
-        </w:rPr>
-        <w:t>交代谭府存安，居住白家坝，</w:t>
-      </w:r>
-      <w:proofErr w:type="gramStart"/>
-      <w:r>
-        <w:rPr>
-          <w:rFonts w:ascii="Microsoft YaHei" w:eastAsia="Microsoft YaHei" w:hAnsi="Microsoft YaHei" w:cs="Microsoft YaHei" w:hint="eastAsia"/>
-          <w:sz w:val="24"/>
-          <w:szCs w:val="24"/>
-          <w:lang w:eastAsia="zh-CN"/>
-        </w:rPr>
-        <w:t>育二子</w:t>
-      </w:r>
-      <w:proofErr w:type="gramEnd"/>
-      <w:r>
-        <w:rPr>
-          <w:rFonts w:ascii="Microsoft YaHei" w:eastAsia="Microsoft YaHei" w:hAnsi="Microsoft YaHei" w:cs="Microsoft YaHei" w:hint="eastAsia"/>
-          <w:sz w:val="24"/>
-          <w:szCs w:val="24"/>
-          <w:lang w:eastAsia="zh-CN"/>
-        </w:rPr>
-        <w:t>：谭祥柏，谭祥洪；</w:t>
-      </w:r>
-      <w:proofErr w:type="gramStart"/>
-      <w:r>
-        <w:rPr>
-          <w:rFonts w:ascii="Microsoft YaHei" w:eastAsia="Microsoft YaHei" w:hAnsi="Microsoft YaHei" w:cs="Microsoft YaHei" w:hint="eastAsia"/>
-          <w:sz w:val="24"/>
-          <w:szCs w:val="24"/>
-          <w:lang w:eastAsia="zh-CN"/>
-        </w:rPr>
-        <w:t>育二女</w:t>
-      </w:r>
-      <w:proofErr w:type="gramEnd"/>
-      <w:r>
-        <w:rPr>
-          <w:rFonts w:ascii="Microsoft YaHei" w:eastAsia="Microsoft YaHei" w:hAnsi="Microsoft YaHei" w:cs="Microsoft YaHei" w:hint="eastAsia"/>
-          <w:sz w:val="24"/>
-          <w:szCs w:val="24"/>
-          <w:lang w:eastAsia="zh-CN"/>
-        </w:rPr>
-        <w:t>：谭祥英，谭祥华。韦广钺死后葬于大园子老碑。</w:t>
-      </w:r>
-      <w:r>
-        <w:rPr>
-          <w:rFonts w:ascii="Courier New" w:eastAsia="Times New Roman" w:hAnsi="Courier New" w:cs="Courier New"/>
-          <w:sz w:val="24"/>
-          <w:szCs w:val="24"/>
-          <w:lang w:eastAsia="zh-CN"/>
-        </w:rPr>
-        <w:br/>
-        <w:t>2026</w:t>
-      </w:r>
-      <w:r>
-        <w:rPr>
-          <w:rFonts w:ascii="Microsoft YaHei" w:eastAsia="Microsoft YaHei" w:hAnsi="Microsoft YaHei" w:cs="Microsoft YaHei" w:hint="eastAsia"/>
-          <w:sz w:val="24"/>
-          <w:szCs w:val="24"/>
-          <w:lang w:eastAsia="zh-CN"/>
-        </w:rPr>
-        <w:t>年</w:t>
-      </w:r>
-      <w:r>
-        <w:rPr>
-          <w:rFonts w:ascii="Courier New" w:eastAsia="Times New Roman" w:hAnsi="Courier New" w:cs="Courier New"/>
-          <w:sz w:val="24"/>
-          <w:szCs w:val="24"/>
-          <w:lang w:eastAsia="zh-CN"/>
-        </w:rPr>
-        <w:t>6</w:t>
-      </w:r>
-      <w:r>
-        <w:rPr>
-          <w:rFonts w:ascii="Microsoft YaHei" w:eastAsia="Microsoft YaHei" w:hAnsi="Microsoft YaHei" w:cs="Microsoft YaHei" w:hint="eastAsia"/>
-          <w:sz w:val="24"/>
-          <w:szCs w:val="24"/>
-          <w:lang w:eastAsia="zh-CN"/>
-        </w:rPr>
-        <w:t>月</w:t>
-      </w:r>
-      <w:r>
-        <w:rPr>
-          <w:rFonts w:ascii="Courier New" w:eastAsia="Times New Roman" w:hAnsi="Courier New" w:cs="Courier New"/>
-          <w:sz w:val="24"/>
-          <w:szCs w:val="24"/>
-          <w:lang w:eastAsia="zh-CN"/>
-        </w:rPr>
-        <w:t>1</w:t>
-      </w:r>
-      <w:r>
-        <w:rPr>
-          <w:rFonts w:ascii="Microsoft YaHei" w:eastAsia="Microsoft YaHei" w:hAnsi="Microsoft YaHei" w:cs="Microsoft YaHei" w:hint="eastAsia"/>
-          <w:sz w:val="24"/>
-          <w:szCs w:val="24"/>
-          <w:lang w:eastAsia="zh-CN"/>
-        </w:rPr>
-        <w:t>日</w:t>
-      </w:r>
-      <w:r>
-        <w:rPr>
-          <w:rFonts w:ascii="Courier New" w:eastAsia="Times New Roman" w:hAnsi="Courier New" w:cs="Courier New"/>
-          <w:sz w:val="24"/>
-          <w:szCs w:val="24"/>
-          <w:lang w:eastAsia="zh-CN"/>
-        </w:rPr>
-        <w:t xml:space="preserve"> </w:t>
-      </w:r>
-      <w:r>
-        <w:rPr>
-          <w:rFonts w:ascii="Microsoft YaHei" w:eastAsia="Microsoft YaHei" w:hAnsi="Microsoft YaHei" w:cs="Microsoft YaHei" w:hint="eastAsia"/>
-          <w:sz w:val="24"/>
-          <w:szCs w:val="24"/>
-          <w:lang w:eastAsia="zh-CN"/>
-        </w:rPr>
-        <w:t>第</w:t>
-      </w:r>
-      <w:r>
-        <w:rPr>
-          <w:rFonts w:ascii="Courier New" w:eastAsia="Times New Roman" w:hAnsi="Courier New" w:cs="Courier New"/>
-          <w:sz w:val="24"/>
-          <w:szCs w:val="24"/>
-          <w:lang w:eastAsia="zh-CN"/>
-        </w:rPr>
-        <w:t>1</w:t>
-      </w:r>
-      <w:r>
-        <w:rPr>
-          <w:rFonts w:ascii="Microsoft YaHei" w:eastAsia="Microsoft YaHei" w:hAnsi="Microsoft YaHei" w:cs="Microsoft YaHei" w:hint="eastAsia"/>
-          <w:sz w:val="24"/>
-          <w:szCs w:val="24"/>
-          <w:lang w:eastAsia="zh-CN"/>
-        </w:rPr>
-        <w:t>页</w:t>
-      </w:r>
-      <w:r>
-        <w:rPr>
-          <w:rFonts w:ascii="Courier New" w:eastAsia="Times New Roman" w:hAnsi="Courier New" w:cs="Courier New"/>
-          <w:sz w:val="24"/>
-          <w:szCs w:val="24"/>
-          <w:lang w:eastAsia="zh-CN"/>
-        </w:rPr>
-        <w:br/>
-      </w:r>
-      <w:r>
-        <w:rPr>
-          <w:rFonts w:ascii="Courier New" w:eastAsia="Times New Roman" w:hAnsi="Courier New" w:cs="Courier New"/>
-          <w:sz w:val="24"/>
-          <w:szCs w:val="24"/>
-          <w:lang w:eastAsia="zh-CN"/>
-        </w:rPr>
-        <w:br/>
-      </w:r>
-      <w:bookmarkStart w:id="0" w:name="_GoBack"/>
-      <w:bookmarkEnd w:id="0"/>
-      <w:r>
-        <w:rPr>
-          <w:rFonts w:ascii="Courier New" w:eastAsia="Times New Roman" w:hAnsi="Courier New" w:cs="Courier New"/>
-          <w:sz w:val="24"/>
-          <w:szCs w:val="24"/>
-          <w:lang w:eastAsia="zh-CN"/>
-        </w:rPr>
-        <w:br/>
-      </w:r>
-      <w:r>
-        <w:rPr>
-          <w:rFonts w:ascii="Microsoft YaHei" w:eastAsia="Microsoft YaHei" w:hAnsi="Microsoft YaHei" w:cs="Microsoft YaHei" w:hint="eastAsia"/>
-          <w:sz w:val="24"/>
-          <w:szCs w:val="24"/>
-          <w:lang w:eastAsia="zh-CN"/>
-        </w:rPr>
-        <w:t>韦康兴，生于新屋居住，娶妻秦光叔，育一女：韦荣芳交代周府世学，居住【三星</w:t>
-      </w:r>
-      <w:r>
-        <w:rPr>
-          <w:rFonts w:ascii="Courier New" w:eastAsia="Times New Roman" w:hAnsi="Courier New" w:cs="Courier New"/>
-          <w:sz w:val="24"/>
-          <w:szCs w:val="24"/>
-          <w:lang w:eastAsia="zh-CN"/>
-        </w:rPr>
-        <w:t>**</w:t>
-      </w:r>
-      <w:r>
-        <w:rPr>
-          <w:rFonts w:ascii="Microsoft YaHei" w:eastAsia="Microsoft YaHei" w:hAnsi="Microsoft YaHei" w:cs="Microsoft YaHei" w:hint="eastAsia"/>
-          <w:sz w:val="24"/>
-          <w:szCs w:val="24"/>
-          <w:lang w:eastAsia="zh-CN"/>
-        </w:rPr>
-        <w:t>】。韦康兴死后葬于大园子老碑。</w:t>
-      </w:r>
-      <w:r>
-        <w:rPr>
-          <w:rFonts w:ascii="Courier New" w:eastAsia="Times New Roman" w:hAnsi="Courier New" w:cs="Courier New"/>
-          <w:sz w:val="24"/>
-          <w:szCs w:val="24"/>
-          <w:lang w:eastAsia="zh-CN"/>
-        </w:rPr>
-        <w:br/>
-      </w:r>
-      <w:r>
-        <w:rPr>
-          <w:rFonts w:ascii="Microsoft YaHei" w:eastAsia="Microsoft YaHei" w:hAnsi="Microsoft YaHei" w:cs="Microsoft YaHei" w:hint="eastAsia"/>
-          <w:sz w:val="24"/>
-          <w:szCs w:val="24"/>
-          <w:lang w:eastAsia="zh-CN"/>
-        </w:rPr>
-        <w:lastRenderedPageBreak/>
-        <w:t>韦龙兴，生于新屋居住，</w:t>
-      </w:r>
-      <w:proofErr w:type="gramStart"/>
-      <w:r>
-        <w:rPr>
-          <w:rFonts w:ascii="Microsoft YaHei" w:eastAsia="Microsoft YaHei" w:hAnsi="Microsoft YaHei" w:cs="Microsoft YaHei" w:hint="eastAsia"/>
-          <w:sz w:val="24"/>
-          <w:szCs w:val="24"/>
-          <w:lang w:eastAsia="zh-CN"/>
-        </w:rPr>
-        <w:t>娶妻刘</w:t>
-      </w:r>
-      <w:proofErr w:type="gramEnd"/>
-      <w:r>
-        <w:rPr>
-          <w:rFonts w:ascii="Microsoft YaHei" w:eastAsia="Microsoft YaHei" w:hAnsi="Microsoft YaHei" w:cs="Microsoft YaHei" w:hint="eastAsia"/>
-          <w:sz w:val="24"/>
-          <w:szCs w:val="24"/>
-          <w:lang w:eastAsia="zh-CN"/>
-        </w:rPr>
-        <w:t>延珍，</w:t>
-      </w:r>
-      <w:proofErr w:type="gramStart"/>
-      <w:r>
-        <w:rPr>
-          <w:rFonts w:ascii="Microsoft YaHei" w:eastAsia="Microsoft YaHei" w:hAnsi="Microsoft YaHei" w:cs="Microsoft YaHei" w:hint="eastAsia"/>
-          <w:sz w:val="24"/>
-          <w:szCs w:val="24"/>
-          <w:lang w:eastAsia="zh-CN"/>
-        </w:rPr>
-        <w:t>育三子</w:t>
-      </w:r>
-      <w:proofErr w:type="gramEnd"/>
-      <w:r>
-        <w:rPr>
-          <w:rFonts w:ascii="Microsoft YaHei" w:eastAsia="Microsoft YaHei" w:hAnsi="Microsoft YaHei" w:cs="Microsoft YaHei" w:hint="eastAsia"/>
-          <w:sz w:val="24"/>
-          <w:szCs w:val="24"/>
-          <w:lang w:eastAsia="zh-CN"/>
-        </w:rPr>
-        <w:t>：</w:t>
-      </w:r>
-      <w:proofErr w:type="gramStart"/>
-      <w:r>
-        <w:rPr>
-          <w:rFonts w:ascii="Microsoft YaHei" w:eastAsia="Microsoft YaHei" w:hAnsi="Microsoft YaHei" w:cs="Microsoft YaHei" w:hint="eastAsia"/>
-          <w:sz w:val="24"/>
-          <w:szCs w:val="24"/>
-          <w:lang w:eastAsia="zh-CN"/>
-        </w:rPr>
-        <w:t>韦荣生</w:t>
-      </w:r>
-      <w:proofErr w:type="gramEnd"/>
-      <w:r>
-        <w:rPr>
-          <w:rFonts w:ascii="Microsoft YaHei" w:eastAsia="Microsoft YaHei" w:hAnsi="Microsoft YaHei" w:cs="Microsoft YaHei" w:hint="eastAsia"/>
-          <w:sz w:val="24"/>
-          <w:szCs w:val="24"/>
-          <w:lang w:eastAsia="zh-CN"/>
-        </w:rPr>
-        <w:t>，韦荣万，韦荣</w:t>
-      </w:r>
-      <w:proofErr w:type="gramStart"/>
-      <w:r>
-        <w:rPr>
-          <w:rFonts w:ascii="Microsoft YaHei" w:eastAsia="Microsoft YaHei" w:hAnsi="Microsoft YaHei" w:cs="Microsoft YaHei" w:hint="eastAsia"/>
-          <w:sz w:val="24"/>
-          <w:szCs w:val="24"/>
-          <w:lang w:eastAsia="zh-CN"/>
-        </w:rPr>
-        <w:t>彪</w:t>
-      </w:r>
-      <w:proofErr w:type="gramEnd"/>
-      <w:r>
-        <w:rPr>
-          <w:rFonts w:ascii="Microsoft YaHei" w:eastAsia="Microsoft YaHei" w:hAnsi="Microsoft YaHei" w:cs="Microsoft YaHei" w:hint="eastAsia"/>
-          <w:sz w:val="24"/>
-          <w:szCs w:val="24"/>
-          <w:lang w:eastAsia="zh-CN"/>
-        </w:rPr>
-        <w:t>。育</w:t>
-      </w:r>
-      <w:proofErr w:type="gramStart"/>
-      <w:r>
-        <w:rPr>
-          <w:rFonts w:ascii="Microsoft YaHei" w:eastAsia="Microsoft YaHei" w:hAnsi="Microsoft YaHei" w:cs="Microsoft YaHei" w:hint="eastAsia"/>
-          <w:sz w:val="24"/>
-          <w:szCs w:val="24"/>
-          <w:lang w:eastAsia="zh-CN"/>
-        </w:rPr>
-        <w:t>一</w:t>
-      </w:r>
-      <w:proofErr w:type="gramEnd"/>
-      <w:r>
-        <w:rPr>
-          <w:rFonts w:ascii="Microsoft YaHei" w:eastAsia="Microsoft YaHei" w:hAnsi="Microsoft YaHei" w:cs="Microsoft YaHei" w:hint="eastAsia"/>
-          <w:sz w:val="24"/>
-          <w:szCs w:val="24"/>
-          <w:lang w:eastAsia="zh-CN"/>
-        </w:rPr>
-        <w:t>女：</w:t>
-      </w:r>
-      <w:proofErr w:type="gramStart"/>
-      <w:r>
-        <w:rPr>
-          <w:rFonts w:ascii="Microsoft YaHei" w:eastAsia="Microsoft YaHei" w:hAnsi="Microsoft YaHei" w:cs="Microsoft YaHei" w:hint="eastAsia"/>
-          <w:sz w:val="24"/>
-          <w:szCs w:val="24"/>
-          <w:lang w:eastAsia="zh-CN"/>
-        </w:rPr>
-        <w:t>韦荣菊交代马府德枢</w:t>
-      </w:r>
-      <w:proofErr w:type="gramEnd"/>
-      <w:r>
-        <w:rPr>
-          <w:rFonts w:ascii="Microsoft YaHei" w:eastAsia="Microsoft YaHei" w:hAnsi="Microsoft YaHei" w:cs="Microsoft YaHei" w:hint="eastAsia"/>
-          <w:sz w:val="24"/>
-          <w:szCs w:val="24"/>
-          <w:lang w:eastAsia="zh-CN"/>
-        </w:rPr>
-        <w:t>，居住青树子，</w:t>
-      </w:r>
-      <w:proofErr w:type="gramStart"/>
-      <w:r>
-        <w:rPr>
-          <w:rFonts w:ascii="Microsoft YaHei" w:eastAsia="Microsoft YaHei" w:hAnsi="Microsoft YaHei" w:cs="Microsoft YaHei" w:hint="eastAsia"/>
-          <w:sz w:val="24"/>
-          <w:szCs w:val="24"/>
-          <w:lang w:eastAsia="zh-CN"/>
-        </w:rPr>
-        <w:t>育二女</w:t>
-      </w:r>
-      <w:proofErr w:type="gramEnd"/>
-      <w:r>
-        <w:rPr>
-          <w:rFonts w:ascii="Microsoft YaHei" w:eastAsia="Microsoft YaHei" w:hAnsi="Microsoft YaHei" w:cs="Microsoft YaHei" w:hint="eastAsia"/>
-          <w:sz w:val="24"/>
-          <w:szCs w:val="24"/>
-          <w:lang w:eastAsia="zh-CN"/>
-        </w:rPr>
-        <w:t>：马青丽，马晓玲。</w:t>
-      </w:r>
-      <w:r>
-        <w:rPr>
-          <w:rFonts w:ascii="Courier New" w:eastAsia="Times New Roman" w:hAnsi="Courier New" w:cs="Courier New"/>
-          <w:sz w:val="24"/>
-          <w:szCs w:val="24"/>
-          <w:lang w:eastAsia="zh-CN"/>
-        </w:rPr>
-        <w:br/>
-      </w:r>
-      <w:r>
-        <w:rPr>
-          <w:rFonts w:ascii="Microsoft YaHei" w:eastAsia="Microsoft YaHei" w:hAnsi="Microsoft YaHei" w:cs="Microsoft YaHei" w:hint="eastAsia"/>
-          <w:sz w:val="24"/>
-          <w:szCs w:val="24"/>
-          <w:lang w:eastAsia="zh-CN"/>
-        </w:rPr>
-        <w:t>韦龙兴死后葬于大</w:t>
-      </w:r>
-      <w:proofErr w:type="gramStart"/>
-      <w:r>
-        <w:rPr>
-          <w:rFonts w:ascii="Microsoft YaHei" w:eastAsia="Microsoft YaHei" w:hAnsi="Microsoft YaHei" w:cs="Microsoft YaHei" w:hint="eastAsia"/>
-          <w:sz w:val="24"/>
-          <w:szCs w:val="24"/>
-          <w:lang w:eastAsia="zh-CN"/>
-        </w:rPr>
-        <w:t>东堡丫口土地旁，单坟</w:t>
-      </w:r>
-      <w:proofErr w:type="gramEnd"/>
-      <w:r>
-        <w:rPr>
-          <w:rFonts w:ascii="Microsoft YaHei" w:eastAsia="Microsoft YaHei" w:hAnsi="Microsoft YaHei" w:cs="Microsoft YaHei" w:hint="eastAsia"/>
-          <w:sz w:val="24"/>
-          <w:szCs w:val="24"/>
-          <w:lang w:eastAsia="zh-CN"/>
-        </w:rPr>
-        <w:t>有碑可查。</w:t>
-      </w:r>
-      <w:r>
-        <w:rPr>
-          <w:rFonts w:ascii="Courier New" w:eastAsia="Times New Roman" w:hAnsi="Courier New" w:cs="Courier New"/>
-          <w:sz w:val="24"/>
-          <w:szCs w:val="24"/>
-          <w:lang w:eastAsia="zh-CN"/>
-        </w:rPr>
-        <w:br/>
-      </w:r>
-      <w:proofErr w:type="gramStart"/>
-      <w:r>
-        <w:rPr>
-          <w:rFonts w:ascii="Microsoft YaHei" w:eastAsia="Microsoft YaHei" w:hAnsi="Microsoft YaHei" w:cs="Microsoft YaHei" w:hint="eastAsia"/>
-          <w:sz w:val="24"/>
-          <w:szCs w:val="24"/>
-          <w:lang w:eastAsia="zh-CN"/>
-        </w:rPr>
-        <w:t>韦荣生</w:t>
-      </w:r>
-      <w:proofErr w:type="gramEnd"/>
-      <w:r>
-        <w:rPr>
-          <w:rFonts w:ascii="Microsoft YaHei" w:eastAsia="Microsoft YaHei" w:hAnsi="Microsoft YaHei" w:cs="Microsoft YaHei" w:hint="eastAsia"/>
-          <w:sz w:val="24"/>
-          <w:szCs w:val="24"/>
-          <w:lang w:eastAsia="zh-CN"/>
-        </w:rPr>
-        <w:t>，生于新屋，居住新屋，磷化厂，</w:t>
-      </w:r>
-      <w:proofErr w:type="gramStart"/>
-      <w:r>
-        <w:rPr>
-          <w:rFonts w:ascii="Microsoft YaHei" w:eastAsia="Microsoft YaHei" w:hAnsi="Microsoft YaHei" w:cs="Microsoft YaHei" w:hint="eastAsia"/>
-          <w:sz w:val="24"/>
-          <w:szCs w:val="24"/>
-          <w:lang w:eastAsia="zh-CN"/>
-        </w:rPr>
-        <w:t>娶妻马勤淑</w:t>
-      </w:r>
-      <w:proofErr w:type="gramEnd"/>
-      <w:r>
-        <w:rPr>
-          <w:rFonts w:ascii="Microsoft YaHei" w:eastAsia="Microsoft YaHei" w:hAnsi="Microsoft YaHei" w:cs="Microsoft YaHei" w:hint="eastAsia"/>
-          <w:sz w:val="24"/>
-          <w:szCs w:val="24"/>
-          <w:lang w:eastAsia="zh-CN"/>
-        </w:rPr>
-        <w:t>，育一子：韦林作；</w:t>
-      </w:r>
-      <w:proofErr w:type="gramStart"/>
-      <w:r>
-        <w:rPr>
-          <w:rFonts w:ascii="Microsoft YaHei" w:eastAsia="Microsoft YaHei" w:hAnsi="Microsoft YaHei" w:cs="Microsoft YaHei" w:hint="eastAsia"/>
-          <w:sz w:val="24"/>
-          <w:szCs w:val="24"/>
-          <w:lang w:eastAsia="zh-CN"/>
-        </w:rPr>
-        <w:t>育二女</w:t>
-      </w:r>
-      <w:proofErr w:type="gramEnd"/>
-      <w:r>
-        <w:rPr>
-          <w:rFonts w:ascii="Microsoft YaHei" w:eastAsia="Microsoft YaHei" w:hAnsi="Microsoft YaHei" w:cs="Microsoft YaHei" w:hint="eastAsia"/>
-          <w:sz w:val="24"/>
-          <w:szCs w:val="24"/>
-          <w:lang w:eastAsia="zh-CN"/>
-        </w:rPr>
-        <w:t>：韦晓燕，韦林宏。韦晓燕交代</w:t>
-      </w:r>
-      <w:proofErr w:type="gramStart"/>
-      <w:r>
-        <w:rPr>
-          <w:rFonts w:ascii="Microsoft YaHei" w:eastAsia="Microsoft YaHei" w:hAnsi="Microsoft YaHei" w:cs="Microsoft YaHei" w:hint="eastAsia"/>
-          <w:sz w:val="24"/>
-          <w:szCs w:val="24"/>
-          <w:lang w:eastAsia="zh-CN"/>
-        </w:rPr>
-        <w:t>周府海鹏</w:t>
-      </w:r>
-      <w:proofErr w:type="gramEnd"/>
-      <w:r>
-        <w:rPr>
-          <w:rFonts w:ascii="Microsoft YaHei" w:eastAsia="Microsoft YaHei" w:hAnsi="Microsoft YaHei" w:cs="Microsoft YaHei" w:hint="eastAsia"/>
-          <w:sz w:val="24"/>
-          <w:szCs w:val="24"/>
-          <w:lang w:eastAsia="zh-CN"/>
-        </w:rPr>
-        <w:t>，居住铜梁，</w:t>
-      </w:r>
-      <w:proofErr w:type="gramStart"/>
-      <w:r>
-        <w:rPr>
-          <w:rFonts w:ascii="Microsoft YaHei" w:eastAsia="Microsoft YaHei" w:hAnsi="Microsoft YaHei" w:cs="Microsoft YaHei" w:hint="eastAsia"/>
-          <w:sz w:val="24"/>
-          <w:szCs w:val="24"/>
-          <w:lang w:eastAsia="zh-CN"/>
-        </w:rPr>
-        <w:t>育二女</w:t>
-      </w:r>
-      <w:proofErr w:type="gramEnd"/>
-      <w:r>
-        <w:rPr>
-          <w:rFonts w:ascii="Microsoft YaHei" w:eastAsia="Microsoft YaHei" w:hAnsi="Microsoft YaHei" w:cs="Microsoft YaHei" w:hint="eastAsia"/>
-          <w:sz w:val="24"/>
-          <w:szCs w:val="24"/>
-          <w:lang w:eastAsia="zh-CN"/>
-        </w:rPr>
-        <w:t>：周思涵，周思怡。韦林宏交代</w:t>
-      </w:r>
-      <w:proofErr w:type="gramStart"/>
-      <w:r>
-        <w:rPr>
-          <w:rFonts w:ascii="Microsoft YaHei" w:eastAsia="Microsoft YaHei" w:hAnsi="Microsoft YaHei" w:cs="Microsoft YaHei" w:hint="eastAsia"/>
-          <w:sz w:val="24"/>
-          <w:szCs w:val="24"/>
-          <w:lang w:eastAsia="zh-CN"/>
-        </w:rPr>
-        <w:t>许府瑞</w:t>
-      </w:r>
-      <w:proofErr w:type="gramEnd"/>
-      <w:r>
-        <w:rPr>
-          <w:rFonts w:ascii="Microsoft YaHei" w:eastAsia="Microsoft YaHei" w:hAnsi="Microsoft YaHei" w:cs="Microsoft YaHei" w:hint="eastAsia"/>
-          <w:sz w:val="24"/>
-          <w:szCs w:val="24"/>
-          <w:lang w:eastAsia="zh-CN"/>
-        </w:rPr>
-        <w:t>华，居住湖北金门，育一子：</w:t>
-      </w:r>
-      <w:proofErr w:type="gramStart"/>
-      <w:r>
-        <w:rPr>
-          <w:rFonts w:ascii="Microsoft YaHei" w:eastAsia="Microsoft YaHei" w:hAnsi="Microsoft YaHei" w:cs="Microsoft YaHei" w:hint="eastAsia"/>
-          <w:sz w:val="24"/>
-          <w:szCs w:val="24"/>
-          <w:lang w:eastAsia="zh-CN"/>
-        </w:rPr>
-        <w:t>许诗月</w:t>
-      </w:r>
-      <w:proofErr w:type="gramEnd"/>
-      <w:r>
-        <w:rPr>
-          <w:rFonts w:ascii="Microsoft YaHei" w:eastAsia="Microsoft YaHei" w:hAnsi="Microsoft YaHei" w:cs="Microsoft YaHei" w:hint="eastAsia"/>
-          <w:sz w:val="24"/>
-          <w:szCs w:val="24"/>
-          <w:lang w:eastAsia="zh-CN"/>
-        </w:rPr>
-        <w:t>。</w:t>
-      </w:r>
-      <w:r>
-        <w:rPr>
-          <w:rFonts w:ascii="Courier New" w:eastAsia="Times New Roman" w:hAnsi="Courier New" w:cs="Courier New"/>
-          <w:sz w:val="24"/>
-          <w:szCs w:val="24"/>
-          <w:lang w:eastAsia="zh-CN"/>
-        </w:rPr>
-        <w:br/>
-      </w:r>
-      <w:r>
-        <w:rPr>
-          <w:rFonts w:ascii="Microsoft YaHei" w:eastAsia="Microsoft YaHei" w:hAnsi="Microsoft YaHei" w:cs="Microsoft YaHei" w:hint="eastAsia"/>
-          <w:sz w:val="24"/>
-          <w:szCs w:val="24"/>
-          <w:lang w:eastAsia="zh-CN"/>
-        </w:rPr>
-        <w:t>韦林作，生于新屋，居住新屋，磷化厂，永川大学三年级学生。</w:t>
-      </w:r>
-      <w:r>
-        <w:rPr>
-          <w:rFonts w:ascii="Courier New" w:eastAsia="Times New Roman" w:hAnsi="Courier New" w:cs="Courier New"/>
-          <w:sz w:val="24"/>
-          <w:szCs w:val="24"/>
-          <w:lang w:eastAsia="zh-CN"/>
-        </w:rPr>
-        <w:br/>
-      </w:r>
-      <w:r>
-        <w:rPr>
-          <w:rFonts w:ascii="Microsoft YaHei" w:eastAsia="Microsoft YaHei" w:hAnsi="Microsoft YaHei" w:cs="Microsoft YaHei" w:hint="eastAsia"/>
-          <w:sz w:val="24"/>
-          <w:szCs w:val="24"/>
-          <w:lang w:eastAsia="zh-CN"/>
-        </w:rPr>
-        <w:t>韦荣万，生于新屋居住，</w:t>
-      </w:r>
-      <w:proofErr w:type="gramStart"/>
-      <w:r>
-        <w:rPr>
-          <w:rFonts w:ascii="Microsoft YaHei" w:eastAsia="Microsoft YaHei" w:hAnsi="Microsoft YaHei" w:cs="Microsoft YaHei" w:hint="eastAsia"/>
-          <w:sz w:val="24"/>
-          <w:szCs w:val="24"/>
-          <w:lang w:eastAsia="zh-CN"/>
-        </w:rPr>
-        <w:t>娶妻马</w:t>
-      </w:r>
-      <w:proofErr w:type="gramEnd"/>
-      <w:r>
-        <w:rPr>
-          <w:rFonts w:ascii="Microsoft YaHei" w:eastAsia="Microsoft YaHei" w:hAnsi="Microsoft YaHei" w:cs="Microsoft YaHei" w:hint="eastAsia"/>
-          <w:sz w:val="24"/>
-          <w:szCs w:val="24"/>
-          <w:lang w:eastAsia="zh-CN"/>
-        </w:rPr>
-        <w:t>书成，</w:t>
-      </w:r>
-      <w:proofErr w:type="gramStart"/>
-      <w:r>
-        <w:rPr>
-          <w:rFonts w:ascii="Microsoft YaHei" w:eastAsia="Microsoft YaHei" w:hAnsi="Microsoft YaHei" w:cs="Microsoft YaHei" w:hint="eastAsia"/>
-          <w:sz w:val="24"/>
-          <w:szCs w:val="24"/>
-          <w:lang w:eastAsia="zh-CN"/>
-        </w:rPr>
-        <w:t>育二女</w:t>
-      </w:r>
-      <w:proofErr w:type="gramEnd"/>
-      <w:r>
-        <w:rPr>
-          <w:rFonts w:ascii="Microsoft YaHei" w:eastAsia="Microsoft YaHei" w:hAnsi="Microsoft YaHei" w:cs="Microsoft YaHei" w:hint="eastAsia"/>
-          <w:sz w:val="24"/>
-          <w:szCs w:val="24"/>
-          <w:lang w:eastAsia="zh-CN"/>
-        </w:rPr>
-        <w:t>：韦林婷，韦林枫。韦林婷</w:t>
-      </w:r>
-      <w:proofErr w:type="gramStart"/>
-      <w:r>
-        <w:rPr>
-          <w:rFonts w:ascii="Microsoft YaHei" w:eastAsia="Microsoft YaHei" w:hAnsi="Microsoft YaHei" w:cs="Microsoft YaHei" w:hint="eastAsia"/>
-          <w:sz w:val="24"/>
-          <w:szCs w:val="24"/>
-          <w:lang w:eastAsia="zh-CN"/>
-        </w:rPr>
-        <w:t>交代田府应</w:t>
-      </w:r>
-      <w:proofErr w:type="gramEnd"/>
-      <w:r>
-        <w:rPr>
-          <w:rFonts w:ascii="Microsoft YaHei" w:eastAsia="Microsoft YaHei" w:hAnsi="Microsoft YaHei" w:cs="Microsoft YaHei" w:hint="eastAsia"/>
-          <w:sz w:val="24"/>
-          <w:szCs w:val="24"/>
-          <w:lang w:eastAsia="zh-CN"/>
-        </w:rPr>
-        <w:t>平，育</w:t>
-      </w:r>
-      <w:proofErr w:type="gramStart"/>
-      <w:r>
-        <w:rPr>
-          <w:rFonts w:ascii="Microsoft YaHei" w:eastAsia="Microsoft YaHei" w:hAnsi="Microsoft YaHei" w:cs="Microsoft YaHei" w:hint="eastAsia"/>
-          <w:sz w:val="24"/>
-          <w:szCs w:val="24"/>
-          <w:lang w:eastAsia="zh-CN"/>
-        </w:rPr>
-        <w:t>一</w:t>
-      </w:r>
-      <w:proofErr w:type="gramEnd"/>
-      <w:r>
-        <w:rPr>
-          <w:rFonts w:ascii="Microsoft YaHei" w:eastAsia="Microsoft YaHei" w:hAnsi="Microsoft YaHei" w:cs="Microsoft YaHei" w:hint="eastAsia"/>
-          <w:sz w:val="24"/>
-          <w:szCs w:val="24"/>
-          <w:lang w:eastAsia="zh-CN"/>
-        </w:rPr>
-        <w:t>女居住凉风坝，育</w:t>
-      </w:r>
-      <w:proofErr w:type="gramStart"/>
-      <w:r>
-        <w:rPr>
-          <w:rFonts w:ascii="Microsoft YaHei" w:eastAsia="Microsoft YaHei" w:hAnsi="Microsoft YaHei" w:cs="Microsoft YaHei" w:hint="eastAsia"/>
-          <w:sz w:val="24"/>
-          <w:szCs w:val="24"/>
-          <w:lang w:eastAsia="zh-CN"/>
-        </w:rPr>
-        <w:t>一</w:t>
-      </w:r>
-      <w:proofErr w:type="gramEnd"/>
-      <w:r>
-        <w:rPr>
-          <w:rFonts w:ascii="Microsoft YaHei" w:eastAsia="Microsoft YaHei" w:hAnsi="Microsoft YaHei" w:cs="Microsoft YaHei" w:hint="eastAsia"/>
-          <w:sz w:val="24"/>
-          <w:szCs w:val="24"/>
-          <w:lang w:eastAsia="zh-CN"/>
-        </w:rPr>
-        <w:t>女：田千艺。</w:t>
-      </w:r>
-      <w:r>
-        <w:rPr>
-          <w:rFonts w:ascii="Courier New" w:eastAsia="Times New Roman" w:hAnsi="Courier New" w:cs="Courier New"/>
-          <w:sz w:val="24"/>
-          <w:szCs w:val="24"/>
-          <w:lang w:eastAsia="zh-CN"/>
-        </w:rPr>
-        <w:br/>
-      </w:r>
-      <w:proofErr w:type="gramStart"/>
-      <w:r>
-        <w:rPr>
-          <w:rFonts w:ascii="Microsoft YaHei" w:eastAsia="Microsoft YaHei" w:hAnsi="Microsoft YaHei" w:cs="Microsoft YaHei" w:hint="eastAsia"/>
-          <w:sz w:val="24"/>
-          <w:szCs w:val="24"/>
-          <w:lang w:eastAsia="zh-CN"/>
-        </w:rPr>
-        <w:t>韦荣彪</w:t>
-      </w:r>
-      <w:proofErr w:type="gramEnd"/>
-      <w:r>
-        <w:rPr>
-          <w:rFonts w:ascii="Microsoft YaHei" w:eastAsia="Microsoft YaHei" w:hAnsi="Microsoft YaHei" w:cs="Microsoft YaHei" w:hint="eastAsia"/>
-          <w:sz w:val="24"/>
-          <w:szCs w:val="24"/>
-          <w:lang w:eastAsia="zh-CN"/>
-        </w:rPr>
-        <w:t>，生于新屋，居住</w:t>
-      </w:r>
-      <w:proofErr w:type="gramStart"/>
-      <w:r>
-        <w:rPr>
-          <w:rFonts w:ascii="Microsoft YaHei" w:eastAsia="Microsoft YaHei" w:hAnsi="Microsoft YaHei" w:cs="Microsoft YaHei" w:hint="eastAsia"/>
-          <w:sz w:val="24"/>
-          <w:szCs w:val="24"/>
-          <w:lang w:eastAsia="zh-CN"/>
-        </w:rPr>
-        <w:t>勇飞村</w:t>
-      </w:r>
-      <w:proofErr w:type="gramEnd"/>
-      <w:r>
-        <w:rPr>
-          <w:rFonts w:ascii="Microsoft YaHei" w:eastAsia="Microsoft YaHei" w:hAnsi="Microsoft YaHei" w:cs="Microsoft YaHei" w:hint="eastAsia"/>
-          <w:sz w:val="24"/>
-          <w:szCs w:val="24"/>
-          <w:lang w:eastAsia="zh-CN"/>
-        </w:rPr>
-        <w:t>勇敢组俱乐部，</w:t>
-      </w:r>
-      <w:proofErr w:type="gramStart"/>
-      <w:r>
-        <w:rPr>
-          <w:rFonts w:ascii="Microsoft YaHei" w:eastAsia="Microsoft YaHei" w:hAnsi="Microsoft YaHei" w:cs="Microsoft YaHei" w:hint="eastAsia"/>
-          <w:sz w:val="24"/>
-          <w:szCs w:val="24"/>
-          <w:lang w:eastAsia="zh-CN"/>
-        </w:rPr>
-        <w:t>娶妻陈</w:t>
-      </w:r>
-      <w:proofErr w:type="gramEnd"/>
-      <w:r>
-        <w:rPr>
-          <w:rFonts w:ascii="Microsoft YaHei" w:eastAsia="Microsoft YaHei" w:hAnsi="Microsoft YaHei" w:cs="Microsoft YaHei" w:hint="eastAsia"/>
-          <w:sz w:val="24"/>
-          <w:szCs w:val="24"/>
-          <w:lang w:eastAsia="zh-CN"/>
-        </w:rPr>
-        <w:t>以菊，</w:t>
-      </w:r>
-      <w:proofErr w:type="gramStart"/>
-      <w:r>
-        <w:rPr>
-          <w:rFonts w:ascii="Microsoft YaHei" w:eastAsia="Microsoft YaHei" w:hAnsi="Microsoft YaHei" w:cs="Microsoft YaHei" w:hint="eastAsia"/>
-          <w:sz w:val="24"/>
-          <w:szCs w:val="24"/>
-          <w:lang w:eastAsia="zh-CN"/>
-        </w:rPr>
-        <w:t>育二子</w:t>
-      </w:r>
-      <w:proofErr w:type="gramEnd"/>
-      <w:r>
-        <w:rPr>
-          <w:rFonts w:ascii="Microsoft YaHei" w:eastAsia="Microsoft YaHei" w:hAnsi="Microsoft YaHei" w:cs="Microsoft YaHei" w:hint="eastAsia"/>
-          <w:sz w:val="24"/>
-          <w:szCs w:val="24"/>
-          <w:lang w:eastAsia="zh-CN"/>
-        </w:rPr>
-        <w:t>：韦林志，韦思泽。</w:t>
-      </w:r>
-      <w:r>
-        <w:rPr>
-          <w:rFonts w:ascii="Courier New" w:eastAsia="Times New Roman" w:hAnsi="Courier New" w:cs="Courier New"/>
-          <w:sz w:val="24"/>
-          <w:szCs w:val="24"/>
-          <w:lang w:eastAsia="zh-CN"/>
-        </w:rPr>
-        <w:br/>
-      </w:r>
-      <w:r>
-        <w:rPr>
-          <w:rFonts w:ascii="Microsoft YaHei" w:eastAsia="Microsoft YaHei" w:hAnsi="Microsoft YaHei" w:cs="Microsoft YaHei" w:hint="eastAsia"/>
-          <w:sz w:val="24"/>
-          <w:szCs w:val="24"/>
-          <w:lang w:eastAsia="zh-CN"/>
-        </w:rPr>
-        <w:t>韦林志，生于</w:t>
-      </w:r>
-      <w:proofErr w:type="gramStart"/>
-      <w:r>
-        <w:rPr>
-          <w:rFonts w:ascii="Microsoft YaHei" w:eastAsia="Microsoft YaHei" w:hAnsi="Microsoft YaHei" w:cs="Microsoft YaHei" w:hint="eastAsia"/>
-          <w:sz w:val="24"/>
-          <w:szCs w:val="24"/>
-          <w:lang w:eastAsia="zh-CN"/>
-        </w:rPr>
-        <w:t>勇飞村</w:t>
-      </w:r>
-      <w:proofErr w:type="gramEnd"/>
-      <w:r>
-        <w:rPr>
-          <w:rFonts w:ascii="Microsoft YaHei" w:eastAsia="Microsoft YaHei" w:hAnsi="Microsoft YaHei" w:cs="Microsoft YaHei" w:hint="eastAsia"/>
-          <w:sz w:val="24"/>
-          <w:szCs w:val="24"/>
-          <w:lang w:eastAsia="zh-CN"/>
-        </w:rPr>
-        <w:t>勇敢组，居住俱乐部，中共党员，大学本科学历，涪陵中学教书。</w:t>
-      </w:r>
-      <w:r>
-        <w:rPr>
-          <w:rFonts w:ascii="Courier New" w:eastAsia="Times New Roman" w:hAnsi="Courier New" w:cs="Courier New"/>
-          <w:sz w:val="24"/>
-          <w:szCs w:val="24"/>
-          <w:lang w:eastAsia="zh-CN"/>
-        </w:rPr>
-        <w:br/>
-      </w:r>
-      <w:r>
-        <w:rPr>
-          <w:rFonts w:ascii="Microsoft YaHei" w:eastAsia="Microsoft YaHei" w:hAnsi="Microsoft YaHei" w:cs="Microsoft YaHei" w:hint="eastAsia"/>
-          <w:sz w:val="24"/>
-          <w:szCs w:val="24"/>
-          <w:lang w:eastAsia="zh-CN"/>
-        </w:rPr>
-        <w:t>韦思泽，生于</w:t>
-      </w:r>
-      <w:proofErr w:type="gramStart"/>
-      <w:r>
-        <w:rPr>
-          <w:rFonts w:ascii="Microsoft YaHei" w:eastAsia="Microsoft YaHei" w:hAnsi="Microsoft YaHei" w:cs="Microsoft YaHei" w:hint="eastAsia"/>
-          <w:sz w:val="24"/>
-          <w:szCs w:val="24"/>
-          <w:lang w:eastAsia="zh-CN"/>
-        </w:rPr>
-        <w:t>勇飞村</w:t>
-      </w:r>
-      <w:proofErr w:type="gramEnd"/>
-      <w:r>
-        <w:rPr>
-          <w:rFonts w:ascii="Microsoft YaHei" w:eastAsia="Microsoft YaHei" w:hAnsi="Microsoft YaHei" w:cs="Microsoft YaHei" w:hint="eastAsia"/>
-          <w:sz w:val="24"/>
-          <w:szCs w:val="24"/>
-          <w:lang w:eastAsia="zh-CN"/>
-        </w:rPr>
-        <w:t>勇敢组，居住俱乐部，高中城高三年级学生。</w:t>
-      </w:r>
-      <w:r>
-        <w:rPr>
-          <w:rFonts w:ascii="Courier New" w:eastAsia="Times New Roman" w:hAnsi="Courier New" w:cs="Courier New"/>
-          <w:sz w:val="24"/>
-          <w:szCs w:val="24"/>
-          <w:lang w:eastAsia="zh-CN"/>
-        </w:rPr>
-        <w:br/>
-      </w:r>
-      <w:proofErr w:type="gramStart"/>
-      <w:r>
-        <w:rPr>
-          <w:rFonts w:ascii="Microsoft YaHei" w:eastAsia="Microsoft YaHei" w:hAnsi="Microsoft YaHei" w:cs="Microsoft YaHei" w:hint="eastAsia"/>
-          <w:sz w:val="24"/>
-          <w:szCs w:val="24"/>
-          <w:lang w:eastAsia="zh-CN"/>
-        </w:rPr>
-        <w:t>韦奉兴</w:t>
-      </w:r>
-      <w:proofErr w:type="gramEnd"/>
-      <w:r>
-        <w:rPr>
-          <w:rFonts w:ascii="Microsoft YaHei" w:eastAsia="Microsoft YaHei" w:hAnsi="Microsoft YaHei" w:cs="Microsoft YaHei" w:hint="eastAsia"/>
-          <w:sz w:val="24"/>
-          <w:szCs w:val="24"/>
-          <w:lang w:eastAsia="zh-CN"/>
-        </w:rPr>
-        <w:t>，生于新屋居住，娶妻谭奇兰，</w:t>
-      </w:r>
-      <w:proofErr w:type="gramStart"/>
-      <w:r>
-        <w:rPr>
-          <w:rFonts w:ascii="Microsoft YaHei" w:eastAsia="Microsoft YaHei" w:hAnsi="Microsoft YaHei" w:cs="Microsoft YaHei" w:hint="eastAsia"/>
-          <w:sz w:val="24"/>
-          <w:szCs w:val="24"/>
-          <w:lang w:eastAsia="zh-CN"/>
-        </w:rPr>
-        <w:t>育三子</w:t>
-      </w:r>
-      <w:proofErr w:type="gramEnd"/>
-      <w:r>
-        <w:rPr>
-          <w:rFonts w:ascii="Microsoft YaHei" w:eastAsia="Microsoft YaHei" w:hAnsi="Microsoft YaHei" w:cs="Microsoft YaHei" w:hint="eastAsia"/>
-          <w:sz w:val="24"/>
-          <w:szCs w:val="24"/>
-          <w:lang w:eastAsia="zh-CN"/>
-        </w:rPr>
-        <w:t>：</w:t>
-      </w:r>
-      <w:proofErr w:type="gramStart"/>
-      <w:r>
-        <w:rPr>
-          <w:rFonts w:ascii="Microsoft YaHei" w:eastAsia="Microsoft YaHei" w:hAnsi="Microsoft YaHei" w:cs="Microsoft YaHei" w:hint="eastAsia"/>
-          <w:sz w:val="24"/>
-          <w:szCs w:val="24"/>
-          <w:lang w:eastAsia="zh-CN"/>
-        </w:rPr>
-        <w:t>韦荣海</w:t>
-      </w:r>
-      <w:proofErr w:type="gramEnd"/>
-      <w:r>
-        <w:rPr>
-          <w:rFonts w:ascii="Microsoft YaHei" w:eastAsia="Microsoft YaHei" w:hAnsi="Microsoft YaHei" w:cs="Microsoft YaHei" w:hint="eastAsia"/>
-          <w:sz w:val="24"/>
-          <w:szCs w:val="24"/>
-          <w:lang w:eastAsia="zh-CN"/>
-        </w:rPr>
-        <w:t>，韦晶碧，韦碧清。</w:t>
-      </w:r>
-      <w:r>
-        <w:rPr>
-          <w:rFonts w:ascii="Courier New" w:eastAsia="Times New Roman" w:hAnsi="Courier New" w:cs="Courier New"/>
-          <w:sz w:val="24"/>
-          <w:szCs w:val="24"/>
-          <w:lang w:eastAsia="zh-CN"/>
-        </w:rPr>
-        <w:br/>
-      </w:r>
-      <w:proofErr w:type="gramStart"/>
-      <w:r>
-        <w:rPr>
-          <w:rFonts w:ascii="Microsoft YaHei" w:eastAsia="Microsoft YaHei" w:hAnsi="Microsoft YaHei" w:cs="Microsoft YaHei" w:hint="eastAsia"/>
-          <w:sz w:val="24"/>
-          <w:szCs w:val="24"/>
-          <w:lang w:eastAsia="zh-CN"/>
-        </w:rPr>
-        <w:t>韦荣海</w:t>
-      </w:r>
-      <w:proofErr w:type="gramEnd"/>
-      <w:r>
-        <w:rPr>
-          <w:rFonts w:ascii="Microsoft YaHei" w:eastAsia="Microsoft YaHei" w:hAnsi="Microsoft YaHei" w:cs="Microsoft YaHei" w:hint="eastAsia"/>
-          <w:sz w:val="24"/>
-          <w:szCs w:val="24"/>
-          <w:lang w:eastAsia="zh-CN"/>
-        </w:rPr>
-        <w:t>，生于新屋，居住北京，万安街道玉龙巷，</w:t>
-      </w:r>
-      <w:proofErr w:type="gramStart"/>
-      <w:r>
-        <w:rPr>
-          <w:rFonts w:ascii="Microsoft YaHei" w:eastAsia="Microsoft YaHei" w:hAnsi="Microsoft YaHei" w:cs="Microsoft YaHei" w:hint="eastAsia"/>
-          <w:sz w:val="24"/>
-          <w:szCs w:val="24"/>
-          <w:lang w:eastAsia="zh-CN"/>
-        </w:rPr>
-        <w:t>娶妻马</w:t>
-      </w:r>
-      <w:proofErr w:type="gramEnd"/>
-      <w:r>
-        <w:rPr>
-          <w:rFonts w:ascii="Microsoft YaHei" w:eastAsia="Microsoft YaHei" w:hAnsi="Microsoft YaHei" w:cs="Microsoft YaHei" w:hint="eastAsia"/>
-          <w:sz w:val="24"/>
-          <w:szCs w:val="24"/>
-          <w:lang w:eastAsia="zh-CN"/>
-        </w:rPr>
-        <w:t>培莲，</w:t>
-      </w:r>
-      <w:proofErr w:type="gramStart"/>
-      <w:r>
-        <w:rPr>
-          <w:rFonts w:ascii="Microsoft YaHei" w:eastAsia="Microsoft YaHei" w:hAnsi="Microsoft YaHei" w:cs="Microsoft YaHei" w:hint="eastAsia"/>
-          <w:sz w:val="24"/>
-          <w:szCs w:val="24"/>
-          <w:lang w:eastAsia="zh-CN"/>
-        </w:rPr>
-        <w:t>育二子</w:t>
-      </w:r>
-      <w:proofErr w:type="gramEnd"/>
-      <w:r>
-        <w:rPr>
-          <w:rFonts w:ascii="Microsoft YaHei" w:eastAsia="Microsoft YaHei" w:hAnsi="Microsoft YaHei" w:cs="Microsoft YaHei" w:hint="eastAsia"/>
-          <w:sz w:val="24"/>
-          <w:szCs w:val="24"/>
-          <w:lang w:eastAsia="zh-CN"/>
-        </w:rPr>
-        <w:t>：韦富明，韦莱。</w:t>
-      </w:r>
-      <w:proofErr w:type="gramStart"/>
-      <w:r>
-        <w:rPr>
-          <w:rFonts w:ascii="Microsoft YaHei" w:eastAsia="Microsoft YaHei" w:hAnsi="Microsoft YaHei" w:cs="Microsoft YaHei" w:hint="eastAsia"/>
-          <w:sz w:val="24"/>
-          <w:szCs w:val="24"/>
-          <w:lang w:eastAsia="zh-CN"/>
-        </w:rPr>
-        <w:t>韦荣海死后</w:t>
-      </w:r>
-      <w:proofErr w:type="gramEnd"/>
-      <w:r>
-        <w:rPr>
-          <w:rFonts w:ascii="Microsoft YaHei" w:eastAsia="Microsoft YaHei" w:hAnsi="Microsoft YaHei" w:cs="Microsoft YaHei" w:hint="eastAsia"/>
-          <w:sz w:val="24"/>
-          <w:szCs w:val="24"/>
-          <w:lang w:eastAsia="zh-CN"/>
-        </w:rPr>
-        <w:t>葬于牛头塝下【段</w:t>
-      </w:r>
-      <w:r>
-        <w:rPr>
-          <w:rFonts w:ascii="Courier New" w:eastAsia="Times New Roman" w:hAnsi="Courier New" w:cs="Courier New"/>
-          <w:sz w:val="24"/>
-          <w:szCs w:val="24"/>
-          <w:lang w:eastAsia="zh-CN"/>
-        </w:rPr>
-        <w:t>*</w:t>
-      </w:r>
-      <w:r>
-        <w:rPr>
-          <w:rFonts w:ascii="Microsoft YaHei" w:eastAsia="Microsoft YaHei" w:hAnsi="Microsoft YaHei" w:cs="Microsoft YaHei" w:hint="eastAsia"/>
-          <w:sz w:val="24"/>
-          <w:szCs w:val="24"/>
-          <w:lang w:eastAsia="zh-CN"/>
-        </w:rPr>
-        <w:t>】，</w:t>
-      </w:r>
-      <w:proofErr w:type="gramStart"/>
-      <w:r>
-        <w:rPr>
-          <w:rFonts w:ascii="Microsoft YaHei" w:eastAsia="Microsoft YaHei" w:hAnsi="Microsoft YaHei" w:cs="Microsoft YaHei" w:hint="eastAsia"/>
-          <w:sz w:val="24"/>
-          <w:szCs w:val="24"/>
-          <w:lang w:eastAsia="zh-CN"/>
-        </w:rPr>
-        <w:t>单坟有碑</w:t>
-      </w:r>
-      <w:proofErr w:type="gramEnd"/>
-      <w:r>
-        <w:rPr>
-          <w:rFonts w:ascii="Microsoft YaHei" w:eastAsia="Microsoft YaHei" w:hAnsi="Microsoft YaHei" w:cs="Microsoft YaHei" w:hint="eastAsia"/>
-          <w:sz w:val="24"/>
-          <w:szCs w:val="24"/>
-          <w:lang w:eastAsia="zh-CN"/>
-        </w:rPr>
-        <w:t>可查。</w:t>
-      </w:r>
-      <w:r>
-        <w:rPr>
-          <w:rFonts w:ascii="Courier New" w:eastAsia="Times New Roman" w:hAnsi="Courier New" w:cs="Courier New"/>
-          <w:sz w:val="24"/>
-          <w:szCs w:val="24"/>
-          <w:lang w:eastAsia="zh-CN"/>
-        </w:rPr>
-        <w:br/>
-      </w:r>
-      <w:r>
-        <w:rPr>
-          <w:rFonts w:ascii="Microsoft YaHei" w:eastAsia="Microsoft YaHei" w:hAnsi="Microsoft YaHei" w:cs="Microsoft YaHei" w:hint="eastAsia"/>
-          <w:sz w:val="24"/>
-          <w:szCs w:val="24"/>
-          <w:lang w:eastAsia="zh-CN"/>
-        </w:rPr>
-        <w:t>韦富明，生于北京居住，西安长安大学四年级学生。</w:t>
-      </w:r>
-      <w:r>
-        <w:rPr>
-          <w:rFonts w:ascii="Courier New" w:eastAsia="Times New Roman" w:hAnsi="Courier New" w:cs="Courier New"/>
-          <w:sz w:val="24"/>
-          <w:szCs w:val="24"/>
-          <w:lang w:eastAsia="zh-CN"/>
-        </w:rPr>
-        <w:br/>
-      </w:r>
-      <w:r>
-        <w:rPr>
-          <w:rFonts w:ascii="Microsoft YaHei" w:eastAsia="Microsoft YaHei" w:hAnsi="Microsoft YaHei" w:cs="Microsoft YaHei" w:hint="eastAsia"/>
-          <w:sz w:val="24"/>
-          <w:szCs w:val="24"/>
-          <w:lang w:eastAsia="zh-CN"/>
-        </w:rPr>
-        <w:t>韦莱，生于北京，居住万安街道玉龙巷，重庆大学二年级学生。</w:t>
-      </w:r>
-      <w:r>
-        <w:rPr>
-          <w:rFonts w:ascii="Courier New" w:eastAsia="Times New Roman" w:hAnsi="Courier New" w:cs="Courier New"/>
-          <w:sz w:val="24"/>
-          <w:szCs w:val="24"/>
-          <w:lang w:eastAsia="zh-CN"/>
-        </w:rPr>
-        <w:br/>
-      </w:r>
-      <w:r>
-        <w:rPr>
-          <w:rFonts w:ascii="Microsoft YaHei" w:eastAsia="Microsoft YaHei" w:hAnsi="Microsoft YaHei" w:cs="Microsoft YaHei" w:hint="eastAsia"/>
-          <w:sz w:val="24"/>
-          <w:szCs w:val="24"/>
-          <w:lang w:eastAsia="zh-CN"/>
-        </w:rPr>
-        <w:t>韦晶碧，生于新屋居住，</w:t>
-      </w:r>
-      <w:proofErr w:type="gramStart"/>
-      <w:r>
-        <w:rPr>
-          <w:rFonts w:ascii="Microsoft YaHei" w:eastAsia="Microsoft YaHei" w:hAnsi="Microsoft YaHei" w:cs="Microsoft YaHei" w:hint="eastAsia"/>
-          <w:sz w:val="24"/>
-          <w:szCs w:val="24"/>
-          <w:lang w:eastAsia="zh-CN"/>
-        </w:rPr>
-        <w:t>娶妻李</w:t>
-      </w:r>
-      <w:proofErr w:type="gramEnd"/>
-      <w:r>
-        <w:rPr>
-          <w:rFonts w:ascii="Microsoft YaHei" w:eastAsia="Microsoft YaHei" w:hAnsi="Microsoft YaHei" w:cs="Microsoft YaHei" w:hint="eastAsia"/>
-          <w:sz w:val="24"/>
-          <w:szCs w:val="24"/>
-          <w:lang w:eastAsia="zh-CN"/>
-        </w:rPr>
-        <w:t>晓蓉，育一子：</w:t>
-      </w:r>
-      <w:proofErr w:type="gramStart"/>
-      <w:r>
-        <w:rPr>
-          <w:rFonts w:ascii="Microsoft YaHei" w:eastAsia="Microsoft YaHei" w:hAnsi="Microsoft YaHei" w:cs="Microsoft YaHei" w:hint="eastAsia"/>
-          <w:sz w:val="24"/>
-          <w:szCs w:val="24"/>
-          <w:lang w:eastAsia="zh-CN"/>
-        </w:rPr>
-        <w:t>韦鸿杨</w:t>
-      </w:r>
-      <w:proofErr w:type="gramEnd"/>
-      <w:r>
-        <w:rPr>
-          <w:rFonts w:ascii="Microsoft YaHei" w:eastAsia="Microsoft YaHei" w:hAnsi="Microsoft YaHei" w:cs="Microsoft YaHei" w:hint="eastAsia"/>
-          <w:sz w:val="24"/>
-          <w:szCs w:val="24"/>
-          <w:lang w:eastAsia="zh-CN"/>
-        </w:rPr>
-        <w:t>，育</w:t>
-      </w:r>
-      <w:proofErr w:type="gramStart"/>
-      <w:r>
-        <w:rPr>
-          <w:rFonts w:ascii="Microsoft YaHei" w:eastAsia="Microsoft YaHei" w:hAnsi="Microsoft YaHei" w:cs="Microsoft YaHei" w:hint="eastAsia"/>
-          <w:sz w:val="24"/>
-          <w:szCs w:val="24"/>
-          <w:lang w:eastAsia="zh-CN"/>
-        </w:rPr>
-        <w:t>一</w:t>
-      </w:r>
-      <w:proofErr w:type="gramEnd"/>
-      <w:r>
-        <w:rPr>
-          <w:rFonts w:ascii="Microsoft YaHei" w:eastAsia="Microsoft YaHei" w:hAnsi="Microsoft YaHei" w:cs="Microsoft YaHei" w:hint="eastAsia"/>
-          <w:sz w:val="24"/>
-          <w:szCs w:val="24"/>
-          <w:lang w:eastAsia="zh-CN"/>
-        </w:rPr>
-        <w:t>女：韦洁，交代</w:t>
-      </w:r>
-      <w:proofErr w:type="gramStart"/>
-      <w:r>
-        <w:rPr>
-          <w:rFonts w:ascii="Microsoft YaHei" w:eastAsia="Microsoft YaHei" w:hAnsi="Microsoft YaHei" w:cs="Microsoft YaHei" w:hint="eastAsia"/>
-          <w:sz w:val="24"/>
-          <w:szCs w:val="24"/>
-          <w:lang w:eastAsia="zh-CN"/>
-        </w:rPr>
-        <w:t>汪府国</w:t>
-      </w:r>
-      <w:proofErr w:type="gramEnd"/>
-      <w:r>
-        <w:rPr>
-          <w:rFonts w:ascii="Microsoft YaHei" w:eastAsia="Microsoft YaHei" w:hAnsi="Microsoft YaHei" w:cs="Microsoft YaHei" w:hint="eastAsia"/>
-          <w:sz w:val="24"/>
-          <w:szCs w:val="24"/>
-          <w:lang w:eastAsia="zh-CN"/>
-        </w:rPr>
-        <w:t>辉，居住大白雅苑，育一子：汪焱弘。</w:t>
-      </w:r>
-      <w:r>
-        <w:rPr>
-          <w:rFonts w:ascii="Courier New" w:eastAsia="Times New Roman" w:hAnsi="Courier New" w:cs="Courier New"/>
-          <w:sz w:val="24"/>
-          <w:szCs w:val="24"/>
-          <w:lang w:eastAsia="zh-CN"/>
-        </w:rPr>
-        <w:br/>
-        <w:t>2026</w:t>
-      </w:r>
-      <w:r>
-        <w:rPr>
-          <w:rFonts w:ascii="Microsoft YaHei" w:eastAsia="Microsoft YaHei" w:hAnsi="Microsoft YaHei" w:cs="Microsoft YaHei" w:hint="eastAsia"/>
-          <w:sz w:val="24"/>
-          <w:szCs w:val="24"/>
-          <w:lang w:eastAsia="zh-CN"/>
-        </w:rPr>
-        <w:t>年</w:t>
-      </w:r>
-      <w:r>
-        <w:rPr>
-          <w:rFonts w:ascii="Courier New" w:eastAsia="Times New Roman" w:hAnsi="Courier New" w:cs="Courier New"/>
-          <w:sz w:val="24"/>
-          <w:szCs w:val="24"/>
-          <w:lang w:eastAsia="zh-CN"/>
-        </w:rPr>
-        <w:t>6</w:t>
-      </w:r>
-      <w:r>
-        <w:rPr>
-          <w:rFonts w:ascii="Microsoft YaHei" w:eastAsia="Microsoft YaHei" w:hAnsi="Microsoft YaHei" w:cs="Microsoft YaHei" w:hint="eastAsia"/>
-          <w:sz w:val="24"/>
-          <w:szCs w:val="24"/>
-          <w:lang w:eastAsia="zh-CN"/>
-        </w:rPr>
-        <w:t>月</w:t>
-      </w:r>
-      <w:r>
-        <w:rPr>
-          <w:rFonts w:ascii="Courier New" w:eastAsia="Times New Roman" w:hAnsi="Courier New" w:cs="Courier New"/>
-          <w:sz w:val="24"/>
-          <w:szCs w:val="24"/>
-          <w:lang w:eastAsia="zh-CN"/>
-        </w:rPr>
-        <w:t>1</w:t>
-      </w:r>
-      <w:r>
-        <w:rPr>
-          <w:rFonts w:ascii="Microsoft YaHei" w:eastAsia="Microsoft YaHei" w:hAnsi="Microsoft YaHei" w:cs="Microsoft YaHei" w:hint="eastAsia"/>
-          <w:sz w:val="24"/>
-          <w:szCs w:val="24"/>
-          <w:lang w:eastAsia="zh-CN"/>
-        </w:rPr>
-        <w:t>日</w:t>
-      </w:r>
-      <w:r>
-        <w:rPr>
-          <w:rFonts w:ascii="Courier New" w:eastAsia="Times New Roman" w:hAnsi="Courier New" w:cs="Courier New"/>
-          <w:sz w:val="24"/>
-          <w:szCs w:val="24"/>
-          <w:lang w:eastAsia="zh-CN"/>
-        </w:rPr>
-        <w:t xml:space="preserve"> </w:t>
-      </w:r>
-      <w:r>
-        <w:rPr>
-          <w:rFonts w:ascii="Microsoft YaHei" w:eastAsia="Microsoft YaHei" w:hAnsi="Microsoft YaHei" w:cs="Microsoft YaHei" w:hint="eastAsia"/>
-          <w:sz w:val="24"/>
-          <w:szCs w:val="24"/>
-          <w:lang w:eastAsia="zh-CN"/>
-        </w:rPr>
-        <w:t>第</w:t>
-      </w:r>
-      <w:r>
-        <w:rPr>
-          <w:rFonts w:ascii="Courier New" w:eastAsia="Times New Roman" w:hAnsi="Courier New" w:cs="Courier New"/>
-          <w:sz w:val="24"/>
-          <w:szCs w:val="24"/>
-          <w:lang w:eastAsia="zh-CN"/>
-        </w:rPr>
-        <w:t>2</w:t>
-      </w:r>
-      <w:r>
-        <w:rPr>
-          <w:rFonts w:ascii="Microsoft YaHei" w:eastAsia="Microsoft YaHei" w:hAnsi="Microsoft YaHei" w:cs="Microsoft YaHei" w:hint="eastAsia"/>
-          <w:sz w:val="24"/>
-          <w:szCs w:val="24"/>
-          <w:lang w:eastAsia="zh-CN"/>
-        </w:rPr>
-        <w:t>页</w:t>
-      </w:r>
-      <w:r>
-        <w:rPr>
-          <w:rFonts w:ascii="Courier New" w:eastAsia="Times New Roman" w:hAnsi="Courier New" w:cs="Courier New"/>
-          <w:sz w:val="24"/>
-          <w:szCs w:val="24"/>
-          <w:lang w:eastAsia="zh-CN"/>
-        </w:rPr>
-        <w:br/>
-      </w:r>
-      <w:r>
-        <w:rPr>
-          <w:rFonts w:ascii="Courier New" w:eastAsia="Times New Roman" w:hAnsi="Courier New" w:cs="Courier New"/>
-          <w:sz w:val="24"/>
-          <w:szCs w:val="24"/>
-          <w:lang w:eastAsia="zh-CN"/>
-        </w:rPr>
-        <w:br/>
-      </w:r>
-      <w:r>
-        <w:rPr>
-          <w:rFonts w:ascii="Courier New" w:eastAsia="Times New Roman" w:hAnsi="Courier New" w:cs="Courier New"/>
-          <w:sz w:val="24"/>
-          <w:szCs w:val="24"/>
-          <w:lang w:eastAsia="zh-CN"/>
-        </w:rPr>
-        <w:br/>
-      </w:r>
-      <w:r>
-        <w:rPr>
-          <w:rFonts w:ascii="Microsoft YaHei" w:eastAsia="Microsoft YaHei" w:hAnsi="Microsoft YaHei" w:cs="Microsoft YaHei" w:hint="eastAsia"/>
-          <w:sz w:val="24"/>
-          <w:szCs w:val="24"/>
-          <w:lang w:eastAsia="zh-CN"/>
-        </w:rPr>
-        <w:t>韦鸿杨，生于新屋居住，重庆开放大学毕业，重庆荣厦上班。</w:t>
-      </w:r>
-      <w:r>
-        <w:rPr>
-          <w:rFonts w:ascii="Courier New" w:eastAsia="Times New Roman" w:hAnsi="Courier New" w:cs="Courier New"/>
-          <w:sz w:val="24"/>
-          <w:szCs w:val="24"/>
-          <w:lang w:eastAsia="zh-CN"/>
-        </w:rPr>
-        <w:br/>
-      </w:r>
-      <w:proofErr w:type="gramStart"/>
-      <w:r>
-        <w:rPr>
-          <w:rFonts w:ascii="Microsoft YaHei" w:eastAsia="Microsoft YaHei" w:hAnsi="Microsoft YaHei" w:cs="Microsoft YaHei" w:hint="eastAsia"/>
-          <w:sz w:val="24"/>
-          <w:szCs w:val="24"/>
-          <w:lang w:eastAsia="zh-CN"/>
-        </w:rPr>
-        <w:t>韦</w:t>
-      </w:r>
-      <w:proofErr w:type="gramEnd"/>
-      <w:r>
-        <w:rPr>
-          <w:rFonts w:ascii="Microsoft YaHei" w:eastAsia="Microsoft YaHei" w:hAnsi="Microsoft YaHei" w:cs="Microsoft YaHei" w:hint="eastAsia"/>
-          <w:sz w:val="24"/>
-          <w:szCs w:val="24"/>
-          <w:lang w:eastAsia="zh-CN"/>
-        </w:rPr>
-        <w:t>碧清，生于新屋，重庆师范大学毕业，居住云阳县，重庆市中山外国语中学高中数学教师，</w:t>
-      </w:r>
-      <w:proofErr w:type="gramStart"/>
-      <w:r>
-        <w:rPr>
-          <w:rFonts w:ascii="Microsoft YaHei" w:eastAsia="Microsoft YaHei" w:hAnsi="Microsoft YaHei" w:cs="Microsoft YaHei" w:hint="eastAsia"/>
-          <w:sz w:val="24"/>
-          <w:szCs w:val="24"/>
-          <w:lang w:eastAsia="zh-CN"/>
-        </w:rPr>
-        <w:t>娶妻吴</w:t>
-      </w:r>
-      <w:proofErr w:type="gramEnd"/>
-      <w:r>
-        <w:rPr>
-          <w:rFonts w:ascii="Microsoft YaHei" w:eastAsia="Microsoft YaHei" w:hAnsi="Microsoft YaHei" w:cs="Microsoft YaHei" w:hint="eastAsia"/>
-          <w:sz w:val="24"/>
-          <w:szCs w:val="24"/>
-          <w:lang w:eastAsia="zh-CN"/>
-        </w:rPr>
-        <w:t>涛，重庆工商大学毕业，云阳县重庆市中山外国语中学初中数学教师，育一子：韦贤桢。</w:t>
-      </w:r>
-      <w:r>
-        <w:rPr>
-          <w:rFonts w:ascii="Courier New" w:eastAsia="Times New Roman" w:hAnsi="Courier New" w:cs="Courier New"/>
-          <w:sz w:val="24"/>
-          <w:szCs w:val="24"/>
-          <w:lang w:eastAsia="zh-CN"/>
-        </w:rPr>
-        <w:br/>
-      </w:r>
-      <w:r>
-        <w:rPr>
-          <w:rFonts w:ascii="Microsoft YaHei" w:eastAsia="Microsoft YaHei" w:hAnsi="Microsoft YaHei" w:cs="Microsoft YaHei" w:hint="eastAsia"/>
-          <w:sz w:val="24"/>
-          <w:szCs w:val="24"/>
-          <w:lang w:eastAsia="zh-CN"/>
-        </w:rPr>
-        <w:t>韦贤桢，生于云阳县，中山外国语中学高三年级学生。</w:t>
-      </w:r>
-      <w:r>
-        <w:rPr>
-          <w:rFonts w:ascii="Courier New" w:eastAsia="Times New Roman" w:hAnsi="Courier New" w:cs="Courier New"/>
-          <w:sz w:val="24"/>
-          <w:szCs w:val="24"/>
-          <w:lang w:eastAsia="zh-CN"/>
-        </w:rPr>
-        <w:br/>
-      </w:r>
-      <w:r>
-        <w:rPr>
-          <w:rFonts w:ascii="Microsoft YaHei" w:eastAsia="Microsoft YaHei" w:hAnsi="Microsoft YaHei" w:cs="Microsoft YaHei" w:hint="eastAsia"/>
-          <w:sz w:val="24"/>
-          <w:szCs w:val="24"/>
-          <w:lang w:eastAsia="zh-CN"/>
-        </w:rPr>
-        <w:t>韦广</w:t>
-      </w:r>
-      <w:proofErr w:type="gramStart"/>
-      <w:r>
-        <w:rPr>
-          <w:rFonts w:ascii="Microsoft YaHei" w:eastAsia="Microsoft YaHei" w:hAnsi="Microsoft YaHei" w:cs="Microsoft YaHei" w:hint="eastAsia"/>
-          <w:sz w:val="24"/>
-          <w:szCs w:val="24"/>
-          <w:lang w:eastAsia="zh-CN"/>
-        </w:rPr>
-        <w:t>钿</w:t>
-      </w:r>
-      <w:proofErr w:type="gramEnd"/>
-      <w:r>
-        <w:rPr>
-          <w:rFonts w:ascii="Microsoft YaHei" w:eastAsia="Microsoft YaHei" w:hAnsi="Microsoft YaHei" w:cs="Microsoft YaHei" w:hint="eastAsia"/>
-          <w:sz w:val="24"/>
-          <w:szCs w:val="24"/>
-          <w:lang w:eastAsia="zh-CN"/>
-        </w:rPr>
-        <w:t>，生于新屋，居住白阳坝，</w:t>
-      </w:r>
-      <w:proofErr w:type="gramStart"/>
-      <w:r>
-        <w:rPr>
-          <w:rFonts w:ascii="Microsoft YaHei" w:eastAsia="Microsoft YaHei" w:hAnsi="Microsoft YaHei" w:cs="Microsoft YaHei" w:hint="eastAsia"/>
-          <w:sz w:val="24"/>
-          <w:szCs w:val="24"/>
-          <w:lang w:eastAsia="zh-CN"/>
-        </w:rPr>
-        <w:t>娶妻李</w:t>
-      </w:r>
-      <w:proofErr w:type="gramEnd"/>
-      <w:r>
-        <w:rPr>
-          <w:rFonts w:ascii="Microsoft YaHei" w:eastAsia="Microsoft YaHei" w:hAnsi="Microsoft YaHei" w:cs="Microsoft YaHei" w:hint="eastAsia"/>
-          <w:sz w:val="24"/>
-          <w:szCs w:val="24"/>
-          <w:lang w:eastAsia="zh-CN"/>
-        </w:rPr>
-        <w:t>万禄，</w:t>
-      </w:r>
-      <w:proofErr w:type="gramStart"/>
-      <w:r>
-        <w:rPr>
-          <w:rFonts w:ascii="Microsoft YaHei" w:eastAsia="Microsoft YaHei" w:hAnsi="Microsoft YaHei" w:cs="Microsoft YaHei" w:hint="eastAsia"/>
-          <w:sz w:val="24"/>
-          <w:szCs w:val="24"/>
-          <w:lang w:eastAsia="zh-CN"/>
-        </w:rPr>
-        <w:t>育三子</w:t>
-      </w:r>
-      <w:proofErr w:type="gramEnd"/>
-      <w:r>
-        <w:rPr>
-          <w:rFonts w:ascii="Microsoft YaHei" w:eastAsia="Microsoft YaHei" w:hAnsi="Microsoft YaHei" w:cs="Microsoft YaHei" w:hint="eastAsia"/>
-          <w:sz w:val="24"/>
-          <w:szCs w:val="24"/>
-          <w:lang w:eastAsia="zh-CN"/>
-        </w:rPr>
-        <w:t>：</w:t>
-      </w:r>
-      <w:proofErr w:type="gramStart"/>
-      <w:r>
-        <w:rPr>
-          <w:rFonts w:ascii="Microsoft YaHei" w:eastAsia="Microsoft YaHei" w:hAnsi="Microsoft YaHei" w:cs="Microsoft YaHei" w:hint="eastAsia"/>
-          <w:sz w:val="24"/>
-          <w:szCs w:val="24"/>
-          <w:lang w:eastAsia="zh-CN"/>
-        </w:rPr>
-        <w:t>韦银兴</w:t>
-      </w:r>
-      <w:proofErr w:type="gramEnd"/>
-      <w:r>
-        <w:rPr>
-          <w:rFonts w:ascii="Microsoft YaHei" w:eastAsia="Microsoft YaHei" w:hAnsi="Microsoft YaHei" w:cs="Microsoft YaHei" w:hint="eastAsia"/>
-          <w:sz w:val="24"/>
-          <w:szCs w:val="24"/>
-          <w:lang w:eastAsia="zh-CN"/>
-        </w:rPr>
-        <w:t>，韦华兴，韦碧兴；育四女：韦兴兰，韦兴珍，韦兰兴，</w:t>
-      </w:r>
-      <w:proofErr w:type="gramStart"/>
-      <w:r>
-        <w:rPr>
-          <w:rFonts w:ascii="Microsoft YaHei" w:eastAsia="Microsoft YaHei" w:hAnsi="Microsoft YaHei" w:cs="Microsoft YaHei" w:hint="eastAsia"/>
-          <w:sz w:val="24"/>
-          <w:szCs w:val="24"/>
-          <w:lang w:eastAsia="zh-CN"/>
-        </w:rPr>
-        <w:t>韦春兴</w:t>
-      </w:r>
-      <w:proofErr w:type="gramEnd"/>
-      <w:r>
-        <w:rPr>
-          <w:rFonts w:ascii="Microsoft YaHei" w:eastAsia="Microsoft YaHei" w:hAnsi="Microsoft YaHei" w:cs="Microsoft YaHei" w:hint="eastAsia"/>
-          <w:sz w:val="24"/>
-          <w:szCs w:val="24"/>
-          <w:lang w:eastAsia="zh-CN"/>
-        </w:rPr>
-        <w:t>。韦兴兰交代</w:t>
-      </w:r>
-      <w:proofErr w:type="gramStart"/>
-      <w:r>
-        <w:rPr>
-          <w:rFonts w:ascii="Microsoft YaHei" w:eastAsia="Microsoft YaHei" w:hAnsi="Microsoft YaHei" w:cs="Microsoft YaHei" w:hint="eastAsia"/>
-          <w:sz w:val="24"/>
-          <w:szCs w:val="24"/>
-          <w:lang w:eastAsia="zh-CN"/>
-        </w:rPr>
-        <w:t>马府江</w:t>
-      </w:r>
-      <w:proofErr w:type="gramEnd"/>
-      <w:r>
-        <w:rPr>
-          <w:rFonts w:ascii="Microsoft YaHei" w:eastAsia="Microsoft YaHei" w:hAnsi="Microsoft YaHei" w:cs="Microsoft YaHei" w:hint="eastAsia"/>
-          <w:sz w:val="24"/>
-          <w:szCs w:val="24"/>
-          <w:lang w:eastAsia="zh-CN"/>
-        </w:rPr>
-        <w:t>德，居住梯子岩；韦兴珍交代</w:t>
-      </w:r>
-      <w:proofErr w:type="gramStart"/>
-      <w:r>
-        <w:rPr>
-          <w:rFonts w:ascii="Microsoft YaHei" w:eastAsia="Microsoft YaHei" w:hAnsi="Microsoft YaHei" w:cs="Microsoft YaHei" w:hint="eastAsia"/>
-          <w:sz w:val="24"/>
-          <w:szCs w:val="24"/>
-          <w:lang w:eastAsia="zh-CN"/>
-        </w:rPr>
-        <w:t>田府佐孝</w:t>
-      </w:r>
-      <w:proofErr w:type="gramEnd"/>
-      <w:r>
-        <w:rPr>
-          <w:rFonts w:ascii="Microsoft YaHei" w:eastAsia="Microsoft YaHei" w:hAnsi="Microsoft YaHei" w:cs="Microsoft YaHei" w:hint="eastAsia"/>
-          <w:sz w:val="24"/>
-          <w:szCs w:val="24"/>
-          <w:lang w:eastAsia="zh-CN"/>
-        </w:rPr>
-        <w:t>，居住白岩寨；韦兰兴交代谭府登立，居住黑脚；</w:t>
-      </w:r>
-      <w:proofErr w:type="gramStart"/>
-      <w:r>
-        <w:rPr>
-          <w:rFonts w:ascii="Microsoft YaHei" w:eastAsia="Microsoft YaHei" w:hAnsi="Microsoft YaHei" w:cs="Microsoft YaHei" w:hint="eastAsia"/>
-          <w:sz w:val="24"/>
-          <w:szCs w:val="24"/>
-          <w:lang w:eastAsia="zh-CN"/>
-        </w:rPr>
-        <w:t>韦春兴</w:t>
-      </w:r>
-      <w:proofErr w:type="gramEnd"/>
-      <w:r>
-        <w:rPr>
-          <w:rFonts w:ascii="Microsoft YaHei" w:eastAsia="Microsoft YaHei" w:hAnsi="Microsoft YaHei" w:cs="Microsoft YaHei" w:hint="eastAsia"/>
-          <w:sz w:val="24"/>
-          <w:szCs w:val="24"/>
-          <w:lang w:eastAsia="zh-CN"/>
-        </w:rPr>
-        <w:t>交代</w:t>
-      </w:r>
-      <w:r>
-        <w:rPr>
-          <w:rFonts w:ascii="Microsoft YaHei" w:eastAsia="Microsoft YaHei" w:hAnsi="Microsoft YaHei" w:cs="Microsoft YaHei" w:hint="eastAsia"/>
-          <w:sz w:val="24"/>
-          <w:szCs w:val="24"/>
-          <w:lang w:eastAsia="zh-CN"/>
-        </w:rPr>
-        <w:lastRenderedPageBreak/>
-        <w:t>王府顺银，居住大坪。韦广</w:t>
-      </w:r>
-      <w:proofErr w:type="gramStart"/>
-      <w:r>
-        <w:rPr>
-          <w:rFonts w:ascii="Microsoft YaHei" w:eastAsia="Microsoft YaHei" w:hAnsi="Microsoft YaHei" w:cs="Microsoft YaHei" w:hint="eastAsia"/>
-          <w:sz w:val="24"/>
-          <w:szCs w:val="24"/>
-          <w:lang w:eastAsia="zh-CN"/>
-        </w:rPr>
-        <w:t>钿</w:t>
-      </w:r>
-      <w:proofErr w:type="gramEnd"/>
-      <w:r>
-        <w:rPr>
-          <w:rFonts w:ascii="Microsoft YaHei" w:eastAsia="Microsoft YaHei" w:hAnsi="Microsoft YaHei" w:cs="Microsoft YaHei" w:hint="eastAsia"/>
-          <w:sz w:val="24"/>
-          <w:szCs w:val="24"/>
-          <w:lang w:eastAsia="zh-CN"/>
-        </w:rPr>
-        <w:t>死后葬于</w:t>
-      </w:r>
-      <w:proofErr w:type="gramStart"/>
-      <w:r>
-        <w:rPr>
-          <w:rFonts w:ascii="Microsoft YaHei" w:eastAsia="Microsoft YaHei" w:hAnsi="Microsoft YaHei" w:cs="Microsoft YaHei" w:hint="eastAsia"/>
-          <w:sz w:val="24"/>
-          <w:szCs w:val="24"/>
-          <w:lang w:eastAsia="zh-CN"/>
-        </w:rPr>
-        <w:t>杉木岭二大</w:t>
-      </w:r>
-      <w:proofErr w:type="gramEnd"/>
-      <w:r>
-        <w:rPr>
-          <w:rFonts w:ascii="Microsoft YaHei" w:eastAsia="Microsoft YaHei" w:hAnsi="Microsoft YaHei" w:cs="Microsoft YaHei" w:hint="eastAsia"/>
-          <w:sz w:val="24"/>
-          <w:szCs w:val="24"/>
-          <w:lang w:eastAsia="zh-CN"/>
-        </w:rPr>
-        <w:t>坎，</w:t>
-      </w:r>
-      <w:proofErr w:type="gramStart"/>
-      <w:r>
-        <w:rPr>
-          <w:rFonts w:ascii="Microsoft YaHei" w:eastAsia="Microsoft YaHei" w:hAnsi="Microsoft YaHei" w:cs="Microsoft YaHei" w:hint="eastAsia"/>
-          <w:sz w:val="24"/>
-          <w:szCs w:val="24"/>
-          <w:lang w:eastAsia="zh-CN"/>
-        </w:rPr>
-        <w:t>共坟有碑</w:t>
-      </w:r>
-      <w:proofErr w:type="gramEnd"/>
-      <w:r>
-        <w:rPr>
-          <w:rFonts w:ascii="Microsoft YaHei" w:eastAsia="Microsoft YaHei" w:hAnsi="Microsoft YaHei" w:cs="Microsoft YaHei" w:hint="eastAsia"/>
-          <w:sz w:val="24"/>
-          <w:szCs w:val="24"/>
-          <w:lang w:eastAsia="zh-CN"/>
-        </w:rPr>
-        <w:t>。</w:t>
-      </w:r>
-      <w:r>
-        <w:rPr>
-          <w:rFonts w:ascii="Courier New" w:eastAsia="Times New Roman" w:hAnsi="Courier New" w:cs="Courier New"/>
-          <w:sz w:val="24"/>
-          <w:szCs w:val="24"/>
-          <w:lang w:eastAsia="zh-CN"/>
-        </w:rPr>
-        <w:br/>
-      </w:r>
-      <w:proofErr w:type="gramStart"/>
-      <w:r>
-        <w:rPr>
-          <w:rFonts w:ascii="Microsoft YaHei" w:eastAsia="Microsoft YaHei" w:hAnsi="Microsoft YaHei" w:cs="Microsoft YaHei" w:hint="eastAsia"/>
-          <w:sz w:val="24"/>
-          <w:szCs w:val="24"/>
-          <w:lang w:eastAsia="zh-CN"/>
-        </w:rPr>
-        <w:t>韦银兴</w:t>
-      </w:r>
-      <w:proofErr w:type="gramEnd"/>
-      <w:r>
-        <w:rPr>
-          <w:rFonts w:ascii="Microsoft YaHei" w:eastAsia="Microsoft YaHei" w:hAnsi="Microsoft YaHei" w:cs="Microsoft YaHei" w:hint="eastAsia"/>
-          <w:sz w:val="24"/>
-          <w:szCs w:val="24"/>
-          <w:lang w:eastAsia="zh-CN"/>
-        </w:rPr>
-        <w:t>，生于白阳坝，居住</w:t>
-      </w:r>
-      <w:proofErr w:type="gramStart"/>
-      <w:r>
-        <w:rPr>
-          <w:rFonts w:ascii="Microsoft YaHei" w:eastAsia="Microsoft YaHei" w:hAnsi="Microsoft YaHei" w:cs="Microsoft YaHei" w:hint="eastAsia"/>
-          <w:sz w:val="24"/>
-          <w:szCs w:val="24"/>
-          <w:lang w:eastAsia="zh-CN"/>
-        </w:rPr>
-        <w:t>杉木岭二大</w:t>
-      </w:r>
-      <w:proofErr w:type="gramEnd"/>
-      <w:r>
-        <w:rPr>
-          <w:rFonts w:ascii="Microsoft YaHei" w:eastAsia="Microsoft YaHei" w:hAnsi="Microsoft YaHei" w:cs="Microsoft YaHei" w:hint="eastAsia"/>
-          <w:sz w:val="24"/>
-          <w:szCs w:val="24"/>
-          <w:lang w:eastAsia="zh-CN"/>
-        </w:rPr>
-        <w:t>坎，娶妻谭方叔，育一子：</w:t>
-      </w:r>
-      <w:proofErr w:type="gramStart"/>
-      <w:r>
-        <w:rPr>
-          <w:rFonts w:ascii="Microsoft YaHei" w:eastAsia="Microsoft YaHei" w:hAnsi="Microsoft YaHei" w:cs="Microsoft YaHei" w:hint="eastAsia"/>
-          <w:sz w:val="24"/>
-          <w:szCs w:val="24"/>
-          <w:lang w:eastAsia="zh-CN"/>
-        </w:rPr>
-        <w:t>韦荣培</w:t>
-      </w:r>
-      <w:proofErr w:type="gramEnd"/>
-      <w:r>
-        <w:rPr>
-          <w:rFonts w:ascii="Microsoft YaHei" w:eastAsia="Microsoft YaHei" w:hAnsi="Microsoft YaHei" w:cs="Microsoft YaHei" w:hint="eastAsia"/>
-          <w:sz w:val="24"/>
-          <w:szCs w:val="24"/>
-          <w:lang w:eastAsia="zh-CN"/>
-        </w:rPr>
-        <w:t>。育</w:t>
-      </w:r>
-      <w:proofErr w:type="gramStart"/>
-      <w:r>
-        <w:rPr>
-          <w:rFonts w:ascii="Microsoft YaHei" w:eastAsia="Microsoft YaHei" w:hAnsi="Microsoft YaHei" w:cs="Microsoft YaHei" w:hint="eastAsia"/>
-          <w:sz w:val="24"/>
-          <w:szCs w:val="24"/>
-          <w:lang w:eastAsia="zh-CN"/>
-        </w:rPr>
-        <w:t>一</w:t>
-      </w:r>
-      <w:proofErr w:type="gramEnd"/>
-      <w:r>
-        <w:rPr>
-          <w:rFonts w:ascii="Microsoft YaHei" w:eastAsia="Microsoft YaHei" w:hAnsi="Microsoft YaHei" w:cs="Microsoft YaHei" w:hint="eastAsia"/>
-          <w:sz w:val="24"/>
-          <w:szCs w:val="24"/>
-          <w:lang w:eastAsia="zh-CN"/>
-        </w:rPr>
-        <w:t>女：</w:t>
-      </w:r>
-      <w:proofErr w:type="gramStart"/>
-      <w:r>
-        <w:rPr>
-          <w:rFonts w:ascii="Microsoft YaHei" w:eastAsia="Microsoft YaHei" w:hAnsi="Microsoft YaHei" w:cs="Microsoft YaHei" w:hint="eastAsia"/>
-          <w:sz w:val="24"/>
-          <w:szCs w:val="24"/>
-          <w:lang w:eastAsia="zh-CN"/>
-        </w:rPr>
-        <w:t>韦荣碧</w:t>
-      </w:r>
-      <w:proofErr w:type="gramEnd"/>
-      <w:r>
-        <w:rPr>
-          <w:rFonts w:ascii="Microsoft YaHei" w:eastAsia="Microsoft YaHei" w:hAnsi="Microsoft YaHei" w:cs="Microsoft YaHei" w:hint="eastAsia"/>
-          <w:sz w:val="24"/>
-          <w:szCs w:val="24"/>
-          <w:lang w:eastAsia="zh-CN"/>
-        </w:rPr>
-        <w:t>交代张府正发，居住花园大坪，育一子：张华龙；</w:t>
-      </w:r>
-      <w:proofErr w:type="gramStart"/>
-      <w:r>
-        <w:rPr>
-          <w:rFonts w:ascii="Microsoft YaHei" w:eastAsia="Microsoft YaHei" w:hAnsi="Microsoft YaHei" w:cs="Microsoft YaHei" w:hint="eastAsia"/>
-          <w:sz w:val="24"/>
-          <w:szCs w:val="24"/>
-          <w:lang w:eastAsia="zh-CN"/>
-        </w:rPr>
-        <w:t>育二女</w:t>
-      </w:r>
-      <w:proofErr w:type="gramEnd"/>
-      <w:r>
-        <w:rPr>
-          <w:rFonts w:ascii="Microsoft YaHei" w:eastAsia="Microsoft YaHei" w:hAnsi="Microsoft YaHei" w:cs="Microsoft YaHei" w:hint="eastAsia"/>
-          <w:sz w:val="24"/>
-          <w:szCs w:val="24"/>
-          <w:lang w:eastAsia="zh-CN"/>
-        </w:rPr>
-        <w:t>：张明英，张华明。</w:t>
-      </w:r>
-      <w:proofErr w:type="gramStart"/>
-      <w:r>
-        <w:rPr>
-          <w:rFonts w:ascii="Microsoft YaHei" w:eastAsia="Microsoft YaHei" w:hAnsi="Microsoft YaHei" w:cs="Microsoft YaHei" w:hint="eastAsia"/>
-          <w:sz w:val="24"/>
-          <w:szCs w:val="24"/>
-          <w:lang w:eastAsia="zh-CN"/>
-        </w:rPr>
-        <w:t>韦银兴</w:t>
-      </w:r>
-      <w:proofErr w:type="gramEnd"/>
-      <w:r>
-        <w:rPr>
-          <w:rFonts w:ascii="Microsoft YaHei" w:eastAsia="Microsoft YaHei" w:hAnsi="Microsoft YaHei" w:cs="Microsoft YaHei" w:hint="eastAsia"/>
-          <w:sz w:val="24"/>
-          <w:szCs w:val="24"/>
-          <w:lang w:eastAsia="zh-CN"/>
-        </w:rPr>
-        <w:t>死后葬于力子坪路边，</w:t>
-      </w:r>
-      <w:proofErr w:type="gramStart"/>
-      <w:r>
-        <w:rPr>
-          <w:rFonts w:ascii="Microsoft YaHei" w:eastAsia="Microsoft YaHei" w:hAnsi="Microsoft YaHei" w:cs="Microsoft YaHei" w:hint="eastAsia"/>
-          <w:sz w:val="24"/>
-          <w:szCs w:val="24"/>
-          <w:lang w:eastAsia="zh-CN"/>
-        </w:rPr>
-        <w:t>单坟无</w:t>
-      </w:r>
-      <w:proofErr w:type="gramEnd"/>
-      <w:r>
-        <w:rPr>
-          <w:rFonts w:ascii="Microsoft YaHei" w:eastAsia="Microsoft YaHei" w:hAnsi="Microsoft YaHei" w:cs="Microsoft YaHei" w:hint="eastAsia"/>
-          <w:sz w:val="24"/>
-          <w:szCs w:val="24"/>
-          <w:lang w:eastAsia="zh-CN"/>
-        </w:rPr>
-        <w:t>碑。</w:t>
-      </w:r>
-      <w:r>
-        <w:rPr>
-          <w:rFonts w:ascii="Courier New" w:eastAsia="Times New Roman" w:hAnsi="Courier New" w:cs="Courier New"/>
-          <w:sz w:val="24"/>
-          <w:szCs w:val="24"/>
-          <w:lang w:eastAsia="zh-CN"/>
-        </w:rPr>
-        <w:br/>
-      </w:r>
-      <w:proofErr w:type="gramStart"/>
-      <w:r>
-        <w:rPr>
-          <w:rFonts w:ascii="Microsoft YaHei" w:eastAsia="Microsoft YaHei" w:hAnsi="Microsoft YaHei" w:cs="Microsoft YaHei" w:hint="eastAsia"/>
-          <w:sz w:val="24"/>
-          <w:szCs w:val="24"/>
-          <w:lang w:eastAsia="zh-CN"/>
-        </w:rPr>
-        <w:t>韦荣培</w:t>
-      </w:r>
-      <w:proofErr w:type="gramEnd"/>
-      <w:r>
-        <w:rPr>
-          <w:rFonts w:ascii="Microsoft YaHei" w:eastAsia="Microsoft YaHei" w:hAnsi="Microsoft YaHei" w:cs="Microsoft YaHei" w:hint="eastAsia"/>
-          <w:sz w:val="24"/>
-          <w:szCs w:val="24"/>
-          <w:lang w:eastAsia="zh-CN"/>
-        </w:rPr>
-        <w:t>，生于二大坎上，居住石板田，</w:t>
-      </w:r>
-      <w:r>
-        <w:rPr>
-          <w:rFonts w:ascii="Courier New" w:eastAsia="Times New Roman" w:hAnsi="Courier New" w:cs="Courier New"/>
-          <w:sz w:val="24"/>
-          <w:szCs w:val="24"/>
-          <w:lang w:eastAsia="zh-CN"/>
-        </w:rPr>
-        <w:t>1974</w:t>
-      </w:r>
-      <w:r>
-        <w:rPr>
-          <w:rFonts w:ascii="Microsoft YaHei" w:eastAsia="Microsoft YaHei" w:hAnsi="Microsoft YaHei" w:cs="Microsoft YaHei" w:hint="eastAsia"/>
-          <w:sz w:val="24"/>
-          <w:szCs w:val="24"/>
-          <w:lang w:eastAsia="zh-CN"/>
-        </w:rPr>
-        <w:t>年因触电身亡。</w:t>
-      </w:r>
-      <w:r>
-        <w:rPr>
-          <w:rFonts w:ascii="Courier New" w:eastAsia="Times New Roman" w:hAnsi="Courier New" w:cs="Courier New"/>
-          <w:sz w:val="24"/>
-          <w:szCs w:val="24"/>
-          <w:lang w:eastAsia="zh-CN"/>
-        </w:rPr>
-        <w:br/>
-      </w:r>
-      <w:r>
-        <w:rPr>
-          <w:rFonts w:ascii="Microsoft YaHei" w:eastAsia="Microsoft YaHei" w:hAnsi="Microsoft YaHei" w:cs="Microsoft YaHei" w:hint="eastAsia"/>
-          <w:sz w:val="24"/>
-          <w:szCs w:val="24"/>
-          <w:lang w:eastAsia="zh-CN"/>
-        </w:rPr>
-        <w:t>韦华兴，生于白阳坝居住，一次族谱修谱主编人，娶妻谭奇兰，【王项</w:t>
-      </w:r>
-      <w:r>
-        <w:rPr>
-          <w:rFonts w:ascii="Courier New" w:eastAsia="Times New Roman" w:hAnsi="Courier New" w:cs="Courier New"/>
-          <w:sz w:val="24"/>
-          <w:szCs w:val="24"/>
-          <w:lang w:eastAsia="zh-CN"/>
-        </w:rPr>
-        <w:t>**</w:t>
-      </w:r>
-      <w:r>
-        <w:rPr>
-          <w:rFonts w:ascii="Microsoft YaHei" w:eastAsia="Microsoft YaHei" w:hAnsi="Microsoft YaHei" w:cs="Microsoft YaHei" w:hint="eastAsia"/>
-          <w:sz w:val="24"/>
-          <w:szCs w:val="24"/>
-          <w:lang w:eastAsia="zh-CN"/>
-        </w:rPr>
-        <w:t>】英，</w:t>
-      </w:r>
-      <w:proofErr w:type="gramStart"/>
-      <w:r>
-        <w:rPr>
-          <w:rFonts w:ascii="Microsoft YaHei" w:eastAsia="Microsoft YaHei" w:hAnsi="Microsoft YaHei" w:cs="Microsoft YaHei" w:hint="eastAsia"/>
-          <w:sz w:val="24"/>
-          <w:szCs w:val="24"/>
-          <w:lang w:eastAsia="zh-CN"/>
-        </w:rPr>
-        <w:t>育三子</w:t>
-      </w:r>
-      <w:proofErr w:type="gramEnd"/>
-      <w:r>
-        <w:rPr>
-          <w:rFonts w:ascii="Microsoft YaHei" w:eastAsia="Microsoft YaHei" w:hAnsi="Microsoft YaHei" w:cs="Microsoft YaHei" w:hint="eastAsia"/>
-          <w:sz w:val="24"/>
-          <w:szCs w:val="24"/>
-          <w:lang w:eastAsia="zh-CN"/>
-        </w:rPr>
-        <w:t>：</w:t>
-      </w:r>
-      <w:proofErr w:type="gramStart"/>
-      <w:r>
-        <w:rPr>
-          <w:rFonts w:ascii="Microsoft YaHei" w:eastAsia="Microsoft YaHei" w:hAnsi="Microsoft YaHei" w:cs="Microsoft YaHei" w:hint="eastAsia"/>
-          <w:sz w:val="24"/>
-          <w:szCs w:val="24"/>
-          <w:lang w:eastAsia="zh-CN"/>
-        </w:rPr>
-        <w:t>韦荣良</w:t>
-      </w:r>
-      <w:proofErr w:type="gramEnd"/>
-      <w:r>
-        <w:rPr>
-          <w:rFonts w:ascii="Microsoft YaHei" w:eastAsia="Microsoft YaHei" w:hAnsi="Microsoft YaHei" w:cs="Microsoft YaHei" w:hint="eastAsia"/>
-          <w:sz w:val="24"/>
-          <w:szCs w:val="24"/>
-          <w:lang w:eastAsia="zh-CN"/>
-        </w:rPr>
-        <w:t>，韦奉良，韦胜良。</w:t>
-      </w:r>
-      <w:proofErr w:type="gramStart"/>
-      <w:r>
-        <w:rPr>
-          <w:rFonts w:ascii="Microsoft YaHei" w:eastAsia="Microsoft YaHei" w:hAnsi="Microsoft YaHei" w:cs="Microsoft YaHei" w:hint="eastAsia"/>
-          <w:sz w:val="24"/>
-          <w:szCs w:val="24"/>
-          <w:lang w:eastAsia="zh-CN"/>
-        </w:rPr>
-        <w:t>育二女</w:t>
-      </w:r>
-      <w:proofErr w:type="gramEnd"/>
-      <w:r>
-        <w:rPr>
-          <w:rFonts w:ascii="Microsoft YaHei" w:eastAsia="Microsoft YaHei" w:hAnsi="Microsoft YaHei" w:cs="Microsoft YaHei" w:hint="eastAsia"/>
-          <w:sz w:val="24"/>
-          <w:szCs w:val="24"/>
-          <w:lang w:eastAsia="zh-CN"/>
-        </w:rPr>
-        <w:t>：</w:t>
-      </w:r>
-      <w:proofErr w:type="gramStart"/>
-      <w:r>
-        <w:rPr>
-          <w:rFonts w:ascii="Microsoft YaHei" w:eastAsia="Microsoft YaHei" w:hAnsi="Microsoft YaHei" w:cs="Microsoft YaHei" w:hint="eastAsia"/>
-          <w:sz w:val="24"/>
-          <w:szCs w:val="24"/>
-          <w:lang w:eastAsia="zh-CN"/>
-        </w:rPr>
-        <w:t>韦荣才</w:t>
-      </w:r>
-      <w:proofErr w:type="gramEnd"/>
-      <w:r>
-        <w:rPr>
-          <w:rFonts w:ascii="Microsoft YaHei" w:eastAsia="Microsoft YaHei" w:hAnsi="Microsoft YaHei" w:cs="Microsoft YaHei" w:hint="eastAsia"/>
-          <w:sz w:val="24"/>
-          <w:szCs w:val="24"/>
-          <w:lang w:eastAsia="zh-CN"/>
-        </w:rPr>
-        <w:t>，韦</w:t>
-      </w:r>
-      <w:proofErr w:type="gramStart"/>
-      <w:r>
-        <w:rPr>
-          <w:rFonts w:ascii="Microsoft YaHei" w:eastAsia="Microsoft YaHei" w:hAnsi="Microsoft YaHei" w:cs="Microsoft YaHei" w:hint="eastAsia"/>
-          <w:sz w:val="24"/>
-          <w:szCs w:val="24"/>
-          <w:lang w:eastAsia="zh-CN"/>
-        </w:rPr>
-        <w:t>荣泽</w:t>
-      </w:r>
-      <w:proofErr w:type="gramEnd"/>
-      <w:r>
-        <w:rPr>
-          <w:rFonts w:ascii="Microsoft YaHei" w:eastAsia="Microsoft YaHei" w:hAnsi="Microsoft YaHei" w:cs="Microsoft YaHei" w:hint="eastAsia"/>
-          <w:sz w:val="24"/>
-          <w:szCs w:val="24"/>
-          <w:lang w:eastAsia="zh-CN"/>
-        </w:rPr>
-        <w:t>；</w:t>
-      </w:r>
-      <w:proofErr w:type="gramStart"/>
-      <w:r>
-        <w:rPr>
-          <w:rFonts w:ascii="Microsoft YaHei" w:eastAsia="Microsoft YaHei" w:hAnsi="Microsoft YaHei" w:cs="Microsoft YaHei" w:hint="eastAsia"/>
-          <w:sz w:val="24"/>
-          <w:szCs w:val="24"/>
-          <w:lang w:eastAsia="zh-CN"/>
-        </w:rPr>
-        <w:t>韦荣才</w:t>
-      </w:r>
-      <w:proofErr w:type="gramEnd"/>
-      <w:r>
-        <w:rPr>
-          <w:rFonts w:ascii="Courier New" w:eastAsia="Times New Roman" w:hAnsi="Courier New" w:cs="Courier New"/>
-          <w:sz w:val="24"/>
-          <w:szCs w:val="24"/>
-          <w:lang w:eastAsia="zh-CN"/>
-        </w:rPr>
-        <w:t>1966</w:t>
-      </w:r>
-      <w:r>
-        <w:rPr>
-          <w:rFonts w:ascii="Microsoft YaHei" w:eastAsia="Microsoft YaHei" w:hAnsi="Microsoft YaHei" w:cs="Microsoft YaHei" w:hint="eastAsia"/>
-          <w:sz w:val="24"/>
-          <w:szCs w:val="24"/>
-          <w:lang w:eastAsia="zh-CN"/>
-        </w:rPr>
-        <w:t>年得病死亡。</w:t>
-      </w:r>
-      <w:proofErr w:type="gramStart"/>
-      <w:r>
-        <w:rPr>
-          <w:rFonts w:ascii="Microsoft YaHei" w:eastAsia="Microsoft YaHei" w:hAnsi="Microsoft YaHei" w:cs="Microsoft YaHei" w:hint="eastAsia"/>
-          <w:sz w:val="24"/>
-          <w:szCs w:val="24"/>
-          <w:lang w:eastAsia="zh-CN"/>
-        </w:rPr>
-        <w:t>韦荣泽</w:t>
-      </w:r>
-      <w:proofErr w:type="gramEnd"/>
-      <w:r>
-        <w:rPr>
-          <w:rFonts w:ascii="Microsoft YaHei" w:eastAsia="Microsoft YaHei" w:hAnsi="Microsoft YaHei" w:cs="Microsoft YaHei" w:hint="eastAsia"/>
-          <w:sz w:val="24"/>
-          <w:szCs w:val="24"/>
-          <w:lang w:eastAsia="zh-CN"/>
-        </w:rPr>
-        <w:t>交代</w:t>
-      </w:r>
-      <w:proofErr w:type="gramStart"/>
-      <w:r>
-        <w:rPr>
-          <w:rFonts w:ascii="Microsoft YaHei" w:eastAsia="Microsoft YaHei" w:hAnsi="Microsoft YaHei" w:cs="Microsoft YaHei" w:hint="eastAsia"/>
-          <w:sz w:val="24"/>
-          <w:szCs w:val="24"/>
-          <w:lang w:eastAsia="zh-CN"/>
-        </w:rPr>
-        <w:t>马府泽兵</w:t>
-      </w:r>
-      <w:proofErr w:type="gramEnd"/>
-      <w:r>
-        <w:rPr>
-          <w:rFonts w:ascii="Microsoft YaHei" w:eastAsia="Microsoft YaHei" w:hAnsi="Microsoft YaHei" w:cs="Microsoft YaHei" w:hint="eastAsia"/>
-          <w:sz w:val="24"/>
-          <w:szCs w:val="24"/>
-          <w:lang w:eastAsia="zh-CN"/>
-        </w:rPr>
-        <w:t>，居住观音堂，</w:t>
-      </w:r>
-      <w:proofErr w:type="gramStart"/>
-      <w:r>
-        <w:rPr>
-          <w:rFonts w:ascii="Microsoft YaHei" w:eastAsia="Microsoft YaHei" w:hAnsi="Microsoft YaHei" w:cs="Microsoft YaHei" w:hint="eastAsia"/>
-          <w:sz w:val="24"/>
-          <w:szCs w:val="24"/>
-          <w:lang w:eastAsia="zh-CN"/>
-        </w:rPr>
-        <w:t>育二子</w:t>
-      </w:r>
-      <w:proofErr w:type="gramEnd"/>
-      <w:r>
-        <w:rPr>
-          <w:rFonts w:ascii="Microsoft YaHei" w:eastAsia="Microsoft YaHei" w:hAnsi="Microsoft YaHei" w:cs="Microsoft YaHei" w:hint="eastAsia"/>
-          <w:sz w:val="24"/>
-          <w:szCs w:val="24"/>
-          <w:lang w:eastAsia="zh-CN"/>
-        </w:rPr>
-        <w:t>：马韦；马旗。</w:t>
-      </w:r>
-      <w:r>
-        <w:rPr>
-          <w:rFonts w:ascii="Courier New" w:eastAsia="Times New Roman" w:hAnsi="Courier New" w:cs="Courier New"/>
-          <w:sz w:val="24"/>
-          <w:szCs w:val="24"/>
-          <w:lang w:eastAsia="zh-CN"/>
-        </w:rPr>
-        <w:br/>
-      </w:r>
-      <w:r>
-        <w:rPr>
-          <w:rFonts w:ascii="Microsoft YaHei" w:eastAsia="Microsoft YaHei" w:hAnsi="Microsoft YaHei" w:cs="Microsoft YaHei" w:hint="eastAsia"/>
-          <w:sz w:val="24"/>
-          <w:szCs w:val="24"/>
-          <w:lang w:eastAsia="zh-CN"/>
-        </w:rPr>
-        <w:t>韦华兴死后葬于白阳坝【老里</w:t>
-      </w:r>
-      <w:r>
-        <w:rPr>
-          <w:rFonts w:ascii="Courier New" w:eastAsia="Times New Roman" w:hAnsi="Courier New" w:cs="Courier New"/>
-          <w:sz w:val="24"/>
-          <w:szCs w:val="24"/>
-          <w:lang w:eastAsia="zh-CN"/>
-        </w:rPr>
-        <w:t>**</w:t>
-      </w:r>
-      <w:r>
-        <w:rPr>
-          <w:rFonts w:ascii="Microsoft YaHei" w:eastAsia="Microsoft YaHei" w:hAnsi="Microsoft YaHei" w:cs="Microsoft YaHei" w:hint="eastAsia"/>
-          <w:sz w:val="24"/>
-          <w:szCs w:val="24"/>
-          <w:lang w:eastAsia="zh-CN"/>
-        </w:rPr>
-        <w:t>】，</w:t>
-      </w:r>
-      <w:proofErr w:type="gramStart"/>
-      <w:r>
-        <w:rPr>
-          <w:rFonts w:ascii="Microsoft YaHei" w:eastAsia="Microsoft YaHei" w:hAnsi="Microsoft YaHei" w:cs="Microsoft YaHei" w:hint="eastAsia"/>
-          <w:sz w:val="24"/>
-          <w:szCs w:val="24"/>
-          <w:lang w:eastAsia="zh-CN"/>
-        </w:rPr>
-        <w:t>单坟有碑</w:t>
-      </w:r>
-      <w:proofErr w:type="gramEnd"/>
-      <w:r>
-        <w:rPr>
-          <w:rFonts w:ascii="Microsoft YaHei" w:eastAsia="Microsoft YaHei" w:hAnsi="Microsoft YaHei" w:cs="Microsoft YaHei" w:hint="eastAsia"/>
-          <w:sz w:val="24"/>
-          <w:szCs w:val="24"/>
-          <w:lang w:eastAsia="zh-CN"/>
-        </w:rPr>
-        <w:t>。</w:t>
-      </w:r>
-      <w:r>
-        <w:rPr>
-          <w:rFonts w:ascii="Courier New" w:eastAsia="Times New Roman" w:hAnsi="Courier New" w:cs="Courier New"/>
-          <w:sz w:val="24"/>
-          <w:szCs w:val="24"/>
-          <w:lang w:eastAsia="zh-CN"/>
-        </w:rPr>
-        <w:br/>
-      </w:r>
-      <w:proofErr w:type="gramStart"/>
-      <w:r>
-        <w:rPr>
-          <w:rFonts w:ascii="Microsoft YaHei" w:eastAsia="Microsoft YaHei" w:hAnsi="Microsoft YaHei" w:cs="Microsoft YaHei" w:hint="eastAsia"/>
-          <w:sz w:val="24"/>
-          <w:szCs w:val="24"/>
-          <w:lang w:eastAsia="zh-CN"/>
-        </w:rPr>
-        <w:t>韦荣良</w:t>
-      </w:r>
-      <w:proofErr w:type="gramEnd"/>
-      <w:r>
-        <w:rPr>
-          <w:rFonts w:ascii="Microsoft YaHei" w:eastAsia="Microsoft YaHei" w:hAnsi="Microsoft YaHei" w:cs="Microsoft YaHei" w:hint="eastAsia"/>
-          <w:sz w:val="24"/>
-          <w:szCs w:val="24"/>
-          <w:lang w:eastAsia="zh-CN"/>
-        </w:rPr>
-        <w:t>，生于白阳坝居住，娶妻王甫兰，谢荣兰，</w:t>
-      </w:r>
-      <w:proofErr w:type="gramStart"/>
-      <w:r>
-        <w:rPr>
-          <w:rFonts w:ascii="Microsoft YaHei" w:eastAsia="Microsoft YaHei" w:hAnsi="Microsoft YaHei" w:cs="Microsoft YaHei" w:hint="eastAsia"/>
-          <w:sz w:val="24"/>
-          <w:szCs w:val="24"/>
-          <w:lang w:eastAsia="zh-CN"/>
-        </w:rPr>
-        <w:t>育二女</w:t>
-      </w:r>
-      <w:proofErr w:type="gramEnd"/>
-      <w:r>
-        <w:rPr>
-          <w:rFonts w:ascii="Microsoft YaHei" w:eastAsia="Microsoft YaHei" w:hAnsi="Microsoft YaHei" w:cs="Microsoft YaHei" w:hint="eastAsia"/>
-          <w:sz w:val="24"/>
-          <w:szCs w:val="24"/>
-          <w:lang w:eastAsia="zh-CN"/>
-        </w:rPr>
-        <w:t>：韦华蓉，</w:t>
-      </w:r>
-      <w:proofErr w:type="gramStart"/>
-      <w:r>
-        <w:rPr>
-          <w:rFonts w:ascii="Microsoft YaHei" w:eastAsia="Microsoft YaHei" w:hAnsi="Microsoft YaHei" w:cs="Microsoft YaHei" w:hint="eastAsia"/>
-          <w:sz w:val="24"/>
-          <w:szCs w:val="24"/>
-          <w:lang w:eastAsia="zh-CN"/>
-        </w:rPr>
-        <w:t>韦露琴</w:t>
-      </w:r>
-      <w:proofErr w:type="gramEnd"/>
-      <w:r>
-        <w:rPr>
-          <w:rFonts w:ascii="Microsoft YaHei" w:eastAsia="Microsoft YaHei" w:hAnsi="Microsoft YaHei" w:cs="Microsoft YaHei" w:hint="eastAsia"/>
-          <w:sz w:val="24"/>
-          <w:szCs w:val="24"/>
-          <w:lang w:eastAsia="zh-CN"/>
-        </w:rPr>
-        <w:t>。</w:t>
-      </w:r>
-      <w:proofErr w:type="gramStart"/>
-      <w:r>
-        <w:rPr>
-          <w:rFonts w:ascii="Microsoft YaHei" w:eastAsia="Microsoft YaHei" w:hAnsi="Microsoft YaHei" w:cs="Microsoft YaHei" w:hint="eastAsia"/>
-          <w:sz w:val="24"/>
-          <w:szCs w:val="24"/>
-          <w:lang w:eastAsia="zh-CN"/>
-        </w:rPr>
-        <w:t>韦华蓉交代</w:t>
-      </w:r>
-      <w:proofErr w:type="gramEnd"/>
-      <w:r>
-        <w:rPr>
-          <w:rFonts w:ascii="Microsoft YaHei" w:eastAsia="Microsoft YaHei" w:hAnsi="Microsoft YaHei" w:cs="Microsoft YaHei" w:hint="eastAsia"/>
-          <w:sz w:val="24"/>
-          <w:szCs w:val="24"/>
-          <w:lang w:eastAsia="zh-CN"/>
-        </w:rPr>
-        <w:t>黄府大春，居住贵州赤水具，育一子：黄征。</w:t>
-      </w:r>
-      <w:proofErr w:type="gramStart"/>
-      <w:r>
-        <w:rPr>
-          <w:rFonts w:ascii="Microsoft YaHei" w:eastAsia="Microsoft YaHei" w:hAnsi="Microsoft YaHei" w:cs="Microsoft YaHei" w:hint="eastAsia"/>
-          <w:sz w:val="24"/>
-          <w:szCs w:val="24"/>
-          <w:lang w:eastAsia="zh-CN"/>
-        </w:rPr>
-        <w:t>韦露琴交代付府荣波</w:t>
-      </w:r>
-      <w:proofErr w:type="gramEnd"/>
-      <w:r>
-        <w:rPr>
-          <w:rFonts w:ascii="Microsoft YaHei" w:eastAsia="Microsoft YaHei" w:hAnsi="Microsoft YaHei" w:cs="Microsoft YaHei" w:hint="eastAsia"/>
-          <w:sz w:val="24"/>
-          <w:szCs w:val="24"/>
-          <w:lang w:eastAsia="zh-CN"/>
-        </w:rPr>
-        <w:t>，居住观音堂，育一子：</w:t>
-      </w:r>
-      <w:proofErr w:type="gramStart"/>
-      <w:r>
-        <w:rPr>
-          <w:rFonts w:ascii="Microsoft YaHei" w:eastAsia="Microsoft YaHei" w:hAnsi="Microsoft YaHei" w:cs="Microsoft YaHei" w:hint="eastAsia"/>
-          <w:sz w:val="24"/>
-          <w:szCs w:val="24"/>
-          <w:lang w:eastAsia="zh-CN"/>
-        </w:rPr>
-        <w:t>付栖成</w:t>
-      </w:r>
-      <w:proofErr w:type="gramEnd"/>
-      <w:r>
-        <w:rPr>
-          <w:rFonts w:ascii="Microsoft YaHei" w:eastAsia="Microsoft YaHei" w:hAnsi="Microsoft YaHei" w:cs="Microsoft YaHei" w:hint="eastAsia"/>
-          <w:sz w:val="24"/>
-          <w:szCs w:val="24"/>
-          <w:lang w:eastAsia="zh-CN"/>
-        </w:rPr>
-        <w:t>；育</w:t>
-      </w:r>
-      <w:proofErr w:type="gramStart"/>
-      <w:r>
-        <w:rPr>
-          <w:rFonts w:ascii="Microsoft YaHei" w:eastAsia="Microsoft YaHei" w:hAnsi="Microsoft YaHei" w:cs="Microsoft YaHei" w:hint="eastAsia"/>
-          <w:sz w:val="24"/>
-          <w:szCs w:val="24"/>
-          <w:lang w:eastAsia="zh-CN"/>
-        </w:rPr>
-        <w:t>一</w:t>
-      </w:r>
-      <w:proofErr w:type="gramEnd"/>
-      <w:r>
-        <w:rPr>
-          <w:rFonts w:ascii="Microsoft YaHei" w:eastAsia="Microsoft YaHei" w:hAnsi="Microsoft YaHei" w:cs="Microsoft YaHei" w:hint="eastAsia"/>
-          <w:sz w:val="24"/>
-          <w:szCs w:val="24"/>
-          <w:lang w:eastAsia="zh-CN"/>
-        </w:rPr>
-        <w:t>女：</w:t>
-      </w:r>
-      <w:proofErr w:type="gramStart"/>
-      <w:r>
-        <w:rPr>
-          <w:rFonts w:ascii="Microsoft YaHei" w:eastAsia="Microsoft YaHei" w:hAnsi="Microsoft YaHei" w:cs="Microsoft YaHei" w:hint="eastAsia"/>
-          <w:sz w:val="24"/>
-          <w:szCs w:val="24"/>
-          <w:lang w:eastAsia="zh-CN"/>
-        </w:rPr>
-        <w:t>付栖悦</w:t>
-      </w:r>
-      <w:proofErr w:type="gramEnd"/>
-      <w:r>
-        <w:rPr>
-          <w:rFonts w:ascii="Microsoft YaHei" w:eastAsia="Microsoft YaHei" w:hAnsi="Microsoft YaHei" w:cs="Microsoft YaHei" w:hint="eastAsia"/>
-          <w:sz w:val="24"/>
-          <w:szCs w:val="24"/>
-          <w:lang w:eastAsia="zh-CN"/>
-        </w:rPr>
-        <w:t>。</w:t>
-      </w:r>
-      <w:proofErr w:type="gramStart"/>
-      <w:r>
-        <w:rPr>
-          <w:rFonts w:ascii="Microsoft YaHei" w:eastAsia="Microsoft YaHei" w:hAnsi="Microsoft YaHei" w:cs="Microsoft YaHei" w:hint="eastAsia"/>
-          <w:sz w:val="24"/>
-          <w:szCs w:val="24"/>
-          <w:lang w:eastAsia="zh-CN"/>
-        </w:rPr>
-        <w:t>韦荣良</w:t>
-      </w:r>
-      <w:proofErr w:type="gramEnd"/>
-      <w:r>
-        <w:rPr>
-          <w:rFonts w:ascii="Microsoft YaHei" w:eastAsia="Microsoft YaHei" w:hAnsi="Microsoft YaHei" w:cs="Microsoft YaHei" w:hint="eastAsia"/>
-          <w:sz w:val="24"/>
-          <w:szCs w:val="24"/>
-          <w:lang w:eastAsia="zh-CN"/>
-        </w:rPr>
-        <w:t>死后葬于白阳坝【老里</w:t>
-      </w:r>
-      <w:r>
-        <w:rPr>
-          <w:rFonts w:ascii="Courier New" w:eastAsia="Times New Roman" w:hAnsi="Courier New" w:cs="Courier New"/>
-          <w:sz w:val="24"/>
-          <w:szCs w:val="24"/>
-          <w:lang w:eastAsia="zh-CN"/>
-        </w:rPr>
-        <w:t>**</w:t>
-      </w:r>
-      <w:r>
-        <w:rPr>
-          <w:rFonts w:ascii="Microsoft YaHei" w:eastAsia="Microsoft YaHei" w:hAnsi="Microsoft YaHei" w:cs="Microsoft YaHei" w:hint="eastAsia"/>
-          <w:sz w:val="24"/>
-          <w:szCs w:val="24"/>
-          <w:lang w:eastAsia="zh-CN"/>
-        </w:rPr>
-        <w:t>】，</w:t>
-      </w:r>
-      <w:proofErr w:type="gramStart"/>
-      <w:r>
-        <w:rPr>
-          <w:rFonts w:ascii="Microsoft YaHei" w:eastAsia="Microsoft YaHei" w:hAnsi="Microsoft YaHei" w:cs="Microsoft YaHei" w:hint="eastAsia"/>
-          <w:sz w:val="24"/>
-          <w:szCs w:val="24"/>
-          <w:lang w:eastAsia="zh-CN"/>
-        </w:rPr>
-        <w:t>单坟有碑</w:t>
-      </w:r>
-      <w:proofErr w:type="gramEnd"/>
-      <w:r>
-        <w:rPr>
-          <w:rFonts w:ascii="Microsoft YaHei" w:eastAsia="Microsoft YaHei" w:hAnsi="Microsoft YaHei" w:cs="Microsoft YaHei" w:hint="eastAsia"/>
-          <w:sz w:val="24"/>
-          <w:szCs w:val="24"/>
-          <w:lang w:eastAsia="zh-CN"/>
-        </w:rPr>
-        <w:t>。</w:t>
-      </w:r>
-      <w:r>
-        <w:rPr>
-          <w:rFonts w:ascii="Courier New" w:eastAsia="Times New Roman" w:hAnsi="Courier New" w:cs="Courier New"/>
-          <w:sz w:val="24"/>
-          <w:szCs w:val="24"/>
-          <w:lang w:eastAsia="zh-CN"/>
-        </w:rPr>
-        <w:br/>
-      </w:r>
-      <w:r>
-        <w:rPr>
-          <w:rFonts w:ascii="Microsoft YaHei" w:eastAsia="Microsoft YaHei" w:hAnsi="Microsoft YaHei" w:cs="Microsoft YaHei" w:hint="eastAsia"/>
-          <w:sz w:val="24"/>
-          <w:szCs w:val="24"/>
-          <w:lang w:eastAsia="zh-CN"/>
-        </w:rPr>
-        <w:t>韦奉良，生于白阳坝居住，娶妻谢荣兰，育一子：韦超；育</w:t>
-      </w:r>
-      <w:proofErr w:type="gramStart"/>
-      <w:r>
-        <w:rPr>
-          <w:rFonts w:ascii="Microsoft YaHei" w:eastAsia="Microsoft YaHei" w:hAnsi="Microsoft YaHei" w:cs="Microsoft YaHei" w:hint="eastAsia"/>
-          <w:sz w:val="24"/>
-          <w:szCs w:val="24"/>
-          <w:lang w:eastAsia="zh-CN"/>
-        </w:rPr>
-        <w:t>一</w:t>
-      </w:r>
-      <w:proofErr w:type="gramEnd"/>
-      <w:r>
-        <w:rPr>
-          <w:rFonts w:ascii="Microsoft YaHei" w:eastAsia="Microsoft YaHei" w:hAnsi="Microsoft YaHei" w:cs="Microsoft YaHei" w:hint="eastAsia"/>
-          <w:sz w:val="24"/>
-          <w:szCs w:val="24"/>
-          <w:lang w:eastAsia="zh-CN"/>
-        </w:rPr>
-        <w:t>女：韦琴，交代秦府龙，居住华池罗家院，育</w:t>
-      </w:r>
-      <w:proofErr w:type="gramStart"/>
-      <w:r>
-        <w:rPr>
-          <w:rFonts w:ascii="Microsoft YaHei" w:eastAsia="Microsoft YaHei" w:hAnsi="Microsoft YaHei" w:cs="Microsoft YaHei" w:hint="eastAsia"/>
-          <w:sz w:val="24"/>
-          <w:szCs w:val="24"/>
-          <w:lang w:eastAsia="zh-CN"/>
-        </w:rPr>
-        <w:t>一</w:t>
-      </w:r>
-      <w:proofErr w:type="gramEnd"/>
-      <w:r>
-        <w:rPr>
-          <w:rFonts w:ascii="Microsoft YaHei" w:eastAsia="Microsoft YaHei" w:hAnsi="Microsoft YaHei" w:cs="Microsoft YaHei" w:hint="eastAsia"/>
-          <w:sz w:val="24"/>
-          <w:szCs w:val="24"/>
-          <w:lang w:eastAsia="zh-CN"/>
-        </w:rPr>
-        <w:t>女：秦乐希。</w:t>
-      </w:r>
-      <w:r>
-        <w:rPr>
-          <w:rFonts w:ascii="Courier New" w:eastAsia="Times New Roman" w:hAnsi="Courier New" w:cs="Courier New"/>
-          <w:sz w:val="24"/>
-          <w:szCs w:val="24"/>
-          <w:lang w:eastAsia="zh-CN"/>
-        </w:rPr>
-        <w:br/>
-      </w:r>
-      <w:r>
-        <w:rPr>
-          <w:rFonts w:ascii="Microsoft YaHei" w:eastAsia="Microsoft YaHei" w:hAnsi="Microsoft YaHei" w:cs="Microsoft YaHei" w:hint="eastAsia"/>
-          <w:sz w:val="24"/>
-          <w:szCs w:val="24"/>
-          <w:lang w:eastAsia="zh-CN"/>
-        </w:rPr>
-        <w:t>韦超，生于白阳坝居住，西安大学大三年纪学生。</w:t>
-      </w:r>
-      <w:r>
-        <w:rPr>
-          <w:rFonts w:ascii="Courier New" w:eastAsia="Times New Roman" w:hAnsi="Courier New" w:cs="Courier New"/>
-          <w:sz w:val="24"/>
-          <w:szCs w:val="24"/>
-          <w:lang w:eastAsia="zh-CN"/>
-        </w:rPr>
-        <w:br/>
-        <w:t>2026</w:t>
-      </w:r>
-      <w:r>
-        <w:rPr>
-          <w:rFonts w:ascii="Microsoft YaHei" w:eastAsia="Microsoft YaHei" w:hAnsi="Microsoft YaHei" w:cs="Microsoft YaHei" w:hint="eastAsia"/>
-          <w:sz w:val="24"/>
-          <w:szCs w:val="24"/>
-          <w:lang w:eastAsia="zh-CN"/>
-        </w:rPr>
-        <w:t>年</w:t>
-      </w:r>
-      <w:r>
-        <w:rPr>
-          <w:rFonts w:ascii="Courier New" w:eastAsia="Times New Roman" w:hAnsi="Courier New" w:cs="Courier New"/>
-          <w:sz w:val="24"/>
-          <w:szCs w:val="24"/>
-          <w:lang w:eastAsia="zh-CN"/>
-        </w:rPr>
-        <w:t>6</w:t>
-      </w:r>
-      <w:r>
-        <w:rPr>
-          <w:rFonts w:ascii="Microsoft YaHei" w:eastAsia="Microsoft YaHei" w:hAnsi="Microsoft YaHei" w:cs="Microsoft YaHei" w:hint="eastAsia"/>
-          <w:sz w:val="24"/>
-          <w:szCs w:val="24"/>
-          <w:lang w:eastAsia="zh-CN"/>
-        </w:rPr>
-        <w:t>月</w:t>
-      </w:r>
-      <w:r>
-        <w:rPr>
-          <w:rFonts w:ascii="Courier New" w:eastAsia="Times New Roman" w:hAnsi="Courier New" w:cs="Courier New"/>
-          <w:sz w:val="24"/>
-          <w:szCs w:val="24"/>
-          <w:lang w:eastAsia="zh-CN"/>
-        </w:rPr>
-        <w:t>13</w:t>
-      </w:r>
-      <w:r>
-        <w:rPr>
-          <w:rFonts w:ascii="Microsoft YaHei" w:eastAsia="Microsoft YaHei" w:hAnsi="Microsoft YaHei" w:cs="Microsoft YaHei" w:hint="eastAsia"/>
-          <w:sz w:val="24"/>
-          <w:szCs w:val="24"/>
-          <w:lang w:eastAsia="zh-CN"/>
-        </w:rPr>
-        <w:t>日</w:t>
-      </w:r>
-      <w:r>
-        <w:rPr>
-          <w:rFonts w:ascii="Courier New" w:eastAsia="Times New Roman" w:hAnsi="Courier New" w:cs="Courier New"/>
-          <w:sz w:val="24"/>
-          <w:szCs w:val="24"/>
-          <w:lang w:eastAsia="zh-CN"/>
-        </w:rPr>
-        <w:t xml:space="preserve"> </w:t>
-      </w:r>
-      <w:r>
-        <w:rPr>
-          <w:rFonts w:ascii="Microsoft YaHei" w:eastAsia="Microsoft YaHei" w:hAnsi="Microsoft YaHei" w:cs="Microsoft YaHei" w:hint="eastAsia"/>
-          <w:sz w:val="24"/>
-          <w:szCs w:val="24"/>
-          <w:lang w:eastAsia="zh-CN"/>
-        </w:rPr>
-        <w:t>第</w:t>
-      </w:r>
-      <w:r>
-        <w:rPr>
-          <w:rFonts w:ascii="Courier New" w:eastAsia="Times New Roman" w:hAnsi="Courier New" w:cs="Courier New"/>
-          <w:sz w:val="24"/>
-          <w:szCs w:val="24"/>
-          <w:lang w:eastAsia="zh-CN"/>
-        </w:rPr>
-        <w:t>3</w:t>
-      </w:r>
-      <w:r>
-        <w:rPr>
-          <w:rFonts w:ascii="Microsoft YaHei" w:eastAsia="Microsoft YaHei" w:hAnsi="Microsoft YaHei" w:cs="Microsoft YaHei" w:hint="eastAsia"/>
-          <w:sz w:val="24"/>
-          <w:szCs w:val="24"/>
-          <w:lang w:eastAsia="zh-CN"/>
-        </w:rPr>
-        <w:t>页</w:t>
-      </w:r>
-      <w:r>
-        <w:rPr>
-          <w:rFonts w:ascii="Courier New" w:eastAsia="Times New Roman" w:hAnsi="Courier New" w:cs="Courier New"/>
-          <w:sz w:val="24"/>
-          <w:szCs w:val="24"/>
-          <w:lang w:eastAsia="zh-CN"/>
-        </w:rPr>
-        <w:br/>
-      </w:r>
-      <w:r>
-        <w:rPr>
-          <w:rFonts w:ascii="Courier New" w:eastAsia="Times New Roman" w:hAnsi="Courier New" w:cs="Courier New"/>
-          <w:sz w:val="24"/>
-          <w:szCs w:val="24"/>
-          <w:lang w:eastAsia="zh-CN"/>
-        </w:rPr>
-        <w:br/>
-      </w:r>
-      <w:r>
-        <w:rPr>
-          <w:rFonts w:ascii="Courier New" w:eastAsia="Times New Roman" w:hAnsi="Courier New" w:cs="Courier New"/>
-          <w:sz w:val="24"/>
-          <w:szCs w:val="24"/>
-          <w:lang w:eastAsia="zh-CN"/>
-        </w:rPr>
-        <w:br/>
-      </w:r>
-      <w:r>
-        <w:rPr>
-          <w:rFonts w:ascii="Microsoft YaHei" w:eastAsia="Microsoft YaHei" w:hAnsi="Microsoft YaHei" w:cs="Microsoft YaHei" w:hint="eastAsia"/>
-          <w:sz w:val="24"/>
-          <w:szCs w:val="24"/>
-          <w:lang w:eastAsia="zh-CN"/>
-        </w:rPr>
-        <w:t>韦胜良，生于白阳坝，居住白阳坝，磷化厂，娶妻马勤兰，育二子：韦小杰，韦晓宝。</w:t>
-      </w:r>
-      <w:r>
-        <w:rPr>
-          <w:rFonts w:ascii="Courier New" w:eastAsia="Times New Roman" w:hAnsi="Courier New" w:cs="Courier New"/>
-          <w:sz w:val="24"/>
-          <w:szCs w:val="24"/>
-          <w:lang w:eastAsia="zh-CN"/>
-        </w:rPr>
-        <w:br/>
-      </w:r>
-      <w:proofErr w:type="gramStart"/>
-      <w:r>
-        <w:rPr>
-          <w:rFonts w:ascii="Microsoft YaHei" w:eastAsia="Microsoft YaHei" w:hAnsi="Microsoft YaHei" w:cs="Microsoft YaHei" w:hint="eastAsia"/>
-          <w:sz w:val="24"/>
-          <w:szCs w:val="24"/>
-          <w:lang w:eastAsia="zh-CN"/>
-        </w:rPr>
-        <w:t>韦小杰</w:t>
-      </w:r>
-      <w:proofErr w:type="gramEnd"/>
-      <w:r>
-        <w:rPr>
-          <w:rFonts w:ascii="Microsoft YaHei" w:eastAsia="Microsoft YaHei" w:hAnsi="Microsoft YaHei" w:cs="Microsoft YaHei" w:hint="eastAsia"/>
-          <w:sz w:val="24"/>
-          <w:szCs w:val="24"/>
-          <w:lang w:eastAsia="zh-CN"/>
-        </w:rPr>
-        <w:t>，生于白阳坝，居住连锦奎庭，重庆渝北上班。</w:t>
-      </w:r>
-      <w:r>
-        <w:rPr>
-          <w:rFonts w:ascii="Courier New" w:eastAsia="Times New Roman" w:hAnsi="Courier New" w:cs="Courier New"/>
-          <w:sz w:val="24"/>
-          <w:szCs w:val="24"/>
-          <w:lang w:eastAsia="zh-CN"/>
-        </w:rPr>
-        <w:br/>
-      </w:r>
-      <w:r>
-        <w:rPr>
-          <w:rFonts w:ascii="Microsoft YaHei" w:eastAsia="Microsoft YaHei" w:hAnsi="Microsoft YaHei" w:cs="Microsoft YaHei" w:hint="eastAsia"/>
-          <w:sz w:val="24"/>
-          <w:szCs w:val="24"/>
-          <w:lang w:eastAsia="zh-CN"/>
-        </w:rPr>
-        <w:t>韦晓宝，生于白阳坝，居住磷化厂，巴南重庆理工大学大二学生。</w:t>
-      </w:r>
-      <w:r>
-        <w:rPr>
-          <w:rFonts w:ascii="Courier New" w:eastAsia="Times New Roman" w:hAnsi="Courier New" w:cs="Courier New"/>
-          <w:sz w:val="24"/>
-          <w:szCs w:val="24"/>
-          <w:lang w:eastAsia="zh-CN"/>
-        </w:rPr>
-        <w:br/>
-      </w:r>
-      <w:r>
-        <w:rPr>
-          <w:rFonts w:ascii="Microsoft YaHei" w:eastAsia="Microsoft YaHei" w:hAnsi="Microsoft YaHei" w:cs="Microsoft YaHei" w:hint="eastAsia"/>
-          <w:sz w:val="24"/>
-          <w:szCs w:val="24"/>
-          <w:lang w:eastAsia="zh-CN"/>
-        </w:rPr>
-        <w:t>韦碧兴，生于白阳坝居住，娶妻谭登兰，</w:t>
-      </w:r>
-      <w:proofErr w:type="gramStart"/>
-      <w:r>
-        <w:rPr>
-          <w:rFonts w:ascii="Microsoft YaHei" w:eastAsia="Microsoft YaHei" w:hAnsi="Microsoft YaHei" w:cs="Microsoft YaHei" w:hint="eastAsia"/>
-          <w:sz w:val="24"/>
-          <w:szCs w:val="24"/>
-          <w:lang w:eastAsia="zh-CN"/>
-        </w:rPr>
-        <w:t>育二子</w:t>
-      </w:r>
-      <w:proofErr w:type="gramEnd"/>
-      <w:r>
-        <w:rPr>
-          <w:rFonts w:ascii="Microsoft YaHei" w:eastAsia="Microsoft YaHei" w:hAnsi="Microsoft YaHei" w:cs="Microsoft YaHei" w:hint="eastAsia"/>
-          <w:sz w:val="24"/>
-          <w:szCs w:val="24"/>
-          <w:lang w:eastAsia="zh-CN"/>
-        </w:rPr>
-        <w:t>：</w:t>
-      </w:r>
-      <w:proofErr w:type="gramStart"/>
-      <w:r>
-        <w:rPr>
-          <w:rFonts w:ascii="Microsoft YaHei" w:eastAsia="Microsoft YaHei" w:hAnsi="Microsoft YaHei" w:cs="Microsoft YaHei" w:hint="eastAsia"/>
-          <w:sz w:val="24"/>
-          <w:szCs w:val="24"/>
-          <w:lang w:eastAsia="zh-CN"/>
-        </w:rPr>
-        <w:t>韦荣平，韦荣武</w:t>
-      </w:r>
-      <w:proofErr w:type="gramEnd"/>
-      <w:r>
-        <w:rPr>
-          <w:rFonts w:ascii="Microsoft YaHei" w:eastAsia="Microsoft YaHei" w:hAnsi="Microsoft YaHei" w:cs="Microsoft YaHei" w:hint="eastAsia"/>
-          <w:sz w:val="24"/>
-          <w:szCs w:val="24"/>
-          <w:lang w:eastAsia="zh-CN"/>
-        </w:rPr>
-        <w:t>。育</w:t>
-      </w:r>
-      <w:proofErr w:type="gramStart"/>
-      <w:r>
-        <w:rPr>
-          <w:rFonts w:ascii="Microsoft YaHei" w:eastAsia="Microsoft YaHei" w:hAnsi="Microsoft YaHei" w:cs="Microsoft YaHei" w:hint="eastAsia"/>
-          <w:sz w:val="24"/>
-          <w:szCs w:val="24"/>
-          <w:lang w:eastAsia="zh-CN"/>
-        </w:rPr>
-        <w:t>一</w:t>
-      </w:r>
-      <w:proofErr w:type="gramEnd"/>
-      <w:r>
-        <w:rPr>
-          <w:rFonts w:ascii="Microsoft YaHei" w:eastAsia="Microsoft YaHei" w:hAnsi="Microsoft YaHei" w:cs="Microsoft YaHei" w:hint="eastAsia"/>
-          <w:sz w:val="24"/>
-          <w:szCs w:val="24"/>
-          <w:lang w:eastAsia="zh-CN"/>
-        </w:rPr>
-        <w:t>女：</w:t>
-      </w:r>
-      <w:proofErr w:type="gramStart"/>
-      <w:r>
-        <w:rPr>
-          <w:rFonts w:ascii="Microsoft YaHei" w:eastAsia="Microsoft YaHei" w:hAnsi="Microsoft YaHei" w:cs="Microsoft YaHei" w:hint="eastAsia"/>
-          <w:sz w:val="24"/>
-          <w:szCs w:val="24"/>
-          <w:lang w:eastAsia="zh-CN"/>
-        </w:rPr>
-        <w:t>韦荣淑交代马府</w:t>
-      </w:r>
-      <w:proofErr w:type="gramEnd"/>
-      <w:r>
-        <w:rPr>
-          <w:rFonts w:ascii="Microsoft YaHei" w:eastAsia="Microsoft YaHei" w:hAnsi="Microsoft YaHei" w:cs="Microsoft YaHei" w:hint="eastAsia"/>
-          <w:sz w:val="24"/>
-          <w:szCs w:val="24"/>
-          <w:lang w:eastAsia="zh-CN"/>
-        </w:rPr>
-        <w:t>发兹，居住小大店，</w:t>
-      </w:r>
-      <w:proofErr w:type="gramStart"/>
-      <w:r>
-        <w:rPr>
-          <w:rFonts w:ascii="Microsoft YaHei" w:eastAsia="Microsoft YaHei" w:hAnsi="Microsoft YaHei" w:cs="Microsoft YaHei" w:hint="eastAsia"/>
-          <w:sz w:val="24"/>
-          <w:szCs w:val="24"/>
-          <w:lang w:eastAsia="zh-CN"/>
-        </w:rPr>
-        <w:t>育二子</w:t>
-      </w:r>
-      <w:proofErr w:type="gramEnd"/>
-      <w:r>
-        <w:rPr>
-          <w:rFonts w:ascii="Microsoft YaHei" w:eastAsia="Microsoft YaHei" w:hAnsi="Microsoft YaHei" w:cs="Microsoft YaHei" w:hint="eastAsia"/>
-          <w:sz w:val="24"/>
-          <w:szCs w:val="24"/>
-          <w:lang w:eastAsia="zh-CN"/>
-        </w:rPr>
-        <w:t>：马军，马云；育</w:t>
-      </w:r>
-      <w:proofErr w:type="gramStart"/>
-      <w:r>
-        <w:rPr>
-          <w:rFonts w:ascii="Microsoft YaHei" w:eastAsia="Microsoft YaHei" w:hAnsi="Microsoft YaHei" w:cs="Microsoft YaHei" w:hint="eastAsia"/>
-          <w:sz w:val="24"/>
-          <w:szCs w:val="24"/>
-          <w:lang w:eastAsia="zh-CN"/>
-        </w:rPr>
-        <w:t>一</w:t>
-      </w:r>
-      <w:proofErr w:type="gramEnd"/>
-      <w:r>
-        <w:rPr>
-          <w:rFonts w:ascii="Microsoft YaHei" w:eastAsia="Microsoft YaHei" w:hAnsi="Microsoft YaHei" w:cs="Microsoft YaHei" w:hint="eastAsia"/>
-          <w:sz w:val="24"/>
-          <w:szCs w:val="24"/>
-          <w:lang w:eastAsia="zh-CN"/>
-        </w:rPr>
-        <w:t>女：马春红。</w:t>
-      </w:r>
-      <w:r>
-        <w:rPr>
-          <w:rFonts w:ascii="Courier New" w:eastAsia="Times New Roman" w:hAnsi="Courier New" w:cs="Courier New"/>
-          <w:sz w:val="24"/>
-          <w:szCs w:val="24"/>
-          <w:lang w:eastAsia="zh-CN"/>
-        </w:rPr>
-        <w:br/>
-      </w:r>
-      <w:r>
-        <w:rPr>
-          <w:rFonts w:ascii="Microsoft YaHei" w:eastAsia="Microsoft YaHei" w:hAnsi="Microsoft YaHei" w:cs="Microsoft YaHei" w:hint="eastAsia"/>
-          <w:sz w:val="24"/>
-          <w:szCs w:val="24"/>
-          <w:lang w:eastAsia="zh-CN"/>
-        </w:rPr>
-        <w:t>韦碧兴死后葬于白阳坝过路田以北，</w:t>
-      </w:r>
-      <w:proofErr w:type="gramStart"/>
-      <w:r>
-        <w:rPr>
-          <w:rFonts w:ascii="Microsoft YaHei" w:eastAsia="Microsoft YaHei" w:hAnsi="Microsoft YaHei" w:cs="Microsoft YaHei" w:hint="eastAsia"/>
-          <w:sz w:val="24"/>
-          <w:szCs w:val="24"/>
-          <w:lang w:eastAsia="zh-CN"/>
-        </w:rPr>
-        <w:t>单坟有碑</w:t>
-      </w:r>
-      <w:proofErr w:type="gramEnd"/>
-      <w:r>
-        <w:rPr>
-          <w:rFonts w:ascii="Microsoft YaHei" w:eastAsia="Microsoft YaHei" w:hAnsi="Microsoft YaHei" w:cs="Microsoft YaHei" w:hint="eastAsia"/>
-          <w:sz w:val="24"/>
-          <w:szCs w:val="24"/>
-          <w:lang w:eastAsia="zh-CN"/>
-        </w:rPr>
-        <w:t>。</w:t>
-      </w:r>
-      <w:r>
-        <w:rPr>
-          <w:rFonts w:ascii="Courier New" w:eastAsia="Times New Roman" w:hAnsi="Courier New" w:cs="Courier New"/>
-          <w:sz w:val="24"/>
-          <w:szCs w:val="24"/>
-          <w:lang w:eastAsia="zh-CN"/>
-        </w:rPr>
-        <w:br/>
-      </w:r>
-      <w:proofErr w:type="gramStart"/>
-      <w:r>
-        <w:rPr>
-          <w:rFonts w:ascii="Microsoft YaHei" w:eastAsia="Microsoft YaHei" w:hAnsi="Microsoft YaHei" w:cs="Microsoft YaHei" w:hint="eastAsia"/>
-          <w:sz w:val="24"/>
-          <w:szCs w:val="24"/>
-          <w:lang w:eastAsia="zh-CN"/>
-        </w:rPr>
-        <w:t>韦荣平</w:t>
-      </w:r>
-      <w:proofErr w:type="gramEnd"/>
-      <w:r>
-        <w:rPr>
-          <w:rFonts w:ascii="Microsoft YaHei" w:eastAsia="Microsoft YaHei" w:hAnsi="Microsoft YaHei" w:cs="Microsoft YaHei" w:hint="eastAsia"/>
-          <w:sz w:val="24"/>
-          <w:szCs w:val="24"/>
-          <w:lang w:eastAsia="zh-CN"/>
-        </w:rPr>
-        <w:t>，生于白阳坝，</w:t>
-      </w:r>
-      <w:proofErr w:type="gramStart"/>
-      <w:r>
-        <w:rPr>
-          <w:rFonts w:ascii="Microsoft YaHei" w:eastAsia="Microsoft YaHei" w:hAnsi="Microsoft YaHei" w:cs="Microsoft YaHei" w:hint="eastAsia"/>
-          <w:sz w:val="24"/>
-          <w:szCs w:val="24"/>
-          <w:lang w:eastAsia="zh-CN"/>
-        </w:rPr>
-        <w:t>居住马仗坡沟</w:t>
-      </w:r>
-      <w:proofErr w:type="gramEnd"/>
-      <w:r>
-        <w:rPr>
-          <w:rFonts w:ascii="Microsoft YaHei" w:eastAsia="Microsoft YaHei" w:hAnsi="Microsoft YaHei" w:cs="Microsoft YaHei" w:hint="eastAsia"/>
-          <w:sz w:val="24"/>
-          <w:szCs w:val="24"/>
-          <w:lang w:eastAsia="zh-CN"/>
-        </w:rPr>
-        <w:t>脚，</w:t>
-      </w:r>
-      <w:proofErr w:type="gramStart"/>
-      <w:r>
-        <w:rPr>
-          <w:rFonts w:ascii="Microsoft YaHei" w:eastAsia="Microsoft YaHei" w:hAnsi="Microsoft YaHei" w:cs="Microsoft YaHei" w:hint="eastAsia"/>
-          <w:sz w:val="24"/>
-          <w:szCs w:val="24"/>
-          <w:lang w:eastAsia="zh-CN"/>
-        </w:rPr>
-        <w:t>娶妻马</w:t>
-      </w:r>
-      <w:proofErr w:type="gramEnd"/>
-      <w:r>
-        <w:rPr>
-          <w:rFonts w:ascii="Microsoft YaHei" w:eastAsia="Microsoft YaHei" w:hAnsi="Microsoft YaHei" w:cs="Microsoft YaHei" w:hint="eastAsia"/>
-          <w:sz w:val="24"/>
-          <w:szCs w:val="24"/>
-          <w:lang w:eastAsia="zh-CN"/>
-        </w:rPr>
-        <w:t>兹莲，</w:t>
-      </w:r>
-      <w:proofErr w:type="gramStart"/>
-      <w:r>
-        <w:rPr>
-          <w:rFonts w:ascii="Microsoft YaHei" w:eastAsia="Microsoft YaHei" w:hAnsi="Microsoft YaHei" w:cs="Microsoft YaHei" w:hint="eastAsia"/>
-          <w:sz w:val="24"/>
-          <w:szCs w:val="24"/>
-          <w:lang w:eastAsia="zh-CN"/>
-        </w:rPr>
-        <w:t>育三女</w:t>
-      </w:r>
-      <w:proofErr w:type="gramEnd"/>
-      <w:r>
-        <w:rPr>
-          <w:rFonts w:ascii="Microsoft YaHei" w:eastAsia="Microsoft YaHei" w:hAnsi="Microsoft YaHei" w:cs="Microsoft YaHei" w:hint="eastAsia"/>
-          <w:sz w:val="24"/>
-          <w:szCs w:val="24"/>
-          <w:lang w:eastAsia="zh-CN"/>
-        </w:rPr>
-        <w:t>：韦燕，韦玲，韦渝；</w:t>
-      </w:r>
-      <w:proofErr w:type="gramStart"/>
-      <w:r>
-        <w:rPr>
-          <w:rFonts w:ascii="Microsoft YaHei" w:eastAsia="Microsoft YaHei" w:hAnsi="Microsoft YaHei" w:cs="Microsoft YaHei" w:hint="eastAsia"/>
-          <w:sz w:val="24"/>
-          <w:szCs w:val="24"/>
-          <w:lang w:eastAsia="zh-CN"/>
-        </w:rPr>
-        <w:t>韦燕交代</w:t>
-      </w:r>
-      <w:proofErr w:type="gramEnd"/>
-      <w:r>
-        <w:rPr>
-          <w:rFonts w:ascii="Microsoft YaHei" w:eastAsia="Microsoft YaHei" w:hAnsi="Microsoft YaHei" w:cs="Microsoft YaHei" w:hint="eastAsia"/>
-          <w:sz w:val="24"/>
-          <w:szCs w:val="24"/>
-          <w:lang w:eastAsia="zh-CN"/>
-        </w:rPr>
-        <w:t>张</w:t>
-      </w:r>
-      <w:proofErr w:type="gramStart"/>
-      <w:r>
-        <w:rPr>
-          <w:rFonts w:ascii="Microsoft YaHei" w:eastAsia="Microsoft YaHei" w:hAnsi="Microsoft YaHei" w:cs="Microsoft YaHei" w:hint="eastAsia"/>
-          <w:sz w:val="24"/>
-          <w:szCs w:val="24"/>
-          <w:lang w:eastAsia="zh-CN"/>
-        </w:rPr>
-        <w:t>府圣林</w:t>
-      </w:r>
-      <w:proofErr w:type="gramEnd"/>
-      <w:r>
-        <w:rPr>
-          <w:rFonts w:ascii="Microsoft YaHei" w:eastAsia="Microsoft YaHei" w:hAnsi="Microsoft YaHei" w:cs="Microsoft YaHei" w:hint="eastAsia"/>
-          <w:sz w:val="24"/>
-          <w:szCs w:val="24"/>
-          <w:lang w:eastAsia="zh-CN"/>
-        </w:rPr>
-        <w:t>，居住巫山，育一子：张熙宇。韦玲交代黄府立鹏，居住辽宁。</w:t>
-      </w:r>
-      <w:proofErr w:type="gramStart"/>
-      <w:r>
-        <w:rPr>
-          <w:rFonts w:ascii="Microsoft YaHei" w:eastAsia="Microsoft YaHei" w:hAnsi="Microsoft YaHei" w:cs="Microsoft YaHei" w:hint="eastAsia"/>
-          <w:sz w:val="24"/>
-          <w:szCs w:val="24"/>
-          <w:lang w:eastAsia="zh-CN"/>
-        </w:rPr>
-        <w:t>韦渝广州舞蹈学校</w:t>
-      </w:r>
-      <w:proofErr w:type="gramEnd"/>
-      <w:r>
-        <w:rPr>
-          <w:rFonts w:ascii="Microsoft YaHei" w:eastAsia="Microsoft YaHei" w:hAnsi="Microsoft YaHei" w:cs="Microsoft YaHei" w:hint="eastAsia"/>
-          <w:sz w:val="24"/>
-          <w:szCs w:val="24"/>
-          <w:lang w:eastAsia="zh-CN"/>
-        </w:rPr>
-        <w:t>学生。</w:t>
-      </w:r>
-      <w:r>
-        <w:rPr>
-          <w:rFonts w:ascii="Courier New" w:eastAsia="Times New Roman" w:hAnsi="Courier New" w:cs="Courier New"/>
-          <w:sz w:val="24"/>
-          <w:szCs w:val="24"/>
-          <w:lang w:eastAsia="zh-CN"/>
-        </w:rPr>
-        <w:br/>
-      </w:r>
-      <w:proofErr w:type="gramStart"/>
-      <w:r>
-        <w:rPr>
-          <w:rFonts w:ascii="Microsoft YaHei" w:eastAsia="Microsoft YaHei" w:hAnsi="Microsoft YaHei" w:cs="Microsoft YaHei" w:hint="eastAsia"/>
-          <w:sz w:val="24"/>
-          <w:szCs w:val="24"/>
-          <w:lang w:eastAsia="zh-CN"/>
-        </w:rPr>
-        <w:t>韦荣武</w:t>
-      </w:r>
-      <w:proofErr w:type="gramEnd"/>
-      <w:r>
-        <w:rPr>
-          <w:rFonts w:ascii="Microsoft YaHei" w:eastAsia="Microsoft YaHei" w:hAnsi="Microsoft YaHei" w:cs="Microsoft YaHei" w:hint="eastAsia"/>
-          <w:sz w:val="24"/>
-          <w:szCs w:val="24"/>
-          <w:lang w:eastAsia="zh-CN"/>
-        </w:rPr>
-        <w:t>，生于白阳坝，居住白阳坝、河北，娶妻孙永秀，育一子：韦建秋，育</w:t>
-      </w:r>
-      <w:proofErr w:type="gramStart"/>
-      <w:r>
-        <w:rPr>
-          <w:rFonts w:ascii="Microsoft YaHei" w:eastAsia="Microsoft YaHei" w:hAnsi="Microsoft YaHei" w:cs="Microsoft YaHei" w:hint="eastAsia"/>
-          <w:sz w:val="24"/>
-          <w:szCs w:val="24"/>
-          <w:lang w:eastAsia="zh-CN"/>
-        </w:rPr>
-        <w:t>一</w:t>
-      </w:r>
-      <w:proofErr w:type="gramEnd"/>
-      <w:r>
-        <w:rPr>
-          <w:rFonts w:ascii="Microsoft YaHei" w:eastAsia="Microsoft YaHei" w:hAnsi="Microsoft YaHei" w:cs="Microsoft YaHei" w:hint="eastAsia"/>
-          <w:sz w:val="24"/>
-          <w:szCs w:val="24"/>
-          <w:lang w:eastAsia="zh-CN"/>
-        </w:rPr>
-        <w:t>女：韦福英。</w:t>
-      </w:r>
-      <w:r>
-        <w:rPr>
-          <w:rFonts w:ascii="Courier New" w:eastAsia="Times New Roman" w:hAnsi="Courier New" w:cs="Courier New"/>
-          <w:sz w:val="24"/>
-          <w:szCs w:val="24"/>
-          <w:lang w:eastAsia="zh-CN"/>
-        </w:rPr>
-        <w:br/>
-      </w:r>
-      <w:r>
-        <w:rPr>
-          <w:rFonts w:ascii="Microsoft YaHei" w:eastAsia="Microsoft YaHei" w:hAnsi="Microsoft YaHei" w:cs="Microsoft YaHei" w:hint="eastAsia"/>
-          <w:sz w:val="24"/>
-          <w:szCs w:val="24"/>
-          <w:lang w:eastAsia="zh-CN"/>
-        </w:rPr>
-        <w:t>韦静坵，生于河北居住，上班。</w:t>
-      </w:r>
-      <w:r>
-        <w:rPr>
-          <w:rFonts w:ascii="Courier New" w:eastAsia="Times New Roman" w:hAnsi="Courier New" w:cs="Courier New"/>
-          <w:sz w:val="24"/>
-          <w:szCs w:val="24"/>
-          <w:lang w:eastAsia="zh-CN"/>
-        </w:rPr>
-        <w:br/>
-      </w:r>
-      <w:r>
-        <w:rPr>
-          <w:rFonts w:ascii="Microsoft YaHei" w:eastAsia="Microsoft YaHei" w:hAnsi="Microsoft YaHei" w:cs="Microsoft YaHei" w:hint="eastAsia"/>
-          <w:sz w:val="24"/>
-          <w:szCs w:val="24"/>
-          <w:lang w:eastAsia="zh-CN"/>
-        </w:rPr>
-        <w:lastRenderedPageBreak/>
-        <w:t>分支主编：韦太祥</w:t>
-      </w:r>
-      <w:r>
-        <w:rPr>
-          <w:rFonts w:ascii="Courier New" w:eastAsia="Times New Roman" w:hAnsi="Courier New" w:cs="Courier New"/>
-          <w:sz w:val="24"/>
-          <w:szCs w:val="24"/>
-          <w:lang w:eastAsia="zh-CN"/>
-        </w:rPr>
-        <w:br/>
-        <w:t>2026</w:t>
-      </w:r>
-      <w:r>
-        <w:rPr>
-          <w:rFonts w:ascii="Microsoft YaHei" w:eastAsia="Microsoft YaHei" w:hAnsi="Microsoft YaHei" w:cs="Microsoft YaHei" w:hint="eastAsia"/>
-          <w:sz w:val="24"/>
-          <w:szCs w:val="24"/>
-          <w:lang w:eastAsia="zh-CN"/>
-        </w:rPr>
-        <w:t>年</w:t>
-      </w:r>
-      <w:r>
-        <w:rPr>
-          <w:rFonts w:ascii="Courier New" w:eastAsia="Times New Roman" w:hAnsi="Courier New" w:cs="Courier New"/>
-          <w:sz w:val="24"/>
-          <w:szCs w:val="24"/>
-          <w:lang w:eastAsia="zh-CN"/>
-        </w:rPr>
-        <w:t>6</w:t>
-      </w:r>
-      <w:r>
-        <w:rPr>
-          <w:rFonts w:ascii="Microsoft YaHei" w:eastAsia="Microsoft YaHei" w:hAnsi="Microsoft YaHei" w:cs="Microsoft YaHei" w:hint="eastAsia"/>
-          <w:sz w:val="24"/>
-          <w:szCs w:val="24"/>
-          <w:lang w:eastAsia="zh-CN"/>
-        </w:rPr>
-        <w:t>月</w:t>
-      </w:r>
-      <w:r>
-        <w:rPr>
-          <w:rFonts w:ascii="Courier New" w:eastAsia="Times New Roman" w:hAnsi="Courier New" w:cs="Courier New"/>
-          <w:sz w:val="24"/>
-          <w:szCs w:val="24"/>
-          <w:lang w:eastAsia="zh-CN"/>
-        </w:rPr>
-        <w:t>13</w:t>
-      </w:r>
-      <w:r>
-        <w:rPr>
-          <w:rFonts w:ascii="Microsoft YaHei" w:eastAsia="Microsoft YaHei" w:hAnsi="Microsoft YaHei" w:cs="Microsoft YaHei" w:hint="eastAsia"/>
-          <w:sz w:val="24"/>
-          <w:szCs w:val="24"/>
-          <w:lang w:eastAsia="zh-CN"/>
-        </w:rPr>
-        <w:t>日</w:t>
-      </w:r>
-      <w:r>
-        <w:rPr>
-          <w:rFonts w:ascii="Courier New" w:eastAsia="Times New Roman" w:hAnsi="Courier New" w:cs="Courier New"/>
-          <w:sz w:val="24"/>
-          <w:szCs w:val="24"/>
-          <w:lang w:eastAsia="zh-CN"/>
-        </w:rPr>
-        <w:t xml:space="preserve"> </w:t>
-      </w:r>
-      <w:r>
-        <w:rPr>
-          <w:rFonts w:ascii="Microsoft YaHei" w:eastAsia="Microsoft YaHei" w:hAnsi="Microsoft YaHei" w:cs="Microsoft YaHei" w:hint="eastAsia"/>
-          <w:sz w:val="24"/>
-          <w:szCs w:val="24"/>
-          <w:lang w:eastAsia="zh-CN"/>
-        </w:rPr>
-        <w:t>第</w:t>
-      </w:r>
-      <w:r>
-        <w:rPr>
-          <w:rFonts w:ascii="Courier New" w:eastAsia="Times New Roman" w:hAnsi="Courier New" w:cs="Courier New"/>
-          <w:sz w:val="24"/>
-          <w:szCs w:val="24"/>
-          <w:lang w:eastAsia="zh-CN"/>
-        </w:rPr>
-        <w:t>4</w:t>
-      </w:r>
-      <w:r>
-        <w:rPr>
-          <w:rFonts w:ascii="Microsoft YaHei" w:eastAsia="Microsoft YaHei" w:hAnsi="Microsoft YaHei" w:cs="Microsoft YaHei" w:hint="eastAsia"/>
-          <w:sz w:val="24"/>
-          <w:szCs w:val="24"/>
-          <w:lang w:eastAsia="zh-CN"/>
-        </w:rPr>
-        <w:t>页</w:t>
-      </w:r>
-      <w:r>
-        <w:rPr>
-          <w:rFonts w:ascii="Courier New" w:eastAsia="Times New Roman" w:hAnsi="Courier New" w:cs="Courier New"/>
-          <w:sz w:val="24"/>
-          <w:szCs w:val="24"/>
-          <w:lang w:eastAsia="zh-CN"/>
-        </w:rPr>
-        <w:br/>
+          <w:rFonts w:ascii="Microsoft YaHei" w:eastAsia="Microsoft YaHei" w:hAnsi="Microsoft YaHei" w:cs="Microsoft YaHei" w:hint="eastAsia"/>
+          <w:sz w:val="24"/>
+          <w:szCs w:val="24"/>
+          <w:lang w:eastAsia="zh-CN"/>
+        </w:rPr>
+        <w:t>支系族人简历初稿</w:t>
       </w:r>
     </w:p>
     <w:p>
       <w:pPr>
-        <w:shd w:val="clear" w:color="auto" w:fill="FFFFFF" w:themeFill="background1"/>
-        <w:rPr>
+        <w:rPr>
+          <w:rFonts w:ascii="Microsoft YaHei" w:eastAsia="Microsoft YaHei" w:hAnsi="Microsoft YaHei" w:cs="Microsoft YaHei"/>
+          <w:sz w:val="24"/>
+          <w:szCs w:val="24"/>
           <w:lang w:eastAsia="zh-CN"/>
         </w:rPr>
       </w:pPr>
+      <w:proofErr w:type="gramStart"/>
+      <w:r>
+        <w:rPr>
+          <w:rFonts w:ascii="Microsoft YaHei" w:eastAsia="Microsoft YaHei" w:hAnsi="Microsoft YaHei" w:cs="Microsoft YaHei" w:hint="eastAsia"/>
+          <w:sz w:val="24"/>
+          <w:szCs w:val="24"/>
+          <w:lang w:eastAsia="zh-CN"/>
+        </w:rPr>
+        <w:t>韦广钦</w:t>
+      </w:r>
+      <w:proofErr w:type="gramEnd"/>
+      <w:r>
+        <w:rPr>
+          <w:rFonts w:ascii="Microsoft YaHei" w:eastAsia="Microsoft YaHei" w:hAnsi="Microsoft YaHei" w:cs="Microsoft YaHei" w:hint="eastAsia"/>
+          <w:sz w:val="24"/>
+          <w:szCs w:val="24"/>
+          <w:lang w:eastAsia="zh-CN"/>
+        </w:rPr>
+        <w:t>，生于新屋居住，</w:t>
+      </w:r>
+      <w:proofErr w:type="gramStart"/>
+      <w:r>
+        <w:rPr>
+          <w:rFonts w:ascii="Microsoft YaHei" w:eastAsia="Microsoft YaHei" w:hAnsi="Microsoft YaHei" w:cs="Microsoft YaHei" w:hint="eastAsia"/>
+          <w:sz w:val="24"/>
+          <w:szCs w:val="24"/>
+          <w:lang w:eastAsia="zh-CN"/>
+        </w:rPr>
+        <w:t>娶妻陈</w:t>
+      </w:r>
+      <w:proofErr w:type="gramEnd"/>
+      <w:r>
+        <w:rPr>
+          <w:rFonts w:ascii="Microsoft YaHei" w:eastAsia="Microsoft YaHei" w:hAnsi="Microsoft YaHei" w:cs="Microsoft YaHei"/>
+          <w:sz w:val="24"/>
+          <w:szCs w:val="24"/>
+          <w:lang w:eastAsia="zh-CN"/>
+        </w:rPr>
+        <w:t>.</w:t>
+      </w:r>
+      <w:r>
+        <w:rPr>
+          <w:rFonts w:ascii="Microsoft YaHei" w:eastAsia="Microsoft YaHei" w:hAnsi="Microsoft YaHei" w:cs="Microsoft YaHei" w:hint="eastAsia"/>
+          <w:sz w:val="24"/>
+          <w:szCs w:val="24"/>
+          <w:lang w:eastAsia="zh-CN"/>
+        </w:rPr>
+        <w:t>邓氏。育一子：</w:t>
+      </w:r>
+      <w:proofErr w:type="gramStart"/>
+      <w:r>
+        <w:rPr>
+          <w:rFonts w:ascii="Microsoft YaHei" w:eastAsia="Microsoft YaHei" w:hAnsi="Microsoft YaHei" w:cs="Microsoft YaHei" w:hint="eastAsia"/>
+          <w:sz w:val="24"/>
+          <w:szCs w:val="24"/>
+          <w:lang w:eastAsia="zh-CN"/>
+        </w:rPr>
+        <w:t>韦</w:t>
+      </w:r>
+      <w:proofErr w:type="gramEnd"/>
+      <w:r>
+        <w:rPr>
+          <w:rFonts w:ascii="Microsoft YaHei" w:eastAsia="Microsoft YaHei" w:hAnsi="Microsoft YaHei" w:cs="Microsoft YaHei" w:hint="eastAsia"/>
+          <w:sz w:val="24"/>
+          <w:szCs w:val="24"/>
+          <w:lang w:eastAsia="zh-CN"/>
+        </w:rPr>
+        <w:t>长兴；育</w:t>
+      </w:r>
+      <w:proofErr w:type="gramStart"/>
+      <w:r>
+        <w:rPr>
+          <w:rFonts w:ascii="Microsoft YaHei" w:eastAsia="Microsoft YaHei" w:hAnsi="Microsoft YaHei" w:cs="Microsoft YaHei" w:hint="eastAsia"/>
+          <w:sz w:val="24"/>
+          <w:szCs w:val="24"/>
+          <w:lang w:eastAsia="zh-CN"/>
+        </w:rPr>
+        <w:t>一</w:t>
+      </w:r>
+      <w:proofErr w:type="gramEnd"/>
+      <w:r>
+        <w:rPr>
+          <w:rFonts w:ascii="Microsoft YaHei" w:eastAsia="Microsoft YaHei" w:hAnsi="Microsoft YaHei" w:cs="Microsoft YaHei" w:hint="eastAsia"/>
+          <w:sz w:val="24"/>
+          <w:szCs w:val="24"/>
+          <w:lang w:eastAsia="zh-CN"/>
+        </w:rPr>
+        <w:t>女：</w:t>
+      </w:r>
+      <w:proofErr w:type="gramStart"/>
+      <w:r>
+        <w:rPr>
+          <w:rFonts w:ascii="Microsoft YaHei" w:eastAsia="Microsoft YaHei" w:hAnsi="Microsoft YaHei" w:cs="Microsoft YaHei" w:hint="eastAsia"/>
+          <w:sz w:val="24"/>
+          <w:szCs w:val="24"/>
+          <w:lang w:eastAsia="zh-CN"/>
+        </w:rPr>
+        <w:t>韦春香</w:t>
+      </w:r>
+      <w:proofErr w:type="gramEnd"/>
+      <w:r>
+        <w:rPr>
+          <w:rFonts w:ascii="Microsoft YaHei" w:eastAsia="Microsoft YaHei" w:hAnsi="Microsoft YaHei" w:cs="Microsoft YaHei" w:hint="eastAsia"/>
+          <w:sz w:val="24"/>
+          <w:szCs w:val="24"/>
+          <w:lang w:eastAsia="zh-CN"/>
+        </w:rPr>
+        <w:t>，</w:t>
+      </w:r>
+      <w:proofErr w:type="gramStart"/>
+      <w:r>
+        <w:rPr>
+          <w:rFonts w:ascii="Microsoft YaHei" w:eastAsia="Microsoft YaHei" w:hAnsi="Microsoft YaHei" w:cs="Microsoft YaHei" w:hint="eastAsia"/>
+          <w:sz w:val="24"/>
+          <w:szCs w:val="24"/>
+          <w:lang w:eastAsia="zh-CN"/>
+        </w:rPr>
+        <w:t>交代马府发</w:t>
+      </w:r>
+      <w:proofErr w:type="gramEnd"/>
+      <w:r>
+        <w:rPr>
+          <w:rFonts w:ascii="Microsoft YaHei" w:eastAsia="Microsoft YaHei" w:hAnsi="Microsoft YaHei" w:cs="Microsoft YaHei" w:hint="eastAsia"/>
+          <w:sz w:val="24"/>
+          <w:szCs w:val="24"/>
+          <w:lang w:eastAsia="zh-CN"/>
+        </w:rPr>
+        <w:t>德，居住半山；育一子：马寸兹；育</w:t>
+      </w:r>
+      <w:proofErr w:type="gramStart"/>
+      <w:r>
+        <w:rPr>
+          <w:rFonts w:ascii="Microsoft YaHei" w:eastAsia="Microsoft YaHei" w:hAnsi="Microsoft YaHei" w:cs="Microsoft YaHei" w:hint="eastAsia"/>
+          <w:sz w:val="24"/>
+          <w:szCs w:val="24"/>
+          <w:lang w:eastAsia="zh-CN"/>
+        </w:rPr>
+        <w:t>一</w:t>
+      </w:r>
+      <w:proofErr w:type="gramEnd"/>
+      <w:r>
+        <w:rPr>
+          <w:rFonts w:ascii="Microsoft YaHei" w:eastAsia="Microsoft YaHei" w:hAnsi="Microsoft YaHei" w:cs="Microsoft YaHei" w:hint="eastAsia"/>
+          <w:sz w:val="24"/>
+          <w:szCs w:val="24"/>
+          <w:lang w:eastAsia="zh-CN"/>
+        </w:rPr>
+        <w:t>女：马兹兰。</w:t>
+      </w:r>
+      <w:proofErr w:type="gramStart"/>
+      <w:r>
+        <w:rPr>
+          <w:rFonts w:ascii="Microsoft YaHei" w:eastAsia="Microsoft YaHei" w:hAnsi="Microsoft YaHei" w:cs="Microsoft YaHei" w:hint="eastAsia"/>
+          <w:sz w:val="24"/>
+          <w:szCs w:val="24"/>
+          <w:lang w:eastAsia="zh-CN"/>
+        </w:rPr>
+        <w:t>韦广钦</w:t>
+      </w:r>
+      <w:proofErr w:type="gramEnd"/>
+      <w:r>
+        <w:rPr>
+          <w:rFonts w:ascii="Microsoft YaHei" w:eastAsia="Microsoft YaHei" w:hAnsi="Microsoft YaHei" w:cs="Microsoft YaHei" w:hint="eastAsia"/>
+          <w:sz w:val="24"/>
+          <w:szCs w:val="24"/>
+          <w:lang w:eastAsia="zh-CN"/>
+        </w:rPr>
+        <w:t>死后葬于大园子，</w:t>
+      </w:r>
+      <w:proofErr w:type="gramStart"/>
+      <w:r>
+        <w:rPr>
+          <w:rFonts w:ascii="Microsoft YaHei" w:eastAsia="Microsoft YaHei" w:hAnsi="Microsoft YaHei" w:cs="Microsoft YaHei" w:hint="eastAsia"/>
+          <w:sz w:val="24"/>
+          <w:szCs w:val="24"/>
+          <w:lang w:eastAsia="zh-CN"/>
+        </w:rPr>
+        <w:t>单坟两所</w:t>
+      </w:r>
+      <w:proofErr w:type="gramEnd"/>
+      <w:r>
+        <w:rPr>
+          <w:rFonts w:ascii="Microsoft YaHei" w:eastAsia="Microsoft YaHei" w:hAnsi="Microsoft YaHei" w:cs="Microsoft YaHei" w:hint="eastAsia"/>
+          <w:sz w:val="24"/>
+          <w:szCs w:val="24"/>
+          <w:lang w:eastAsia="zh-CN"/>
+        </w:rPr>
+        <w:t>无碑。</w:t>
+      </w:r>
+    </w:p>
+    <w:p>
+      <w:pPr>
+        <w:rPr>
+          <w:rFonts w:ascii="Microsoft YaHei" w:eastAsia="Microsoft YaHei" w:hAnsi="Microsoft YaHei" w:cs="Microsoft YaHei"/>
+          <w:sz w:val="24"/>
+          <w:szCs w:val="24"/>
+          <w:lang w:eastAsia="zh-CN"/>
+        </w:rPr>
+      </w:pPr>
+      <w:proofErr w:type="gramStart"/>
+      <w:r>
+        <w:rPr>
+          <w:rFonts w:ascii="Microsoft YaHei" w:eastAsia="Microsoft YaHei" w:hAnsi="Microsoft YaHei" w:cs="Microsoft YaHei" w:hint="eastAsia"/>
+          <w:sz w:val="24"/>
+          <w:szCs w:val="24"/>
+          <w:lang w:eastAsia="zh-CN"/>
+        </w:rPr>
+        <w:t>韦</w:t>
+      </w:r>
+      <w:proofErr w:type="gramEnd"/>
+      <w:r>
+        <w:rPr>
+          <w:rFonts w:ascii="Microsoft YaHei" w:eastAsia="Microsoft YaHei" w:hAnsi="Microsoft YaHei" w:cs="Microsoft YaHei" w:hint="eastAsia"/>
+          <w:sz w:val="24"/>
+          <w:szCs w:val="24"/>
+          <w:lang w:eastAsia="zh-CN"/>
+        </w:rPr>
+        <w:t>长兴，生于新屋居住，</w:t>
+      </w:r>
+      <w:proofErr w:type="gramStart"/>
+      <w:r>
+        <w:rPr>
+          <w:rFonts w:ascii="Microsoft YaHei" w:eastAsia="Microsoft YaHei" w:hAnsi="Microsoft YaHei" w:cs="Microsoft YaHei" w:hint="eastAsia"/>
+          <w:sz w:val="24"/>
+          <w:szCs w:val="24"/>
+          <w:lang w:eastAsia="zh-CN"/>
+        </w:rPr>
+        <w:t>娶妻马</w:t>
+      </w:r>
+      <w:proofErr w:type="gramEnd"/>
+      <w:r>
+        <w:rPr>
+          <w:rFonts w:ascii="Microsoft YaHei" w:eastAsia="Microsoft YaHei" w:hAnsi="Microsoft YaHei" w:cs="Microsoft YaHei" w:hint="eastAsia"/>
+          <w:sz w:val="24"/>
+          <w:szCs w:val="24"/>
+          <w:lang w:eastAsia="zh-CN"/>
+        </w:rPr>
+        <w:t>德英，</w:t>
+      </w:r>
+      <w:proofErr w:type="gramStart"/>
+      <w:r>
+        <w:rPr>
+          <w:rFonts w:ascii="Microsoft YaHei" w:eastAsia="Microsoft YaHei" w:hAnsi="Microsoft YaHei" w:cs="Microsoft YaHei" w:hint="eastAsia"/>
+          <w:sz w:val="24"/>
+          <w:szCs w:val="24"/>
+          <w:lang w:eastAsia="zh-CN"/>
+        </w:rPr>
+        <w:t>育二子</w:t>
+      </w:r>
+      <w:proofErr w:type="gramEnd"/>
+      <w:r>
+        <w:rPr>
+          <w:rFonts w:ascii="Microsoft YaHei" w:eastAsia="Microsoft YaHei" w:hAnsi="Microsoft YaHei" w:cs="Microsoft YaHei" w:hint="eastAsia"/>
+          <w:sz w:val="24"/>
+          <w:szCs w:val="24"/>
+          <w:lang w:eastAsia="zh-CN"/>
+        </w:rPr>
+        <w:t>：</w:t>
+      </w:r>
+      <w:proofErr w:type="gramStart"/>
+      <w:r>
+        <w:rPr>
+          <w:rFonts w:ascii="Microsoft YaHei" w:eastAsia="Microsoft YaHei" w:hAnsi="Microsoft YaHei" w:cs="Microsoft YaHei" w:hint="eastAsia"/>
+          <w:sz w:val="24"/>
+          <w:szCs w:val="24"/>
+          <w:lang w:eastAsia="zh-CN"/>
+        </w:rPr>
+        <w:t>韦荣富</w:t>
+      </w:r>
+      <w:proofErr w:type="gramEnd"/>
+      <w:r>
+        <w:rPr>
+          <w:rFonts w:ascii="Microsoft YaHei" w:eastAsia="Microsoft YaHei" w:hAnsi="Microsoft YaHei" w:cs="Microsoft YaHei" w:hint="eastAsia"/>
+          <w:sz w:val="24"/>
+          <w:szCs w:val="24"/>
+          <w:lang w:eastAsia="zh-CN"/>
+        </w:rPr>
+        <w:t>，</w:t>
+      </w:r>
+      <w:proofErr w:type="gramStart"/>
+      <w:r>
+        <w:rPr>
+          <w:rFonts w:ascii="Microsoft YaHei" w:eastAsia="Microsoft YaHei" w:hAnsi="Microsoft YaHei" w:cs="Microsoft YaHei" w:hint="eastAsia"/>
+          <w:sz w:val="24"/>
+          <w:szCs w:val="24"/>
+          <w:lang w:eastAsia="zh-CN"/>
+        </w:rPr>
+        <w:t>韦荣胜</w:t>
+      </w:r>
+      <w:proofErr w:type="gramEnd"/>
+      <w:r>
+        <w:rPr>
+          <w:rFonts w:ascii="Microsoft YaHei" w:eastAsia="Microsoft YaHei" w:hAnsi="Microsoft YaHei" w:cs="Microsoft YaHei" w:hint="eastAsia"/>
+          <w:sz w:val="24"/>
+          <w:szCs w:val="24"/>
+          <w:lang w:eastAsia="zh-CN"/>
+        </w:rPr>
+        <w:t>。</w:t>
+      </w:r>
+      <w:proofErr w:type="gramStart"/>
+      <w:r>
+        <w:rPr>
+          <w:rFonts w:ascii="Microsoft YaHei" w:eastAsia="Microsoft YaHei" w:hAnsi="Microsoft YaHei" w:cs="Microsoft YaHei" w:hint="eastAsia"/>
+          <w:sz w:val="24"/>
+          <w:szCs w:val="24"/>
+          <w:lang w:eastAsia="zh-CN"/>
+        </w:rPr>
+        <w:t>韦</w:t>
+      </w:r>
+      <w:proofErr w:type="gramEnd"/>
+      <w:r>
+        <w:rPr>
+          <w:rFonts w:ascii="Microsoft YaHei" w:eastAsia="Microsoft YaHei" w:hAnsi="Microsoft YaHei" w:cs="Microsoft YaHei" w:hint="eastAsia"/>
+          <w:sz w:val="24"/>
+          <w:szCs w:val="24"/>
+          <w:lang w:eastAsia="zh-CN"/>
+        </w:rPr>
+        <w:t>长兴死后葬于大园子，</w:t>
+      </w:r>
+      <w:proofErr w:type="gramStart"/>
+      <w:r>
+        <w:rPr>
+          <w:rFonts w:ascii="Microsoft YaHei" w:eastAsia="Microsoft YaHei" w:hAnsi="Microsoft YaHei" w:cs="Microsoft YaHei" w:hint="eastAsia"/>
+          <w:sz w:val="24"/>
+          <w:szCs w:val="24"/>
+          <w:lang w:eastAsia="zh-CN"/>
+        </w:rPr>
+        <w:t>单坟无</w:t>
+      </w:r>
+      <w:proofErr w:type="gramEnd"/>
+      <w:r>
+        <w:rPr>
+          <w:rFonts w:ascii="Microsoft YaHei" w:eastAsia="Microsoft YaHei" w:hAnsi="Microsoft YaHei" w:cs="Microsoft YaHei" w:hint="eastAsia"/>
+          <w:sz w:val="24"/>
+          <w:szCs w:val="24"/>
+          <w:lang w:eastAsia="zh-CN"/>
+        </w:rPr>
+        <w:t>碑。</w:t>
+      </w:r>
+    </w:p>
+    <w:p>
+      <w:pPr>
+        <w:rPr>
+          <w:rFonts w:ascii="Microsoft YaHei" w:eastAsia="Microsoft YaHei" w:hAnsi="Microsoft YaHei" w:cs="Microsoft YaHei"/>
+          <w:sz w:val="24"/>
+          <w:szCs w:val="24"/>
+          <w:lang w:eastAsia="zh-CN"/>
+        </w:rPr>
+      </w:pPr>
+      <w:proofErr w:type="gramStart"/>
+      <w:r>
+        <w:rPr>
+          <w:rFonts w:ascii="Microsoft YaHei" w:eastAsia="Microsoft YaHei" w:hAnsi="Microsoft YaHei" w:cs="Microsoft YaHei" w:hint="eastAsia"/>
+          <w:sz w:val="24"/>
+          <w:szCs w:val="24"/>
+          <w:lang w:eastAsia="zh-CN"/>
+        </w:rPr>
+        <w:t>韦荣富</w:t>
+      </w:r>
+      <w:proofErr w:type="gramEnd"/>
+      <w:r>
+        <w:rPr>
+          <w:rFonts w:ascii="Microsoft YaHei" w:eastAsia="Microsoft YaHei" w:hAnsi="Microsoft YaHei" w:cs="Microsoft YaHei" w:hint="eastAsia"/>
+          <w:sz w:val="24"/>
+          <w:szCs w:val="24"/>
+          <w:lang w:eastAsia="zh-CN"/>
+        </w:rPr>
+        <w:t>，生于新屋居住，娶妻谭成志，</w:t>
+      </w:r>
+      <w:proofErr w:type="gramStart"/>
+      <w:r>
+        <w:rPr>
+          <w:rFonts w:ascii="Microsoft YaHei" w:eastAsia="Microsoft YaHei" w:hAnsi="Microsoft YaHei" w:cs="Microsoft YaHei" w:hint="eastAsia"/>
+          <w:sz w:val="24"/>
+          <w:szCs w:val="24"/>
+          <w:lang w:eastAsia="zh-CN"/>
+        </w:rPr>
+        <w:t>育二子</w:t>
+      </w:r>
+      <w:proofErr w:type="gramEnd"/>
+      <w:r>
+        <w:rPr>
+          <w:rFonts w:ascii="Microsoft YaHei" w:eastAsia="Microsoft YaHei" w:hAnsi="Microsoft YaHei" w:cs="Microsoft YaHei" w:hint="eastAsia"/>
+          <w:sz w:val="24"/>
+          <w:szCs w:val="24"/>
+          <w:lang w:eastAsia="zh-CN"/>
+        </w:rPr>
+        <w:t>：韦华权，韦华东；</w:t>
+      </w:r>
+      <w:proofErr w:type="gramStart"/>
+      <w:r>
+        <w:rPr>
+          <w:rFonts w:ascii="Microsoft YaHei" w:eastAsia="Microsoft YaHei" w:hAnsi="Microsoft YaHei" w:cs="Microsoft YaHei" w:hint="eastAsia"/>
+          <w:sz w:val="24"/>
+          <w:szCs w:val="24"/>
+          <w:lang w:eastAsia="zh-CN"/>
+        </w:rPr>
+        <w:t>育二女</w:t>
+      </w:r>
+      <w:proofErr w:type="gramEnd"/>
+      <w:r>
+        <w:rPr>
+          <w:rFonts w:ascii="Microsoft YaHei" w:eastAsia="Microsoft YaHei" w:hAnsi="Microsoft YaHei" w:cs="Microsoft YaHei" w:hint="eastAsia"/>
+          <w:sz w:val="24"/>
+          <w:szCs w:val="24"/>
+          <w:lang w:eastAsia="zh-CN"/>
+        </w:rPr>
+        <w:t>：韦华梅，</w:t>
+      </w:r>
+      <w:proofErr w:type="gramStart"/>
+      <w:r>
+        <w:rPr>
+          <w:rFonts w:ascii="Microsoft YaHei" w:eastAsia="Microsoft YaHei" w:hAnsi="Microsoft YaHei" w:cs="Microsoft YaHei" w:hint="eastAsia"/>
+          <w:sz w:val="24"/>
+          <w:szCs w:val="24"/>
+          <w:lang w:eastAsia="zh-CN"/>
+        </w:rPr>
+        <w:t>韦小红</w:t>
+      </w:r>
+      <w:proofErr w:type="gramEnd"/>
+      <w:r>
+        <w:rPr>
+          <w:rFonts w:ascii="Microsoft YaHei" w:eastAsia="Microsoft YaHei" w:hAnsi="Microsoft YaHei" w:cs="Microsoft YaHei" w:hint="eastAsia"/>
+          <w:sz w:val="24"/>
+          <w:szCs w:val="24"/>
+          <w:lang w:eastAsia="zh-CN"/>
+        </w:rPr>
+        <w:t>。韦华梅</w:t>
+      </w:r>
+      <w:proofErr w:type="gramStart"/>
+      <w:r>
+        <w:rPr>
+          <w:rFonts w:ascii="Microsoft YaHei" w:eastAsia="Microsoft YaHei" w:hAnsi="Microsoft YaHei" w:cs="Microsoft YaHei" w:hint="eastAsia"/>
+          <w:sz w:val="24"/>
+          <w:szCs w:val="24"/>
+          <w:lang w:eastAsia="zh-CN"/>
+        </w:rPr>
+        <w:t>交代马府荣成</w:t>
+      </w:r>
+      <w:proofErr w:type="gramEnd"/>
+      <w:r>
+        <w:rPr>
+          <w:rFonts w:ascii="Microsoft YaHei" w:eastAsia="Microsoft YaHei" w:hAnsi="Microsoft YaHei" w:cs="Microsoft YaHei" w:hint="eastAsia"/>
+          <w:sz w:val="24"/>
+          <w:szCs w:val="24"/>
+          <w:lang w:eastAsia="zh-CN"/>
+        </w:rPr>
+        <w:t>，居住偏里，育一子：马奉林；育</w:t>
+      </w:r>
+      <w:proofErr w:type="gramStart"/>
+      <w:r>
+        <w:rPr>
+          <w:rFonts w:ascii="Microsoft YaHei" w:eastAsia="Microsoft YaHei" w:hAnsi="Microsoft YaHei" w:cs="Microsoft YaHei" w:hint="eastAsia"/>
+          <w:sz w:val="24"/>
+          <w:szCs w:val="24"/>
+          <w:lang w:eastAsia="zh-CN"/>
+        </w:rPr>
+        <w:t>一</w:t>
+      </w:r>
+      <w:proofErr w:type="gramEnd"/>
+      <w:r>
+        <w:rPr>
+          <w:rFonts w:ascii="Microsoft YaHei" w:eastAsia="Microsoft YaHei" w:hAnsi="Microsoft YaHei" w:cs="Microsoft YaHei" w:hint="eastAsia"/>
+          <w:sz w:val="24"/>
+          <w:szCs w:val="24"/>
+          <w:lang w:eastAsia="zh-CN"/>
+        </w:rPr>
+        <w:t>女：马学芳。</w:t>
+      </w:r>
+      <w:proofErr w:type="gramStart"/>
+      <w:r>
+        <w:rPr>
+          <w:rFonts w:ascii="Microsoft YaHei" w:eastAsia="Microsoft YaHei" w:hAnsi="Microsoft YaHei" w:cs="Microsoft YaHei" w:hint="eastAsia"/>
+          <w:sz w:val="24"/>
+          <w:szCs w:val="24"/>
+          <w:lang w:eastAsia="zh-CN"/>
+        </w:rPr>
+        <w:t>韦小红</w:t>
+      </w:r>
+      <w:proofErr w:type="gramEnd"/>
+      <w:r>
+        <w:rPr>
+          <w:rFonts w:ascii="Microsoft YaHei" w:eastAsia="Microsoft YaHei" w:hAnsi="Microsoft YaHei" w:cs="Microsoft YaHei" w:hint="eastAsia"/>
+          <w:sz w:val="24"/>
+          <w:szCs w:val="24"/>
+          <w:lang w:eastAsia="zh-CN"/>
+        </w:rPr>
+        <w:t>交代冉府启富，居住高谷庄，</w:t>
+      </w:r>
+      <w:proofErr w:type="gramStart"/>
+      <w:r>
+        <w:rPr>
+          <w:rFonts w:ascii="Microsoft YaHei" w:eastAsia="Microsoft YaHei" w:hAnsi="Microsoft YaHei" w:cs="Microsoft YaHei" w:hint="eastAsia"/>
+          <w:sz w:val="24"/>
+          <w:szCs w:val="24"/>
+          <w:lang w:eastAsia="zh-CN"/>
+        </w:rPr>
+        <w:t>育二子</w:t>
+      </w:r>
+      <w:proofErr w:type="gramEnd"/>
+      <w:r>
+        <w:rPr>
+          <w:rFonts w:ascii="Microsoft YaHei" w:eastAsia="Microsoft YaHei" w:hAnsi="Microsoft YaHei" w:cs="Microsoft YaHei" w:hint="eastAsia"/>
+          <w:sz w:val="24"/>
+          <w:szCs w:val="24"/>
+          <w:lang w:eastAsia="zh-CN"/>
+        </w:rPr>
+        <w:t>：冉宏力，冉宏飞。</w:t>
+      </w:r>
+    </w:p>
+    <w:p>
+      <w:pPr>
+        <w:rPr>
+          <w:rFonts w:ascii="Microsoft YaHei" w:eastAsia="Microsoft YaHei" w:hAnsi="Microsoft YaHei" w:cs="Microsoft YaHei"/>
+          <w:sz w:val="24"/>
+          <w:szCs w:val="24"/>
+          <w:lang w:eastAsia="zh-CN"/>
+        </w:rPr>
+      </w:pPr>
+      <w:proofErr w:type="gramStart"/>
+      <w:r>
+        <w:rPr>
+          <w:rFonts w:ascii="Microsoft YaHei" w:eastAsia="Microsoft YaHei" w:hAnsi="Microsoft YaHei" w:cs="Microsoft YaHei" w:hint="eastAsia"/>
+          <w:sz w:val="24"/>
+          <w:szCs w:val="24"/>
+          <w:lang w:eastAsia="zh-CN"/>
+        </w:rPr>
+        <w:t>韦荣富</w:t>
+      </w:r>
+      <w:proofErr w:type="gramEnd"/>
+      <w:r>
+        <w:rPr>
+          <w:rFonts w:ascii="Microsoft YaHei" w:eastAsia="Microsoft YaHei" w:hAnsi="Microsoft YaHei" w:cs="Microsoft YaHei" w:hint="eastAsia"/>
+          <w:sz w:val="24"/>
+          <w:szCs w:val="24"/>
+          <w:lang w:eastAsia="zh-CN"/>
+        </w:rPr>
+        <w:t>死后葬于新屋后田坝，</w:t>
+      </w:r>
+      <w:proofErr w:type="gramStart"/>
+      <w:r>
+        <w:rPr>
+          <w:rFonts w:ascii="Microsoft YaHei" w:eastAsia="Microsoft YaHei" w:hAnsi="Microsoft YaHei" w:cs="Microsoft YaHei" w:hint="eastAsia"/>
+          <w:sz w:val="24"/>
+          <w:szCs w:val="24"/>
+          <w:lang w:eastAsia="zh-CN"/>
+        </w:rPr>
+        <w:t>共坟有碑</w:t>
+      </w:r>
+      <w:proofErr w:type="gramEnd"/>
+      <w:r>
+        <w:rPr>
+          <w:rFonts w:ascii="Microsoft YaHei" w:eastAsia="Microsoft YaHei" w:hAnsi="Microsoft YaHei" w:cs="Microsoft YaHei" w:hint="eastAsia"/>
+          <w:sz w:val="24"/>
+          <w:szCs w:val="24"/>
+          <w:lang w:eastAsia="zh-CN"/>
+        </w:rPr>
+        <w:t>可查。</w:t>
+      </w:r>
+    </w:p>
+    <w:p>
+      <w:pPr>
+        <w:rPr>
+          <w:rFonts w:ascii="Microsoft YaHei" w:eastAsia="Microsoft YaHei" w:hAnsi="Microsoft YaHei" w:cs="Microsoft YaHei"/>
+          <w:sz w:val="24"/>
+          <w:szCs w:val="24"/>
+          <w:lang w:eastAsia="zh-CN"/>
+        </w:rPr>
+      </w:pPr>
+      <w:r>
+        <w:rPr>
+          <w:rFonts w:ascii="Microsoft YaHei" w:eastAsia="Microsoft YaHei" w:hAnsi="Microsoft YaHei" w:cs="Microsoft YaHei" w:hint="eastAsia"/>
+          <w:sz w:val="24"/>
+          <w:szCs w:val="24"/>
+          <w:lang w:eastAsia="zh-CN"/>
+        </w:rPr>
+        <w:t>韦华权，生于新屋居住，娶妻田朝琼，</w:t>
+      </w:r>
+      <w:proofErr w:type="gramStart"/>
+      <w:r>
+        <w:rPr>
+          <w:rFonts w:ascii="Microsoft YaHei" w:eastAsia="Microsoft YaHei" w:hAnsi="Microsoft YaHei" w:cs="Microsoft YaHei" w:hint="eastAsia"/>
+          <w:sz w:val="24"/>
+          <w:szCs w:val="24"/>
+          <w:lang w:eastAsia="zh-CN"/>
+        </w:rPr>
+        <w:t>育二子</w:t>
+      </w:r>
+      <w:proofErr w:type="gramEnd"/>
+      <w:r>
+        <w:rPr>
+          <w:rFonts w:ascii="Microsoft YaHei" w:eastAsia="Microsoft YaHei" w:hAnsi="Microsoft YaHei" w:cs="Microsoft YaHei" w:hint="eastAsia"/>
+          <w:sz w:val="24"/>
+          <w:szCs w:val="24"/>
+          <w:lang w:eastAsia="zh-CN"/>
+        </w:rPr>
+        <w:t>：</w:t>
+      </w:r>
+      <w:proofErr w:type="gramStart"/>
+      <w:r>
+        <w:rPr>
+          <w:rFonts w:ascii="Microsoft YaHei" w:eastAsia="Microsoft YaHei" w:hAnsi="Microsoft YaHei" w:cs="Microsoft YaHei" w:hint="eastAsia"/>
+          <w:sz w:val="24"/>
+          <w:szCs w:val="24"/>
+          <w:lang w:eastAsia="zh-CN"/>
+        </w:rPr>
+        <w:t>韦</w:t>
+      </w:r>
+      <w:proofErr w:type="gramEnd"/>
+      <w:r>
+        <w:rPr>
+          <w:rFonts w:ascii="Microsoft YaHei" w:eastAsia="Microsoft YaHei" w:hAnsi="Microsoft YaHei" w:cs="Microsoft YaHei" w:hint="eastAsia"/>
+          <w:sz w:val="24"/>
+          <w:szCs w:val="24"/>
+          <w:lang w:eastAsia="zh-CN"/>
+        </w:rPr>
+        <w:t>太平，韦太祥。</w:t>
+      </w:r>
+    </w:p>
+    <w:p>
+      <w:pPr>
+        <w:rPr>
+          <w:rFonts w:ascii="Microsoft YaHei" w:eastAsia="Microsoft YaHei" w:hAnsi="Microsoft YaHei" w:cs="Microsoft YaHei"/>
+          <w:sz w:val="24"/>
+          <w:szCs w:val="24"/>
+          <w:lang w:eastAsia="zh-CN"/>
+        </w:rPr>
+      </w:pPr>
+      <w:proofErr w:type="gramStart"/>
+      <w:r>
+        <w:rPr>
+          <w:rFonts w:ascii="Microsoft YaHei" w:eastAsia="Microsoft YaHei" w:hAnsi="Microsoft YaHei" w:cs="Microsoft YaHei" w:hint="eastAsia"/>
+          <w:sz w:val="24"/>
+          <w:szCs w:val="24"/>
+          <w:lang w:eastAsia="zh-CN"/>
+        </w:rPr>
+        <w:t>韦</w:t>
+      </w:r>
+      <w:proofErr w:type="gramEnd"/>
+      <w:r>
+        <w:rPr>
+          <w:rFonts w:ascii="Microsoft YaHei" w:eastAsia="Microsoft YaHei" w:hAnsi="Microsoft YaHei" w:cs="Microsoft YaHei" w:hint="eastAsia"/>
+          <w:sz w:val="24"/>
+          <w:szCs w:val="24"/>
+          <w:lang w:eastAsia="zh-CN"/>
+        </w:rPr>
+        <w:t>太平，生于新屋居住，娶妻李鑫琼，育一子：韦胜航。</w:t>
+      </w:r>
+    </w:p>
+    <w:p>
+      <w:pPr>
+        <w:rPr>
+          <w:rFonts w:ascii="Microsoft YaHei" w:eastAsia="Microsoft YaHei" w:hAnsi="Microsoft YaHei" w:cs="Microsoft YaHei"/>
+          <w:sz w:val="24"/>
+          <w:szCs w:val="24"/>
+          <w:lang w:eastAsia="zh-CN"/>
+        </w:rPr>
+      </w:pPr>
+      <w:r>
+        <w:rPr>
+          <w:rFonts w:ascii="Microsoft YaHei" w:eastAsia="Microsoft YaHei" w:hAnsi="Microsoft YaHei" w:cs="Microsoft YaHei" w:hint="eastAsia"/>
+          <w:sz w:val="24"/>
+          <w:szCs w:val="24"/>
+          <w:lang w:eastAsia="zh-CN"/>
+        </w:rPr>
+        <w:t>韦胜航，生于新屋居住，华丰小学五年级学生。</w:t>
+      </w:r>
+    </w:p>
+    <w:p>
+      <w:pPr>
+        <w:rPr>
+          <w:rFonts w:ascii="Microsoft YaHei" w:eastAsia="Microsoft YaHei" w:hAnsi="Microsoft YaHei" w:cs="Microsoft YaHei"/>
+          <w:sz w:val="24"/>
+          <w:szCs w:val="24"/>
+          <w:lang w:eastAsia="zh-CN"/>
+        </w:rPr>
+      </w:pPr>
+      <w:r>
+        <w:rPr>
+          <w:rFonts w:ascii="Microsoft YaHei" w:eastAsia="Microsoft YaHei" w:hAnsi="Microsoft YaHei" w:cs="Microsoft YaHei" w:hint="eastAsia"/>
+          <w:sz w:val="24"/>
+          <w:szCs w:val="24"/>
+          <w:lang w:eastAsia="zh-CN"/>
+        </w:rPr>
+        <w:t>韦太祥，生于新屋，大学本科学历，族编委成员，分支主编，居住重庆龙头寺，科技公司上班。</w:t>
+      </w:r>
+    </w:p>
+    <w:p>
+      <w:pPr>
+        <w:rPr>
+          <w:rFonts w:ascii="Microsoft YaHei" w:eastAsia="Microsoft YaHei" w:hAnsi="Microsoft YaHei" w:cs="Microsoft YaHei"/>
+          <w:sz w:val="24"/>
+          <w:szCs w:val="24"/>
+          <w:lang w:eastAsia="zh-CN"/>
+        </w:rPr>
+      </w:pPr>
+      <w:proofErr w:type="gramStart"/>
+      <w:r>
+        <w:rPr>
+          <w:rFonts w:ascii="Microsoft YaHei" w:eastAsia="Microsoft YaHei" w:hAnsi="Microsoft YaHei" w:cs="Microsoft YaHei" w:hint="eastAsia"/>
+          <w:sz w:val="24"/>
+          <w:szCs w:val="24"/>
+          <w:lang w:eastAsia="zh-CN"/>
+        </w:rPr>
+        <w:t>韦</w:t>
+      </w:r>
+      <w:proofErr w:type="gramEnd"/>
+      <w:r>
+        <w:rPr>
+          <w:rFonts w:ascii="Microsoft YaHei" w:eastAsia="Microsoft YaHei" w:hAnsi="Microsoft YaHei" w:cs="Microsoft YaHei" w:hint="eastAsia"/>
+          <w:sz w:val="24"/>
+          <w:szCs w:val="24"/>
+          <w:lang w:eastAsia="zh-CN"/>
+        </w:rPr>
+        <w:t>华东，生于新屋居住新屋，好望山，娶妻冉启群，育</w:t>
+      </w:r>
+      <w:proofErr w:type="gramStart"/>
+      <w:r>
+        <w:rPr>
+          <w:rFonts w:ascii="Microsoft YaHei" w:eastAsia="Microsoft YaHei" w:hAnsi="Microsoft YaHei" w:cs="Microsoft YaHei" w:hint="eastAsia"/>
+          <w:sz w:val="24"/>
+          <w:szCs w:val="24"/>
+          <w:lang w:eastAsia="zh-CN"/>
+        </w:rPr>
+        <w:t>一</w:t>
+      </w:r>
+      <w:proofErr w:type="gramEnd"/>
+      <w:r>
+        <w:rPr>
+          <w:rFonts w:ascii="Microsoft YaHei" w:eastAsia="Microsoft YaHei" w:hAnsi="Microsoft YaHei" w:cs="Microsoft YaHei" w:hint="eastAsia"/>
+          <w:sz w:val="24"/>
+          <w:szCs w:val="24"/>
+          <w:lang w:eastAsia="zh-CN"/>
+        </w:rPr>
+        <w:t>女：</w:t>
+      </w:r>
+      <w:proofErr w:type="gramStart"/>
+      <w:r>
+        <w:rPr>
+          <w:rFonts w:ascii="Microsoft YaHei" w:eastAsia="Microsoft YaHei" w:hAnsi="Microsoft YaHei" w:cs="Microsoft YaHei" w:hint="eastAsia"/>
+          <w:sz w:val="24"/>
+          <w:szCs w:val="24"/>
+          <w:lang w:eastAsia="zh-CN"/>
+        </w:rPr>
+        <w:t>韦津萍</w:t>
+      </w:r>
+      <w:proofErr w:type="gramEnd"/>
+      <w:r>
+        <w:rPr>
+          <w:rFonts w:ascii="Microsoft YaHei" w:eastAsia="Microsoft YaHei" w:hAnsi="Microsoft YaHei" w:cs="Microsoft YaHei" w:hint="eastAsia"/>
+          <w:sz w:val="24"/>
+          <w:szCs w:val="24"/>
+          <w:lang w:eastAsia="zh-CN"/>
+        </w:rPr>
+        <w:t>，巴南护理学校毕业，石柱县人民医院护士。交代刘府波，居住好望山。育一子：刘宸锐；育</w:t>
+      </w:r>
+      <w:proofErr w:type="gramStart"/>
+      <w:r>
+        <w:rPr>
+          <w:rFonts w:ascii="Microsoft YaHei" w:eastAsia="Microsoft YaHei" w:hAnsi="Microsoft YaHei" w:cs="Microsoft YaHei" w:hint="eastAsia"/>
+          <w:sz w:val="24"/>
+          <w:szCs w:val="24"/>
+          <w:lang w:eastAsia="zh-CN"/>
+        </w:rPr>
+        <w:t>一</w:t>
+      </w:r>
+      <w:proofErr w:type="gramEnd"/>
+      <w:r>
+        <w:rPr>
+          <w:rFonts w:ascii="Microsoft YaHei" w:eastAsia="Microsoft YaHei" w:hAnsi="Microsoft YaHei" w:cs="Microsoft YaHei" w:hint="eastAsia"/>
+          <w:sz w:val="24"/>
+          <w:szCs w:val="24"/>
+          <w:lang w:eastAsia="zh-CN"/>
+        </w:rPr>
+        <w:t>女：刘汐妍。</w:t>
+      </w:r>
+    </w:p>
+    <w:p>
+      <w:pPr>
+        <w:rPr>
+          <w:rFonts w:ascii="Microsoft YaHei" w:eastAsia="Microsoft YaHei" w:hAnsi="Microsoft YaHei" w:cs="Microsoft YaHei"/>
+          <w:sz w:val="24"/>
+          <w:szCs w:val="24"/>
+          <w:lang w:eastAsia="zh-CN"/>
+        </w:rPr>
+      </w:pPr>
+      <w:proofErr w:type="gramStart"/>
+      <w:r>
+        <w:rPr>
+          <w:rFonts w:ascii="Microsoft YaHei" w:eastAsia="Microsoft YaHei" w:hAnsi="Microsoft YaHei" w:cs="Microsoft YaHei" w:hint="eastAsia"/>
+          <w:sz w:val="24"/>
+          <w:szCs w:val="24"/>
+          <w:lang w:eastAsia="zh-CN"/>
+        </w:rPr>
+        <w:t>韦荣胜</w:t>
+      </w:r>
+      <w:proofErr w:type="gramEnd"/>
+      <w:r>
+        <w:rPr>
+          <w:rFonts w:ascii="Microsoft YaHei" w:eastAsia="Microsoft YaHei" w:hAnsi="Microsoft YaHei" w:cs="Microsoft YaHei" w:hint="eastAsia"/>
+          <w:sz w:val="24"/>
+          <w:szCs w:val="24"/>
+          <w:lang w:eastAsia="zh-CN"/>
+        </w:rPr>
+        <w:t>，生于新屋居住，</w:t>
+      </w:r>
+      <w:proofErr w:type="gramStart"/>
+      <w:r>
+        <w:rPr>
+          <w:rFonts w:ascii="Microsoft YaHei" w:eastAsia="Microsoft YaHei" w:hAnsi="Microsoft YaHei" w:cs="Microsoft YaHei" w:hint="eastAsia"/>
+          <w:sz w:val="24"/>
+          <w:szCs w:val="24"/>
+          <w:lang w:eastAsia="zh-CN"/>
+        </w:rPr>
+        <w:t>娶妻张</w:t>
+      </w:r>
+      <w:proofErr w:type="gramEnd"/>
+      <w:r>
+        <w:rPr>
+          <w:rFonts w:ascii="Microsoft YaHei" w:eastAsia="Microsoft YaHei" w:hAnsi="Microsoft YaHei" w:cs="Microsoft YaHei" w:hint="eastAsia"/>
+          <w:sz w:val="24"/>
+          <w:szCs w:val="24"/>
+          <w:lang w:eastAsia="zh-CN"/>
+        </w:rPr>
+        <w:t>国美，育一子：韦华平；育</w:t>
+      </w:r>
+      <w:proofErr w:type="gramStart"/>
+      <w:r>
+        <w:rPr>
+          <w:rFonts w:ascii="Microsoft YaHei" w:eastAsia="Microsoft YaHei" w:hAnsi="Microsoft YaHei" w:cs="Microsoft YaHei" w:hint="eastAsia"/>
+          <w:sz w:val="24"/>
+          <w:szCs w:val="24"/>
+          <w:lang w:eastAsia="zh-CN"/>
+        </w:rPr>
+        <w:t>一</w:t>
+      </w:r>
+      <w:proofErr w:type="gramEnd"/>
+      <w:r>
+        <w:rPr>
+          <w:rFonts w:ascii="Microsoft YaHei" w:eastAsia="Microsoft YaHei" w:hAnsi="Microsoft YaHei" w:cs="Microsoft YaHei" w:hint="eastAsia"/>
+          <w:sz w:val="24"/>
+          <w:szCs w:val="24"/>
+          <w:lang w:eastAsia="zh-CN"/>
+        </w:rPr>
+        <w:t>女：</w:t>
+      </w:r>
+      <w:proofErr w:type="gramStart"/>
+      <w:r>
+        <w:rPr>
+          <w:rFonts w:ascii="Microsoft YaHei" w:eastAsia="Microsoft YaHei" w:hAnsi="Microsoft YaHei" w:cs="Microsoft YaHei" w:hint="eastAsia"/>
+          <w:sz w:val="24"/>
+          <w:szCs w:val="24"/>
+          <w:lang w:eastAsia="zh-CN"/>
+        </w:rPr>
+        <w:t>韦</w:t>
+      </w:r>
+      <w:proofErr w:type="gramEnd"/>
+      <w:r>
+        <w:rPr>
+          <w:rFonts w:ascii="Microsoft YaHei" w:eastAsia="Microsoft YaHei" w:hAnsi="Microsoft YaHei" w:cs="Microsoft YaHei" w:hint="eastAsia"/>
+          <w:sz w:val="24"/>
+          <w:szCs w:val="24"/>
+          <w:lang w:eastAsia="zh-CN"/>
+        </w:rPr>
+        <w:t>华美，交代</w:t>
+      </w:r>
+      <w:proofErr w:type="gramStart"/>
+      <w:r>
+        <w:rPr>
+          <w:rFonts w:ascii="Microsoft YaHei" w:eastAsia="Microsoft YaHei" w:hAnsi="Microsoft YaHei" w:cs="Microsoft YaHei" w:hint="eastAsia"/>
+          <w:sz w:val="24"/>
+          <w:szCs w:val="24"/>
+          <w:lang w:eastAsia="zh-CN"/>
+        </w:rPr>
+        <w:t>游府代华</w:t>
+      </w:r>
+      <w:proofErr w:type="gramEnd"/>
+      <w:r>
+        <w:rPr>
+          <w:rFonts w:ascii="Microsoft YaHei" w:eastAsia="Microsoft YaHei" w:hAnsi="Microsoft YaHei" w:cs="Microsoft YaHei" w:hint="eastAsia"/>
+          <w:sz w:val="24"/>
+          <w:szCs w:val="24"/>
+          <w:lang w:eastAsia="zh-CN"/>
+        </w:rPr>
+        <w:t>，居住下杉木山岭，育一子：游艺勇；育</w:t>
+      </w:r>
+      <w:proofErr w:type="gramStart"/>
+      <w:r>
+        <w:rPr>
+          <w:rFonts w:ascii="Microsoft YaHei" w:eastAsia="Microsoft YaHei" w:hAnsi="Microsoft YaHei" w:cs="Microsoft YaHei" w:hint="eastAsia"/>
+          <w:sz w:val="24"/>
+          <w:szCs w:val="24"/>
+          <w:lang w:eastAsia="zh-CN"/>
+        </w:rPr>
+        <w:t>一</w:t>
+      </w:r>
+      <w:proofErr w:type="gramEnd"/>
+      <w:r>
+        <w:rPr>
+          <w:rFonts w:ascii="Microsoft YaHei" w:eastAsia="Microsoft YaHei" w:hAnsi="Microsoft YaHei" w:cs="Microsoft YaHei" w:hint="eastAsia"/>
+          <w:sz w:val="24"/>
+          <w:szCs w:val="24"/>
+          <w:lang w:eastAsia="zh-CN"/>
+        </w:rPr>
+        <w:t>女：</w:t>
+      </w:r>
+      <w:proofErr w:type="gramStart"/>
+      <w:r>
+        <w:rPr>
+          <w:rFonts w:ascii="Microsoft YaHei" w:eastAsia="Microsoft YaHei" w:hAnsi="Microsoft YaHei" w:cs="Microsoft YaHei" w:hint="eastAsia"/>
+          <w:sz w:val="24"/>
+          <w:szCs w:val="24"/>
+          <w:lang w:eastAsia="zh-CN"/>
+        </w:rPr>
+        <w:t>游颖飞</w:t>
+      </w:r>
+      <w:proofErr w:type="gramEnd"/>
+      <w:r>
+        <w:rPr>
+          <w:rFonts w:ascii="Microsoft YaHei" w:eastAsia="Microsoft YaHei" w:hAnsi="Microsoft YaHei" w:cs="Microsoft YaHei" w:hint="eastAsia"/>
+          <w:sz w:val="24"/>
+          <w:szCs w:val="24"/>
+          <w:lang w:eastAsia="zh-CN"/>
+        </w:rPr>
+        <w:t>。</w:t>
+      </w:r>
+    </w:p>
+    <w:p>
+      <w:pPr>
+        <w:rPr>
+          <w:rFonts w:ascii="Microsoft YaHei" w:eastAsia="Microsoft YaHei" w:hAnsi="Microsoft YaHei" w:cs="Microsoft YaHei"/>
+          <w:sz w:val="24"/>
+          <w:szCs w:val="24"/>
+          <w:lang w:eastAsia="zh-CN"/>
+        </w:rPr>
+      </w:pPr>
+      <w:r>
+        <w:rPr>
+          <w:rFonts w:ascii="Microsoft YaHei" w:eastAsia="Microsoft YaHei" w:hAnsi="Microsoft YaHei" w:cs="Microsoft YaHei" w:hint="eastAsia"/>
+          <w:sz w:val="24"/>
+          <w:szCs w:val="24"/>
+          <w:lang w:eastAsia="zh-CN"/>
+        </w:rPr>
+        <w:t>韦华平，生于新屋居住，娶妻辜根会，育一子：韦海益，育</w:t>
+      </w:r>
+      <w:proofErr w:type="gramStart"/>
+      <w:r>
+        <w:rPr>
+          <w:rFonts w:ascii="Microsoft YaHei" w:eastAsia="Microsoft YaHei" w:hAnsi="Microsoft YaHei" w:cs="Microsoft YaHei" w:hint="eastAsia"/>
+          <w:sz w:val="24"/>
+          <w:szCs w:val="24"/>
+          <w:lang w:eastAsia="zh-CN"/>
+        </w:rPr>
+        <w:t>一</w:t>
+      </w:r>
+      <w:proofErr w:type="gramEnd"/>
+      <w:r>
+        <w:rPr>
+          <w:rFonts w:ascii="Microsoft YaHei" w:eastAsia="Microsoft YaHei" w:hAnsi="Microsoft YaHei" w:cs="Microsoft YaHei" w:hint="eastAsia"/>
+          <w:sz w:val="24"/>
+          <w:szCs w:val="24"/>
+          <w:lang w:eastAsia="zh-CN"/>
+        </w:rPr>
+        <w:t>女：韦海莉。</w:t>
+      </w:r>
+    </w:p>
+    <w:p>
+      <w:pPr>
+        <w:rPr>
+          <w:rFonts w:ascii="Microsoft YaHei" w:eastAsia="Microsoft YaHei" w:hAnsi="Microsoft YaHei" w:cs="Microsoft YaHei"/>
+          <w:sz w:val="24"/>
+          <w:szCs w:val="24"/>
+          <w:lang w:eastAsia="zh-CN"/>
+        </w:rPr>
+      </w:pPr>
+      <w:r>
+        <w:rPr>
+          <w:rFonts w:ascii="Microsoft YaHei" w:eastAsia="Microsoft YaHei" w:hAnsi="Microsoft YaHei" w:cs="Microsoft YaHei" w:hint="eastAsia"/>
+          <w:sz w:val="24"/>
+          <w:szCs w:val="24"/>
+          <w:lang w:eastAsia="zh-CN"/>
+        </w:rPr>
+        <w:t>韦华平死后葬于大园子，</w:t>
+      </w:r>
+      <w:proofErr w:type="gramStart"/>
+      <w:r>
+        <w:rPr>
+          <w:rFonts w:ascii="Microsoft YaHei" w:eastAsia="Microsoft YaHei" w:hAnsi="Microsoft YaHei" w:cs="Microsoft YaHei" w:hint="eastAsia"/>
+          <w:sz w:val="24"/>
+          <w:szCs w:val="24"/>
+          <w:lang w:eastAsia="zh-CN"/>
+        </w:rPr>
+        <w:t>单坟有碑</w:t>
+      </w:r>
+      <w:proofErr w:type="gramEnd"/>
+      <w:r>
+        <w:rPr>
+          <w:rFonts w:ascii="Microsoft YaHei" w:eastAsia="Microsoft YaHei" w:hAnsi="Microsoft YaHei" w:cs="Microsoft YaHei" w:hint="eastAsia"/>
+          <w:sz w:val="24"/>
+          <w:szCs w:val="24"/>
+          <w:lang w:eastAsia="zh-CN"/>
+        </w:rPr>
+        <w:t>。</w:t>
+      </w:r>
+    </w:p>
+    <w:p>
+      <w:pPr>
+        <w:rPr>
+          <w:rFonts w:ascii="Microsoft YaHei" w:eastAsia="Microsoft YaHei" w:hAnsi="Microsoft YaHei" w:cs="Microsoft YaHei"/>
+          <w:sz w:val="24"/>
+          <w:szCs w:val="24"/>
+          <w:lang w:eastAsia="zh-CN"/>
+        </w:rPr>
+      </w:pPr>
+      <w:r>
+        <w:rPr>
+          <w:rFonts w:ascii="Microsoft YaHei" w:eastAsia="Microsoft YaHei" w:hAnsi="Microsoft YaHei" w:cs="Microsoft YaHei" w:hint="eastAsia"/>
+          <w:sz w:val="24"/>
+          <w:szCs w:val="24"/>
+          <w:lang w:eastAsia="zh-CN"/>
+        </w:rPr>
+        <w:lastRenderedPageBreak/>
+        <w:t>韦海益，生于新屋居住，大专学历，重庆上班。</w:t>
+      </w:r>
+    </w:p>
+    <w:p>
+      <w:pPr>
+        <w:rPr>
+          <w:rFonts w:ascii="Microsoft YaHei" w:eastAsia="Microsoft YaHei" w:hAnsi="Microsoft YaHei" w:cs="Microsoft YaHei"/>
+          <w:sz w:val="24"/>
+          <w:szCs w:val="24"/>
+          <w:lang w:eastAsia="zh-CN"/>
+        </w:rPr>
+      </w:pPr>
+      <w:r>
+        <w:rPr>
+          <w:rFonts w:ascii="Microsoft YaHei" w:eastAsia="Microsoft YaHei" w:hAnsi="Microsoft YaHei" w:cs="Microsoft YaHei" w:hint="eastAsia"/>
+          <w:sz w:val="24"/>
+          <w:szCs w:val="24"/>
+          <w:lang w:eastAsia="zh-CN"/>
+        </w:rPr>
+        <w:t>韦广钱，生于新屋居住，娶妻谭氏，马明淑，</w:t>
+      </w:r>
+      <w:proofErr w:type="gramStart"/>
+      <w:r>
+        <w:rPr>
+          <w:rFonts w:ascii="Microsoft YaHei" w:eastAsia="Microsoft YaHei" w:hAnsi="Microsoft YaHei" w:cs="Microsoft YaHei" w:hint="eastAsia"/>
+          <w:sz w:val="24"/>
+          <w:szCs w:val="24"/>
+          <w:lang w:eastAsia="zh-CN"/>
+        </w:rPr>
+        <w:t>育三子</w:t>
+      </w:r>
+      <w:proofErr w:type="gramEnd"/>
+      <w:r>
+        <w:rPr>
+          <w:rFonts w:ascii="Microsoft YaHei" w:eastAsia="Microsoft YaHei" w:hAnsi="Microsoft YaHei" w:cs="Microsoft YaHei" w:hint="eastAsia"/>
+          <w:sz w:val="24"/>
+          <w:szCs w:val="24"/>
+          <w:lang w:eastAsia="zh-CN"/>
+        </w:rPr>
+        <w:t>：韦康兴，韦龙兴，</w:t>
+      </w:r>
+      <w:proofErr w:type="gramStart"/>
+      <w:r>
+        <w:rPr>
+          <w:rFonts w:ascii="Microsoft YaHei" w:eastAsia="Microsoft YaHei" w:hAnsi="Microsoft YaHei" w:cs="Microsoft YaHei" w:hint="eastAsia"/>
+          <w:sz w:val="24"/>
+          <w:szCs w:val="24"/>
+          <w:lang w:eastAsia="zh-CN"/>
+        </w:rPr>
+        <w:t>韦奉兴</w:t>
+      </w:r>
+      <w:proofErr w:type="gramEnd"/>
+      <w:r>
+        <w:rPr>
+          <w:rFonts w:ascii="Microsoft YaHei" w:eastAsia="Microsoft YaHei" w:hAnsi="Microsoft YaHei" w:cs="Microsoft YaHei" w:hint="eastAsia"/>
+          <w:sz w:val="24"/>
+          <w:szCs w:val="24"/>
+          <w:lang w:eastAsia="zh-CN"/>
+        </w:rPr>
+        <w:t>。</w:t>
+      </w:r>
+      <w:proofErr w:type="gramStart"/>
+      <w:r>
+        <w:rPr>
+          <w:rFonts w:ascii="Microsoft YaHei" w:eastAsia="Microsoft YaHei" w:hAnsi="Microsoft YaHei" w:cs="Microsoft YaHei" w:hint="eastAsia"/>
+          <w:sz w:val="24"/>
+          <w:szCs w:val="24"/>
+          <w:lang w:eastAsia="zh-CN"/>
+        </w:rPr>
+        <w:t>育二女</w:t>
+      </w:r>
+      <w:proofErr w:type="gramEnd"/>
+      <w:r>
+        <w:rPr>
+          <w:rFonts w:ascii="Microsoft YaHei" w:eastAsia="Microsoft YaHei" w:hAnsi="Microsoft YaHei" w:cs="Microsoft YaHei" w:hint="eastAsia"/>
+          <w:sz w:val="24"/>
+          <w:szCs w:val="24"/>
+          <w:lang w:eastAsia="zh-CN"/>
+        </w:rPr>
+        <w:t>：韦发珍，</w:t>
+      </w:r>
+      <w:proofErr w:type="gramStart"/>
+      <w:r>
+        <w:rPr>
+          <w:rFonts w:ascii="Microsoft YaHei" w:eastAsia="Microsoft YaHei" w:hAnsi="Microsoft YaHei" w:cs="Microsoft YaHei" w:hint="eastAsia"/>
+          <w:sz w:val="24"/>
+          <w:szCs w:val="24"/>
+          <w:lang w:eastAsia="zh-CN"/>
+        </w:rPr>
+        <w:t>韦兴杰</w:t>
+      </w:r>
+      <w:proofErr w:type="gramEnd"/>
+      <w:r>
+        <w:rPr>
+          <w:rFonts w:ascii="Microsoft YaHei" w:eastAsia="Microsoft YaHei" w:hAnsi="Microsoft YaHei" w:cs="Microsoft YaHei" w:hint="eastAsia"/>
+          <w:sz w:val="24"/>
+          <w:szCs w:val="24"/>
+          <w:lang w:eastAsia="zh-CN"/>
+        </w:rPr>
+        <w:t>。韦发珍交代罗府应富，居住白阳坝、高谷庄，育一子：罗继明；育</w:t>
+      </w:r>
+      <w:proofErr w:type="gramStart"/>
+      <w:r>
+        <w:rPr>
+          <w:rFonts w:ascii="Microsoft YaHei" w:eastAsia="Microsoft YaHei" w:hAnsi="Microsoft YaHei" w:cs="Microsoft YaHei" w:hint="eastAsia"/>
+          <w:sz w:val="24"/>
+          <w:szCs w:val="24"/>
+          <w:lang w:eastAsia="zh-CN"/>
+        </w:rPr>
+        <w:t>一</w:t>
+      </w:r>
+      <w:proofErr w:type="gramEnd"/>
+      <w:r>
+        <w:rPr>
+          <w:rFonts w:ascii="Microsoft YaHei" w:eastAsia="Microsoft YaHei" w:hAnsi="Microsoft YaHei" w:cs="Microsoft YaHei" w:hint="eastAsia"/>
+          <w:sz w:val="24"/>
+          <w:szCs w:val="24"/>
+          <w:lang w:eastAsia="zh-CN"/>
+        </w:rPr>
+        <w:t>女：罗继香。</w:t>
+      </w:r>
+      <w:proofErr w:type="gramStart"/>
+      <w:r>
+        <w:rPr>
+          <w:rFonts w:ascii="Microsoft YaHei" w:eastAsia="Microsoft YaHei" w:hAnsi="Microsoft YaHei" w:cs="Microsoft YaHei" w:hint="eastAsia"/>
+          <w:sz w:val="24"/>
+          <w:szCs w:val="24"/>
+          <w:lang w:eastAsia="zh-CN"/>
+        </w:rPr>
+        <w:t>韦兴杰</w:t>
+      </w:r>
+      <w:proofErr w:type="gramEnd"/>
+      <w:r>
+        <w:rPr>
+          <w:rFonts w:ascii="Microsoft YaHei" w:eastAsia="Microsoft YaHei" w:hAnsi="Microsoft YaHei" w:cs="Microsoft YaHei" w:hint="eastAsia"/>
+          <w:sz w:val="24"/>
+          <w:szCs w:val="24"/>
+          <w:lang w:eastAsia="zh-CN"/>
+        </w:rPr>
+        <w:t>交代谭府奇安，居住何家坝，</w:t>
+      </w:r>
+      <w:proofErr w:type="gramStart"/>
+      <w:r>
+        <w:rPr>
+          <w:rFonts w:ascii="Microsoft YaHei" w:eastAsia="Microsoft YaHei" w:hAnsi="Microsoft YaHei" w:cs="Microsoft YaHei" w:hint="eastAsia"/>
+          <w:sz w:val="24"/>
+          <w:szCs w:val="24"/>
+          <w:lang w:eastAsia="zh-CN"/>
+        </w:rPr>
+        <w:t>育二子</w:t>
+      </w:r>
+      <w:proofErr w:type="gramEnd"/>
+      <w:r>
+        <w:rPr>
+          <w:rFonts w:ascii="Microsoft YaHei" w:eastAsia="Microsoft YaHei" w:hAnsi="Microsoft YaHei" w:cs="Microsoft YaHei" w:hint="eastAsia"/>
+          <w:sz w:val="24"/>
+          <w:szCs w:val="24"/>
+          <w:lang w:eastAsia="zh-CN"/>
+        </w:rPr>
+        <w:t>：谭祥柏，谭祥洪；</w:t>
+      </w:r>
+      <w:proofErr w:type="gramStart"/>
+      <w:r>
+        <w:rPr>
+          <w:rFonts w:ascii="Microsoft YaHei" w:eastAsia="Microsoft YaHei" w:hAnsi="Microsoft YaHei" w:cs="Microsoft YaHei" w:hint="eastAsia"/>
+          <w:sz w:val="24"/>
+          <w:szCs w:val="24"/>
+          <w:lang w:eastAsia="zh-CN"/>
+        </w:rPr>
+        <w:t>育二女</w:t>
+      </w:r>
+      <w:proofErr w:type="gramEnd"/>
+      <w:r>
+        <w:rPr>
+          <w:rFonts w:ascii="Microsoft YaHei" w:eastAsia="Microsoft YaHei" w:hAnsi="Microsoft YaHei" w:cs="Microsoft YaHei" w:hint="eastAsia"/>
+          <w:sz w:val="24"/>
+          <w:szCs w:val="24"/>
+          <w:lang w:eastAsia="zh-CN"/>
+        </w:rPr>
+        <w:t>：谭祥英，谭祥华。韦广钱死后葬于大园子老碑。</w:t>
+      </w:r>
+    </w:p>
+    <w:p>
+      <w:pPr>
+        <w:rPr>
+          <w:rFonts w:ascii="Microsoft YaHei" w:eastAsia="Microsoft YaHei" w:hAnsi="Microsoft YaHei" w:cs="Microsoft YaHei"/>
+          <w:sz w:val="24"/>
+          <w:szCs w:val="24"/>
+          <w:lang w:eastAsia="zh-CN"/>
+        </w:rPr>
+      </w:pPr>
+      <w:r>
+        <w:rPr>
+          <w:rFonts w:ascii="Microsoft YaHei" w:eastAsia="Microsoft YaHei" w:hAnsi="Microsoft YaHei" w:cs="Microsoft YaHei"/>
+          <w:sz w:val="24"/>
+          <w:szCs w:val="24"/>
+          <w:lang w:eastAsia="zh-CN"/>
+        </w:rPr>
+        <w:t>2026</w:t>
+      </w:r>
+      <w:r>
+        <w:rPr>
+          <w:rFonts w:ascii="Microsoft YaHei" w:eastAsia="Microsoft YaHei" w:hAnsi="Microsoft YaHei" w:cs="Microsoft YaHei" w:hint="eastAsia"/>
+          <w:sz w:val="24"/>
+          <w:szCs w:val="24"/>
+          <w:lang w:eastAsia="zh-CN"/>
+        </w:rPr>
+        <w:t>年</w:t>
+      </w:r>
+      <w:r>
+        <w:rPr>
+          <w:rFonts w:ascii="Microsoft YaHei" w:eastAsia="Microsoft YaHei" w:hAnsi="Microsoft YaHei" w:cs="Microsoft YaHei"/>
+          <w:sz w:val="24"/>
+          <w:szCs w:val="24"/>
+          <w:lang w:eastAsia="zh-CN"/>
+        </w:rPr>
+        <w:t>6</w:t>
+      </w:r>
+      <w:r>
+        <w:rPr>
+          <w:rFonts w:ascii="Microsoft YaHei" w:eastAsia="Microsoft YaHei" w:hAnsi="Microsoft YaHei" w:cs="Microsoft YaHei" w:hint="eastAsia"/>
+          <w:sz w:val="24"/>
+          <w:szCs w:val="24"/>
+          <w:lang w:eastAsia="zh-CN"/>
+        </w:rPr>
+        <w:t>月</w:t>
+      </w:r>
+      <w:r>
+        <w:rPr>
+          <w:rFonts w:ascii="Microsoft YaHei" w:eastAsia="Microsoft YaHei" w:hAnsi="Microsoft YaHei" w:cs="Microsoft YaHei"/>
+          <w:sz w:val="24"/>
+          <w:szCs w:val="24"/>
+          <w:lang w:eastAsia="zh-CN"/>
+        </w:rPr>
+        <w:t>1</w:t>
+      </w:r>
+      <w:r>
+        <w:rPr>
+          <w:rFonts w:ascii="Microsoft YaHei" w:eastAsia="Microsoft YaHei" w:hAnsi="Microsoft YaHei" w:cs="Microsoft YaHei" w:hint="eastAsia"/>
+          <w:sz w:val="24"/>
+          <w:szCs w:val="24"/>
+          <w:lang w:eastAsia="zh-CN"/>
+        </w:rPr>
+        <w:t>日</w:t>
+      </w:r>
+      <w:r>
+        <w:rPr>
+          <w:rFonts w:ascii="Microsoft YaHei" w:eastAsia="Microsoft YaHei" w:hAnsi="Microsoft YaHei" w:cs="Microsoft YaHei"/>
+          <w:sz w:val="24"/>
+          <w:szCs w:val="24"/>
+          <w:lang w:eastAsia="zh-CN"/>
+        </w:rPr>
+        <w:t xml:space="preserve"> </w:t>
+      </w:r>
+      <w:r>
+        <w:rPr>
+          <w:rFonts w:ascii="Microsoft YaHei" w:eastAsia="Microsoft YaHei" w:hAnsi="Microsoft YaHei" w:cs="Microsoft YaHei" w:hint="eastAsia"/>
+          <w:sz w:val="24"/>
+          <w:szCs w:val="24"/>
+          <w:lang w:eastAsia="zh-CN"/>
+        </w:rPr>
+        <w:t>第</w:t>
+      </w:r>
+      <w:r>
+        <w:rPr>
+          <w:rFonts w:ascii="Microsoft YaHei" w:eastAsia="Microsoft YaHei" w:hAnsi="Microsoft YaHei" w:cs="Microsoft YaHei"/>
+          <w:sz w:val="24"/>
+          <w:szCs w:val="24"/>
+          <w:lang w:eastAsia="zh-CN"/>
+        </w:rPr>
+        <w:t>1</w:t>
+      </w:r>
+      <w:r>
+        <w:rPr>
+          <w:rFonts w:ascii="Microsoft YaHei" w:eastAsia="Microsoft YaHei" w:hAnsi="Microsoft YaHei" w:cs="Microsoft YaHei" w:hint="eastAsia"/>
+          <w:sz w:val="24"/>
+          <w:szCs w:val="24"/>
+          <w:lang w:eastAsia="zh-CN"/>
+        </w:rPr>
+        <w:t>页</w:t>
+      </w:r>
+    </w:p>
+    <w:p>
+      <w:pPr>
+        <w:rPr>
+          <w:rFonts w:ascii="Microsoft YaHei" w:eastAsia="Microsoft YaHei" w:hAnsi="Microsoft YaHei" w:cs="Microsoft YaHei"/>
+          <w:sz w:val="24"/>
+          <w:szCs w:val="24"/>
+          <w:lang w:eastAsia="zh-CN"/>
+        </w:rPr>
+      </w:pPr>
+    </w:p>
+    <w:p>
+      <w:pPr>
+        <w:rPr>
+          <w:rFonts w:ascii="Microsoft YaHei" w:eastAsia="Microsoft YaHei" w:hAnsi="Microsoft YaHei" w:cs="Microsoft YaHei"/>
+          <w:sz w:val="24"/>
+          <w:szCs w:val="24"/>
+          <w:lang w:eastAsia="zh-CN"/>
+        </w:rPr>
+      </w:pPr>
+    </w:p>
+    <w:p>
+      <w:pPr>
+        <w:rPr>
+          <w:rFonts w:ascii="Microsoft YaHei" w:eastAsia="Microsoft YaHei" w:hAnsi="Microsoft YaHei" w:cs="Microsoft YaHei"/>
+          <w:sz w:val="24"/>
+          <w:szCs w:val="24"/>
+          <w:lang w:eastAsia="zh-CN"/>
+        </w:rPr>
+      </w:pPr>
+      <w:r>
+        <w:rPr>
+          <w:rFonts w:ascii="Microsoft YaHei" w:eastAsia="Microsoft YaHei" w:hAnsi="Microsoft YaHei" w:cs="Microsoft YaHei" w:hint="eastAsia"/>
+          <w:sz w:val="24"/>
+          <w:szCs w:val="24"/>
+          <w:lang w:eastAsia="zh-CN"/>
+        </w:rPr>
+        <w:t>韦康兴，生于新屋居住，娶妻秦光叔，育</w:t>
+      </w:r>
+      <w:proofErr w:type="gramStart"/>
+      <w:r>
+        <w:rPr>
+          <w:rFonts w:ascii="Microsoft YaHei" w:eastAsia="Microsoft YaHei" w:hAnsi="Microsoft YaHei" w:cs="Microsoft YaHei" w:hint="eastAsia"/>
+          <w:sz w:val="24"/>
+          <w:szCs w:val="24"/>
+          <w:lang w:eastAsia="zh-CN"/>
+        </w:rPr>
+        <w:t>一</w:t>
+      </w:r>
+      <w:proofErr w:type="gramEnd"/>
+      <w:r>
+        <w:rPr>
+          <w:rFonts w:ascii="Microsoft YaHei" w:eastAsia="Microsoft YaHei" w:hAnsi="Microsoft YaHei" w:cs="Microsoft YaHei" w:hint="eastAsia"/>
+          <w:sz w:val="24"/>
+          <w:szCs w:val="24"/>
+          <w:lang w:eastAsia="zh-CN"/>
+        </w:rPr>
+        <w:t>女：</w:t>
+      </w:r>
+      <w:proofErr w:type="gramStart"/>
+      <w:r>
+        <w:rPr>
+          <w:rFonts w:ascii="Microsoft YaHei" w:eastAsia="Microsoft YaHei" w:hAnsi="Microsoft YaHei" w:cs="Microsoft YaHei" w:hint="eastAsia"/>
+          <w:sz w:val="24"/>
+          <w:szCs w:val="24"/>
+          <w:lang w:eastAsia="zh-CN"/>
+        </w:rPr>
+        <w:t>韦荣芳</w:t>
+      </w:r>
+      <w:proofErr w:type="gramEnd"/>
+      <w:r>
+        <w:rPr>
+          <w:rFonts w:ascii="Microsoft YaHei" w:eastAsia="Microsoft YaHei" w:hAnsi="Microsoft YaHei" w:cs="Microsoft YaHei" w:hint="eastAsia"/>
+          <w:sz w:val="24"/>
+          <w:szCs w:val="24"/>
+          <w:lang w:eastAsia="zh-CN"/>
+        </w:rPr>
+        <w:t>交代周府</w:t>
+      </w:r>
+      <w:proofErr w:type="gramStart"/>
+      <w:r>
+        <w:rPr>
+          <w:rFonts w:ascii="Microsoft YaHei" w:eastAsia="Microsoft YaHei" w:hAnsi="Microsoft YaHei" w:cs="Microsoft YaHei" w:hint="eastAsia"/>
+          <w:sz w:val="24"/>
+          <w:szCs w:val="24"/>
+          <w:lang w:eastAsia="zh-CN"/>
+        </w:rPr>
+        <w:t>世</w:t>
+      </w:r>
+      <w:proofErr w:type="gramEnd"/>
+      <w:r>
+        <w:rPr>
+          <w:rFonts w:ascii="Microsoft YaHei" w:eastAsia="Microsoft YaHei" w:hAnsi="Microsoft YaHei" w:cs="Microsoft YaHei" w:hint="eastAsia"/>
+          <w:sz w:val="24"/>
+          <w:szCs w:val="24"/>
+          <w:lang w:eastAsia="zh-CN"/>
+        </w:rPr>
+        <w:t>学，居住三星乡。韦康兴死后葬于大园子无碑。</w:t>
+      </w:r>
+    </w:p>
+    <w:p>
+      <w:pPr>
+        <w:rPr>
+          <w:rFonts w:ascii="Microsoft YaHei" w:eastAsia="Microsoft YaHei" w:hAnsi="Microsoft YaHei" w:cs="Microsoft YaHei"/>
+          <w:sz w:val="24"/>
+          <w:szCs w:val="24"/>
+          <w:lang w:eastAsia="zh-CN"/>
+        </w:rPr>
+      </w:pPr>
+      <w:r>
+        <w:rPr>
+          <w:rFonts w:ascii="Microsoft YaHei" w:eastAsia="Microsoft YaHei" w:hAnsi="Microsoft YaHei" w:cs="Microsoft YaHei" w:hint="eastAsia"/>
+          <w:sz w:val="24"/>
+          <w:szCs w:val="24"/>
+          <w:lang w:eastAsia="zh-CN"/>
+        </w:rPr>
+        <w:t>韦龙兴，生于新屋居住，</w:t>
+      </w:r>
+      <w:proofErr w:type="gramStart"/>
+      <w:r>
+        <w:rPr>
+          <w:rFonts w:ascii="Microsoft YaHei" w:eastAsia="Microsoft YaHei" w:hAnsi="Microsoft YaHei" w:cs="Microsoft YaHei" w:hint="eastAsia"/>
+          <w:sz w:val="24"/>
+          <w:szCs w:val="24"/>
+          <w:lang w:eastAsia="zh-CN"/>
+        </w:rPr>
+        <w:t>娶妻刘</w:t>
+      </w:r>
+      <w:proofErr w:type="gramEnd"/>
+      <w:r>
+        <w:rPr>
+          <w:rFonts w:ascii="Microsoft YaHei" w:eastAsia="Microsoft YaHei" w:hAnsi="Microsoft YaHei" w:cs="Microsoft YaHei" w:hint="eastAsia"/>
+          <w:sz w:val="24"/>
+          <w:szCs w:val="24"/>
+          <w:lang w:eastAsia="zh-CN"/>
+        </w:rPr>
+        <w:t>延珍，</w:t>
+      </w:r>
+      <w:proofErr w:type="gramStart"/>
+      <w:r>
+        <w:rPr>
+          <w:rFonts w:ascii="Microsoft YaHei" w:eastAsia="Microsoft YaHei" w:hAnsi="Microsoft YaHei" w:cs="Microsoft YaHei" w:hint="eastAsia"/>
+          <w:sz w:val="24"/>
+          <w:szCs w:val="24"/>
+          <w:lang w:eastAsia="zh-CN"/>
+        </w:rPr>
+        <w:t>育三子</w:t>
+      </w:r>
+      <w:proofErr w:type="gramEnd"/>
+      <w:r>
+        <w:rPr>
+          <w:rFonts w:ascii="Microsoft YaHei" w:eastAsia="Microsoft YaHei" w:hAnsi="Microsoft YaHei" w:cs="Microsoft YaHei" w:hint="eastAsia"/>
+          <w:sz w:val="24"/>
+          <w:szCs w:val="24"/>
+          <w:lang w:eastAsia="zh-CN"/>
+        </w:rPr>
+        <w:t>：</w:t>
+      </w:r>
+      <w:proofErr w:type="gramStart"/>
+      <w:r>
+        <w:rPr>
+          <w:rFonts w:ascii="Microsoft YaHei" w:eastAsia="Microsoft YaHei" w:hAnsi="Microsoft YaHei" w:cs="Microsoft YaHei" w:hint="eastAsia"/>
+          <w:sz w:val="24"/>
+          <w:szCs w:val="24"/>
+          <w:lang w:eastAsia="zh-CN"/>
+        </w:rPr>
+        <w:t>韦</w:t>
+      </w:r>
+      <w:proofErr w:type="gramEnd"/>
+      <w:r>
+        <w:rPr>
+          <w:rFonts w:ascii="Microsoft YaHei" w:eastAsia="Microsoft YaHei" w:hAnsi="Microsoft YaHei" w:cs="Microsoft YaHei" w:hint="eastAsia"/>
+          <w:sz w:val="24"/>
+          <w:szCs w:val="24"/>
+          <w:lang w:eastAsia="zh-CN"/>
+        </w:rPr>
+        <w:t>荣升，韦荣万，韦荣</w:t>
+      </w:r>
+      <w:proofErr w:type="gramStart"/>
+      <w:r>
+        <w:rPr>
+          <w:rFonts w:ascii="Microsoft YaHei" w:eastAsia="Microsoft YaHei" w:hAnsi="Microsoft YaHei" w:cs="Microsoft YaHei" w:hint="eastAsia"/>
+          <w:sz w:val="24"/>
+          <w:szCs w:val="24"/>
+          <w:lang w:eastAsia="zh-CN"/>
+        </w:rPr>
+        <w:t>彪</w:t>
+      </w:r>
+      <w:proofErr w:type="gramEnd"/>
+      <w:r>
+        <w:rPr>
+          <w:rFonts w:ascii="Microsoft YaHei" w:eastAsia="Microsoft YaHei" w:hAnsi="Microsoft YaHei" w:cs="Microsoft YaHei" w:hint="eastAsia"/>
+          <w:sz w:val="24"/>
+          <w:szCs w:val="24"/>
+          <w:lang w:eastAsia="zh-CN"/>
+        </w:rPr>
+        <w:t>。育</w:t>
+      </w:r>
+      <w:proofErr w:type="gramStart"/>
+      <w:r>
+        <w:rPr>
+          <w:rFonts w:ascii="Microsoft YaHei" w:eastAsia="Microsoft YaHei" w:hAnsi="Microsoft YaHei" w:cs="Microsoft YaHei" w:hint="eastAsia"/>
+          <w:sz w:val="24"/>
+          <w:szCs w:val="24"/>
+          <w:lang w:eastAsia="zh-CN"/>
+        </w:rPr>
+        <w:t>一</w:t>
+      </w:r>
+      <w:proofErr w:type="gramEnd"/>
+      <w:r>
+        <w:rPr>
+          <w:rFonts w:ascii="Microsoft YaHei" w:eastAsia="Microsoft YaHei" w:hAnsi="Microsoft YaHei" w:cs="Microsoft YaHei" w:hint="eastAsia"/>
+          <w:sz w:val="24"/>
+          <w:szCs w:val="24"/>
+          <w:lang w:eastAsia="zh-CN"/>
+        </w:rPr>
+        <w:t>女：</w:t>
+      </w:r>
+      <w:proofErr w:type="gramStart"/>
+      <w:r>
+        <w:rPr>
+          <w:rFonts w:ascii="Microsoft YaHei" w:eastAsia="Microsoft YaHei" w:hAnsi="Microsoft YaHei" w:cs="Microsoft YaHei" w:hint="eastAsia"/>
+          <w:sz w:val="24"/>
+          <w:szCs w:val="24"/>
+          <w:lang w:eastAsia="zh-CN"/>
+        </w:rPr>
+        <w:t>韦荣菊交代马府德枢</w:t>
+      </w:r>
+      <w:proofErr w:type="gramEnd"/>
+      <w:r>
+        <w:rPr>
+          <w:rFonts w:ascii="Microsoft YaHei" w:eastAsia="Microsoft YaHei" w:hAnsi="Microsoft YaHei" w:cs="Microsoft YaHei" w:hint="eastAsia"/>
+          <w:sz w:val="24"/>
+          <w:szCs w:val="24"/>
+          <w:lang w:eastAsia="zh-CN"/>
+        </w:rPr>
+        <w:t>，居住青树子，</w:t>
+      </w:r>
+      <w:proofErr w:type="gramStart"/>
+      <w:r>
+        <w:rPr>
+          <w:rFonts w:ascii="Microsoft YaHei" w:eastAsia="Microsoft YaHei" w:hAnsi="Microsoft YaHei" w:cs="Microsoft YaHei" w:hint="eastAsia"/>
+          <w:sz w:val="24"/>
+          <w:szCs w:val="24"/>
+          <w:lang w:eastAsia="zh-CN"/>
+        </w:rPr>
+        <w:t>育二女</w:t>
+      </w:r>
+      <w:proofErr w:type="gramEnd"/>
+      <w:r>
+        <w:rPr>
+          <w:rFonts w:ascii="Microsoft YaHei" w:eastAsia="Microsoft YaHei" w:hAnsi="Microsoft YaHei" w:cs="Microsoft YaHei" w:hint="eastAsia"/>
+          <w:sz w:val="24"/>
+          <w:szCs w:val="24"/>
+          <w:lang w:eastAsia="zh-CN"/>
+        </w:rPr>
+        <w:t>：马青丽，马晓玲。</w:t>
+      </w:r>
+    </w:p>
+    <w:p>
+      <w:pPr>
+        <w:rPr>
+          <w:rFonts w:ascii="Microsoft YaHei" w:eastAsia="Microsoft YaHei" w:hAnsi="Microsoft YaHei" w:cs="Microsoft YaHei"/>
+          <w:sz w:val="24"/>
+          <w:szCs w:val="24"/>
+          <w:lang w:eastAsia="zh-CN"/>
+        </w:rPr>
+      </w:pPr>
+      <w:r>
+        <w:rPr>
+          <w:rFonts w:ascii="Microsoft YaHei" w:eastAsia="Microsoft YaHei" w:hAnsi="Microsoft YaHei" w:cs="Microsoft YaHei" w:hint="eastAsia"/>
+          <w:sz w:val="24"/>
+          <w:szCs w:val="24"/>
+          <w:lang w:eastAsia="zh-CN"/>
+        </w:rPr>
+        <w:t>韦龙兴死后葬于大</w:t>
+      </w:r>
+      <w:proofErr w:type="gramStart"/>
+      <w:r>
+        <w:rPr>
+          <w:rFonts w:ascii="Microsoft YaHei" w:eastAsia="Microsoft YaHei" w:hAnsi="Microsoft YaHei" w:cs="Microsoft YaHei" w:hint="eastAsia"/>
+          <w:sz w:val="24"/>
+          <w:szCs w:val="24"/>
+          <w:lang w:eastAsia="zh-CN"/>
+        </w:rPr>
+        <w:t>东堡丫口土地旁，单坟</w:t>
+      </w:r>
+      <w:proofErr w:type="gramEnd"/>
+      <w:r>
+        <w:rPr>
+          <w:rFonts w:ascii="Microsoft YaHei" w:eastAsia="Microsoft YaHei" w:hAnsi="Microsoft YaHei" w:cs="Microsoft YaHei" w:hint="eastAsia"/>
+          <w:sz w:val="24"/>
+          <w:szCs w:val="24"/>
+          <w:lang w:eastAsia="zh-CN"/>
+        </w:rPr>
+        <w:t>有碑可查。</w:t>
+      </w:r>
+    </w:p>
+    <w:p>
+      <w:pPr>
+        <w:rPr>
+          <w:rFonts w:ascii="Microsoft YaHei" w:eastAsia="Microsoft YaHei" w:hAnsi="Microsoft YaHei" w:cs="Microsoft YaHei"/>
+          <w:sz w:val="24"/>
+          <w:szCs w:val="24"/>
+          <w:lang w:eastAsia="zh-CN"/>
+        </w:rPr>
+      </w:pPr>
+      <w:proofErr w:type="gramStart"/>
+      <w:r>
+        <w:rPr>
+          <w:rFonts w:ascii="Microsoft YaHei" w:eastAsia="Microsoft YaHei" w:hAnsi="Microsoft YaHei" w:cs="Microsoft YaHei" w:hint="eastAsia"/>
+          <w:sz w:val="24"/>
+          <w:szCs w:val="24"/>
+          <w:lang w:eastAsia="zh-CN"/>
+        </w:rPr>
+        <w:t>韦</w:t>
+      </w:r>
+      <w:proofErr w:type="gramEnd"/>
+      <w:r>
+        <w:rPr>
+          <w:rFonts w:ascii="Microsoft YaHei" w:eastAsia="Microsoft YaHei" w:hAnsi="Microsoft YaHei" w:cs="Microsoft YaHei" w:hint="eastAsia"/>
+          <w:sz w:val="24"/>
+          <w:szCs w:val="24"/>
+          <w:lang w:eastAsia="zh-CN"/>
+        </w:rPr>
+        <w:t>荣升，生于新屋，居住新屋，磷化厂，</w:t>
+      </w:r>
+      <w:proofErr w:type="gramStart"/>
+      <w:r>
+        <w:rPr>
+          <w:rFonts w:ascii="Microsoft YaHei" w:eastAsia="Microsoft YaHei" w:hAnsi="Microsoft YaHei" w:cs="Microsoft YaHei" w:hint="eastAsia"/>
+          <w:sz w:val="24"/>
+          <w:szCs w:val="24"/>
+          <w:lang w:eastAsia="zh-CN"/>
+        </w:rPr>
+        <w:t>娶妻马勤淑</w:t>
+      </w:r>
+      <w:proofErr w:type="gramEnd"/>
+      <w:r>
+        <w:rPr>
+          <w:rFonts w:ascii="Microsoft YaHei" w:eastAsia="Microsoft YaHei" w:hAnsi="Microsoft YaHei" w:cs="Microsoft YaHei" w:hint="eastAsia"/>
+          <w:sz w:val="24"/>
+          <w:szCs w:val="24"/>
+          <w:lang w:eastAsia="zh-CN"/>
+        </w:rPr>
+        <w:t>，育一子：韦林作；</w:t>
+      </w:r>
+      <w:proofErr w:type="gramStart"/>
+      <w:r>
+        <w:rPr>
+          <w:rFonts w:ascii="Microsoft YaHei" w:eastAsia="Microsoft YaHei" w:hAnsi="Microsoft YaHei" w:cs="Microsoft YaHei" w:hint="eastAsia"/>
+          <w:sz w:val="24"/>
+          <w:szCs w:val="24"/>
+          <w:lang w:eastAsia="zh-CN"/>
+        </w:rPr>
+        <w:t>育二女</w:t>
+      </w:r>
+      <w:proofErr w:type="gramEnd"/>
+      <w:r>
+        <w:rPr>
+          <w:rFonts w:ascii="Microsoft YaHei" w:eastAsia="Microsoft YaHei" w:hAnsi="Microsoft YaHei" w:cs="Microsoft YaHei" w:hint="eastAsia"/>
+          <w:sz w:val="24"/>
+          <w:szCs w:val="24"/>
+          <w:lang w:eastAsia="zh-CN"/>
+        </w:rPr>
+        <w:t>：韦晓燕，韦林宏。韦晓燕交代</w:t>
+      </w:r>
+      <w:proofErr w:type="gramStart"/>
+      <w:r>
+        <w:rPr>
+          <w:rFonts w:ascii="Microsoft YaHei" w:eastAsia="Microsoft YaHei" w:hAnsi="Microsoft YaHei" w:cs="Microsoft YaHei" w:hint="eastAsia"/>
+          <w:sz w:val="24"/>
+          <w:szCs w:val="24"/>
+          <w:lang w:eastAsia="zh-CN"/>
+        </w:rPr>
+        <w:t>周府海鹏</w:t>
+      </w:r>
+      <w:proofErr w:type="gramEnd"/>
+      <w:r>
+        <w:rPr>
+          <w:rFonts w:ascii="Microsoft YaHei" w:eastAsia="Microsoft YaHei" w:hAnsi="Microsoft YaHei" w:cs="Microsoft YaHei" w:hint="eastAsia"/>
+          <w:sz w:val="24"/>
+          <w:szCs w:val="24"/>
+          <w:lang w:eastAsia="zh-CN"/>
+        </w:rPr>
+        <w:t>，居住铜梁，</w:t>
+      </w:r>
+      <w:proofErr w:type="gramStart"/>
+      <w:r>
+        <w:rPr>
+          <w:rFonts w:ascii="Microsoft YaHei" w:eastAsia="Microsoft YaHei" w:hAnsi="Microsoft YaHei" w:cs="Microsoft YaHei" w:hint="eastAsia"/>
+          <w:sz w:val="24"/>
+          <w:szCs w:val="24"/>
+          <w:lang w:eastAsia="zh-CN"/>
+        </w:rPr>
+        <w:t>育二女</w:t>
+      </w:r>
+      <w:proofErr w:type="gramEnd"/>
+      <w:r>
+        <w:rPr>
+          <w:rFonts w:ascii="Microsoft YaHei" w:eastAsia="Microsoft YaHei" w:hAnsi="Microsoft YaHei" w:cs="Microsoft YaHei" w:hint="eastAsia"/>
+          <w:sz w:val="24"/>
+          <w:szCs w:val="24"/>
+          <w:lang w:eastAsia="zh-CN"/>
+        </w:rPr>
+        <w:t>：周思涵，周思怡。韦林宏交代</w:t>
+      </w:r>
+      <w:proofErr w:type="gramStart"/>
+      <w:r>
+        <w:rPr>
+          <w:rFonts w:ascii="Microsoft YaHei" w:eastAsia="Microsoft YaHei" w:hAnsi="Microsoft YaHei" w:cs="Microsoft YaHei" w:hint="eastAsia"/>
+          <w:sz w:val="24"/>
+          <w:szCs w:val="24"/>
+          <w:lang w:eastAsia="zh-CN"/>
+        </w:rPr>
+        <w:t>许府瑞</w:t>
+      </w:r>
+      <w:proofErr w:type="gramEnd"/>
+      <w:r>
+        <w:rPr>
+          <w:rFonts w:ascii="Microsoft YaHei" w:eastAsia="Microsoft YaHei" w:hAnsi="Microsoft YaHei" w:cs="Microsoft YaHei" w:hint="eastAsia"/>
+          <w:sz w:val="24"/>
+          <w:szCs w:val="24"/>
+          <w:lang w:eastAsia="zh-CN"/>
+        </w:rPr>
+        <w:t>华，居住湖北金门，育一子：</w:t>
+      </w:r>
+      <w:proofErr w:type="gramStart"/>
+      <w:r>
+        <w:rPr>
+          <w:rFonts w:ascii="Microsoft YaHei" w:eastAsia="Microsoft YaHei" w:hAnsi="Microsoft YaHei" w:cs="Microsoft YaHei" w:hint="eastAsia"/>
+          <w:sz w:val="24"/>
+          <w:szCs w:val="24"/>
+          <w:lang w:eastAsia="zh-CN"/>
+        </w:rPr>
+        <w:t>许诗月</w:t>
+      </w:r>
+      <w:proofErr w:type="gramEnd"/>
+      <w:r>
+        <w:rPr>
+          <w:rFonts w:ascii="Microsoft YaHei" w:eastAsia="Microsoft YaHei" w:hAnsi="Microsoft YaHei" w:cs="Microsoft YaHei" w:hint="eastAsia"/>
+          <w:sz w:val="24"/>
+          <w:szCs w:val="24"/>
+          <w:lang w:eastAsia="zh-CN"/>
+        </w:rPr>
+        <w:t>。</w:t>
+      </w:r>
+    </w:p>
+    <w:p>
+      <w:pPr>
+        <w:rPr>
+          <w:rFonts w:ascii="Microsoft YaHei" w:eastAsia="Microsoft YaHei" w:hAnsi="Microsoft YaHei" w:cs="Microsoft YaHei"/>
+          <w:sz w:val="24"/>
+          <w:szCs w:val="24"/>
+          <w:lang w:eastAsia="zh-CN"/>
+        </w:rPr>
+      </w:pPr>
+      <w:r>
+        <w:rPr>
+          <w:rFonts w:ascii="Microsoft YaHei" w:eastAsia="Microsoft YaHei" w:hAnsi="Microsoft YaHei" w:cs="Microsoft YaHei" w:hint="eastAsia"/>
+          <w:sz w:val="24"/>
+          <w:szCs w:val="24"/>
+          <w:lang w:eastAsia="zh-CN"/>
+        </w:rPr>
+        <w:t>韦林作，生于新屋，居住新屋，磷化厂，永川大学三年级学生。</w:t>
+      </w:r>
+    </w:p>
+    <w:p>
+      <w:pPr>
+        <w:rPr>
+          <w:rFonts w:ascii="Microsoft YaHei" w:eastAsia="Microsoft YaHei" w:hAnsi="Microsoft YaHei" w:cs="Microsoft YaHei"/>
+          <w:sz w:val="24"/>
+          <w:szCs w:val="24"/>
+          <w:lang w:eastAsia="zh-CN"/>
+        </w:rPr>
+      </w:pPr>
+      <w:r>
+        <w:rPr>
+          <w:rFonts w:ascii="Microsoft YaHei" w:eastAsia="Microsoft YaHei" w:hAnsi="Microsoft YaHei" w:cs="Microsoft YaHei" w:hint="eastAsia"/>
+          <w:sz w:val="24"/>
+          <w:szCs w:val="24"/>
+          <w:lang w:eastAsia="zh-CN"/>
+        </w:rPr>
+        <w:t>韦荣万，生于新屋居住，</w:t>
+      </w:r>
+      <w:proofErr w:type="gramStart"/>
+      <w:r>
+        <w:rPr>
+          <w:rFonts w:ascii="Microsoft YaHei" w:eastAsia="Microsoft YaHei" w:hAnsi="Microsoft YaHei" w:cs="Microsoft YaHei" w:hint="eastAsia"/>
+          <w:sz w:val="24"/>
+          <w:szCs w:val="24"/>
+          <w:lang w:eastAsia="zh-CN"/>
+        </w:rPr>
+        <w:t>娶妻马</w:t>
+      </w:r>
+      <w:proofErr w:type="gramEnd"/>
+      <w:r>
+        <w:rPr>
+          <w:rFonts w:ascii="Microsoft YaHei" w:eastAsia="Microsoft YaHei" w:hAnsi="Microsoft YaHei" w:cs="Microsoft YaHei" w:hint="eastAsia"/>
+          <w:sz w:val="24"/>
+          <w:szCs w:val="24"/>
+          <w:lang w:eastAsia="zh-CN"/>
+        </w:rPr>
+        <w:t>书成，</w:t>
+      </w:r>
+      <w:proofErr w:type="gramStart"/>
+      <w:r>
+        <w:rPr>
+          <w:rFonts w:ascii="Microsoft YaHei" w:eastAsia="Microsoft YaHei" w:hAnsi="Microsoft YaHei" w:cs="Microsoft YaHei" w:hint="eastAsia"/>
+          <w:sz w:val="24"/>
+          <w:szCs w:val="24"/>
+          <w:lang w:eastAsia="zh-CN"/>
+        </w:rPr>
+        <w:t>育二女</w:t>
+      </w:r>
+      <w:proofErr w:type="gramEnd"/>
+      <w:r>
+        <w:rPr>
+          <w:rFonts w:ascii="Microsoft YaHei" w:eastAsia="Microsoft YaHei" w:hAnsi="Microsoft YaHei" w:cs="Microsoft YaHei" w:hint="eastAsia"/>
+          <w:sz w:val="24"/>
+          <w:szCs w:val="24"/>
+          <w:lang w:eastAsia="zh-CN"/>
+        </w:rPr>
+        <w:t>：韦林婷，韦林枫。韦林婷</w:t>
+      </w:r>
+      <w:proofErr w:type="gramStart"/>
+      <w:r>
+        <w:rPr>
+          <w:rFonts w:ascii="Microsoft YaHei" w:eastAsia="Microsoft YaHei" w:hAnsi="Microsoft YaHei" w:cs="Microsoft YaHei" w:hint="eastAsia"/>
+          <w:sz w:val="24"/>
+          <w:szCs w:val="24"/>
+          <w:lang w:eastAsia="zh-CN"/>
+        </w:rPr>
+        <w:t>交代田府应</w:t>
+      </w:r>
+      <w:proofErr w:type="gramEnd"/>
+      <w:r>
+        <w:rPr>
+          <w:rFonts w:ascii="Microsoft YaHei" w:eastAsia="Microsoft YaHei" w:hAnsi="Microsoft YaHei" w:cs="Microsoft YaHei" w:hint="eastAsia"/>
+          <w:sz w:val="24"/>
+          <w:szCs w:val="24"/>
+          <w:lang w:eastAsia="zh-CN"/>
+        </w:rPr>
+        <w:t>平，居住凉风坝，育</w:t>
+      </w:r>
+      <w:proofErr w:type="gramStart"/>
+      <w:r>
+        <w:rPr>
+          <w:rFonts w:ascii="Microsoft YaHei" w:eastAsia="Microsoft YaHei" w:hAnsi="Microsoft YaHei" w:cs="Microsoft YaHei" w:hint="eastAsia"/>
+          <w:sz w:val="24"/>
+          <w:szCs w:val="24"/>
+          <w:lang w:eastAsia="zh-CN"/>
+        </w:rPr>
+        <w:t>一</w:t>
+      </w:r>
+      <w:proofErr w:type="gramEnd"/>
+      <w:r>
+        <w:rPr>
+          <w:rFonts w:ascii="Microsoft YaHei" w:eastAsia="Microsoft YaHei" w:hAnsi="Microsoft YaHei" w:cs="Microsoft YaHei" w:hint="eastAsia"/>
+          <w:sz w:val="24"/>
+          <w:szCs w:val="24"/>
+          <w:lang w:eastAsia="zh-CN"/>
+        </w:rPr>
+        <w:t>女：田千艺。</w:t>
+      </w:r>
+    </w:p>
+    <w:p>
+      <w:pPr>
+        <w:rPr>
+          <w:rFonts w:ascii="Microsoft YaHei" w:eastAsia="Microsoft YaHei" w:hAnsi="Microsoft YaHei" w:cs="Microsoft YaHei"/>
+          <w:sz w:val="24"/>
+          <w:szCs w:val="24"/>
+          <w:lang w:eastAsia="zh-CN"/>
+        </w:rPr>
+      </w:pPr>
+      <w:proofErr w:type="gramStart"/>
+      <w:r>
+        <w:rPr>
+          <w:rFonts w:ascii="Microsoft YaHei" w:eastAsia="Microsoft YaHei" w:hAnsi="Microsoft YaHei" w:cs="Microsoft YaHei" w:hint="eastAsia"/>
+          <w:sz w:val="24"/>
+          <w:szCs w:val="24"/>
+          <w:lang w:eastAsia="zh-CN"/>
+        </w:rPr>
+        <w:t>韦荣彪</w:t>
+      </w:r>
+      <w:proofErr w:type="gramEnd"/>
+      <w:r>
+        <w:rPr>
+          <w:rFonts w:ascii="Microsoft YaHei" w:eastAsia="Microsoft YaHei" w:hAnsi="Microsoft YaHei" w:cs="Microsoft YaHei" w:hint="eastAsia"/>
+          <w:sz w:val="24"/>
+          <w:szCs w:val="24"/>
+          <w:lang w:eastAsia="zh-CN"/>
+        </w:rPr>
+        <w:t>，生于新屋，居住</w:t>
+      </w:r>
+      <w:proofErr w:type="gramStart"/>
+      <w:r>
+        <w:rPr>
+          <w:rFonts w:ascii="Microsoft YaHei" w:eastAsia="Microsoft YaHei" w:hAnsi="Microsoft YaHei" w:cs="Microsoft YaHei" w:hint="eastAsia"/>
+          <w:sz w:val="24"/>
+          <w:szCs w:val="24"/>
+          <w:lang w:eastAsia="zh-CN"/>
+        </w:rPr>
+        <w:t>勇飞村</w:t>
+      </w:r>
+      <w:proofErr w:type="gramEnd"/>
+      <w:r>
+        <w:rPr>
+          <w:rFonts w:ascii="Microsoft YaHei" w:eastAsia="Microsoft YaHei" w:hAnsi="Microsoft YaHei" w:cs="Microsoft YaHei" w:hint="eastAsia"/>
+          <w:sz w:val="24"/>
+          <w:szCs w:val="24"/>
+          <w:lang w:eastAsia="zh-CN"/>
+        </w:rPr>
+        <w:t>勇敢组俱乐部，</w:t>
+      </w:r>
+      <w:proofErr w:type="gramStart"/>
+      <w:r>
+        <w:rPr>
+          <w:rFonts w:ascii="Microsoft YaHei" w:eastAsia="Microsoft YaHei" w:hAnsi="Microsoft YaHei" w:cs="Microsoft YaHei" w:hint="eastAsia"/>
+          <w:sz w:val="24"/>
+          <w:szCs w:val="24"/>
+          <w:lang w:eastAsia="zh-CN"/>
+        </w:rPr>
+        <w:t>娶妻陈</w:t>
+      </w:r>
+      <w:proofErr w:type="gramEnd"/>
+      <w:r>
+        <w:rPr>
+          <w:rFonts w:ascii="Microsoft YaHei" w:eastAsia="Microsoft YaHei" w:hAnsi="Microsoft YaHei" w:cs="Microsoft YaHei" w:hint="eastAsia"/>
+          <w:sz w:val="24"/>
+          <w:szCs w:val="24"/>
+          <w:lang w:eastAsia="zh-CN"/>
+        </w:rPr>
+        <w:t>以菊，</w:t>
+      </w:r>
+      <w:proofErr w:type="gramStart"/>
+      <w:r>
+        <w:rPr>
+          <w:rFonts w:ascii="Microsoft YaHei" w:eastAsia="Microsoft YaHei" w:hAnsi="Microsoft YaHei" w:cs="Microsoft YaHei" w:hint="eastAsia"/>
+          <w:sz w:val="24"/>
+          <w:szCs w:val="24"/>
+          <w:lang w:eastAsia="zh-CN"/>
+        </w:rPr>
+        <w:t>育二子</w:t>
+      </w:r>
+      <w:proofErr w:type="gramEnd"/>
+      <w:r>
+        <w:rPr>
+          <w:rFonts w:ascii="Microsoft YaHei" w:eastAsia="Microsoft YaHei" w:hAnsi="Microsoft YaHei" w:cs="Microsoft YaHei" w:hint="eastAsia"/>
+          <w:sz w:val="24"/>
+          <w:szCs w:val="24"/>
+          <w:lang w:eastAsia="zh-CN"/>
+        </w:rPr>
+        <w:t>：韦林志，韦思泽。</w:t>
+      </w:r>
+    </w:p>
+    <w:p>
+      <w:pPr>
+        <w:rPr>
+          <w:rFonts w:ascii="Microsoft YaHei" w:eastAsia="Microsoft YaHei" w:hAnsi="Microsoft YaHei" w:cs="Microsoft YaHei"/>
+          <w:sz w:val="24"/>
+          <w:szCs w:val="24"/>
+          <w:lang w:eastAsia="zh-CN"/>
+        </w:rPr>
+      </w:pPr>
+      <w:r>
+        <w:rPr>
+          <w:rFonts w:ascii="Microsoft YaHei" w:eastAsia="Microsoft YaHei" w:hAnsi="Microsoft YaHei" w:cs="Microsoft YaHei" w:hint="eastAsia"/>
+          <w:sz w:val="24"/>
+          <w:szCs w:val="24"/>
+          <w:lang w:eastAsia="zh-CN"/>
+        </w:rPr>
+        <w:lastRenderedPageBreak/>
+        <w:t>韦林志，生于</w:t>
+      </w:r>
+      <w:proofErr w:type="gramStart"/>
+      <w:r>
+        <w:rPr>
+          <w:rFonts w:ascii="Microsoft YaHei" w:eastAsia="Microsoft YaHei" w:hAnsi="Microsoft YaHei" w:cs="Microsoft YaHei" w:hint="eastAsia"/>
+          <w:sz w:val="24"/>
+          <w:szCs w:val="24"/>
+          <w:lang w:eastAsia="zh-CN"/>
+        </w:rPr>
+        <w:t>勇飞村</w:t>
+      </w:r>
+      <w:proofErr w:type="gramEnd"/>
+      <w:r>
+        <w:rPr>
+          <w:rFonts w:ascii="Microsoft YaHei" w:eastAsia="Microsoft YaHei" w:hAnsi="Microsoft YaHei" w:cs="Microsoft YaHei" w:hint="eastAsia"/>
+          <w:sz w:val="24"/>
+          <w:szCs w:val="24"/>
+          <w:lang w:eastAsia="zh-CN"/>
+        </w:rPr>
+        <w:t>勇敢组，居住俱乐部，中共党员，大学本科学历，涪陵中学教书。</w:t>
+      </w:r>
+    </w:p>
+    <w:p>
+      <w:pPr>
+        <w:rPr>
+          <w:rFonts w:ascii="Microsoft YaHei" w:eastAsia="Microsoft YaHei" w:hAnsi="Microsoft YaHei" w:cs="Microsoft YaHei"/>
+          <w:sz w:val="24"/>
+          <w:szCs w:val="24"/>
+          <w:lang w:eastAsia="zh-CN"/>
+        </w:rPr>
+      </w:pPr>
+      <w:r>
+        <w:rPr>
+          <w:rFonts w:ascii="Microsoft YaHei" w:eastAsia="Microsoft YaHei" w:hAnsi="Microsoft YaHei" w:cs="Microsoft YaHei" w:hint="eastAsia"/>
+          <w:sz w:val="24"/>
+          <w:szCs w:val="24"/>
+          <w:lang w:eastAsia="zh-CN"/>
+        </w:rPr>
+        <w:t>韦思泽，生于</w:t>
+      </w:r>
+      <w:proofErr w:type="gramStart"/>
+      <w:r>
+        <w:rPr>
+          <w:rFonts w:ascii="Microsoft YaHei" w:eastAsia="Microsoft YaHei" w:hAnsi="Microsoft YaHei" w:cs="Microsoft YaHei" w:hint="eastAsia"/>
+          <w:sz w:val="24"/>
+          <w:szCs w:val="24"/>
+          <w:lang w:eastAsia="zh-CN"/>
+        </w:rPr>
+        <w:t>勇飞村</w:t>
+      </w:r>
+      <w:proofErr w:type="gramEnd"/>
+      <w:r>
+        <w:rPr>
+          <w:rFonts w:ascii="Microsoft YaHei" w:eastAsia="Microsoft YaHei" w:hAnsi="Microsoft YaHei" w:cs="Microsoft YaHei" w:hint="eastAsia"/>
+          <w:sz w:val="24"/>
+          <w:szCs w:val="24"/>
+          <w:lang w:eastAsia="zh-CN"/>
+        </w:rPr>
+        <w:t>勇敢组，居住俱乐部，高中城高三年级学生。</w:t>
+      </w:r>
+    </w:p>
+    <w:p>
+      <w:pPr>
+        <w:rPr>
+          <w:rFonts w:ascii="Microsoft YaHei" w:eastAsia="Microsoft YaHei" w:hAnsi="Microsoft YaHei" w:cs="Microsoft YaHei"/>
+          <w:sz w:val="24"/>
+          <w:szCs w:val="24"/>
+          <w:lang w:eastAsia="zh-CN"/>
+        </w:rPr>
+      </w:pPr>
+      <w:proofErr w:type="gramStart"/>
+      <w:r>
+        <w:rPr>
+          <w:rFonts w:ascii="Microsoft YaHei" w:eastAsia="Microsoft YaHei" w:hAnsi="Microsoft YaHei" w:cs="Microsoft YaHei" w:hint="eastAsia"/>
+          <w:sz w:val="24"/>
+          <w:szCs w:val="24"/>
+          <w:lang w:eastAsia="zh-CN"/>
+        </w:rPr>
+        <w:t>韦奉兴</w:t>
+      </w:r>
+      <w:proofErr w:type="gramEnd"/>
+      <w:r>
+        <w:rPr>
+          <w:rFonts w:ascii="Microsoft YaHei" w:eastAsia="Microsoft YaHei" w:hAnsi="Microsoft YaHei" w:cs="Microsoft YaHei" w:hint="eastAsia"/>
+          <w:sz w:val="24"/>
+          <w:szCs w:val="24"/>
+          <w:lang w:eastAsia="zh-CN"/>
+        </w:rPr>
+        <w:t>，生于新屋居住，娶妻谭奇兰，</w:t>
+      </w:r>
+      <w:proofErr w:type="gramStart"/>
+      <w:r>
+        <w:rPr>
+          <w:rFonts w:ascii="Microsoft YaHei" w:eastAsia="Microsoft YaHei" w:hAnsi="Microsoft YaHei" w:cs="Microsoft YaHei" w:hint="eastAsia"/>
+          <w:sz w:val="24"/>
+          <w:szCs w:val="24"/>
+          <w:lang w:eastAsia="zh-CN"/>
+        </w:rPr>
+        <w:t>育三子</w:t>
+      </w:r>
+      <w:proofErr w:type="gramEnd"/>
+      <w:r>
+        <w:rPr>
+          <w:rFonts w:ascii="Microsoft YaHei" w:eastAsia="Microsoft YaHei" w:hAnsi="Microsoft YaHei" w:cs="Microsoft YaHei" w:hint="eastAsia"/>
+          <w:sz w:val="24"/>
+          <w:szCs w:val="24"/>
+          <w:lang w:eastAsia="zh-CN"/>
+        </w:rPr>
+        <w:t>：</w:t>
+      </w:r>
+      <w:proofErr w:type="gramStart"/>
+      <w:r>
+        <w:rPr>
+          <w:rFonts w:ascii="Microsoft YaHei" w:eastAsia="Microsoft YaHei" w:hAnsi="Microsoft YaHei" w:cs="Microsoft YaHei" w:hint="eastAsia"/>
+          <w:sz w:val="24"/>
+          <w:szCs w:val="24"/>
+          <w:lang w:eastAsia="zh-CN"/>
+        </w:rPr>
+        <w:t>韦荣海</w:t>
+      </w:r>
+      <w:proofErr w:type="gramEnd"/>
+      <w:r>
+        <w:rPr>
+          <w:rFonts w:ascii="Microsoft YaHei" w:eastAsia="Microsoft YaHei" w:hAnsi="Microsoft YaHei" w:cs="Microsoft YaHei" w:hint="eastAsia"/>
+          <w:sz w:val="24"/>
+          <w:szCs w:val="24"/>
+          <w:lang w:eastAsia="zh-CN"/>
+        </w:rPr>
+        <w:t>，韦晶碧，韦碧清。</w:t>
+      </w:r>
+    </w:p>
+    <w:p>
+      <w:pPr>
+        <w:rPr>
+          <w:rFonts w:ascii="Microsoft YaHei" w:eastAsia="Microsoft YaHei" w:hAnsi="Microsoft YaHei" w:cs="Microsoft YaHei"/>
+          <w:sz w:val="24"/>
+          <w:szCs w:val="24"/>
+          <w:lang w:eastAsia="zh-CN"/>
+        </w:rPr>
+      </w:pPr>
+      <w:proofErr w:type="gramStart"/>
+      <w:r>
+        <w:rPr>
+          <w:rFonts w:ascii="Microsoft YaHei" w:eastAsia="Microsoft YaHei" w:hAnsi="Microsoft YaHei" w:cs="Microsoft YaHei" w:hint="eastAsia"/>
+          <w:sz w:val="24"/>
+          <w:szCs w:val="24"/>
+          <w:lang w:eastAsia="zh-CN"/>
+        </w:rPr>
+        <w:t>韦荣海</w:t>
+      </w:r>
+      <w:proofErr w:type="gramEnd"/>
+      <w:r>
+        <w:rPr>
+          <w:rFonts w:ascii="Microsoft YaHei" w:eastAsia="Microsoft YaHei" w:hAnsi="Microsoft YaHei" w:cs="Microsoft YaHei" w:hint="eastAsia"/>
+          <w:sz w:val="24"/>
+          <w:szCs w:val="24"/>
+          <w:lang w:eastAsia="zh-CN"/>
+        </w:rPr>
+        <w:t>，生于新屋，居住北京，万安街道玉龙巷，</w:t>
+      </w:r>
+      <w:proofErr w:type="gramStart"/>
+      <w:r>
+        <w:rPr>
+          <w:rFonts w:ascii="Microsoft YaHei" w:eastAsia="Microsoft YaHei" w:hAnsi="Microsoft YaHei" w:cs="Microsoft YaHei" w:hint="eastAsia"/>
+          <w:sz w:val="24"/>
+          <w:szCs w:val="24"/>
+          <w:lang w:eastAsia="zh-CN"/>
+        </w:rPr>
+        <w:t>娶妻马</w:t>
+      </w:r>
+      <w:proofErr w:type="gramEnd"/>
+      <w:r>
+        <w:rPr>
+          <w:rFonts w:ascii="Microsoft YaHei" w:eastAsia="Microsoft YaHei" w:hAnsi="Microsoft YaHei" w:cs="Microsoft YaHei" w:hint="eastAsia"/>
+          <w:sz w:val="24"/>
+          <w:szCs w:val="24"/>
+          <w:lang w:eastAsia="zh-CN"/>
+        </w:rPr>
+        <w:t>培莲，</w:t>
+      </w:r>
+      <w:proofErr w:type="gramStart"/>
+      <w:r>
+        <w:rPr>
+          <w:rFonts w:ascii="Microsoft YaHei" w:eastAsia="Microsoft YaHei" w:hAnsi="Microsoft YaHei" w:cs="Microsoft YaHei" w:hint="eastAsia"/>
+          <w:sz w:val="24"/>
+          <w:szCs w:val="24"/>
+          <w:lang w:eastAsia="zh-CN"/>
+        </w:rPr>
+        <w:t>育二子</w:t>
+      </w:r>
+      <w:proofErr w:type="gramEnd"/>
+      <w:r>
+        <w:rPr>
+          <w:rFonts w:ascii="Microsoft YaHei" w:eastAsia="Microsoft YaHei" w:hAnsi="Microsoft YaHei" w:cs="Microsoft YaHei" w:hint="eastAsia"/>
+          <w:sz w:val="24"/>
+          <w:szCs w:val="24"/>
+          <w:lang w:eastAsia="zh-CN"/>
+        </w:rPr>
+        <w:t>：韦富阳，韦莱。</w:t>
+      </w:r>
+      <w:proofErr w:type="gramStart"/>
+      <w:r>
+        <w:rPr>
+          <w:rFonts w:ascii="Microsoft YaHei" w:eastAsia="Microsoft YaHei" w:hAnsi="Microsoft YaHei" w:cs="Microsoft YaHei" w:hint="eastAsia"/>
+          <w:sz w:val="24"/>
+          <w:szCs w:val="24"/>
+          <w:lang w:eastAsia="zh-CN"/>
+        </w:rPr>
+        <w:t>韦荣海死后</w:t>
+      </w:r>
+      <w:proofErr w:type="gramEnd"/>
+      <w:r>
+        <w:rPr>
+          <w:rFonts w:ascii="Microsoft YaHei" w:eastAsia="Microsoft YaHei" w:hAnsi="Microsoft YaHei" w:cs="Microsoft YaHei" w:hint="eastAsia"/>
+          <w:sz w:val="24"/>
+          <w:szCs w:val="24"/>
+          <w:lang w:eastAsia="zh-CN"/>
+        </w:rPr>
+        <w:t>葬于牛头塝下段，</w:t>
+      </w:r>
+      <w:proofErr w:type="gramStart"/>
+      <w:r>
+        <w:rPr>
+          <w:rFonts w:ascii="Microsoft YaHei" w:eastAsia="Microsoft YaHei" w:hAnsi="Microsoft YaHei" w:cs="Microsoft YaHei" w:hint="eastAsia"/>
+          <w:sz w:val="24"/>
+          <w:szCs w:val="24"/>
+          <w:lang w:eastAsia="zh-CN"/>
+        </w:rPr>
+        <w:t>单坟有碑</w:t>
+      </w:r>
+      <w:proofErr w:type="gramEnd"/>
+      <w:r>
+        <w:rPr>
+          <w:rFonts w:ascii="Microsoft YaHei" w:eastAsia="Microsoft YaHei" w:hAnsi="Microsoft YaHei" w:cs="Microsoft YaHei" w:hint="eastAsia"/>
+          <w:sz w:val="24"/>
+          <w:szCs w:val="24"/>
+          <w:lang w:eastAsia="zh-CN"/>
+        </w:rPr>
+        <w:t>可查。</w:t>
+      </w:r>
+    </w:p>
+    <w:p>
+      <w:pPr>
+        <w:rPr>
+          <w:rFonts w:ascii="Microsoft YaHei" w:eastAsia="Microsoft YaHei" w:hAnsi="Microsoft YaHei" w:cs="Microsoft YaHei"/>
+          <w:sz w:val="24"/>
+          <w:szCs w:val="24"/>
+          <w:lang w:eastAsia="zh-CN"/>
+        </w:rPr>
+      </w:pPr>
+      <w:r>
+        <w:rPr>
+          <w:rFonts w:ascii="Microsoft YaHei" w:eastAsia="Microsoft YaHei" w:hAnsi="Microsoft YaHei" w:cs="Microsoft YaHei" w:hint="eastAsia"/>
+          <w:sz w:val="24"/>
+          <w:szCs w:val="24"/>
+          <w:lang w:eastAsia="zh-CN"/>
+        </w:rPr>
+        <w:t>韦富阳，生于北京居住，西安长安大学四年级学生。</w:t>
+      </w:r>
+    </w:p>
+    <w:p>
+      <w:pPr>
+        <w:rPr>
+          <w:rFonts w:ascii="Microsoft YaHei" w:eastAsia="Microsoft YaHei" w:hAnsi="Microsoft YaHei" w:cs="Microsoft YaHei"/>
+          <w:sz w:val="24"/>
+          <w:szCs w:val="24"/>
+          <w:lang w:eastAsia="zh-CN"/>
+        </w:rPr>
+      </w:pPr>
+      <w:r>
+        <w:rPr>
+          <w:rFonts w:ascii="Microsoft YaHei" w:eastAsia="Microsoft YaHei" w:hAnsi="Microsoft YaHei" w:cs="Microsoft YaHei" w:hint="eastAsia"/>
+          <w:sz w:val="24"/>
+          <w:szCs w:val="24"/>
+          <w:lang w:eastAsia="zh-CN"/>
+        </w:rPr>
+        <w:t>韦莱，生于北京，居住万安街道玉龙巷，重庆大学二年级学生。</w:t>
+      </w:r>
+    </w:p>
+    <w:p>
+      <w:pPr>
+        <w:rPr>
+          <w:rFonts w:ascii="Microsoft YaHei" w:eastAsia="Microsoft YaHei" w:hAnsi="Microsoft YaHei" w:cs="Microsoft YaHei"/>
+          <w:sz w:val="24"/>
+          <w:szCs w:val="24"/>
+          <w:lang w:eastAsia="zh-CN"/>
+        </w:rPr>
+      </w:pPr>
+      <w:r>
+        <w:rPr>
+          <w:rFonts w:ascii="Microsoft YaHei" w:eastAsia="Microsoft YaHei" w:hAnsi="Microsoft YaHei" w:cs="Microsoft YaHei" w:hint="eastAsia"/>
+          <w:sz w:val="24"/>
+          <w:szCs w:val="24"/>
+          <w:lang w:eastAsia="zh-CN"/>
+        </w:rPr>
+        <w:t>韦晶碧，生于新屋居住，</w:t>
+      </w:r>
+      <w:proofErr w:type="gramStart"/>
+      <w:r>
+        <w:rPr>
+          <w:rFonts w:ascii="Microsoft YaHei" w:eastAsia="Microsoft YaHei" w:hAnsi="Microsoft YaHei" w:cs="Microsoft YaHei" w:hint="eastAsia"/>
+          <w:sz w:val="24"/>
+          <w:szCs w:val="24"/>
+          <w:lang w:eastAsia="zh-CN"/>
+        </w:rPr>
+        <w:t>娶妻李</w:t>
+      </w:r>
+      <w:proofErr w:type="gramEnd"/>
+      <w:r>
+        <w:rPr>
+          <w:rFonts w:ascii="Microsoft YaHei" w:eastAsia="Microsoft YaHei" w:hAnsi="Microsoft YaHei" w:cs="Microsoft YaHei" w:hint="eastAsia"/>
+          <w:sz w:val="24"/>
+          <w:szCs w:val="24"/>
+          <w:lang w:eastAsia="zh-CN"/>
+        </w:rPr>
+        <w:t>晓蓉，育一子：</w:t>
+      </w:r>
+      <w:proofErr w:type="gramStart"/>
+      <w:r>
+        <w:rPr>
+          <w:rFonts w:ascii="Microsoft YaHei" w:eastAsia="Microsoft YaHei" w:hAnsi="Microsoft YaHei" w:cs="Microsoft YaHei" w:hint="eastAsia"/>
+          <w:sz w:val="24"/>
+          <w:szCs w:val="24"/>
+          <w:lang w:eastAsia="zh-CN"/>
+        </w:rPr>
+        <w:t>韦鸿杨</w:t>
+      </w:r>
+      <w:proofErr w:type="gramEnd"/>
+      <w:r>
+        <w:rPr>
+          <w:rFonts w:ascii="Microsoft YaHei" w:eastAsia="Microsoft YaHei" w:hAnsi="Microsoft YaHei" w:cs="Microsoft YaHei" w:hint="eastAsia"/>
+          <w:sz w:val="24"/>
+          <w:szCs w:val="24"/>
+          <w:lang w:eastAsia="zh-CN"/>
+        </w:rPr>
+        <w:t>，育</w:t>
+      </w:r>
+      <w:proofErr w:type="gramStart"/>
+      <w:r>
+        <w:rPr>
+          <w:rFonts w:ascii="Microsoft YaHei" w:eastAsia="Microsoft YaHei" w:hAnsi="Microsoft YaHei" w:cs="Microsoft YaHei" w:hint="eastAsia"/>
+          <w:sz w:val="24"/>
+          <w:szCs w:val="24"/>
+          <w:lang w:eastAsia="zh-CN"/>
+        </w:rPr>
+        <w:t>一</w:t>
+      </w:r>
+      <w:proofErr w:type="gramEnd"/>
+      <w:r>
+        <w:rPr>
+          <w:rFonts w:ascii="Microsoft YaHei" w:eastAsia="Microsoft YaHei" w:hAnsi="Microsoft YaHei" w:cs="Microsoft YaHei" w:hint="eastAsia"/>
+          <w:sz w:val="24"/>
+          <w:szCs w:val="24"/>
+          <w:lang w:eastAsia="zh-CN"/>
+        </w:rPr>
+        <w:t>女：韦洁，交代</w:t>
+      </w:r>
+      <w:proofErr w:type="gramStart"/>
+      <w:r>
+        <w:rPr>
+          <w:rFonts w:ascii="Microsoft YaHei" w:eastAsia="Microsoft YaHei" w:hAnsi="Microsoft YaHei" w:cs="Microsoft YaHei" w:hint="eastAsia"/>
+          <w:sz w:val="24"/>
+          <w:szCs w:val="24"/>
+          <w:lang w:eastAsia="zh-CN"/>
+        </w:rPr>
+        <w:t>汪府国</w:t>
+      </w:r>
+      <w:proofErr w:type="gramEnd"/>
+      <w:r>
+        <w:rPr>
+          <w:rFonts w:ascii="Microsoft YaHei" w:eastAsia="Microsoft YaHei" w:hAnsi="Microsoft YaHei" w:cs="Microsoft YaHei" w:hint="eastAsia"/>
+          <w:sz w:val="24"/>
+          <w:szCs w:val="24"/>
+          <w:lang w:eastAsia="zh-CN"/>
+        </w:rPr>
+        <w:t>辉，居住太白雅苑，育一子：汪焱弘。</w:t>
+      </w:r>
+    </w:p>
+    <w:p>
+      <w:pPr>
+        <w:rPr>
+          <w:rFonts w:ascii="Microsoft YaHei" w:eastAsia="Microsoft YaHei" w:hAnsi="Microsoft YaHei" w:cs="Microsoft YaHei"/>
+          <w:sz w:val="24"/>
+          <w:szCs w:val="24"/>
+          <w:lang w:eastAsia="zh-CN"/>
+        </w:rPr>
+      </w:pPr>
+      <w:r>
+        <w:rPr>
+          <w:rFonts w:ascii="Microsoft YaHei" w:eastAsia="Microsoft YaHei" w:hAnsi="Microsoft YaHei" w:cs="Microsoft YaHei"/>
+          <w:sz w:val="24"/>
+          <w:szCs w:val="24"/>
+          <w:lang w:eastAsia="zh-CN"/>
+        </w:rPr>
+        <w:t>2026</w:t>
+      </w:r>
+      <w:r>
+        <w:rPr>
+          <w:rFonts w:ascii="Microsoft YaHei" w:eastAsia="Microsoft YaHei" w:hAnsi="Microsoft YaHei" w:cs="Microsoft YaHei" w:hint="eastAsia"/>
+          <w:sz w:val="24"/>
+          <w:szCs w:val="24"/>
+          <w:lang w:eastAsia="zh-CN"/>
+        </w:rPr>
+        <w:t>年</w:t>
+      </w:r>
+      <w:r>
+        <w:rPr>
+          <w:rFonts w:ascii="Microsoft YaHei" w:eastAsia="Microsoft YaHei" w:hAnsi="Microsoft YaHei" w:cs="Microsoft YaHei"/>
+          <w:sz w:val="24"/>
+          <w:szCs w:val="24"/>
+          <w:lang w:eastAsia="zh-CN"/>
+        </w:rPr>
+        <w:t>6</w:t>
+      </w:r>
+      <w:r>
+        <w:rPr>
+          <w:rFonts w:ascii="Microsoft YaHei" w:eastAsia="Microsoft YaHei" w:hAnsi="Microsoft YaHei" w:cs="Microsoft YaHei" w:hint="eastAsia"/>
+          <w:sz w:val="24"/>
+          <w:szCs w:val="24"/>
+          <w:lang w:eastAsia="zh-CN"/>
+        </w:rPr>
+        <w:t>月</w:t>
+      </w:r>
+      <w:r>
+        <w:rPr>
+          <w:rFonts w:ascii="Microsoft YaHei" w:eastAsia="Microsoft YaHei" w:hAnsi="Microsoft YaHei" w:cs="Microsoft YaHei"/>
+          <w:sz w:val="24"/>
+          <w:szCs w:val="24"/>
+          <w:lang w:eastAsia="zh-CN"/>
+        </w:rPr>
+        <w:t>1</w:t>
+      </w:r>
+      <w:r>
+        <w:rPr>
+          <w:rFonts w:ascii="Microsoft YaHei" w:eastAsia="Microsoft YaHei" w:hAnsi="Microsoft YaHei" w:cs="Microsoft YaHei" w:hint="eastAsia"/>
+          <w:sz w:val="24"/>
+          <w:szCs w:val="24"/>
+          <w:lang w:eastAsia="zh-CN"/>
+        </w:rPr>
+        <w:t>日</w:t>
+      </w:r>
+      <w:r>
+        <w:rPr>
+          <w:rFonts w:ascii="Microsoft YaHei" w:eastAsia="Microsoft YaHei" w:hAnsi="Microsoft YaHei" w:cs="Microsoft YaHei"/>
+          <w:sz w:val="24"/>
+          <w:szCs w:val="24"/>
+          <w:lang w:eastAsia="zh-CN"/>
+        </w:rPr>
+        <w:t xml:space="preserve"> </w:t>
+      </w:r>
+      <w:r>
+        <w:rPr>
+          <w:rFonts w:ascii="Microsoft YaHei" w:eastAsia="Microsoft YaHei" w:hAnsi="Microsoft YaHei" w:cs="Microsoft YaHei" w:hint="eastAsia"/>
+          <w:sz w:val="24"/>
+          <w:szCs w:val="24"/>
+          <w:lang w:eastAsia="zh-CN"/>
+        </w:rPr>
+        <w:t>第</w:t>
+      </w:r>
+      <w:r>
+        <w:rPr>
+          <w:rFonts w:ascii="Microsoft YaHei" w:eastAsia="Microsoft YaHei" w:hAnsi="Microsoft YaHei" w:cs="Microsoft YaHei"/>
+          <w:sz w:val="24"/>
+          <w:szCs w:val="24"/>
+          <w:lang w:eastAsia="zh-CN"/>
+        </w:rPr>
+        <w:t>2</w:t>
+      </w:r>
+      <w:r>
+        <w:rPr>
+          <w:rFonts w:ascii="Microsoft YaHei" w:eastAsia="Microsoft YaHei" w:hAnsi="Microsoft YaHei" w:cs="Microsoft YaHei" w:hint="eastAsia"/>
+          <w:sz w:val="24"/>
+          <w:szCs w:val="24"/>
+          <w:lang w:eastAsia="zh-CN"/>
+        </w:rPr>
+        <w:t>页</w:t>
+      </w:r>
+    </w:p>
+    <w:p>
+      <w:pPr>
+        <w:rPr>
+          <w:rFonts w:ascii="Microsoft YaHei" w:eastAsia="Microsoft YaHei" w:hAnsi="Microsoft YaHei" w:cs="Microsoft YaHei"/>
+          <w:sz w:val="24"/>
+          <w:szCs w:val="24"/>
+          <w:lang w:eastAsia="zh-CN"/>
+        </w:rPr>
+      </w:pPr>
+    </w:p>
+    <w:p>
+      <w:pPr>
+        <w:rPr>
+          <w:rFonts w:ascii="Microsoft YaHei" w:eastAsia="Microsoft YaHei" w:hAnsi="Microsoft YaHei" w:cs="Microsoft YaHei"/>
+          <w:sz w:val="24"/>
+          <w:szCs w:val="24"/>
+          <w:lang w:eastAsia="zh-CN"/>
+        </w:rPr>
+      </w:pPr>
+    </w:p>
+    <w:p>
+      <w:pPr>
+        <w:rPr>
+          <w:rFonts w:ascii="Microsoft YaHei" w:eastAsia="Microsoft YaHei" w:hAnsi="Microsoft YaHei" w:cs="Microsoft YaHei"/>
+          <w:sz w:val="24"/>
+          <w:szCs w:val="24"/>
+          <w:lang w:eastAsia="zh-CN"/>
+        </w:rPr>
+      </w:pPr>
+      <w:proofErr w:type="gramStart"/>
+      <w:r>
+        <w:rPr>
+          <w:rFonts w:ascii="Microsoft YaHei" w:eastAsia="Microsoft YaHei" w:hAnsi="Microsoft YaHei" w:cs="Microsoft YaHei" w:hint="eastAsia"/>
+          <w:sz w:val="24"/>
+          <w:szCs w:val="24"/>
+          <w:lang w:eastAsia="zh-CN"/>
+        </w:rPr>
+        <w:t>韦鸿杨</w:t>
+      </w:r>
+      <w:proofErr w:type="gramEnd"/>
+      <w:r>
+        <w:rPr>
+          <w:rFonts w:ascii="Microsoft YaHei" w:eastAsia="Microsoft YaHei" w:hAnsi="Microsoft YaHei" w:cs="Microsoft YaHei" w:hint="eastAsia"/>
+          <w:sz w:val="24"/>
+          <w:szCs w:val="24"/>
+          <w:lang w:eastAsia="zh-CN"/>
+        </w:rPr>
+        <w:t>，生于新屋居住，重庆开放大学毕业，重庆</w:t>
+      </w:r>
+      <w:proofErr w:type="gramStart"/>
+      <w:r>
+        <w:rPr>
+          <w:rFonts w:ascii="Microsoft YaHei" w:eastAsia="Microsoft YaHei" w:hAnsi="Microsoft YaHei" w:cs="Microsoft YaHei" w:hint="eastAsia"/>
+          <w:sz w:val="24"/>
+          <w:szCs w:val="24"/>
+          <w:lang w:eastAsia="zh-CN"/>
+        </w:rPr>
+        <w:t>棠</w:t>
+      </w:r>
+      <w:proofErr w:type="gramEnd"/>
+      <w:r>
+        <w:rPr>
+          <w:rFonts w:ascii="Microsoft YaHei" w:eastAsia="Microsoft YaHei" w:hAnsi="Microsoft YaHei" w:cs="Microsoft YaHei" w:hint="eastAsia"/>
+          <w:sz w:val="24"/>
+          <w:szCs w:val="24"/>
+          <w:lang w:eastAsia="zh-CN"/>
+        </w:rPr>
+        <w:t>厦上班。</w:t>
+      </w:r>
+    </w:p>
+    <w:p>
+      <w:pPr>
+        <w:rPr>
+          <w:rFonts w:ascii="Microsoft YaHei" w:eastAsia="Microsoft YaHei" w:hAnsi="Microsoft YaHei" w:cs="Microsoft YaHei"/>
+          <w:sz w:val="24"/>
+          <w:szCs w:val="24"/>
+          <w:lang w:eastAsia="zh-CN"/>
+        </w:rPr>
+      </w:pPr>
+      <w:proofErr w:type="gramStart"/>
+      <w:r>
+        <w:rPr>
+          <w:rFonts w:ascii="Microsoft YaHei" w:eastAsia="Microsoft YaHei" w:hAnsi="Microsoft YaHei" w:cs="Microsoft YaHei" w:hint="eastAsia"/>
+          <w:sz w:val="24"/>
+          <w:szCs w:val="24"/>
+          <w:lang w:eastAsia="zh-CN"/>
+        </w:rPr>
+        <w:t>韦</w:t>
+      </w:r>
+      <w:proofErr w:type="gramEnd"/>
+      <w:r>
+        <w:rPr>
+          <w:rFonts w:ascii="Microsoft YaHei" w:eastAsia="Microsoft YaHei" w:hAnsi="Microsoft YaHei" w:cs="Microsoft YaHei" w:hint="eastAsia"/>
+          <w:sz w:val="24"/>
+          <w:szCs w:val="24"/>
+          <w:lang w:eastAsia="zh-CN"/>
+        </w:rPr>
+        <w:t>碧清，生于新屋，重庆师范大学毕业，居住云阳县，重庆市中山外国语中学高中数学教师，</w:t>
+      </w:r>
+      <w:proofErr w:type="gramStart"/>
+      <w:r>
+        <w:rPr>
+          <w:rFonts w:ascii="Microsoft YaHei" w:eastAsia="Microsoft YaHei" w:hAnsi="Microsoft YaHei" w:cs="Microsoft YaHei" w:hint="eastAsia"/>
+          <w:sz w:val="24"/>
+          <w:szCs w:val="24"/>
+          <w:lang w:eastAsia="zh-CN"/>
+        </w:rPr>
+        <w:t>娶妻罗涛</w:t>
+      </w:r>
+      <w:proofErr w:type="gramEnd"/>
+      <w:r>
+        <w:rPr>
+          <w:rFonts w:ascii="Microsoft YaHei" w:eastAsia="Microsoft YaHei" w:hAnsi="Microsoft YaHei" w:cs="Microsoft YaHei" w:hint="eastAsia"/>
+          <w:sz w:val="24"/>
+          <w:szCs w:val="24"/>
+          <w:lang w:eastAsia="zh-CN"/>
+        </w:rPr>
+        <w:t>，重庆工商大学毕业，云阳县重庆市中山外国语中学初中数学教师，育一子：韦贤桢。</w:t>
+      </w:r>
+    </w:p>
+    <w:p>
+      <w:pPr>
+        <w:rPr>
+          <w:rFonts w:ascii="Microsoft YaHei" w:eastAsia="Microsoft YaHei" w:hAnsi="Microsoft YaHei" w:cs="Microsoft YaHei"/>
+          <w:sz w:val="24"/>
+          <w:szCs w:val="24"/>
+          <w:lang w:eastAsia="zh-CN"/>
+        </w:rPr>
+      </w:pPr>
+      <w:r>
+        <w:rPr>
+          <w:rFonts w:ascii="Microsoft YaHei" w:eastAsia="Microsoft YaHei" w:hAnsi="Microsoft YaHei" w:cs="Microsoft YaHei" w:hint="eastAsia"/>
+          <w:sz w:val="24"/>
+          <w:szCs w:val="24"/>
+          <w:lang w:eastAsia="zh-CN"/>
+        </w:rPr>
+        <w:t>韦贤桢，生于云阳县，中山外国语中学高三年级学生。</w:t>
+      </w:r>
+    </w:p>
+    <w:p>
+      <w:pPr>
+        <w:rPr>
+          <w:rFonts w:ascii="Microsoft YaHei" w:eastAsia="Microsoft YaHei" w:hAnsi="Microsoft YaHei" w:cs="Microsoft YaHei"/>
+          <w:sz w:val="24"/>
+          <w:szCs w:val="24"/>
+          <w:lang w:eastAsia="zh-CN"/>
+        </w:rPr>
+      </w:pPr>
+      <w:r>
+        <w:rPr>
+          <w:rFonts w:ascii="Microsoft YaHei" w:eastAsia="Microsoft YaHei" w:hAnsi="Microsoft YaHei" w:cs="Microsoft YaHei" w:hint="eastAsia"/>
+          <w:sz w:val="24"/>
+          <w:szCs w:val="24"/>
+          <w:lang w:eastAsia="zh-CN"/>
+        </w:rPr>
+        <w:t>韦广</w:t>
+      </w:r>
+      <w:proofErr w:type="gramStart"/>
+      <w:r>
+        <w:rPr>
+          <w:rFonts w:ascii="Microsoft YaHei" w:eastAsia="Microsoft YaHei" w:hAnsi="Microsoft YaHei" w:cs="Microsoft YaHei" w:hint="eastAsia"/>
+          <w:sz w:val="24"/>
+          <w:szCs w:val="24"/>
+          <w:lang w:eastAsia="zh-CN"/>
+        </w:rPr>
+        <w:t>钿</w:t>
+      </w:r>
+      <w:proofErr w:type="gramEnd"/>
+      <w:r>
+        <w:rPr>
+          <w:rFonts w:ascii="Microsoft YaHei" w:eastAsia="Microsoft YaHei" w:hAnsi="Microsoft YaHei" w:cs="Microsoft YaHei" w:hint="eastAsia"/>
+          <w:sz w:val="24"/>
+          <w:szCs w:val="24"/>
+          <w:lang w:eastAsia="zh-CN"/>
+        </w:rPr>
+        <w:t>，生于新屋，居住白阳坝，</w:t>
+      </w:r>
+      <w:proofErr w:type="gramStart"/>
+      <w:r>
+        <w:rPr>
+          <w:rFonts w:ascii="Microsoft YaHei" w:eastAsia="Microsoft YaHei" w:hAnsi="Microsoft YaHei" w:cs="Microsoft YaHei" w:hint="eastAsia"/>
+          <w:sz w:val="24"/>
+          <w:szCs w:val="24"/>
+          <w:lang w:eastAsia="zh-CN"/>
+        </w:rPr>
+        <w:t>娶妻李</w:t>
+      </w:r>
+      <w:proofErr w:type="gramEnd"/>
+      <w:r>
+        <w:rPr>
+          <w:rFonts w:ascii="Microsoft YaHei" w:eastAsia="Microsoft YaHei" w:hAnsi="Microsoft YaHei" w:cs="Microsoft YaHei" w:hint="eastAsia"/>
+          <w:sz w:val="24"/>
+          <w:szCs w:val="24"/>
+          <w:lang w:eastAsia="zh-CN"/>
+        </w:rPr>
+        <w:t>万禄，</w:t>
+      </w:r>
+      <w:proofErr w:type="gramStart"/>
+      <w:r>
+        <w:rPr>
+          <w:rFonts w:ascii="Microsoft YaHei" w:eastAsia="Microsoft YaHei" w:hAnsi="Microsoft YaHei" w:cs="Microsoft YaHei" w:hint="eastAsia"/>
+          <w:sz w:val="24"/>
+          <w:szCs w:val="24"/>
+          <w:lang w:eastAsia="zh-CN"/>
+        </w:rPr>
+        <w:t>育三子</w:t>
+      </w:r>
+      <w:proofErr w:type="gramEnd"/>
+      <w:r>
+        <w:rPr>
+          <w:rFonts w:ascii="Microsoft YaHei" w:eastAsia="Microsoft YaHei" w:hAnsi="Microsoft YaHei" w:cs="Microsoft YaHei" w:hint="eastAsia"/>
+          <w:sz w:val="24"/>
+          <w:szCs w:val="24"/>
+          <w:lang w:eastAsia="zh-CN"/>
+        </w:rPr>
+        <w:t>：</w:t>
+      </w:r>
+      <w:proofErr w:type="gramStart"/>
+      <w:r>
+        <w:rPr>
+          <w:rFonts w:ascii="Microsoft YaHei" w:eastAsia="Microsoft YaHei" w:hAnsi="Microsoft YaHei" w:cs="Microsoft YaHei" w:hint="eastAsia"/>
+          <w:sz w:val="24"/>
+          <w:szCs w:val="24"/>
+          <w:lang w:eastAsia="zh-CN"/>
+        </w:rPr>
+        <w:t>韦银兴</w:t>
+      </w:r>
+      <w:proofErr w:type="gramEnd"/>
+      <w:r>
+        <w:rPr>
+          <w:rFonts w:ascii="Microsoft YaHei" w:eastAsia="Microsoft YaHei" w:hAnsi="Microsoft YaHei" w:cs="Microsoft YaHei" w:hint="eastAsia"/>
+          <w:sz w:val="24"/>
+          <w:szCs w:val="24"/>
+          <w:lang w:eastAsia="zh-CN"/>
+        </w:rPr>
+        <w:t>，韦华兴，韦碧兴；育四女：韦兴兰，韦兴珍，韦兰兴，</w:t>
+      </w:r>
+      <w:proofErr w:type="gramStart"/>
+      <w:r>
+        <w:rPr>
+          <w:rFonts w:ascii="Microsoft YaHei" w:eastAsia="Microsoft YaHei" w:hAnsi="Microsoft YaHei" w:cs="Microsoft YaHei" w:hint="eastAsia"/>
+          <w:sz w:val="24"/>
+          <w:szCs w:val="24"/>
+          <w:lang w:eastAsia="zh-CN"/>
+        </w:rPr>
+        <w:t>韦春兴</w:t>
+      </w:r>
+      <w:proofErr w:type="gramEnd"/>
+      <w:r>
+        <w:rPr>
+          <w:rFonts w:ascii="Microsoft YaHei" w:eastAsia="Microsoft YaHei" w:hAnsi="Microsoft YaHei" w:cs="Microsoft YaHei" w:hint="eastAsia"/>
+          <w:sz w:val="24"/>
+          <w:szCs w:val="24"/>
+          <w:lang w:eastAsia="zh-CN"/>
+        </w:rPr>
+        <w:t>。韦兴兰交代</w:t>
+      </w:r>
+      <w:proofErr w:type="gramStart"/>
+      <w:r>
+        <w:rPr>
+          <w:rFonts w:ascii="Microsoft YaHei" w:eastAsia="Microsoft YaHei" w:hAnsi="Microsoft YaHei" w:cs="Microsoft YaHei" w:hint="eastAsia"/>
+          <w:sz w:val="24"/>
+          <w:szCs w:val="24"/>
+          <w:lang w:eastAsia="zh-CN"/>
+        </w:rPr>
+        <w:t>马府江</w:t>
+      </w:r>
+      <w:proofErr w:type="gramEnd"/>
+      <w:r>
+        <w:rPr>
+          <w:rFonts w:ascii="Microsoft YaHei" w:eastAsia="Microsoft YaHei" w:hAnsi="Microsoft YaHei" w:cs="Microsoft YaHei" w:hint="eastAsia"/>
+          <w:sz w:val="24"/>
+          <w:szCs w:val="24"/>
+          <w:lang w:eastAsia="zh-CN"/>
+        </w:rPr>
+        <w:t>德，居住梯子岩；韦兴珍交代</w:t>
+      </w:r>
+      <w:proofErr w:type="gramStart"/>
+      <w:r>
+        <w:rPr>
+          <w:rFonts w:ascii="Microsoft YaHei" w:eastAsia="Microsoft YaHei" w:hAnsi="Microsoft YaHei" w:cs="Microsoft YaHei" w:hint="eastAsia"/>
+          <w:sz w:val="24"/>
+          <w:szCs w:val="24"/>
+          <w:lang w:eastAsia="zh-CN"/>
+        </w:rPr>
+        <w:t>田府佐孝</w:t>
+      </w:r>
+      <w:proofErr w:type="gramEnd"/>
+      <w:r>
+        <w:rPr>
+          <w:rFonts w:ascii="Microsoft YaHei" w:eastAsia="Microsoft YaHei" w:hAnsi="Microsoft YaHei" w:cs="Microsoft YaHei" w:hint="eastAsia"/>
+          <w:sz w:val="24"/>
+          <w:szCs w:val="24"/>
+          <w:lang w:eastAsia="zh-CN"/>
+        </w:rPr>
+        <w:t>，居住白岩寨；韦兰兴交代谭府登立，居住岩脚；</w:t>
+      </w:r>
+      <w:proofErr w:type="gramStart"/>
+      <w:r>
+        <w:rPr>
+          <w:rFonts w:ascii="Microsoft YaHei" w:eastAsia="Microsoft YaHei" w:hAnsi="Microsoft YaHei" w:cs="Microsoft YaHei" w:hint="eastAsia"/>
+          <w:sz w:val="24"/>
+          <w:szCs w:val="24"/>
+          <w:lang w:eastAsia="zh-CN"/>
+        </w:rPr>
+        <w:t>韦春兴</w:t>
+      </w:r>
+      <w:proofErr w:type="gramEnd"/>
+      <w:r>
+        <w:rPr>
+          <w:rFonts w:ascii="Microsoft YaHei" w:eastAsia="Microsoft YaHei" w:hAnsi="Microsoft YaHei" w:cs="Microsoft YaHei" w:hint="eastAsia"/>
+          <w:sz w:val="24"/>
+          <w:szCs w:val="24"/>
+          <w:lang w:eastAsia="zh-CN"/>
+        </w:rPr>
+        <w:t>交代王府顺银，居住大坪。韦广</w:t>
+      </w:r>
+      <w:proofErr w:type="gramStart"/>
+      <w:r>
+        <w:rPr>
+          <w:rFonts w:ascii="Microsoft YaHei" w:eastAsia="Microsoft YaHei" w:hAnsi="Microsoft YaHei" w:cs="Microsoft YaHei" w:hint="eastAsia"/>
+          <w:sz w:val="24"/>
+          <w:szCs w:val="24"/>
+          <w:lang w:eastAsia="zh-CN"/>
+        </w:rPr>
+        <w:t>钿</w:t>
+      </w:r>
+      <w:proofErr w:type="gramEnd"/>
+      <w:r>
+        <w:rPr>
+          <w:rFonts w:ascii="Microsoft YaHei" w:eastAsia="Microsoft YaHei" w:hAnsi="Microsoft YaHei" w:cs="Microsoft YaHei" w:hint="eastAsia"/>
+          <w:sz w:val="24"/>
+          <w:szCs w:val="24"/>
+          <w:lang w:eastAsia="zh-CN"/>
+        </w:rPr>
+        <w:t>死后葬于</w:t>
+      </w:r>
+      <w:proofErr w:type="gramStart"/>
+      <w:r>
+        <w:rPr>
+          <w:rFonts w:ascii="Microsoft YaHei" w:eastAsia="Microsoft YaHei" w:hAnsi="Microsoft YaHei" w:cs="Microsoft YaHei" w:hint="eastAsia"/>
+          <w:sz w:val="24"/>
+          <w:szCs w:val="24"/>
+          <w:lang w:eastAsia="zh-CN"/>
+        </w:rPr>
+        <w:t>杉木岭二大</w:t>
+      </w:r>
+      <w:proofErr w:type="gramEnd"/>
+      <w:r>
+        <w:rPr>
+          <w:rFonts w:ascii="Microsoft YaHei" w:eastAsia="Microsoft YaHei" w:hAnsi="Microsoft YaHei" w:cs="Microsoft YaHei" w:hint="eastAsia"/>
+          <w:sz w:val="24"/>
+          <w:szCs w:val="24"/>
+          <w:lang w:eastAsia="zh-CN"/>
+        </w:rPr>
+        <w:t>坵，</w:t>
+      </w:r>
+      <w:proofErr w:type="gramStart"/>
+      <w:r>
+        <w:rPr>
+          <w:rFonts w:ascii="Microsoft YaHei" w:eastAsia="Microsoft YaHei" w:hAnsi="Microsoft YaHei" w:cs="Microsoft YaHei" w:hint="eastAsia"/>
+          <w:sz w:val="24"/>
+          <w:szCs w:val="24"/>
+          <w:lang w:eastAsia="zh-CN"/>
+        </w:rPr>
+        <w:t>共坟有碑</w:t>
+      </w:r>
+      <w:proofErr w:type="gramEnd"/>
+      <w:r>
+        <w:rPr>
+          <w:rFonts w:ascii="Microsoft YaHei" w:eastAsia="Microsoft YaHei" w:hAnsi="Microsoft YaHei" w:cs="Microsoft YaHei" w:hint="eastAsia"/>
+          <w:sz w:val="24"/>
+          <w:szCs w:val="24"/>
+          <w:lang w:eastAsia="zh-CN"/>
+        </w:rPr>
+        <w:t>。</w:t>
+      </w:r>
+    </w:p>
+    <w:p>
+      <w:pPr>
+        <w:rPr>
+          <w:rFonts w:ascii="Microsoft YaHei" w:eastAsia="Microsoft YaHei" w:hAnsi="Microsoft YaHei" w:cs="Microsoft YaHei"/>
+          <w:sz w:val="24"/>
+          <w:szCs w:val="24"/>
+          <w:lang w:eastAsia="zh-CN"/>
+        </w:rPr>
+      </w:pPr>
+      <w:proofErr w:type="gramStart"/>
+      <w:r>
+        <w:rPr>
+          <w:rFonts w:ascii="Microsoft YaHei" w:eastAsia="Microsoft YaHei" w:hAnsi="Microsoft YaHei" w:cs="Microsoft YaHei" w:hint="eastAsia"/>
+          <w:sz w:val="24"/>
+          <w:szCs w:val="24"/>
+          <w:lang w:eastAsia="zh-CN"/>
+        </w:rPr>
+        <w:lastRenderedPageBreak/>
+        <w:t>韦银兴</w:t>
+      </w:r>
+      <w:proofErr w:type="gramEnd"/>
+      <w:r>
+        <w:rPr>
+          <w:rFonts w:ascii="Microsoft YaHei" w:eastAsia="Microsoft YaHei" w:hAnsi="Microsoft YaHei" w:cs="Microsoft YaHei" w:hint="eastAsia"/>
+          <w:sz w:val="24"/>
+          <w:szCs w:val="24"/>
+          <w:lang w:eastAsia="zh-CN"/>
+        </w:rPr>
+        <w:t>，生于白阳坝，居住</w:t>
+      </w:r>
+      <w:proofErr w:type="gramStart"/>
+      <w:r>
+        <w:rPr>
+          <w:rFonts w:ascii="Microsoft YaHei" w:eastAsia="Microsoft YaHei" w:hAnsi="Microsoft YaHei" w:cs="Microsoft YaHei" w:hint="eastAsia"/>
+          <w:sz w:val="24"/>
+          <w:szCs w:val="24"/>
+          <w:lang w:eastAsia="zh-CN"/>
+        </w:rPr>
+        <w:t>杉木岭二大</w:t>
+      </w:r>
+      <w:proofErr w:type="gramEnd"/>
+      <w:r>
+        <w:rPr>
+          <w:rFonts w:ascii="Microsoft YaHei" w:eastAsia="Microsoft YaHei" w:hAnsi="Microsoft YaHei" w:cs="Microsoft YaHei" w:hint="eastAsia"/>
+          <w:sz w:val="24"/>
+          <w:szCs w:val="24"/>
+          <w:lang w:eastAsia="zh-CN"/>
+        </w:rPr>
+        <w:t>坵，娶妻谭方叔，育一子：</w:t>
+      </w:r>
+      <w:proofErr w:type="gramStart"/>
+      <w:r>
+        <w:rPr>
+          <w:rFonts w:ascii="Microsoft YaHei" w:eastAsia="Microsoft YaHei" w:hAnsi="Microsoft YaHei" w:cs="Microsoft YaHei" w:hint="eastAsia"/>
+          <w:sz w:val="24"/>
+          <w:szCs w:val="24"/>
+          <w:lang w:eastAsia="zh-CN"/>
+        </w:rPr>
+        <w:t>韦荣培</w:t>
+      </w:r>
+      <w:proofErr w:type="gramEnd"/>
+      <w:r>
+        <w:rPr>
+          <w:rFonts w:ascii="Microsoft YaHei" w:eastAsia="Microsoft YaHei" w:hAnsi="Microsoft YaHei" w:cs="Microsoft YaHei" w:hint="eastAsia"/>
+          <w:sz w:val="24"/>
+          <w:szCs w:val="24"/>
+          <w:lang w:eastAsia="zh-CN"/>
+        </w:rPr>
+        <w:t>。育</w:t>
+      </w:r>
+      <w:proofErr w:type="gramStart"/>
+      <w:r>
+        <w:rPr>
+          <w:rFonts w:ascii="Microsoft YaHei" w:eastAsia="Microsoft YaHei" w:hAnsi="Microsoft YaHei" w:cs="Microsoft YaHei" w:hint="eastAsia"/>
+          <w:sz w:val="24"/>
+          <w:szCs w:val="24"/>
+          <w:lang w:eastAsia="zh-CN"/>
+        </w:rPr>
+        <w:t>一</w:t>
+      </w:r>
+      <w:proofErr w:type="gramEnd"/>
+      <w:r>
+        <w:rPr>
+          <w:rFonts w:ascii="Microsoft YaHei" w:eastAsia="Microsoft YaHei" w:hAnsi="Microsoft YaHei" w:cs="Microsoft YaHei" w:hint="eastAsia"/>
+          <w:sz w:val="24"/>
+          <w:szCs w:val="24"/>
+          <w:lang w:eastAsia="zh-CN"/>
+        </w:rPr>
+        <w:t>女：</w:t>
+      </w:r>
+      <w:proofErr w:type="gramStart"/>
+      <w:r>
+        <w:rPr>
+          <w:rFonts w:ascii="Microsoft YaHei" w:eastAsia="Microsoft YaHei" w:hAnsi="Microsoft YaHei" w:cs="Microsoft YaHei" w:hint="eastAsia"/>
+          <w:sz w:val="24"/>
+          <w:szCs w:val="24"/>
+          <w:lang w:eastAsia="zh-CN"/>
+        </w:rPr>
+        <w:t>韦荣碧</w:t>
+      </w:r>
+      <w:proofErr w:type="gramEnd"/>
+      <w:r>
+        <w:rPr>
+          <w:rFonts w:ascii="Microsoft YaHei" w:eastAsia="Microsoft YaHei" w:hAnsi="Microsoft YaHei" w:cs="Microsoft YaHei" w:hint="eastAsia"/>
+          <w:sz w:val="24"/>
+          <w:szCs w:val="24"/>
+          <w:lang w:eastAsia="zh-CN"/>
+        </w:rPr>
+        <w:t>交代张府正发，居住花园大坪，育一子：张华龙；</w:t>
+      </w:r>
+      <w:proofErr w:type="gramStart"/>
+      <w:r>
+        <w:rPr>
+          <w:rFonts w:ascii="Microsoft YaHei" w:eastAsia="Microsoft YaHei" w:hAnsi="Microsoft YaHei" w:cs="Microsoft YaHei" w:hint="eastAsia"/>
+          <w:sz w:val="24"/>
+          <w:szCs w:val="24"/>
+          <w:lang w:eastAsia="zh-CN"/>
+        </w:rPr>
+        <w:t>育二女</w:t>
+      </w:r>
+      <w:proofErr w:type="gramEnd"/>
+      <w:r>
+        <w:rPr>
+          <w:rFonts w:ascii="Microsoft YaHei" w:eastAsia="Microsoft YaHei" w:hAnsi="Microsoft YaHei" w:cs="Microsoft YaHei" w:hint="eastAsia"/>
+          <w:sz w:val="24"/>
+          <w:szCs w:val="24"/>
+          <w:lang w:eastAsia="zh-CN"/>
+        </w:rPr>
+        <w:t>：张明英，张华明。</w:t>
+      </w:r>
+      <w:proofErr w:type="gramStart"/>
+      <w:r>
+        <w:rPr>
+          <w:rFonts w:ascii="Microsoft YaHei" w:eastAsia="Microsoft YaHei" w:hAnsi="Microsoft YaHei" w:cs="Microsoft YaHei" w:hint="eastAsia"/>
+          <w:sz w:val="24"/>
+          <w:szCs w:val="24"/>
+          <w:lang w:eastAsia="zh-CN"/>
+        </w:rPr>
+        <w:t>韦银兴</w:t>
+      </w:r>
+      <w:proofErr w:type="gramEnd"/>
+      <w:r>
+        <w:rPr>
+          <w:rFonts w:ascii="Microsoft YaHei" w:eastAsia="Microsoft YaHei" w:hAnsi="Microsoft YaHei" w:cs="Microsoft YaHei" w:hint="eastAsia"/>
+          <w:sz w:val="24"/>
+          <w:szCs w:val="24"/>
+          <w:lang w:eastAsia="zh-CN"/>
+        </w:rPr>
+        <w:t>死后葬于力子坪路边，</w:t>
+      </w:r>
+      <w:proofErr w:type="gramStart"/>
+      <w:r>
+        <w:rPr>
+          <w:rFonts w:ascii="Microsoft YaHei" w:eastAsia="Microsoft YaHei" w:hAnsi="Microsoft YaHei" w:cs="Microsoft YaHei" w:hint="eastAsia"/>
+          <w:sz w:val="24"/>
+          <w:szCs w:val="24"/>
+          <w:lang w:eastAsia="zh-CN"/>
+        </w:rPr>
+        <w:t>单坟无</w:t>
+      </w:r>
+      <w:proofErr w:type="gramEnd"/>
+      <w:r>
+        <w:rPr>
+          <w:rFonts w:ascii="Microsoft YaHei" w:eastAsia="Microsoft YaHei" w:hAnsi="Microsoft YaHei" w:cs="Microsoft YaHei" w:hint="eastAsia"/>
+          <w:sz w:val="24"/>
+          <w:szCs w:val="24"/>
+          <w:lang w:eastAsia="zh-CN"/>
+        </w:rPr>
+        <w:t>碑。</w:t>
+      </w:r>
+    </w:p>
+    <w:p>
+      <w:pPr>
+        <w:rPr>
+          <w:rFonts w:ascii="Microsoft YaHei" w:eastAsia="Microsoft YaHei" w:hAnsi="Microsoft YaHei" w:cs="Microsoft YaHei"/>
+          <w:sz w:val="24"/>
+          <w:szCs w:val="24"/>
+          <w:lang w:eastAsia="zh-CN"/>
+        </w:rPr>
+      </w:pPr>
+      <w:proofErr w:type="gramStart"/>
+      <w:r>
+        <w:rPr>
+          <w:rFonts w:ascii="Microsoft YaHei" w:eastAsia="Microsoft YaHei" w:hAnsi="Microsoft YaHei" w:cs="Microsoft YaHei" w:hint="eastAsia"/>
+          <w:sz w:val="24"/>
+          <w:szCs w:val="24"/>
+          <w:lang w:eastAsia="zh-CN"/>
+        </w:rPr>
+        <w:t>韦荣培</w:t>
+      </w:r>
+      <w:proofErr w:type="gramEnd"/>
+      <w:r>
+        <w:rPr>
+          <w:rFonts w:ascii="Microsoft YaHei" w:eastAsia="Microsoft YaHei" w:hAnsi="Microsoft YaHei" w:cs="Microsoft YaHei" w:hint="eastAsia"/>
+          <w:sz w:val="24"/>
+          <w:szCs w:val="24"/>
+          <w:lang w:eastAsia="zh-CN"/>
+        </w:rPr>
+        <w:t>，生于二大坵上，居住石板田，</w:t>
+      </w:r>
+      <w:r>
+        <w:rPr>
+          <w:rFonts w:ascii="Microsoft YaHei" w:eastAsia="Microsoft YaHei" w:hAnsi="Microsoft YaHei" w:cs="Microsoft YaHei"/>
+          <w:sz w:val="24"/>
+          <w:szCs w:val="24"/>
+          <w:lang w:eastAsia="zh-CN"/>
+        </w:rPr>
+        <w:t>1974</w:t>
+      </w:r>
+      <w:r>
+        <w:rPr>
+          <w:rFonts w:ascii="Microsoft YaHei" w:eastAsia="Microsoft YaHei" w:hAnsi="Microsoft YaHei" w:cs="Microsoft YaHei" w:hint="eastAsia"/>
+          <w:sz w:val="24"/>
+          <w:szCs w:val="24"/>
+          <w:lang w:eastAsia="zh-CN"/>
+        </w:rPr>
+        <w:t>年因触电身亡。</w:t>
+      </w:r>
+    </w:p>
+    <w:p>
+      <w:pPr>
+        <w:rPr>
+          <w:rFonts w:ascii="Microsoft YaHei" w:eastAsia="Microsoft YaHei" w:hAnsi="Microsoft YaHei" w:cs="Microsoft YaHei"/>
+          <w:sz w:val="24"/>
+          <w:szCs w:val="24"/>
+          <w:lang w:eastAsia="zh-CN"/>
+        </w:rPr>
+      </w:pPr>
+      <w:r>
+        <w:rPr>
+          <w:rFonts w:ascii="Microsoft YaHei" w:eastAsia="Microsoft YaHei" w:hAnsi="Microsoft YaHei" w:cs="Microsoft YaHei" w:hint="eastAsia"/>
+          <w:sz w:val="24"/>
+          <w:szCs w:val="24"/>
+          <w:lang w:eastAsia="zh-CN"/>
+        </w:rPr>
+        <w:t>韦华兴，生于白阳坝居住，一次族谱修谱主编人，娶妻谭奇兰，王顺英，</w:t>
+      </w:r>
+      <w:proofErr w:type="gramStart"/>
+      <w:r>
+        <w:rPr>
+          <w:rFonts w:ascii="Microsoft YaHei" w:eastAsia="Microsoft YaHei" w:hAnsi="Microsoft YaHei" w:cs="Microsoft YaHei" w:hint="eastAsia"/>
+          <w:sz w:val="24"/>
+          <w:szCs w:val="24"/>
+          <w:lang w:eastAsia="zh-CN"/>
+        </w:rPr>
+        <w:t>育三子</w:t>
+      </w:r>
+      <w:proofErr w:type="gramEnd"/>
+      <w:r>
+        <w:rPr>
+          <w:rFonts w:ascii="Microsoft YaHei" w:eastAsia="Microsoft YaHei" w:hAnsi="Microsoft YaHei" w:cs="Microsoft YaHei" w:hint="eastAsia"/>
+          <w:sz w:val="24"/>
+          <w:szCs w:val="24"/>
+          <w:lang w:eastAsia="zh-CN"/>
+        </w:rPr>
+        <w:t>：</w:t>
+      </w:r>
+      <w:proofErr w:type="gramStart"/>
+      <w:r>
+        <w:rPr>
+          <w:rFonts w:ascii="Microsoft YaHei" w:eastAsia="Microsoft YaHei" w:hAnsi="Microsoft YaHei" w:cs="Microsoft YaHei" w:hint="eastAsia"/>
+          <w:sz w:val="24"/>
+          <w:szCs w:val="24"/>
+          <w:lang w:eastAsia="zh-CN"/>
+        </w:rPr>
+        <w:t>韦荣良</w:t>
+      </w:r>
+      <w:proofErr w:type="gramEnd"/>
+      <w:r>
+        <w:rPr>
+          <w:rFonts w:ascii="Microsoft YaHei" w:eastAsia="Microsoft YaHei" w:hAnsi="Microsoft YaHei" w:cs="Microsoft YaHei" w:hint="eastAsia"/>
+          <w:sz w:val="24"/>
+          <w:szCs w:val="24"/>
+          <w:lang w:eastAsia="zh-CN"/>
+        </w:rPr>
+        <w:t>，韦奉良，韦胜良。</w:t>
+      </w:r>
+      <w:proofErr w:type="gramStart"/>
+      <w:r>
+        <w:rPr>
+          <w:rFonts w:ascii="Microsoft YaHei" w:eastAsia="Microsoft YaHei" w:hAnsi="Microsoft YaHei" w:cs="Microsoft YaHei" w:hint="eastAsia"/>
+          <w:sz w:val="24"/>
+          <w:szCs w:val="24"/>
+          <w:lang w:eastAsia="zh-CN"/>
+        </w:rPr>
+        <w:t>育二女</w:t>
+      </w:r>
+      <w:proofErr w:type="gramEnd"/>
+      <w:r>
+        <w:rPr>
+          <w:rFonts w:ascii="Microsoft YaHei" w:eastAsia="Microsoft YaHei" w:hAnsi="Microsoft YaHei" w:cs="Microsoft YaHei" w:hint="eastAsia"/>
+          <w:sz w:val="24"/>
+          <w:szCs w:val="24"/>
+          <w:lang w:eastAsia="zh-CN"/>
+        </w:rPr>
+        <w:t>：</w:t>
+      </w:r>
+      <w:proofErr w:type="gramStart"/>
+      <w:r>
+        <w:rPr>
+          <w:rFonts w:ascii="Microsoft YaHei" w:eastAsia="Microsoft YaHei" w:hAnsi="Microsoft YaHei" w:cs="Microsoft YaHei" w:hint="eastAsia"/>
+          <w:sz w:val="24"/>
+          <w:szCs w:val="24"/>
+          <w:lang w:eastAsia="zh-CN"/>
+        </w:rPr>
+        <w:t>韦荣才</w:t>
+      </w:r>
+      <w:proofErr w:type="gramEnd"/>
+      <w:r>
+        <w:rPr>
+          <w:rFonts w:ascii="Microsoft YaHei" w:eastAsia="Microsoft YaHei" w:hAnsi="Microsoft YaHei" w:cs="Microsoft YaHei" w:hint="eastAsia"/>
+          <w:sz w:val="24"/>
+          <w:szCs w:val="24"/>
+          <w:lang w:eastAsia="zh-CN"/>
+        </w:rPr>
+        <w:t>，韦</w:t>
+      </w:r>
+      <w:proofErr w:type="gramStart"/>
+      <w:r>
+        <w:rPr>
+          <w:rFonts w:ascii="Microsoft YaHei" w:eastAsia="Microsoft YaHei" w:hAnsi="Microsoft YaHei" w:cs="Microsoft YaHei" w:hint="eastAsia"/>
+          <w:sz w:val="24"/>
+          <w:szCs w:val="24"/>
+          <w:lang w:eastAsia="zh-CN"/>
+        </w:rPr>
+        <w:t>荣泽</w:t>
+      </w:r>
+      <w:proofErr w:type="gramEnd"/>
+      <w:r>
+        <w:rPr>
+          <w:rFonts w:ascii="Microsoft YaHei" w:eastAsia="Microsoft YaHei" w:hAnsi="Microsoft YaHei" w:cs="Microsoft YaHei" w:hint="eastAsia"/>
+          <w:sz w:val="24"/>
+          <w:szCs w:val="24"/>
+          <w:lang w:eastAsia="zh-CN"/>
+        </w:rPr>
+        <w:t>；</w:t>
+      </w:r>
+      <w:proofErr w:type="gramStart"/>
+      <w:r>
+        <w:rPr>
+          <w:rFonts w:ascii="Microsoft YaHei" w:eastAsia="Microsoft YaHei" w:hAnsi="Microsoft YaHei" w:cs="Microsoft YaHei" w:hint="eastAsia"/>
+          <w:sz w:val="24"/>
+          <w:szCs w:val="24"/>
+          <w:lang w:eastAsia="zh-CN"/>
+        </w:rPr>
+        <w:t>韦荣才</w:t>
+      </w:r>
+      <w:proofErr w:type="gramEnd"/>
+      <w:r>
+        <w:rPr>
+          <w:rFonts w:ascii="Microsoft YaHei" w:eastAsia="Microsoft YaHei" w:hAnsi="Microsoft YaHei" w:cs="Microsoft YaHei"/>
+          <w:sz w:val="24"/>
+          <w:szCs w:val="24"/>
+          <w:lang w:eastAsia="zh-CN"/>
+        </w:rPr>
+        <w:t>1966</w:t>
+      </w:r>
+      <w:r>
+        <w:rPr>
+          <w:rFonts w:ascii="Microsoft YaHei" w:eastAsia="Microsoft YaHei" w:hAnsi="Microsoft YaHei" w:cs="Microsoft YaHei" w:hint="eastAsia"/>
+          <w:sz w:val="24"/>
+          <w:szCs w:val="24"/>
+          <w:lang w:eastAsia="zh-CN"/>
+        </w:rPr>
+        <w:t>年得病死亡。</w:t>
+      </w:r>
+      <w:proofErr w:type="gramStart"/>
+      <w:r>
+        <w:rPr>
+          <w:rFonts w:ascii="Microsoft YaHei" w:eastAsia="Microsoft YaHei" w:hAnsi="Microsoft YaHei" w:cs="Microsoft YaHei" w:hint="eastAsia"/>
+          <w:sz w:val="24"/>
+          <w:szCs w:val="24"/>
+          <w:lang w:eastAsia="zh-CN"/>
+        </w:rPr>
+        <w:t>韦荣泽</w:t>
+      </w:r>
+      <w:proofErr w:type="gramEnd"/>
+      <w:r>
+        <w:rPr>
+          <w:rFonts w:ascii="Microsoft YaHei" w:eastAsia="Microsoft YaHei" w:hAnsi="Microsoft YaHei" w:cs="Microsoft YaHei" w:hint="eastAsia"/>
+          <w:sz w:val="24"/>
+          <w:szCs w:val="24"/>
+          <w:lang w:eastAsia="zh-CN"/>
+        </w:rPr>
+        <w:t>交代</w:t>
+      </w:r>
+      <w:proofErr w:type="gramStart"/>
+      <w:r>
+        <w:rPr>
+          <w:rFonts w:ascii="Microsoft YaHei" w:eastAsia="Microsoft YaHei" w:hAnsi="Microsoft YaHei" w:cs="Microsoft YaHei" w:hint="eastAsia"/>
+          <w:sz w:val="24"/>
+          <w:szCs w:val="24"/>
+          <w:lang w:eastAsia="zh-CN"/>
+        </w:rPr>
+        <w:t>马府泽兵</w:t>
+      </w:r>
+      <w:proofErr w:type="gramEnd"/>
+      <w:r>
+        <w:rPr>
+          <w:rFonts w:ascii="Microsoft YaHei" w:eastAsia="Microsoft YaHei" w:hAnsi="Microsoft YaHei" w:cs="Microsoft YaHei" w:hint="eastAsia"/>
+          <w:sz w:val="24"/>
+          <w:szCs w:val="24"/>
+          <w:lang w:eastAsia="zh-CN"/>
+        </w:rPr>
+        <w:t>，居住观音堂，</w:t>
+      </w:r>
+      <w:proofErr w:type="gramStart"/>
+      <w:r>
+        <w:rPr>
+          <w:rFonts w:ascii="Microsoft YaHei" w:eastAsia="Microsoft YaHei" w:hAnsi="Microsoft YaHei" w:cs="Microsoft YaHei" w:hint="eastAsia"/>
+          <w:sz w:val="24"/>
+          <w:szCs w:val="24"/>
+          <w:lang w:eastAsia="zh-CN"/>
+        </w:rPr>
+        <w:t>育二子</w:t>
+      </w:r>
+      <w:proofErr w:type="gramEnd"/>
+      <w:r>
+        <w:rPr>
+          <w:rFonts w:ascii="Microsoft YaHei" w:eastAsia="Microsoft YaHei" w:hAnsi="Microsoft YaHei" w:cs="Microsoft YaHei" w:hint="eastAsia"/>
+          <w:sz w:val="24"/>
+          <w:szCs w:val="24"/>
+          <w:lang w:eastAsia="zh-CN"/>
+        </w:rPr>
+        <w:t>：马韦；马旗。</w:t>
+      </w:r>
+    </w:p>
+    <w:p>
+      <w:pPr>
+        <w:rPr>
+          <w:rFonts w:ascii="Microsoft YaHei" w:eastAsia="Microsoft YaHei" w:hAnsi="Microsoft YaHei" w:cs="Microsoft YaHei"/>
+          <w:sz w:val="24"/>
+          <w:szCs w:val="24"/>
+          <w:lang w:eastAsia="zh-CN"/>
+        </w:rPr>
+      </w:pPr>
+      <w:r>
+        <w:rPr>
+          <w:rFonts w:ascii="Microsoft YaHei" w:eastAsia="Microsoft YaHei" w:hAnsi="Microsoft YaHei" w:cs="Microsoft YaHei" w:hint="eastAsia"/>
+          <w:sz w:val="24"/>
+          <w:szCs w:val="24"/>
+          <w:lang w:eastAsia="zh-CN"/>
+        </w:rPr>
+        <w:t>韦华兴死后葬于白阳</w:t>
+      </w:r>
+      <w:proofErr w:type="gramStart"/>
+      <w:r>
+        <w:rPr>
+          <w:rFonts w:ascii="Microsoft YaHei" w:eastAsia="Microsoft YaHei" w:hAnsi="Microsoft YaHei" w:cs="Microsoft YaHei" w:hint="eastAsia"/>
+          <w:sz w:val="24"/>
+          <w:szCs w:val="24"/>
+          <w:lang w:eastAsia="zh-CN"/>
+        </w:rPr>
+        <w:t>坝告里，单坟</w:t>
+      </w:r>
+      <w:proofErr w:type="gramEnd"/>
+      <w:r>
+        <w:rPr>
+          <w:rFonts w:ascii="Microsoft YaHei" w:eastAsia="Microsoft YaHei" w:hAnsi="Microsoft YaHei" w:cs="Microsoft YaHei" w:hint="eastAsia"/>
+          <w:sz w:val="24"/>
+          <w:szCs w:val="24"/>
+          <w:lang w:eastAsia="zh-CN"/>
+        </w:rPr>
+        <w:t>有碑。</w:t>
+      </w:r>
+    </w:p>
+    <w:p>
+      <w:pPr>
+        <w:rPr>
+          <w:rFonts w:ascii="Microsoft YaHei" w:eastAsia="Microsoft YaHei" w:hAnsi="Microsoft YaHei" w:cs="Microsoft YaHei"/>
+          <w:sz w:val="24"/>
+          <w:szCs w:val="24"/>
+          <w:lang w:eastAsia="zh-CN"/>
+        </w:rPr>
+      </w:pPr>
+      <w:proofErr w:type="gramStart"/>
+      <w:r>
+        <w:rPr>
+          <w:rFonts w:ascii="Microsoft YaHei" w:eastAsia="Microsoft YaHei" w:hAnsi="Microsoft YaHei" w:cs="Microsoft YaHei" w:hint="eastAsia"/>
+          <w:sz w:val="24"/>
+          <w:szCs w:val="24"/>
+          <w:lang w:eastAsia="zh-CN"/>
+        </w:rPr>
+        <w:t>韦荣良</w:t>
+      </w:r>
+      <w:proofErr w:type="gramEnd"/>
+      <w:r>
+        <w:rPr>
+          <w:rFonts w:ascii="Microsoft YaHei" w:eastAsia="Microsoft YaHei" w:hAnsi="Microsoft YaHei" w:cs="Microsoft YaHei" w:hint="eastAsia"/>
+          <w:sz w:val="24"/>
+          <w:szCs w:val="24"/>
+          <w:lang w:eastAsia="zh-CN"/>
+        </w:rPr>
+        <w:t>，生于白阳坝居住，娶妻王甫兰，谢荣兰，</w:t>
+      </w:r>
+      <w:proofErr w:type="gramStart"/>
+      <w:r>
+        <w:rPr>
+          <w:rFonts w:ascii="Microsoft YaHei" w:eastAsia="Microsoft YaHei" w:hAnsi="Microsoft YaHei" w:cs="Microsoft YaHei" w:hint="eastAsia"/>
+          <w:sz w:val="24"/>
+          <w:szCs w:val="24"/>
+          <w:lang w:eastAsia="zh-CN"/>
+        </w:rPr>
+        <w:t>育二女</w:t>
+      </w:r>
+      <w:proofErr w:type="gramEnd"/>
+      <w:r>
+        <w:rPr>
+          <w:rFonts w:ascii="Microsoft YaHei" w:eastAsia="Microsoft YaHei" w:hAnsi="Microsoft YaHei" w:cs="Microsoft YaHei" w:hint="eastAsia"/>
+          <w:sz w:val="24"/>
+          <w:szCs w:val="24"/>
+          <w:lang w:eastAsia="zh-CN"/>
+        </w:rPr>
+        <w:t>：韦华蓉，</w:t>
+      </w:r>
+      <w:proofErr w:type="gramStart"/>
+      <w:r>
+        <w:rPr>
+          <w:rFonts w:ascii="Microsoft YaHei" w:eastAsia="Microsoft YaHei" w:hAnsi="Microsoft YaHei" w:cs="Microsoft YaHei" w:hint="eastAsia"/>
+          <w:sz w:val="24"/>
+          <w:szCs w:val="24"/>
+          <w:lang w:eastAsia="zh-CN"/>
+        </w:rPr>
+        <w:t>韦露琴</w:t>
+      </w:r>
+      <w:proofErr w:type="gramEnd"/>
+      <w:r>
+        <w:rPr>
+          <w:rFonts w:ascii="Microsoft YaHei" w:eastAsia="Microsoft YaHei" w:hAnsi="Microsoft YaHei" w:cs="Microsoft YaHei" w:hint="eastAsia"/>
+          <w:sz w:val="24"/>
+          <w:szCs w:val="24"/>
+          <w:lang w:eastAsia="zh-CN"/>
+        </w:rPr>
+        <w:t>。</w:t>
+      </w:r>
+      <w:proofErr w:type="gramStart"/>
+      <w:r>
+        <w:rPr>
+          <w:rFonts w:ascii="Microsoft YaHei" w:eastAsia="Microsoft YaHei" w:hAnsi="Microsoft YaHei" w:cs="Microsoft YaHei" w:hint="eastAsia"/>
+          <w:sz w:val="24"/>
+          <w:szCs w:val="24"/>
+          <w:lang w:eastAsia="zh-CN"/>
+        </w:rPr>
+        <w:t>韦华蓉交代</w:t>
+      </w:r>
+      <w:proofErr w:type="gramEnd"/>
+      <w:r>
+        <w:rPr>
+          <w:rFonts w:ascii="Microsoft YaHei" w:eastAsia="Microsoft YaHei" w:hAnsi="Microsoft YaHei" w:cs="Microsoft YaHei" w:hint="eastAsia"/>
+          <w:sz w:val="24"/>
+          <w:szCs w:val="24"/>
+          <w:lang w:eastAsia="zh-CN"/>
+        </w:rPr>
+        <w:t>黄府大春，居住贵州赤水具，育一子：黄征。</w:t>
+      </w:r>
+      <w:proofErr w:type="gramStart"/>
+      <w:r>
+        <w:rPr>
+          <w:rFonts w:ascii="Microsoft YaHei" w:eastAsia="Microsoft YaHei" w:hAnsi="Microsoft YaHei" w:cs="Microsoft YaHei" w:hint="eastAsia"/>
+          <w:sz w:val="24"/>
+          <w:szCs w:val="24"/>
+          <w:lang w:eastAsia="zh-CN"/>
+        </w:rPr>
+        <w:t>韦露琴交代付府荣波</w:t>
+      </w:r>
+      <w:proofErr w:type="gramEnd"/>
+      <w:r>
+        <w:rPr>
+          <w:rFonts w:ascii="Microsoft YaHei" w:eastAsia="Microsoft YaHei" w:hAnsi="Microsoft YaHei" w:cs="Microsoft YaHei" w:hint="eastAsia"/>
+          <w:sz w:val="24"/>
+          <w:szCs w:val="24"/>
+          <w:lang w:eastAsia="zh-CN"/>
+        </w:rPr>
+        <w:t>，居住观音堂，育一子：</w:t>
+      </w:r>
+      <w:proofErr w:type="gramStart"/>
+      <w:r>
+        <w:rPr>
+          <w:rFonts w:ascii="Microsoft YaHei" w:eastAsia="Microsoft YaHei" w:hAnsi="Microsoft YaHei" w:cs="Microsoft YaHei" w:hint="eastAsia"/>
+          <w:sz w:val="24"/>
+          <w:szCs w:val="24"/>
+          <w:lang w:eastAsia="zh-CN"/>
+        </w:rPr>
+        <w:t>付栖成</w:t>
+      </w:r>
+      <w:proofErr w:type="gramEnd"/>
+      <w:r>
+        <w:rPr>
+          <w:rFonts w:ascii="Microsoft YaHei" w:eastAsia="Microsoft YaHei" w:hAnsi="Microsoft YaHei" w:cs="Microsoft YaHei" w:hint="eastAsia"/>
+          <w:sz w:val="24"/>
+          <w:szCs w:val="24"/>
+          <w:lang w:eastAsia="zh-CN"/>
+        </w:rPr>
+        <w:t>；育</w:t>
+      </w:r>
+      <w:proofErr w:type="gramStart"/>
+      <w:r>
+        <w:rPr>
+          <w:rFonts w:ascii="Microsoft YaHei" w:eastAsia="Microsoft YaHei" w:hAnsi="Microsoft YaHei" w:cs="Microsoft YaHei" w:hint="eastAsia"/>
+          <w:sz w:val="24"/>
+          <w:szCs w:val="24"/>
+          <w:lang w:eastAsia="zh-CN"/>
+        </w:rPr>
+        <w:t>一</w:t>
+      </w:r>
+      <w:proofErr w:type="gramEnd"/>
+      <w:r>
+        <w:rPr>
+          <w:rFonts w:ascii="Microsoft YaHei" w:eastAsia="Microsoft YaHei" w:hAnsi="Microsoft YaHei" w:cs="Microsoft YaHei" w:hint="eastAsia"/>
+          <w:sz w:val="24"/>
+          <w:szCs w:val="24"/>
+          <w:lang w:eastAsia="zh-CN"/>
+        </w:rPr>
+        <w:t>女：</w:t>
+      </w:r>
+      <w:proofErr w:type="gramStart"/>
+      <w:r>
+        <w:rPr>
+          <w:rFonts w:ascii="Microsoft YaHei" w:eastAsia="Microsoft YaHei" w:hAnsi="Microsoft YaHei" w:cs="Microsoft YaHei" w:hint="eastAsia"/>
+          <w:sz w:val="24"/>
+          <w:szCs w:val="24"/>
+          <w:lang w:eastAsia="zh-CN"/>
+        </w:rPr>
+        <w:t>付栖悦</w:t>
+      </w:r>
+      <w:proofErr w:type="gramEnd"/>
+      <w:r>
+        <w:rPr>
+          <w:rFonts w:ascii="Microsoft YaHei" w:eastAsia="Microsoft YaHei" w:hAnsi="Microsoft YaHei" w:cs="Microsoft YaHei" w:hint="eastAsia"/>
+          <w:sz w:val="24"/>
+          <w:szCs w:val="24"/>
+          <w:lang w:eastAsia="zh-CN"/>
+        </w:rPr>
+        <w:t>。</w:t>
+      </w:r>
+      <w:proofErr w:type="gramStart"/>
+      <w:r>
+        <w:rPr>
+          <w:rFonts w:ascii="Microsoft YaHei" w:eastAsia="Microsoft YaHei" w:hAnsi="Microsoft YaHei" w:cs="Microsoft YaHei" w:hint="eastAsia"/>
+          <w:sz w:val="24"/>
+          <w:szCs w:val="24"/>
+          <w:lang w:eastAsia="zh-CN"/>
+        </w:rPr>
+        <w:t>韦荣良</w:t>
+      </w:r>
+      <w:proofErr w:type="gramEnd"/>
+      <w:r>
+        <w:rPr>
+          <w:rFonts w:ascii="Microsoft YaHei" w:eastAsia="Microsoft YaHei" w:hAnsi="Microsoft YaHei" w:cs="Microsoft YaHei" w:hint="eastAsia"/>
+          <w:sz w:val="24"/>
+          <w:szCs w:val="24"/>
+          <w:lang w:eastAsia="zh-CN"/>
+        </w:rPr>
+        <w:t>死后葬于白阳</w:t>
+      </w:r>
+      <w:proofErr w:type="gramStart"/>
+      <w:r>
+        <w:rPr>
+          <w:rFonts w:ascii="Microsoft YaHei" w:eastAsia="Microsoft YaHei" w:hAnsi="Microsoft YaHei" w:cs="Microsoft YaHei" w:hint="eastAsia"/>
+          <w:sz w:val="24"/>
+          <w:szCs w:val="24"/>
+          <w:lang w:eastAsia="zh-CN"/>
+        </w:rPr>
+        <w:t>坝告里，单坟</w:t>
+      </w:r>
+      <w:proofErr w:type="gramEnd"/>
+      <w:r>
+        <w:rPr>
+          <w:rFonts w:ascii="Microsoft YaHei" w:eastAsia="Microsoft YaHei" w:hAnsi="Microsoft YaHei" w:cs="Microsoft YaHei" w:hint="eastAsia"/>
+          <w:sz w:val="24"/>
+          <w:szCs w:val="24"/>
+          <w:lang w:eastAsia="zh-CN"/>
+        </w:rPr>
+        <w:t>有碑。</w:t>
+      </w:r>
+    </w:p>
+    <w:p>
+      <w:pPr>
+        <w:rPr>
+          <w:rFonts w:ascii="Microsoft YaHei" w:eastAsia="Microsoft YaHei" w:hAnsi="Microsoft YaHei" w:cs="Microsoft YaHei"/>
+          <w:sz w:val="24"/>
+          <w:szCs w:val="24"/>
+          <w:lang w:eastAsia="zh-CN"/>
+        </w:rPr>
+      </w:pPr>
+      <w:r>
+        <w:rPr>
+          <w:rFonts w:ascii="Microsoft YaHei" w:eastAsia="Microsoft YaHei" w:hAnsi="Microsoft YaHei" w:cs="Microsoft YaHei" w:hint="eastAsia"/>
+          <w:sz w:val="24"/>
+          <w:szCs w:val="24"/>
+          <w:lang w:eastAsia="zh-CN"/>
+        </w:rPr>
+        <w:t>韦奉良，生于白阳坝居住，娶妻谢荣兰，育一子：韦超；育</w:t>
+      </w:r>
+      <w:proofErr w:type="gramStart"/>
+      <w:r>
+        <w:rPr>
+          <w:rFonts w:ascii="Microsoft YaHei" w:eastAsia="Microsoft YaHei" w:hAnsi="Microsoft YaHei" w:cs="Microsoft YaHei" w:hint="eastAsia"/>
+          <w:sz w:val="24"/>
+          <w:szCs w:val="24"/>
+          <w:lang w:eastAsia="zh-CN"/>
+        </w:rPr>
+        <w:t>一</w:t>
+      </w:r>
+      <w:proofErr w:type="gramEnd"/>
+      <w:r>
+        <w:rPr>
+          <w:rFonts w:ascii="Microsoft YaHei" w:eastAsia="Microsoft YaHei" w:hAnsi="Microsoft YaHei" w:cs="Microsoft YaHei" w:hint="eastAsia"/>
+          <w:sz w:val="24"/>
+          <w:szCs w:val="24"/>
+          <w:lang w:eastAsia="zh-CN"/>
+        </w:rPr>
+        <w:t>女：韦琴，交代秦府龙，居住华池罗家院，育</w:t>
+      </w:r>
+      <w:proofErr w:type="gramStart"/>
+      <w:r>
+        <w:rPr>
+          <w:rFonts w:ascii="Microsoft YaHei" w:eastAsia="Microsoft YaHei" w:hAnsi="Microsoft YaHei" w:cs="Microsoft YaHei" w:hint="eastAsia"/>
+          <w:sz w:val="24"/>
+          <w:szCs w:val="24"/>
+          <w:lang w:eastAsia="zh-CN"/>
+        </w:rPr>
+        <w:t>一</w:t>
+      </w:r>
+      <w:proofErr w:type="gramEnd"/>
+      <w:r>
+        <w:rPr>
+          <w:rFonts w:ascii="Microsoft YaHei" w:eastAsia="Microsoft YaHei" w:hAnsi="Microsoft YaHei" w:cs="Microsoft YaHei" w:hint="eastAsia"/>
+          <w:sz w:val="24"/>
+          <w:szCs w:val="24"/>
+          <w:lang w:eastAsia="zh-CN"/>
+        </w:rPr>
+        <w:t>女：秦乐希。</w:t>
+      </w:r>
+    </w:p>
+    <w:p>
+      <w:pPr>
+        <w:rPr>
+          <w:rFonts w:ascii="Microsoft YaHei" w:eastAsia="Microsoft YaHei" w:hAnsi="Microsoft YaHei" w:cs="Microsoft YaHei"/>
+          <w:sz w:val="24"/>
+          <w:szCs w:val="24"/>
+          <w:lang w:eastAsia="zh-CN"/>
+        </w:rPr>
+      </w:pPr>
+      <w:r>
+        <w:rPr>
+          <w:rFonts w:ascii="Microsoft YaHei" w:eastAsia="Microsoft YaHei" w:hAnsi="Microsoft YaHei" w:cs="Microsoft YaHei" w:hint="eastAsia"/>
+          <w:sz w:val="24"/>
+          <w:szCs w:val="24"/>
+          <w:lang w:eastAsia="zh-CN"/>
+        </w:rPr>
+        <w:t>韦超，生于白阳坝居住，西安大学大三年级学生。</w:t>
+      </w:r>
+    </w:p>
+    <w:p>
+      <w:pPr>
+        <w:rPr>
+          <w:rFonts w:ascii="Microsoft YaHei" w:eastAsia="Microsoft YaHei" w:hAnsi="Microsoft YaHei" w:cs="Microsoft YaHei"/>
+          <w:sz w:val="24"/>
+          <w:szCs w:val="24"/>
+          <w:lang w:eastAsia="zh-CN"/>
+        </w:rPr>
+      </w:pPr>
+      <w:r>
+        <w:rPr>
+          <w:rFonts w:ascii="Microsoft YaHei" w:eastAsia="Microsoft YaHei" w:hAnsi="Microsoft YaHei" w:cs="Microsoft YaHei"/>
+          <w:sz w:val="24"/>
+          <w:szCs w:val="24"/>
+          <w:lang w:eastAsia="zh-CN"/>
+        </w:rPr>
+        <w:t>2026</w:t>
+      </w:r>
+      <w:r>
+        <w:rPr>
+          <w:rFonts w:ascii="Microsoft YaHei" w:eastAsia="Microsoft YaHei" w:hAnsi="Microsoft YaHei" w:cs="Microsoft YaHei" w:hint="eastAsia"/>
+          <w:sz w:val="24"/>
+          <w:szCs w:val="24"/>
+          <w:lang w:eastAsia="zh-CN"/>
+        </w:rPr>
+        <w:t>年</w:t>
+      </w:r>
+      <w:r>
+        <w:rPr>
+          <w:rFonts w:ascii="Microsoft YaHei" w:eastAsia="Microsoft YaHei" w:hAnsi="Microsoft YaHei" w:cs="Microsoft YaHei"/>
+          <w:sz w:val="24"/>
+          <w:szCs w:val="24"/>
+          <w:lang w:eastAsia="zh-CN"/>
+        </w:rPr>
+        <w:t>6</w:t>
+      </w:r>
+      <w:r>
+        <w:rPr>
+          <w:rFonts w:ascii="Microsoft YaHei" w:eastAsia="Microsoft YaHei" w:hAnsi="Microsoft YaHei" w:cs="Microsoft YaHei" w:hint="eastAsia"/>
+          <w:sz w:val="24"/>
+          <w:szCs w:val="24"/>
+          <w:lang w:eastAsia="zh-CN"/>
+        </w:rPr>
+        <w:t>月</w:t>
+      </w:r>
+      <w:r>
+        <w:rPr>
+          <w:rFonts w:ascii="Microsoft YaHei" w:eastAsia="Microsoft YaHei" w:hAnsi="Microsoft YaHei" w:cs="Microsoft YaHei"/>
+          <w:sz w:val="24"/>
+          <w:szCs w:val="24"/>
+          <w:lang w:eastAsia="zh-CN"/>
+        </w:rPr>
+        <w:t>13</w:t>
+      </w:r>
+      <w:r>
+        <w:rPr>
+          <w:rFonts w:ascii="Microsoft YaHei" w:eastAsia="Microsoft YaHei" w:hAnsi="Microsoft YaHei" w:cs="Microsoft YaHei" w:hint="eastAsia"/>
+          <w:sz w:val="24"/>
+          <w:szCs w:val="24"/>
+          <w:lang w:eastAsia="zh-CN"/>
+        </w:rPr>
+        <w:t>日</w:t>
+      </w:r>
+      <w:r>
+        <w:rPr>
+          <w:rFonts w:ascii="Microsoft YaHei" w:eastAsia="Microsoft YaHei" w:hAnsi="Microsoft YaHei" w:cs="Microsoft YaHei"/>
+          <w:sz w:val="24"/>
+          <w:szCs w:val="24"/>
+          <w:lang w:eastAsia="zh-CN"/>
+        </w:rPr>
+        <w:t xml:space="preserve"> </w:t>
+      </w:r>
+      <w:r>
+        <w:rPr>
+          <w:rFonts w:ascii="Microsoft YaHei" w:eastAsia="Microsoft YaHei" w:hAnsi="Microsoft YaHei" w:cs="Microsoft YaHei" w:hint="eastAsia"/>
+          <w:sz w:val="24"/>
+          <w:szCs w:val="24"/>
+          <w:lang w:eastAsia="zh-CN"/>
+        </w:rPr>
+        <w:t>第</w:t>
+      </w:r>
+      <w:r>
+        <w:rPr>
+          <w:rFonts w:ascii="Microsoft YaHei" w:eastAsia="Microsoft YaHei" w:hAnsi="Microsoft YaHei" w:cs="Microsoft YaHei"/>
+          <w:sz w:val="24"/>
+          <w:szCs w:val="24"/>
+          <w:lang w:eastAsia="zh-CN"/>
+        </w:rPr>
+        <w:t>3</w:t>
+      </w:r>
+      <w:r>
+        <w:rPr>
+          <w:rFonts w:ascii="Microsoft YaHei" w:eastAsia="Microsoft YaHei" w:hAnsi="Microsoft YaHei" w:cs="Microsoft YaHei" w:hint="eastAsia"/>
+          <w:sz w:val="24"/>
+          <w:szCs w:val="24"/>
+          <w:lang w:eastAsia="zh-CN"/>
+        </w:rPr>
+        <w:t>页</w:t>
+      </w:r>
+    </w:p>
+    <w:p>
+      <w:pPr>
+        <w:rPr>
+          <w:rFonts w:ascii="Microsoft YaHei" w:eastAsia="Microsoft YaHei" w:hAnsi="Microsoft YaHei" w:cs="Microsoft YaHei"/>
+          <w:sz w:val="24"/>
+          <w:szCs w:val="24"/>
+          <w:lang w:eastAsia="zh-CN"/>
+        </w:rPr>
+      </w:pPr>
+    </w:p>
+    <w:p>
+      <w:pPr>
+        <w:rPr>
+          <w:rFonts w:ascii="Microsoft YaHei" w:eastAsia="Microsoft YaHei" w:hAnsi="Microsoft YaHei" w:cs="Microsoft YaHei"/>
+          <w:sz w:val="24"/>
+          <w:szCs w:val="24"/>
+          <w:lang w:eastAsia="zh-CN"/>
+        </w:rPr>
+      </w:pPr>
+    </w:p>
+    <w:p>
+      <w:pPr>
+        <w:rPr>
+          <w:rFonts w:ascii="Microsoft YaHei" w:eastAsia="Microsoft YaHei" w:hAnsi="Microsoft YaHei" w:cs="Microsoft YaHei"/>
+          <w:sz w:val="24"/>
+          <w:szCs w:val="24"/>
+          <w:lang w:eastAsia="zh-CN"/>
+        </w:rPr>
+      </w:pPr>
+      <w:r>
+        <w:rPr>
+          <w:rFonts w:ascii="Microsoft YaHei" w:eastAsia="Microsoft YaHei" w:hAnsi="Microsoft YaHei" w:cs="Microsoft YaHei" w:hint="eastAsia"/>
+          <w:sz w:val="24"/>
+          <w:szCs w:val="24"/>
+          <w:lang w:eastAsia="zh-CN"/>
+        </w:rPr>
+        <w:t>韦胜良，生于白阳坝，居住白阳坝，磷化厂，</w:t>
+      </w:r>
+      <w:proofErr w:type="gramStart"/>
+      <w:r>
+        <w:rPr>
+          <w:rFonts w:ascii="Microsoft YaHei" w:eastAsia="Microsoft YaHei" w:hAnsi="Microsoft YaHei" w:cs="Microsoft YaHei" w:hint="eastAsia"/>
+          <w:sz w:val="24"/>
+          <w:szCs w:val="24"/>
+          <w:lang w:eastAsia="zh-CN"/>
+        </w:rPr>
+        <w:t>娶妻马勤兰，育二</w:t>
+      </w:r>
+      <w:proofErr w:type="gramEnd"/>
+      <w:r>
+        <w:rPr>
+          <w:rFonts w:ascii="Microsoft YaHei" w:eastAsia="Microsoft YaHei" w:hAnsi="Microsoft YaHei" w:cs="Microsoft YaHei" w:hint="eastAsia"/>
+          <w:sz w:val="24"/>
+          <w:szCs w:val="24"/>
+          <w:lang w:eastAsia="zh-CN"/>
+        </w:rPr>
+        <w:t>子：</w:t>
+      </w:r>
+      <w:proofErr w:type="gramStart"/>
+      <w:r>
+        <w:rPr>
+          <w:rFonts w:ascii="Microsoft YaHei" w:eastAsia="Microsoft YaHei" w:hAnsi="Microsoft YaHei" w:cs="Microsoft YaHei" w:hint="eastAsia"/>
+          <w:sz w:val="24"/>
+          <w:szCs w:val="24"/>
+          <w:lang w:eastAsia="zh-CN"/>
+        </w:rPr>
+        <w:t>韦小杰</w:t>
+      </w:r>
+      <w:proofErr w:type="gramEnd"/>
+      <w:r>
+        <w:rPr>
+          <w:rFonts w:ascii="Microsoft YaHei" w:eastAsia="Microsoft YaHei" w:hAnsi="Microsoft YaHei" w:cs="Microsoft YaHei" w:hint="eastAsia"/>
+          <w:sz w:val="24"/>
+          <w:szCs w:val="24"/>
+          <w:lang w:eastAsia="zh-CN"/>
+        </w:rPr>
+        <w:t>，韦晓宝。</w:t>
+      </w:r>
+    </w:p>
+    <w:p>
+      <w:pPr>
+        <w:rPr>
+          <w:rFonts w:ascii="Microsoft YaHei" w:eastAsia="Microsoft YaHei" w:hAnsi="Microsoft YaHei" w:cs="Microsoft YaHei"/>
+          <w:sz w:val="24"/>
+          <w:szCs w:val="24"/>
+          <w:lang w:eastAsia="zh-CN"/>
+        </w:rPr>
+      </w:pPr>
+      <w:proofErr w:type="gramStart"/>
+      <w:r>
+        <w:rPr>
+          <w:rFonts w:ascii="Microsoft YaHei" w:eastAsia="Microsoft YaHei" w:hAnsi="Microsoft YaHei" w:cs="Microsoft YaHei" w:hint="eastAsia"/>
+          <w:sz w:val="24"/>
+          <w:szCs w:val="24"/>
+          <w:lang w:eastAsia="zh-CN"/>
+        </w:rPr>
+        <w:t>韦小杰</w:t>
+      </w:r>
+      <w:proofErr w:type="gramEnd"/>
+      <w:r>
+        <w:rPr>
+          <w:rFonts w:ascii="Microsoft YaHei" w:eastAsia="Microsoft YaHei" w:hAnsi="Microsoft YaHei" w:cs="Microsoft YaHei" w:hint="eastAsia"/>
+          <w:sz w:val="24"/>
+          <w:szCs w:val="24"/>
+          <w:lang w:eastAsia="zh-CN"/>
+        </w:rPr>
+        <w:t>，生于白阳坝，居住迁锦</w:t>
+      </w:r>
+      <w:proofErr w:type="gramStart"/>
+      <w:r>
+        <w:rPr>
+          <w:rFonts w:ascii="Microsoft YaHei" w:eastAsia="Microsoft YaHei" w:hAnsi="Microsoft YaHei" w:cs="Microsoft YaHei" w:hint="eastAsia"/>
+          <w:sz w:val="24"/>
+          <w:szCs w:val="24"/>
+          <w:lang w:eastAsia="zh-CN"/>
+        </w:rPr>
+        <w:t>奎</w:t>
+      </w:r>
+      <w:proofErr w:type="gramEnd"/>
+      <w:r>
+        <w:rPr>
+          <w:rFonts w:ascii="Microsoft YaHei" w:eastAsia="Microsoft YaHei" w:hAnsi="Microsoft YaHei" w:cs="Microsoft YaHei" w:hint="eastAsia"/>
+          <w:sz w:val="24"/>
+          <w:szCs w:val="24"/>
+          <w:lang w:eastAsia="zh-CN"/>
+        </w:rPr>
+        <w:t>庭，重庆渝北上班。</w:t>
+      </w:r>
+    </w:p>
+    <w:p>
+      <w:pPr>
+        <w:rPr>
+          <w:rFonts w:ascii="Microsoft YaHei" w:eastAsia="Microsoft YaHei" w:hAnsi="Microsoft YaHei" w:cs="Microsoft YaHei"/>
+          <w:sz w:val="24"/>
+          <w:szCs w:val="24"/>
+          <w:lang w:eastAsia="zh-CN"/>
+        </w:rPr>
+      </w:pPr>
+      <w:r>
+        <w:rPr>
+          <w:rFonts w:ascii="Microsoft YaHei" w:eastAsia="Microsoft YaHei" w:hAnsi="Microsoft YaHei" w:cs="Microsoft YaHei" w:hint="eastAsia"/>
+          <w:sz w:val="24"/>
+          <w:szCs w:val="24"/>
+          <w:lang w:eastAsia="zh-CN"/>
+        </w:rPr>
+        <w:t>韦晓宝，生于白阳坝，居住磷化厂，巴南重庆理工大学大二学生。</w:t>
+      </w:r>
+    </w:p>
+    <w:p>
+      <w:pPr>
+        <w:rPr>
+          <w:rFonts w:ascii="Microsoft YaHei" w:eastAsia="Microsoft YaHei" w:hAnsi="Microsoft YaHei" w:cs="Microsoft YaHei"/>
+          <w:sz w:val="24"/>
+          <w:szCs w:val="24"/>
+          <w:lang w:eastAsia="zh-CN"/>
+        </w:rPr>
+      </w:pPr>
+      <w:r>
+        <w:rPr>
+          <w:rFonts w:ascii="Microsoft YaHei" w:eastAsia="Microsoft YaHei" w:hAnsi="Microsoft YaHei" w:cs="Microsoft YaHei" w:hint="eastAsia"/>
+          <w:sz w:val="24"/>
+          <w:szCs w:val="24"/>
+          <w:lang w:eastAsia="zh-CN"/>
+        </w:rPr>
+        <w:lastRenderedPageBreak/>
+        <w:t>韦碧兴，生于白阳坝居住，娶妻谭登文，</w:t>
+      </w:r>
+      <w:proofErr w:type="gramStart"/>
+      <w:r>
+        <w:rPr>
+          <w:rFonts w:ascii="Microsoft YaHei" w:eastAsia="Microsoft YaHei" w:hAnsi="Microsoft YaHei" w:cs="Microsoft YaHei" w:hint="eastAsia"/>
+          <w:sz w:val="24"/>
+          <w:szCs w:val="24"/>
+          <w:lang w:eastAsia="zh-CN"/>
+        </w:rPr>
+        <w:t>育二子</w:t>
+      </w:r>
+      <w:proofErr w:type="gramEnd"/>
+      <w:r>
+        <w:rPr>
+          <w:rFonts w:ascii="Microsoft YaHei" w:eastAsia="Microsoft YaHei" w:hAnsi="Microsoft YaHei" w:cs="Microsoft YaHei" w:hint="eastAsia"/>
+          <w:sz w:val="24"/>
+          <w:szCs w:val="24"/>
+          <w:lang w:eastAsia="zh-CN"/>
+        </w:rPr>
+        <w:t>：</w:t>
+      </w:r>
+      <w:proofErr w:type="gramStart"/>
+      <w:r>
+        <w:rPr>
+          <w:rFonts w:ascii="Microsoft YaHei" w:eastAsia="Microsoft YaHei" w:hAnsi="Microsoft YaHei" w:cs="Microsoft YaHei" w:hint="eastAsia"/>
+          <w:sz w:val="24"/>
+          <w:szCs w:val="24"/>
+          <w:lang w:eastAsia="zh-CN"/>
+        </w:rPr>
+        <w:t>韦荣平，韦荣武</w:t>
+      </w:r>
+      <w:proofErr w:type="gramEnd"/>
+      <w:r>
+        <w:rPr>
+          <w:rFonts w:ascii="Microsoft YaHei" w:eastAsia="Microsoft YaHei" w:hAnsi="Microsoft YaHei" w:cs="Microsoft YaHei" w:hint="eastAsia"/>
+          <w:sz w:val="24"/>
+          <w:szCs w:val="24"/>
+          <w:lang w:eastAsia="zh-CN"/>
+        </w:rPr>
+        <w:t>。育</w:t>
+      </w:r>
+      <w:proofErr w:type="gramStart"/>
+      <w:r>
+        <w:rPr>
+          <w:rFonts w:ascii="Microsoft YaHei" w:eastAsia="Microsoft YaHei" w:hAnsi="Microsoft YaHei" w:cs="Microsoft YaHei" w:hint="eastAsia"/>
+          <w:sz w:val="24"/>
+          <w:szCs w:val="24"/>
+          <w:lang w:eastAsia="zh-CN"/>
+        </w:rPr>
+        <w:t>一</w:t>
+      </w:r>
+      <w:proofErr w:type="gramEnd"/>
+      <w:r>
+        <w:rPr>
+          <w:rFonts w:ascii="Microsoft YaHei" w:eastAsia="Microsoft YaHei" w:hAnsi="Microsoft YaHei" w:cs="Microsoft YaHei" w:hint="eastAsia"/>
+          <w:sz w:val="24"/>
+          <w:szCs w:val="24"/>
+          <w:lang w:eastAsia="zh-CN"/>
+        </w:rPr>
+        <w:t>女：</w:t>
+      </w:r>
+      <w:proofErr w:type="gramStart"/>
+      <w:r>
+        <w:rPr>
+          <w:rFonts w:ascii="Microsoft YaHei" w:eastAsia="Microsoft YaHei" w:hAnsi="Microsoft YaHei" w:cs="Microsoft YaHei" w:hint="eastAsia"/>
+          <w:sz w:val="24"/>
+          <w:szCs w:val="24"/>
+          <w:lang w:eastAsia="zh-CN"/>
+        </w:rPr>
+        <w:t>韦荣淑交代马府</w:t>
+      </w:r>
+      <w:proofErr w:type="gramEnd"/>
+      <w:r>
+        <w:rPr>
+          <w:rFonts w:ascii="Microsoft YaHei" w:eastAsia="Microsoft YaHei" w:hAnsi="Microsoft YaHei" w:cs="Microsoft YaHei" w:hint="eastAsia"/>
+          <w:sz w:val="24"/>
+          <w:szCs w:val="24"/>
+          <w:lang w:eastAsia="zh-CN"/>
+        </w:rPr>
+        <w:t>发兹，居住小大店，</w:t>
+      </w:r>
+      <w:proofErr w:type="gramStart"/>
+      <w:r>
+        <w:rPr>
+          <w:rFonts w:ascii="Microsoft YaHei" w:eastAsia="Microsoft YaHei" w:hAnsi="Microsoft YaHei" w:cs="Microsoft YaHei" w:hint="eastAsia"/>
+          <w:sz w:val="24"/>
+          <w:szCs w:val="24"/>
+          <w:lang w:eastAsia="zh-CN"/>
+        </w:rPr>
+        <w:t>育二子</w:t>
+      </w:r>
+      <w:proofErr w:type="gramEnd"/>
+      <w:r>
+        <w:rPr>
+          <w:rFonts w:ascii="Microsoft YaHei" w:eastAsia="Microsoft YaHei" w:hAnsi="Microsoft YaHei" w:cs="Microsoft YaHei" w:hint="eastAsia"/>
+          <w:sz w:val="24"/>
+          <w:szCs w:val="24"/>
+          <w:lang w:eastAsia="zh-CN"/>
+        </w:rPr>
+        <w:t>：马军，马云；育</w:t>
+      </w:r>
+      <w:proofErr w:type="gramStart"/>
+      <w:r>
+        <w:rPr>
+          <w:rFonts w:ascii="Microsoft YaHei" w:eastAsia="Microsoft YaHei" w:hAnsi="Microsoft YaHei" w:cs="Microsoft YaHei" w:hint="eastAsia"/>
+          <w:sz w:val="24"/>
+          <w:szCs w:val="24"/>
+          <w:lang w:eastAsia="zh-CN"/>
+        </w:rPr>
+        <w:t>一</w:t>
+      </w:r>
+      <w:proofErr w:type="gramEnd"/>
+      <w:r>
+        <w:rPr>
+          <w:rFonts w:ascii="Microsoft YaHei" w:eastAsia="Microsoft YaHei" w:hAnsi="Microsoft YaHei" w:cs="Microsoft YaHei" w:hint="eastAsia"/>
+          <w:sz w:val="24"/>
+          <w:szCs w:val="24"/>
+          <w:lang w:eastAsia="zh-CN"/>
+        </w:rPr>
+        <w:t>女：马春红。</w:t>
+      </w:r>
+    </w:p>
+    <w:p>
+      <w:pPr>
+        <w:rPr>
+          <w:rFonts w:ascii="Microsoft YaHei" w:eastAsia="Microsoft YaHei" w:hAnsi="Microsoft YaHei" w:cs="Microsoft YaHei"/>
+          <w:sz w:val="24"/>
+          <w:szCs w:val="24"/>
+          <w:lang w:eastAsia="zh-CN"/>
+        </w:rPr>
+      </w:pPr>
+      <w:r>
+        <w:rPr>
+          <w:rFonts w:ascii="Microsoft YaHei" w:eastAsia="Microsoft YaHei" w:hAnsi="Microsoft YaHei" w:cs="Microsoft YaHei" w:hint="eastAsia"/>
+          <w:sz w:val="24"/>
+          <w:szCs w:val="24"/>
+          <w:lang w:eastAsia="zh-CN"/>
+        </w:rPr>
+        <w:t>韦碧兴死后葬于白阳坝过路田以边，</w:t>
+      </w:r>
+      <w:proofErr w:type="gramStart"/>
+      <w:r>
+        <w:rPr>
+          <w:rFonts w:ascii="Microsoft YaHei" w:eastAsia="Microsoft YaHei" w:hAnsi="Microsoft YaHei" w:cs="Microsoft YaHei" w:hint="eastAsia"/>
+          <w:sz w:val="24"/>
+          <w:szCs w:val="24"/>
+          <w:lang w:eastAsia="zh-CN"/>
+        </w:rPr>
+        <w:t>单坟有碑</w:t>
+      </w:r>
+      <w:proofErr w:type="gramEnd"/>
+      <w:r>
+        <w:rPr>
+          <w:rFonts w:ascii="Microsoft YaHei" w:eastAsia="Microsoft YaHei" w:hAnsi="Microsoft YaHei" w:cs="Microsoft YaHei" w:hint="eastAsia"/>
+          <w:sz w:val="24"/>
+          <w:szCs w:val="24"/>
+          <w:lang w:eastAsia="zh-CN"/>
+        </w:rPr>
+        <w:t>。</w:t>
+      </w:r>
+    </w:p>
+    <w:p>
+      <w:pPr>
+        <w:rPr>
+          <w:rFonts w:ascii="Microsoft YaHei" w:eastAsia="Microsoft YaHei" w:hAnsi="Microsoft YaHei" w:cs="Microsoft YaHei"/>
+          <w:sz w:val="24"/>
+          <w:szCs w:val="24"/>
+          <w:lang w:eastAsia="zh-CN"/>
+        </w:rPr>
+      </w:pPr>
+      <w:proofErr w:type="gramStart"/>
+      <w:r>
+        <w:rPr>
+          <w:rFonts w:ascii="Microsoft YaHei" w:eastAsia="Microsoft YaHei" w:hAnsi="Microsoft YaHei" w:cs="Microsoft YaHei" w:hint="eastAsia"/>
+          <w:sz w:val="24"/>
+          <w:szCs w:val="24"/>
+          <w:lang w:eastAsia="zh-CN"/>
+        </w:rPr>
+        <w:t>韦荣平</w:t>
+      </w:r>
+      <w:proofErr w:type="gramEnd"/>
+      <w:r>
+        <w:rPr>
+          <w:rFonts w:ascii="Microsoft YaHei" w:eastAsia="Microsoft YaHei" w:hAnsi="Microsoft YaHei" w:cs="Microsoft YaHei" w:hint="eastAsia"/>
+          <w:sz w:val="24"/>
+          <w:szCs w:val="24"/>
+          <w:lang w:eastAsia="zh-CN"/>
+        </w:rPr>
+        <w:t>，生于白阳坝，</w:t>
+      </w:r>
+      <w:proofErr w:type="gramStart"/>
+      <w:r>
+        <w:rPr>
+          <w:rFonts w:ascii="Microsoft YaHei" w:eastAsia="Microsoft YaHei" w:hAnsi="Microsoft YaHei" w:cs="Microsoft YaHei" w:hint="eastAsia"/>
+          <w:sz w:val="24"/>
+          <w:szCs w:val="24"/>
+          <w:lang w:eastAsia="zh-CN"/>
+        </w:rPr>
+        <w:t>居住马仗坡沟</w:t>
+      </w:r>
+      <w:proofErr w:type="gramEnd"/>
+      <w:r>
+        <w:rPr>
+          <w:rFonts w:ascii="Microsoft YaHei" w:eastAsia="Microsoft YaHei" w:hAnsi="Microsoft YaHei" w:cs="Microsoft YaHei" w:hint="eastAsia"/>
+          <w:sz w:val="24"/>
+          <w:szCs w:val="24"/>
+          <w:lang w:eastAsia="zh-CN"/>
+        </w:rPr>
+        <w:t>脚，</w:t>
+      </w:r>
+      <w:proofErr w:type="gramStart"/>
+      <w:r>
+        <w:rPr>
+          <w:rFonts w:ascii="Microsoft YaHei" w:eastAsia="Microsoft YaHei" w:hAnsi="Microsoft YaHei" w:cs="Microsoft YaHei" w:hint="eastAsia"/>
+          <w:sz w:val="24"/>
+          <w:szCs w:val="24"/>
+          <w:lang w:eastAsia="zh-CN"/>
+        </w:rPr>
+        <w:t>娶妻马</w:t>
+      </w:r>
+      <w:proofErr w:type="gramEnd"/>
+      <w:r>
+        <w:rPr>
+          <w:rFonts w:ascii="Microsoft YaHei" w:eastAsia="Microsoft YaHei" w:hAnsi="Microsoft YaHei" w:cs="Microsoft YaHei" w:hint="eastAsia"/>
+          <w:sz w:val="24"/>
+          <w:szCs w:val="24"/>
+          <w:lang w:eastAsia="zh-CN"/>
+        </w:rPr>
+        <w:t>兹莲，</w:t>
+      </w:r>
+      <w:proofErr w:type="gramStart"/>
+      <w:r>
+        <w:rPr>
+          <w:rFonts w:ascii="Microsoft YaHei" w:eastAsia="Microsoft YaHei" w:hAnsi="Microsoft YaHei" w:cs="Microsoft YaHei" w:hint="eastAsia"/>
+          <w:sz w:val="24"/>
+          <w:szCs w:val="24"/>
+          <w:lang w:eastAsia="zh-CN"/>
+        </w:rPr>
+        <w:t>育三女</w:t>
+      </w:r>
+      <w:proofErr w:type="gramEnd"/>
+      <w:r>
+        <w:rPr>
+          <w:rFonts w:ascii="Microsoft YaHei" w:eastAsia="Microsoft YaHei" w:hAnsi="Microsoft YaHei" w:cs="Microsoft YaHei" w:hint="eastAsia"/>
+          <w:sz w:val="24"/>
+          <w:szCs w:val="24"/>
+          <w:lang w:eastAsia="zh-CN"/>
+        </w:rPr>
+        <w:t>：韦燕，韦玲，韦渝；</w:t>
+      </w:r>
+      <w:proofErr w:type="gramStart"/>
+      <w:r>
+        <w:rPr>
+          <w:rFonts w:ascii="Microsoft YaHei" w:eastAsia="Microsoft YaHei" w:hAnsi="Microsoft YaHei" w:cs="Microsoft YaHei" w:hint="eastAsia"/>
+          <w:sz w:val="24"/>
+          <w:szCs w:val="24"/>
+          <w:lang w:eastAsia="zh-CN"/>
+        </w:rPr>
+        <w:t>韦燕交代</w:t>
+      </w:r>
+      <w:proofErr w:type="gramEnd"/>
+      <w:r>
+        <w:rPr>
+          <w:rFonts w:ascii="Microsoft YaHei" w:eastAsia="Microsoft YaHei" w:hAnsi="Microsoft YaHei" w:cs="Microsoft YaHei" w:hint="eastAsia"/>
+          <w:sz w:val="24"/>
+          <w:szCs w:val="24"/>
+          <w:lang w:eastAsia="zh-CN"/>
+        </w:rPr>
+        <w:t>张</w:t>
+      </w:r>
+      <w:proofErr w:type="gramStart"/>
+      <w:r>
+        <w:rPr>
+          <w:rFonts w:ascii="Microsoft YaHei" w:eastAsia="Microsoft YaHei" w:hAnsi="Microsoft YaHei" w:cs="Microsoft YaHei" w:hint="eastAsia"/>
+          <w:sz w:val="24"/>
+          <w:szCs w:val="24"/>
+          <w:lang w:eastAsia="zh-CN"/>
+        </w:rPr>
+        <w:t>府圣林</w:t>
+      </w:r>
+      <w:proofErr w:type="gramEnd"/>
+      <w:r>
+        <w:rPr>
+          <w:rFonts w:ascii="Microsoft YaHei" w:eastAsia="Microsoft YaHei" w:hAnsi="Microsoft YaHei" w:cs="Microsoft YaHei" w:hint="eastAsia"/>
+          <w:sz w:val="24"/>
+          <w:szCs w:val="24"/>
+          <w:lang w:eastAsia="zh-CN"/>
+        </w:rPr>
+        <w:t>，居住巫山，育一子：张熙宇。韦玲交代黄府立鹏，居住辽宁。</w:t>
+      </w:r>
+      <w:proofErr w:type="gramStart"/>
+      <w:r>
+        <w:rPr>
+          <w:rFonts w:ascii="Microsoft YaHei" w:eastAsia="Microsoft YaHei" w:hAnsi="Microsoft YaHei" w:cs="Microsoft YaHei" w:hint="eastAsia"/>
+          <w:sz w:val="24"/>
+          <w:szCs w:val="24"/>
+          <w:lang w:eastAsia="zh-CN"/>
+        </w:rPr>
+        <w:t>韦渝广州舞蹈学校</w:t>
+      </w:r>
+      <w:proofErr w:type="gramEnd"/>
+      <w:r>
+        <w:rPr>
+          <w:rFonts w:ascii="Microsoft YaHei" w:eastAsia="Microsoft YaHei" w:hAnsi="Microsoft YaHei" w:cs="Microsoft YaHei" w:hint="eastAsia"/>
+          <w:sz w:val="24"/>
+          <w:szCs w:val="24"/>
+          <w:lang w:eastAsia="zh-CN"/>
+        </w:rPr>
+        <w:t>学生。</w:t>
+      </w:r>
+    </w:p>
+    <w:p>
+      <w:pPr>
+        <w:rPr>
+          <w:rFonts w:ascii="Microsoft YaHei" w:eastAsia="Microsoft YaHei" w:hAnsi="Microsoft YaHei" w:cs="Microsoft YaHei"/>
+          <w:sz w:val="24"/>
+          <w:szCs w:val="24"/>
+          <w:lang w:eastAsia="zh-CN"/>
+        </w:rPr>
+      </w:pPr>
+      <w:proofErr w:type="gramStart"/>
+      <w:r>
+        <w:rPr>
+          <w:rFonts w:ascii="Microsoft YaHei" w:eastAsia="Microsoft YaHei" w:hAnsi="Microsoft YaHei" w:cs="Microsoft YaHei" w:hint="eastAsia"/>
+          <w:sz w:val="24"/>
+          <w:szCs w:val="24"/>
+          <w:lang w:eastAsia="zh-CN"/>
+        </w:rPr>
+        <w:t>韦荣武</w:t>
+      </w:r>
+      <w:proofErr w:type="gramEnd"/>
+      <w:r>
+        <w:rPr>
+          <w:rFonts w:ascii="Microsoft YaHei" w:eastAsia="Microsoft YaHei" w:hAnsi="Microsoft YaHei" w:cs="Microsoft YaHei" w:hint="eastAsia"/>
+          <w:sz w:val="24"/>
+          <w:szCs w:val="24"/>
+          <w:lang w:eastAsia="zh-CN"/>
+        </w:rPr>
+        <w:t>，生于白阳坝，居住白阳坝、河北，娶妻孙永秀，育一子：韦建秋，育</w:t>
+      </w:r>
+      <w:proofErr w:type="gramStart"/>
+      <w:r>
+        <w:rPr>
+          <w:rFonts w:ascii="Microsoft YaHei" w:eastAsia="Microsoft YaHei" w:hAnsi="Microsoft YaHei" w:cs="Microsoft YaHei" w:hint="eastAsia"/>
+          <w:sz w:val="24"/>
+          <w:szCs w:val="24"/>
+          <w:lang w:eastAsia="zh-CN"/>
+        </w:rPr>
+        <w:t>一</w:t>
+      </w:r>
+      <w:proofErr w:type="gramEnd"/>
+      <w:r>
+        <w:rPr>
+          <w:rFonts w:ascii="Microsoft YaHei" w:eastAsia="Microsoft YaHei" w:hAnsi="Microsoft YaHei" w:cs="Microsoft YaHei" w:hint="eastAsia"/>
+          <w:sz w:val="24"/>
+          <w:szCs w:val="24"/>
+          <w:lang w:eastAsia="zh-CN"/>
+        </w:rPr>
+        <w:t>女：韦福英。</w:t>
+      </w:r>
+    </w:p>
+    <w:p>
+      <w:pPr>
+        <w:rPr>
+          <w:rFonts w:ascii="Microsoft YaHei" w:eastAsia="Microsoft YaHei" w:hAnsi="Microsoft YaHei" w:cs="Microsoft YaHei"/>
+          <w:sz w:val="24"/>
+          <w:szCs w:val="24"/>
+          <w:lang w:eastAsia="zh-CN"/>
+        </w:rPr>
+      </w:pPr>
+      <w:r>
+        <w:rPr>
+          <w:rFonts w:ascii="Microsoft YaHei" w:eastAsia="Microsoft YaHei" w:hAnsi="Microsoft YaHei" w:cs="Microsoft YaHei" w:hint="eastAsia"/>
+          <w:sz w:val="24"/>
+          <w:szCs w:val="24"/>
+          <w:lang w:eastAsia="zh-CN"/>
+        </w:rPr>
+        <w:t>韦静坵，生于河北居住，上班。</w:t>
+      </w:r>
+    </w:p>
+    <w:p>
+      <w:pPr>
+        <w:rPr>
+          <w:rFonts w:ascii="Microsoft YaHei" w:eastAsia="Microsoft YaHei" w:hAnsi="Microsoft YaHei" w:cs="Microsoft YaHei"/>
+          <w:sz w:val="24"/>
+          <w:szCs w:val="24"/>
+          <w:lang w:eastAsia="zh-CN"/>
+        </w:rPr>
+      </w:pPr>
+      <w:r>
+        <w:rPr>
+          <w:rFonts w:ascii="Microsoft YaHei" w:eastAsia="Microsoft YaHei" w:hAnsi="Microsoft YaHei" w:cs="Microsoft YaHei" w:hint="eastAsia"/>
+          <w:sz w:val="24"/>
+          <w:szCs w:val="24"/>
+          <w:lang w:eastAsia="zh-CN"/>
+        </w:rPr>
+        <w:t>分支主编：韦太祥</w:t>
+      </w:r>
+    </w:p>
+    <w:p>
+      <w:pPr>
+        <w:rPr>
+          <w:rFonts w:ascii="Microsoft YaHei" w:eastAsia="Microsoft YaHei" w:hAnsi="Microsoft YaHei" w:cs="Microsoft YaHei"/>
+          <w:sz w:val="24"/>
+          <w:szCs w:val="24"/>
+          <w:lang w:eastAsia="zh-CN"/>
+        </w:rPr>
+      </w:pPr>
+      <w:r>
+        <w:rPr>
+          <w:rFonts w:ascii="Microsoft YaHei" w:eastAsia="Microsoft YaHei" w:hAnsi="Microsoft YaHei" w:cs="Microsoft YaHei"/>
+          <w:sz w:val="24"/>
+          <w:szCs w:val="24"/>
+          <w:lang w:eastAsia="zh-CN"/>
+        </w:rPr>
+        <w:t>2026</w:t>
+      </w:r>
+      <w:r>
+        <w:rPr>
+          <w:rFonts w:ascii="Microsoft YaHei" w:eastAsia="Microsoft YaHei" w:hAnsi="Microsoft YaHei" w:cs="Microsoft YaHei" w:hint="eastAsia"/>
+          <w:sz w:val="24"/>
+          <w:szCs w:val="24"/>
+          <w:lang w:eastAsia="zh-CN"/>
+        </w:rPr>
+        <w:t>年</w:t>
+      </w:r>
+      <w:r>
+        <w:rPr>
+          <w:rFonts w:ascii="Microsoft YaHei" w:eastAsia="Microsoft YaHei" w:hAnsi="Microsoft YaHei" w:cs="Microsoft YaHei"/>
+          <w:sz w:val="24"/>
+          <w:szCs w:val="24"/>
+          <w:lang w:eastAsia="zh-CN"/>
+        </w:rPr>
+        <w:t>6</w:t>
+      </w:r>
+      <w:r>
+        <w:rPr>
+          <w:rFonts w:ascii="Microsoft YaHei" w:eastAsia="Microsoft YaHei" w:hAnsi="Microsoft YaHei" w:cs="Microsoft YaHei" w:hint="eastAsia"/>
+          <w:sz w:val="24"/>
+          <w:szCs w:val="24"/>
+          <w:lang w:eastAsia="zh-CN"/>
+        </w:rPr>
+        <w:t>月</w:t>
+      </w:r>
+      <w:r>
+        <w:rPr>
+          <w:rFonts w:ascii="Microsoft YaHei" w:eastAsia="Microsoft YaHei" w:hAnsi="Microsoft YaHei" w:cs="Microsoft YaHei"/>
+          <w:sz w:val="24"/>
+          <w:szCs w:val="24"/>
+          <w:lang w:eastAsia="zh-CN"/>
+        </w:rPr>
+        <w:t>13</w:t>
+      </w:r>
+      <w:r>
+        <w:rPr>
+          <w:rFonts w:ascii="Microsoft YaHei" w:eastAsia="Microsoft YaHei" w:hAnsi="Microsoft YaHei" w:cs="Microsoft YaHei" w:hint="eastAsia"/>
+          <w:sz w:val="24"/>
+          <w:szCs w:val="24"/>
+          <w:lang w:eastAsia="zh-CN"/>
+        </w:rPr>
+        <w:t>日</w:t>
+      </w:r>
+      <w:r>
+        <w:rPr>
+          <w:rFonts w:ascii="Microsoft YaHei" w:eastAsia="Microsoft YaHei" w:hAnsi="Microsoft YaHei" w:cs="Microsoft YaHei"/>
+          <w:sz w:val="24"/>
+          <w:szCs w:val="24"/>
+          <w:lang w:eastAsia="zh-CN"/>
+        </w:rPr>
+        <w:t xml:space="preserve"> </w:t>
+      </w:r>
+      <w:r>
+        <w:rPr>
+          <w:rFonts w:ascii="Microsoft YaHei" w:eastAsia="Microsoft YaHei" w:hAnsi="Microsoft YaHei" w:cs="Microsoft YaHei" w:hint="eastAsia"/>
+          <w:sz w:val="24"/>
+          <w:szCs w:val="24"/>
+          <w:lang w:eastAsia="zh-CN"/>
+        </w:rPr>
+        <w:t>第</w:t>
+      </w:r>
+      <w:r>
+        <w:rPr>
+          <w:rFonts w:ascii="Microsoft YaHei" w:eastAsia="Microsoft YaHei" w:hAnsi="Microsoft YaHei" w:cs="Microsoft YaHei"/>
+          <w:sz w:val="24"/>
+          <w:szCs w:val="24"/>
+          <w:lang w:eastAsia="zh-CN"/>
+        </w:rPr>
+        <w:t>4</w:t>
+      </w:r>
+      <w:r>
+        <w:rPr>
+          <w:rFonts w:ascii="Microsoft YaHei" w:eastAsia="Microsoft YaHei" w:hAnsi="Microsoft YaHei" w:cs="Microsoft YaHei" w:hint="eastAsia"/>
+          <w:sz w:val="24"/>
+          <w:szCs w:val="24"/>
+          <w:lang w:eastAsia="zh-CN"/>
+        </w:rPr>
+        <w:t>页</w:t>
+      </w:r>
+    </w:p>
+    <w:p>
+      <w:pPr>
+        <w:rPr>
+          <w:rFonts w:ascii="Microsoft YaHei" w:eastAsia="Microsoft YaHei" w:hAnsi="Microsoft YaHei" w:cs="Microsoft YaHei"/>
+          <w:sz w:val="24"/>
+          <w:szCs w:val="24"/>
+          <w:lang w:eastAsia="zh-CN"/>
+        </w:rPr>
+      </w:pPr>
+    </w:p>
+    <w:p>
+      <w:pPr>
+        <w:rPr>
+          <w:lang w:eastAsia="zh-CN"/>
+        </w:rPr>
+      </w:pPr>
+      <w:bookmarkStart w:id="0" w:name="_GoBack"/>
+      <w:bookmarkEnd w:id="0"/>
     </w:p>
     <w:sectPr>
       <w:pgSz w:w="12240" w:h="15840"/>
@@ -16403,7 +16398,7 @@
 </file>
 
 <file path=customXml/itemProps1.xml><?xml version="1.0" encoding="utf-8"?>
-<ds:datastoreItem xmlns:ds="http://schemas.openxmlformats.org/officeDocument/2006/customXml" ds:itemID="{3A857C3E-6B26-47B1-B624-B4B6ACE15F81}">
+<ds:datastoreItem xmlns:ds="http://schemas.openxmlformats.org/officeDocument/2006/customXml" ds:itemID="{D3B1EB6D-B1AB-4973-8A82-C03F358158AF}">
   <ds:schemaRefs>
     <ds:schemaRef ds:uri="http://schemas.openxmlformats.org/officeDocument/2006/bibliography"/>
   </ds:schemaRefs>
